--- a/output/Bergmann-CV-OCGS.docx
+++ b/output/Bergmann-CV-OCGS.docx
@@ -34,7 +34,7 @@
           <w:iCs/>
           <w:i/>
         </w:rPr>
-        <w:t xml:space="preserve">Generated 2026-07-21 from cv.yaml — do not edit outputs directly.</w:t>
+        <w:t xml:space="preserve">Generated 2026-07-22 from cv.yaml — do not edit outputs directly.</w:t>
       </w:r>
     </w:p>
     <w:bookmarkStart w:id="20" w:name="a.-education"/>
@@ -2555,7 +2555,7 @@
         <w:t xml:space="preserve"> </w:t>
       </w:r>
       <w:r>
-        <w:t xml:space="preserve">— Coordinator, Global Campus Studio, TMU</w:t>
+        <w:t xml:space="preserve">— Coordinator, Global Campus Studio course, TMU</w:t>
       </w:r>
     </w:p>
     <w:p>

--- a/output/Bergmann-CV-OCGS.docx
+++ b/output/Bergmann-CV-OCGS.docx
@@ -2,7 +2,7 @@
 <file path=word/document.xml><?xml version="1.0" encoding="utf-8"?>
 <w:document xmlns:w="http://schemas.openxmlformats.org/wordprocessingml/2006/main" xmlns:m="http://schemas.openxmlformats.org/officeDocument/2006/math" xmlns:r="http://schemas.openxmlformats.org/officeDocument/2006/relationships" xmlns:o="urn:schemas-microsoft-com:office:office" xmlns:v="urn:schemas-microsoft-com:vml" xmlns:w10="urn:schemas-microsoft-com:office:word" xmlns:a="http://schemas.openxmlformats.org/drawingml/2006/main" xmlns:pic="http://schemas.openxmlformats.org/drawingml/2006/picture" xmlns:wp="http://schemas.openxmlformats.org/drawingml/2006/wordprocessingDrawing">
   <w:body>
-    <w:bookmarkStart w:id="18" w:name="ocgs-curriculum-vitae-michael-f-bergmann"/>
+    <w:bookmarkStart w:id="29" w:name="ocgs-curriculum-vitae-michael-f-bergmann"/>
     <w:p>
       <w:pPr>
         <w:pStyle w:val="Heading1"/>
@@ -31,13 +31,13 @@
       </w:pPr>
       <w:r>
         <w:rPr>
+          <w:iCs/>
           <w:i/>
-          <w:iCs/>
         </w:rPr>
-        <w:t xml:space="preserve">Generated 2026-07-21 from cv.yaml — do not edit outputs directly.</w:t>
+        <w:t xml:space="preserve">Generated 2026-07-22 from cv.yaml — do not edit outputs directly.</w:t>
       </w:r>
     </w:p>
-    <w:bookmarkStart w:id="9" w:name="a.-education"/>
+    <w:bookmarkStart w:id="20" w:name="a.-education"/>
     <w:p>
       <w:pPr>
         <w:pStyle w:val="Heading2"/>
@@ -50,8 +50,8 @@
       <w:tblPr>
         <w:tblStyle w:val="Table"/>
         <w:tblW w:type="pct" w:w="5000"/>
-        <w:tblLayout w:type="fixed"/>
         <w:tblLook w:firstRow="0" w:lastRow="0" w:firstColumn="0" w:lastColumn="0" w:noHBand="0" w:noVBand="0" w:val="0000"/>
+        <w:jc w:val="start"/>
       </w:tblPr>
       <w:tblGrid>
         <w:gridCol w:w="1941"/>
@@ -67,8 +67,8 @@
             </w:pPr>
             <w:r>
               <w:rPr>
-                <w:b/>
-                <w:bCs/>
+                <w:bCs/>
+                <w:b/>
               </w:rPr>
               <w:t xml:space="preserve">2022-09 – present</w:t>
             </w:r>
@@ -97,8 +97,8 @@
             </w:pPr>
             <w:r>
               <w:rPr>
-                <w:b/>
-                <w:bCs/>
+                <w:bCs/>
+                <w:b/>
               </w:rPr>
               <w:t xml:space="preserve">2011 – 2014</w:t>
             </w:r>
@@ -127,8 +127,8 @@
             </w:pPr>
             <w:r>
               <w:rPr>
-                <w:b/>
-                <w:bCs/>
+                <w:bCs/>
+                <w:b/>
               </w:rPr>
               <w:t xml:space="preserve">2006 – 2011</w:t>
             </w:r>
@@ -148,8 +148,8 @@
         </w:tc>
       </w:tr>
     </w:tbl>
-    <w:bookmarkEnd w:id="9"/>
-    <w:bookmarkStart w:id="10" w:name="b.-employment-history"/>
+    <w:bookmarkEnd w:id="20"/>
+    <w:bookmarkStart w:id="21" w:name="b.-employment-history"/>
     <w:p>
       <w:pPr>
         <w:pStyle w:val="Heading2"/>
@@ -162,8 +162,8 @@
       <w:tblPr>
         <w:tblStyle w:val="Table"/>
         <w:tblW w:type="pct" w:w="5000"/>
-        <w:tblLayout w:type="fixed"/>
         <w:tblLook w:firstRow="0" w:lastRow="0" w:firstColumn="0" w:lastColumn="0" w:noHBand="0" w:noVBand="0" w:val="0000"/>
+        <w:jc w:val="start"/>
       </w:tblPr>
       <w:tblGrid>
         <w:gridCol w:w="1941"/>
@@ -179,8 +179,8 @@
             </w:pPr>
             <w:r>
               <w:rPr>
-                <w:b/>
-                <w:bCs/>
+                <w:bCs/>
+                <w:b/>
               </w:rPr>
               <w:t xml:space="preserve">2024-01 – present</w:t>
             </w:r>
@@ -209,8 +209,8 @@
             </w:pPr>
             <w:r>
               <w:rPr>
-                <w:b/>
-                <w:bCs/>
+                <w:bCs/>
+                <w:b/>
               </w:rPr>
               <w:t xml:space="preserve">2024-01 – TODO-END-DATE</w:t>
             </w:r>
@@ -239,8 +239,8 @@
             </w:pPr>
             <w:r>
               <w:rPr>
-                <w:b/>
-                <w:bCs/>
+                <w:bCs/>
+                <w:b/>
               </w:rPr>
               <w:t xml:space="preserve">2022-07 – 2023-07</w:t>
             </w:r>
@@ -269,8 +269,8 @@
             </w:pPr>
             <w:r>
               <w:rPr>
-                <w:b/>
-                <w:bCs/>
+                <w:bCs/>
+                <w:b/>
               </w:rPr>
               <w:t xml:space="preserve">2019-08 – 2024-01</w:t>
             </w:r>
@@ -299,8 +299,8 @@
             </w:pPr>
             <w:r>
               <w:rPr>
-                <w:b/>
-                <w:bCs/>
+                <w:bCs/>
+                <w:b/>
               </w:rPr>
               <w:t xml:space="preserve">2017 – present</w:t>
             </w:r>
@@ -329,8 +329,8 @@
             </w:pPr>
             <w:r>
               <w:rPr>
-                <w:b/>
-                <w:bCs/>
+                <w:bCs/>
+                <w:b/>
               </w:rPr>
               <w:t xml:space="preserve">2016-08 – 2019-08</w:t>
             </w:r>
@@ -359,8 +359,8 @@
             </w:pPr>
             <w:r>
               <w:rPr>
-                <w:b/>
-                <w:bCs/>
+                <w:bCs/>
+                <w:b/>
               </w:rPr>
               <w:t xml:space="preserve">2014 – 2016</w:t>
             </w:r>
@@ -389,8 +389,8 @@
             </w:pPr>
             <w:r>
               <w:rPr>
-                <w:b/>
-                <w:bCs/>
+                <w:bCs/>
+                <w:b/>
               </w:rPr>
               <w:t xml:space="preserve">2007 – 2010</w:t>
             </w:r>
@@ -410,8 +410,8 @@
         </w:tc>
       </w:tr>
     </w:tbl>
-    <w:bookmarkEnd w:id="10"/>
-    <w:bookmarkStart w:id="11" w:name="c.-graduate-supervision"/>
+    <w:bookmarkEnd w:id="21"/>
+    <w:bookmarkStart w:id="22" w:name="c.-graduate-supervision"/>
     <w:p>
       <w:pPr>
         <w:pStyle w:val="Heading2"/>
@@ -432,8 +432,8 @@
       <w:tblPr>
         <w:tblStyle w:val="Table"/>
         <w:tblW w:type="pct" w:w="5000"/>
-        <w:tblLayout w:type="fixed"/>
         <w:tblLook w:firstRow="0" w:lastRow="0" w:firstColumn="0" w:lastColumn="0" w:noHBand="0" w:noVBand="0" w:val="0000"/>
+        <w:jc w:val="start"/>
       </w:tblPr>
       <w:tblGrid>
         <w:gridCol w:w="1941"/>
@@ -449,8 +449,8 @@
             </w:pPr>
             <w:r>
               <w:rPr>
-                <w:b/>
-                <w:bCs/>
+                <w:bCs/>
+                <w:b/>
               </w:rPr>
               <w:t xml:space="preserve">2022</w:t>
             </w:r>
@@ -470,7 +470,13 @@
               <w:t xml:space="preserve"> </w:t>
             </w:r>
             <w:r>
-              <w:t xml:space="preserve">“Bridging Chasms: An Interactive Projection Mapping Installation for Cross-Cultural Exchange of Information.”</w:t>
+              <w:t xml:space="preserve">“</w:t>
+            </w:r>
+            <w:r>
+              <w:t xml:space="preserve">Bridging Chasms: An Interactive Projection Mapping Installation for Cross-Cultural Exchange of Information.</w:t>
+            </w:r>
+            <w:r>
+              <w:t xml:space="preserve">”</w:t>
             </w:r>
             <w:r>
               <w:t xml:space="preserve"> </w:t>
@@ -491,8 +497,8 @@
             </w:pPr>
             <w:r>
               <w:rPr>
-                <w:b/>
-                <w:bCs/>
+                <w:bCs/>
+                <w:b/>
               </w:rPr>
               <w:t xml:space="preserve">2021</w:t>
             </w:r>
@@ -512,7 +518,13 @@
               <w:t xml:space="preserve"> </w:t>
             </w:r>
             <w:r>
-              <w:t xml:space="preserve">“AR-based Theatrical Design Pre-Visualization using Unreal.”</w:t>
+              <w:t xml:space="preserve">“</w:t>
+            </w:r>
+            <w:r>
+              <w:t xml:space="preserve">AR-based Theatrical Design Pre-Visualization using Unreal.</w:t>
+            </w:r>
+            <w:r>
+              <w:t xml:space="preserve">”</w:t>
             </w:r>
             <w:r>
               <w:t xml:space="preserve"> </w:t>
@@ -533,8 +545,8 @@
             </w:pPr>
             <w:r>
               <w:rPr>
-                <w:b/>
-                <w:bCs/>
+                <w:bCs/>
+                <w:b/>
               </w:rPr>
               <w:t xml:space="preserve">2021</w:t>
             </w:r>
@@ -554,7 +566,13 @@
               <w:t xml:space="preserve"> </w:t>
             </w:r>
             <w:r>
-              <w:t xml:space="preserve">“Casting and Technology: Revamping the Audition Process.”</w:t>
+              <w:t xml:space="preserve">“</w:t>
+            </w:r>
+            <w:r>
+              <w:t xml:space="preserve">Casting and Technology: Revamping the Audition Process.</w:t>
+            </w:r>
+            <w:r>
+              <w:t xml:space="preserve">”</w:t>
             </w:r>
             <w:r>
               <w:t xml:space="preserve"> </w:t>
@@ -575,8 +593,8 @@
             </w:pPr>
             <w:r>
               <w:rPr>
-                <w:b/>
-                <w:bCs/>
+                <w:bCs/>
+                <w:b/>
               </w:rPr>
               <w:t xml:space="preserve">2021</w:t>
             </w:r>
@@ -596,7 +614,13 @@
               <w:t xml:space="preserve"> </w:t>
             </w:r>
             <w:r>
-              <w:t xml:space="preserve">“Collider: Using Virtual Reality for Immersive Theatre and the Performing Arts.”</w:t>
+              <w:t xml:space="preserve">“</w:t>
+            </w:r>
+            <w:r>
+              <w:t xml:space="preserve">Collider: Using Virtual Reality for Immersive Theatre and the Performing Arts.</w:t>
+            </w:r>
+            <w:r>
+              <w:t xml:space="preserve">”</w:t>
             </w:r>
             <w:r>
               <w:t xml:space="preserve"> </w:t>
@@ -617,8 +641,8 @@
             </w:pPr>
             <w:r>
               <w:rPr>
-                <w:b/>
-                <w:bCs/>
+                <w:bCs/>
+                <w:b/>
               </w:rPr>
               <w:t xml:space="preserve">2020</w:t>
             </w:r>
@@ -638,7 +662,13 @@
               <w:t xml:space="preserve"> </w:t>
             </w:r>
             <w:r>
-              <w:t xml:space="preserve">“Happiness In Your Hand: The power of compact Bright Light Therapy.”</w:t>
+              <w:t xml:space="preserve">“</w:t>
+            </w:r>
+            <w:r>
+              <w:t xml:space="preserve">Happiness In Your Hand: The power of compact Bright Light Therapy.</w:t>
+            </w:r>
+            <w:r>
+              <w:t xml:space="preserve">”</w:t>
             </w:r>
             <w:r>
               <w:t xml:space="preserve"> </w:t>
@@ -659,8 +689,8 @@
             </w:pPr>
             <w:r>
               <w:rPr>
-                <w:b/>
-                <w:bCs/>
+                <w:bCs/>
+                <w:b/>
               </w:rPr>
               <w:t xml:space="preserve">2020</w:t>
             </w:r>
@@ -680,7 +710,13 @@
               <w:t xml:space="preserve"> </w:t>
             </w:r>
             <w:r>
-              <w:t xml:space="preserve">“The Scoop: How to Protect Your Digital Privacy in the Age of Surveillance Capitalism.”</w:t>
+              <w:t xml:space="preserve">“</w:t>
+            </w:r>
+            <w:r>
+              <w:t xml:space="preserve">The Scoop: How to Protect Your Digital Privacy in the Age of Surveillance Capitalism.</w:t>
+            </w:r>
+            <w:r>
+              <w:t xml:space="preserve">”</w:t>
             </w:r>
             <w:r>
               <w:t xml:space="preserve"> </w:t>
@@ -701,8 +737,8 @@
             </w:pPr>
             <w:r>
               <w:rPr>
-                <w:b/>
-                <w:bCs/>
+                <w:bCs/>
+                <w:b/>
               </w:rPr>
               <w:t xml:space="preserve">2020</w:t>
             </w:r>
@@ -722,7 +758,13 @@
               <w:t xml:space="preserve"> </w:t>
             </w:r>
             <w:r>
-              <w:t xml:space="preserve">“Live Video in Theatrical Productions.”</w:t>
+              <w:t xml:space="preserve">“</w:t>
+            </w:r>
+            <w:r>
+              <w:t xml:space="preserve">Live Video in Theatrical Productions.</w:t>
+            </w:r>
+            <w:r>
+              <w:t xml:space="preserve">”</w:t>
             </w:r>
             <w:r>
               <w:t xml:space="preserve"> </w:t>
@@ -743,8 +785,8 @@
             </w:pPr>
             <w:r>
               <w:rPr>
-                <w:b/>
-                <w:bCs/>
+                <w:bCs/>
+                <w:b/>
               </w:rPr>
               <w:t xml:space="preserve">2018</w:t>
             </w:r>
@@ -764,7 +806,13 @@
               <w:t xml:space="preserve"> </w:t>
             </w:r>
             <w:r>
-              <w:t xml:space="preserve">“Extending the human umwelt: Reframing our understanding of an environment via mixed reality and digital soundscapes/visualizations.”</w:t>
+              <w:t xml:space="preserve">“</w:t>
+            </w:r>
+            <w:r>
+              <w:t xml:space="preserve">Extending the human umwelt: Reframing our understanding of an environment via mixed reality and digital soundscapes/visualizations.</w:t>
+            </w:r>
+            <w:r>
+              <w:t xml:space="preserve">”</w:t>
             </w:r>
             <w:r>
               <w:t xml:space="preserve"> </w:t>
@@ -785,8 +833,8 @@
             </w:pPr>
             <w:r>
               <w:rPr>
-                <w:b/>
-                <w:bCs/>
+                <w:bCs/>
+                <w:b/>
               </w:rPr>
               <w:t xml:space="preserve">2017</w:t>
             </w:r>
@@ -806,7 +854,13 @@
               <w:t xml:space="preserve"> </w:t>
             </w:r>
             <w:r>
-              <w:t xml:space="preserve">“The A.I. Storyteller: Perpetuating Orality Using Developments in Machine Learning.”</w:t>
+              <w:t xml:space="preserve">“</w:t>
+            </w:r>
+            <w:r>
+              <w:t xml:space="preserve">The A.I. Storyteller: Perpetuating Orality Using Developments in Machine Learning.</w:t>
+            </w:r>
+            <w:r>
+              <w:t xml:space="preserve">”</w:t>
             </w:r>
             <w:r>
               <w:t xml:space="preserve"> </w:t>
@@ -818,8 +872,8 @@
         </w:tc>
       </w:tr>
     </w:tbl>
-    <w:bookmarkEnd w:id="11"/>
-    <w:bookmarkStart w:id="12" w:name="d.-external-research-funding"/>
+    <w:bookmarkEnd w:id="22"/>
+    <w:bookmarkStart w:id="23" w:name="d.-external-research-funding"/>
     <w:p>
       <w:pPr>
         <w:pStyle w:val="Heading2"/>
@@ -832,8 +886,8 @@
       <w:tblPr>
         <w:tblStyle w:val="Table"/>
         <w:tblW w:type="pct" w:w="5000"/>
-        <w:tblLayout w:type="fixed"/>
         <w:tblLook w:firstRow="0" w:lastRow="0" w:firstColumn="0" w:lastColumn="0" w:noHBand="0" w:noVBand="0" w:val="0000"/>
+        <w:jc w:val="start"/>
       </w:tblPr>
       <w:tblGrid>
         <w:gridCol w:w="1941"/>
@@ -849,8 +903,8 @@
             </w:pPr>
             <w:r>
               <w:rPr>
-                <w:b/>
-                <w:bCs/>
+                <w:bCs/>
+                <w:b/>
               </w:rPr>
               <w:t xml:space="preserve">2024-05</w:t>
             </w:r>
@@ -879,8 +933,8 @@
             </w:pPr>
             <w:r>
               <w:rPr>
-                <w:b/>
-                <w:bCs/>
+                <w:bCs/>
+                <w:b/>
               </w:rPr>
               <w:t xml:space="preserve">2021</w:t>
             </w:r>
@@ -900,7 +954,13 @@
               <w:t xml:space="preserve"> </w:t>
             </w:r>
             <w:r>
-              <w:t xml:space="preserve">“Visual Music: Enhancing the National Arts Centre Orchestra’s remote connection with their audience during COVID-19 social restrictions through innovative digital tools.”</w:t>
+              <w:t xml:space="preserve">“</w:t>
+            </w:r>
+            <w:r>
+              <w:t xml:space="preserve">Visual Music: Enhancing the National Arts Centre Orchestra’s remote connection with their audience during COVID-19 social restrictions through innovative digital tools.</w:t>
+            </w:r>
+            <w:r>
+              <w:t xml:space="preserve">”</w:t>
             </w:r>
             <w:r>
               <w:t xml:space="preserve"> </w:t>
@@ -921,8 +981,8 @@
             </w:pPr>
             <w:r>
               <w:rPr>
-                <w:b/>
-                <w:bCs/>
+                <w:bCs/>
+                <w:b/>
               </w:rPr>
               <w:t xml:space="preserve">2012 – 2014</w:t>
             </w:r>
@@ -942,8 +1002,8 @@
         </w:tc>
       </w:tr>
     </w:tbl>
-    <w:bookmarkEnd w:id="12"/>
-    <w:bookmarkStart w:id="13" w:name="e.-internal-research-funding"/>
+    <w:bookmarkEnd w:id="23"/>
+    <w:bookmarkStart w:id="24" w:name="e.-internal-research-funding"/>
     <w:p>
       <w:pPr>
         <w:pStyle w:val="Heading2"/>
@@ -956,8 +1016,8 @@
       <w:tblPr>
         <w:tblStyle w:val="Table"/>
         <w:tblW w:type="pct" w:w="5000"/>
-        <w:tblLayout w:type="fixed"/>
         <w:tblLook w:firstRow="0" w:lastRow="0" w:firstColumn="0" w:lastColumn="0" w:noHBand="0" w:noVBand="0" w:val="0000"/>
+        <w:jc w:val="start"/>
       </w:tblPr>
       <w:tblGrid>
         <w:gridCol w:w="1941"/>
@@ -973,8 +1033,8 @@
             </w:pPr>
             <w:r>
               <w:rPr>
-                <w:b/>
-                <w:bCs/>
+                <w:bCs/>
+                <w:b/>
               </w:rPr>
               <w:t xml:space="preserve">2024</w:t>
             </w:r>
@@ -1003,8 +1063,8 @@
             </w:pPr>
             <w:r>
               <w:rPr>
-                <w:b/>
-                <w:bCs/>
+                <w:bCs/>
+                <w:b/>
               </w:rPr>
               <w:t xml:space="preserve">2022</w:t>
             </w:r>
@@ -1024,7 +1084,13 @@
               <w:t xml:space="preserve"> </w:t>
             </w:r>
             <w:r>
-              <w:t xml:space="preserve">“Mechanical Waves: Machine Learning gesture reactive human-robot installation.”</w:t>
+              <w:t xml:space="preserve">“</w:t>
+            </w:r>
+            <w:r>
+              <w:t xml:space="preserve">Mechanical Waves: Machine Learning gesture reactive human-robot installation.</w:t>
+            </w:r>
+            <w:r>
+              <w:t xml:space="preserve">”</w:t>
             </w:r>
             <w:r>
               <w:t xml:space="preserve"> </w:t>
@@ -1045,8 +1111,8 @@
             </w:pPr>
             <w:r>
               <w:rPr>
-                <w:b/>
-                <w:bCs/>
+                <w:bCs/>
+                <w:b/>
               </w:rPr>
               <w:t xml:space="preserve">2022</w:t>
             </w:r>
@@ -1075,8 +1141,8 @@
             </w:pPr>
             <w:r>
               <w:rPr>
-                <w:b/>
-                <w:bCs/>
+                <w:bCs/>
+                <w:b/>
               </w:rPr>
               <w:t xml:space="preserve">2019</w:t>
             </w:r>
@@ -1096,7 +1162,13 @@
               <w:t xml:space="preserve"> </w:t>
             </w:r>
             <w:r>
-              <w:t xml:space="preserve">“l’automate: Expanding the possibility of performance through robotics.”</w:t>
+              <w:t xml:space="preserve">“</w:t>
+            </w:r>
+            <w:r>
+              <w:t xml:space="preserve">l’automate: Expanding the possibility of performance through robotics.</w:t>
+            </w:r>
+            <w:r>
+              <w:t xml:space="preserve">”</w:t>
             </w:r>
             <w:r>
               <w:t xml:space="preserve"> </w:t>
@@ -1117,8 +1189,8 @@
             </w:pPr>
             <w:r>
               <w:rPr>
-                <w:b/>
-                <w:bCs/>
+                <w:bCs/>
+                <w:b/>
               </w:rPr>
               <w:t xml:space="preserve">2019</w:t>
             </w:r>
@@ -1147,8 +1219,8 @@
             </w:pPr>
             <w:r>
               <w:rPr>
-                <w:b/>
-                <w:bCs/>
+                <w:bCs/>
+                <w:b/>
               </w:rPr>
               <w:t xml:space="preserve">2019</w:t>
             </w:r>
@@ -1177,8 +1249,8 @@
             </w:pPr>
             <w:r>
               <w:rPr>
-                <w:b/>
-                <w:bCs/>
+                <w:bCs/>
+                <w:b/>
               </w:rPr>
               <w:t xml:space="preserve">2018</w:t>
             </w:r>
@@ -1198,7 +1270,13 @@
               <w:t xml:space="preserve"> </w:t>
             </w:r>
             <w:r>
-              <w:t xml:space="preserve">“Augmented-Reality based Pre-Visualization system for theatrical spaces.”</w:t>
+              <w:t xml:space="preserve">“</w:t>
+            </w:r>
+            <w:r>
+              <w:t xml:space="preserve">Augmented-Reality based Pre-Visualization system for theatrical spaces.</w:t>
+            </w:r>
+            <w:r>
+              <w:t xml:space="preserve">”</w:t>
             </w:r>
             <w:r>
               <w:t xml:space="preserve"> </w:t>
@@ -1219,8 +1297,8 @@
             </w:pPr>
             <w:r>
               <w:rPr>
-                <w:b/>
-                <w:bCs/>
+                <w:bCs/>
+                <w:b/>
               </w:rPr>
               <w:t xml:space="preserve">2018</w:t>
             </w:r>
@@ -1240,7 +1318,13 @@
               <w:t xml:space="preserve"> </w:t>
             </w:r>
             <w:r>
-              <w:t xml:space="preserve">“The Creative Laboratory Project.”</w:t>
+              <w:t xml:space="preserve">“</w:t>
+            </w:r>
+            <w:r>
+              <w:t xml:space="preserve">The Creative Laboratory Project.</w:t>
+            </w:r>
+            <w:r>
+              <w:t xml:space="preserve">”</w:t>
             </w:r>
             <w:r>
               <w:t xml:space="preserve"> </w:t>
@@ -1252,8 +1336,8 @@
         </w:tc>
       </w:tr>
     </w:tbl>
-    <w:bookmarkEnd w:id="13"/>
-    <w:bookmarkStart w:id="14" w:name="f.-publications"/>
+    <w:bookmarkEnd w:id="24"/>
+    <w:bookmarkStart w:id="25" w:name="f.-publications"/>
     <w:p>
       <w:pPr>
         <w:pStyle w:val="Heading2"/>
@@ -1266,8 +1350,8 @@
       <w:tblPr>
         <w:tblStyle w:val="Table"/>
         <w:tblW w:type="pct" w:w="5000"/>
-        <w:tblLayout w:type="fixed"/>
         <w:tblLook w:firstRow="0" w:lastRow="0" w:firstColumn="0" w:lastColumn="0" w:noHBand="0" w:noVBand="0" w:val="0000"/>
+        <w:jc w:val="start"/>
       </w:tblPr>
       <w:tblGrid>
         <w:gridCol w:w="1941"/>
@@ -1283,8 +1367,8 @@
             </w:pPr>
             <w:r>
               <w:rPr>
-                <w:b/>
-                <w:bCs/>
+                <w:bCs/>
+                <w:b/>
               </w:rPr>
               <w:t xml:space="preserve">2022-07</w:t>
             </w:r>
@@ -1304,7 +1388,13 @@
               <w:t xml:space="preserve"> </w:t>
             </w:r>
             <w:r>
-              <w:t xml:space="preserve">“Augmented Symphony: An augmented reality application for immersive music listening.”</w:t>
+              <w:t xml:space="preserve">“</w:t>
+            </w:r>
+            <w:r>
+              <w:t xml:space="preserve">Augmented Symphony: An augmented reality application for immersive music listening.</w:t>
+            </w:r>
+            <w:r>
+              <w:t xml:space="preserve">”</w:t>
             </w:r>
             <w:r>
               <w:t xml:space="preserve"> </w:t>
@@ -1325,8 +1415,8 @@
             </w:pPr>
             <w:r>
               <w:rPr>
-                <w:b/>
-                <w:bCs/>
+                <w:bCs/>
+                <w:b/>
               </w:rPr>
               <w:t xml:space="preserve">2022-05</w:t>
             </w:r>
@@ -1355,8 +1445,8 @@
             </w:pPr>
             <w:r>
               <w:rPr>
-                <w:b/>
-                <w:bCs/>
+                <w:bCs/>
+                <w:b/>
               </w:rPr>
               <w:t xml:space="preserve">2021</w:t>
             </w:r>
@@ -1376,7 +1466,13 @@
               <w:t xml:space="preserve"> </w:t>
             </w:r>
             <w:r>
-              <w:t xml:space="preserve">“Uncanny Text.”</w:t>
+              <w:t xml:space="preserve">“</w:t>
+            </w:r>
+            <w:r>
+              <w:t xml:space="preserve">Uncanny Text.</w:t>
+            </w:r>
+            <w:r>
+              <w:t xml:space="preserve">”</w:t>
             </w:r>
             <w:r>
               <w:t xml:space="preserve"> </w:t>
@@ -1388,8 +1484,8 @@
         </w:tc>
       </w:tr>
     </w:tbl>
-    <w:bookmarkEnd w:id="14"/>
-    <w:bookmarkStart w:id="15" w:name="g.-conference-presentations"/>
+    <w:bookmarkEnd w:id="25"/>
+    <w:bookmarkStart w:id="26" w:name="g.-conference-presentations"/>
     <w:p>
       <w:pPr>
         <w:pStyle w:val="Heading2"/>
@@ -1402,8 +1498,8 @@
       <w:tblPr>
         <w:tblStyle w:val="Table"/>
         <w:tblW w:type="pct" w:w="5000"/>
-        <w:tblLayout w:type="fixed"/>
         <w:tblLook w:firstRow="0" w:lastRow="0" w:firstColumn="0" w:lastColumn="0" w:noHBand="0" w:noVBand="0" w:val="0000"/>
+        <w:jc w:val="start"/>
       </w:tblPr>
       <w:tblGrid>
         <w:gridCol w:w="1941"/>
@@ -1419,8 +1515,8 @@
             </w:pPr>
             <w:r>
               <w:rPr>
-                <w:b/>
-                <w:bCs/>
+                <w:bCs/>
+                <w:b/>
               </w:rPr>
               <w:t xml:space="preserve">2025-09</w:t>
             </w:r>
@@ -1440,7 +1536,13 @@
               <w:t xml:space="preserve"> </w:t>
             </w:r>
             <w:r>
-              <w:t xml:space="preserve">“Hallucinating Children: Improvisation After the Algorithmic Shipwreck.”</w:t>
+              <w:t xml:space="preserve">“</w:t>
+            </w:r>
+            <w:r>
+              <w:t xml:space="preserve">Hallucinating Children: Improvisation After the Algorithmic Shipwreck.</w:t>
+            </w:r>
+            <w:r>
+              <w:t xml:space="preserve">”</w:t>
             </w:r>
             <w:r>
               <w:t xml:space="preserve"> </w:t>
@@ -1461,8 +1563,8 @@
             </w:pPr>
             <w:r>
               <w:rPr>
-                <w:b/>
-                <w:bCs/>
+                <w:bCs/>
+                <w:b/>
               </w:rPr>
               <w:t xml:space="preserve">2024-10</w:t>
             </w:r>
@@ -1482,7 +1584,13 @@
               <w:t xml:space="preserve"> </w:t>
             </w:r>
             <w:r>
-              <w:t xml:space="preserve">“Beyond Tools: Reimaging Technology as Co-Participants in Performance Design.”</w:t>
+              <w:t xml:space="preserve">“</w:t>
+            </w:r>
+            <w:r>
+              <w:t xml:space="preserve">Beyond Tools: Reimaging Technology as Co-Participants in Performance Design.</w:t>
+            </w:r>
+            <w:r>
+              <w:t xml:space="preserve">”</w:t>
             </w:r>
             <w:r>
               <w:t xml:space="preserve"> </w:t>
@@ -1503,8 +1611,8 @@
             </w:pPr>
             <w:r>
               <w:rPr>
-                <w:b/>
-                <w:bCs/>
+                <w:bCs/>
+                <w:b/>
               </w:rPr>
               <w:t xml:space="preserve">2024-03</w:t>
             </w:r>
@@ -1524,7 +1632,13 @@
               <w:t xml:space="preserve"> </w:t>
             </w:r>
             <w:r>
-              <w:t xml:space="preserve">“Robotics, AI, and the Future of Theatre.”</w:t>
+              <w:t xml:space="preserve">“</w:t>
+            </w:r>
+            <w:r>
+              <w:t xml:space="preserve">Robotics, AI, and the Future of Theatre.</w:t>
+            </w:r>
+            <w:r>
+              <w:t xml:space="preserve">”</w:t>
             </w:r>
             <w:r>
               <w:t xml:space="preserve"> </w:t>
@@ -1545,8 +1659,8 @@
             </w:pPr>
             <w:r>
               <w:rPr>
-                <w:b/>
-                <w:bCs/>
+                <w:bCs/>
+                <w:b/>
               </w:rPr>
               <w:t xml:space="preserve">2023-06</w:t>
             </w:r>
@@ -1566,7 +1680,13 @@
               <w:t xml:space="preserve"> </w:t>
             </w:r>
             <w:r>
-              <w:t xml:space="preserve">“Envisioning theatre with non-human collaborators: A Paramanifesto.”</w:t>
+              <w:t xml:space="preserve">“</w:t>
+            </w:r>
+            <w:r>
+              <w:t xml:space="preserve">Envisioning theatre with non-human collaborators: A Paramanifesto.</w:t>
+            </w:r>
+            <w:r>
+              <w:t xml:space="preserve">”</w:t>
             </w:r>
             <w:r>
               <w:t xml:space="preserve"> </w:t>
@@ -1587,8 +1707,8 @@
             </w:pPr>
             <w:r>
               <w:rPr>
-                <w:b/>
-                <w:bCs/>
+                <w:bCs/>
+                <w:b/>
               </w:rPr>
               <w:t xml:space="preserve">2023-06</w:t>
             </w:r>
@@ -1608,7 +1728,13 @@
               <w:t xml:space="preserve"> </w:t>
             </w:r>
             <w:r>
-              <w:t xml:space="preserve">“AI Sentience.”</w:t>
+              <w:t xml:space="preserve">“</w:t>
+            </w:r>
+            <w:r>
+              <w:t xml:space="preserve">AI Sentience.</w:t>
+            </w:r>
+            <w:r>
+              <w:t xml:space="preserve">”</w:t>
             </w:r>
             <w:r>
               <w:t xml:space="preserve"> </w:t>
@@ -1629,8 +1755,8 @@
             </w:pPr>
             <w:r>
               <w:rPr>
-                <w:b/>
-                <w:bCs/>
+                <w:bCs/>
+                <w:b/>
               </w:rPr>
               <w:t xml:space="preserve">2022-05</w:t>
             </w:r>
@@ -1650,7 +1776,13 @@
               <w:t xml:space="preserve"> </w:t>
             </w:r>
             <w:r>
-              <w:t xml:space="preserve">“Stepping Back In: Taking the best of virtual delivery to a new in-person experience.”</w:t>
+              <w:t xml:space="preserve">“</w:t>
+            </w:r>
+            <w:r>
+              <w:t xml:space="preserve">Stepping Back In: Taking the best of virtual delivery to a new in-person experience.</w:t>
+            </w:r>
+            <w:r>
+              <w:t xml:space="preserve">”</w:t>
             </w:r>
             <w:r>
               <w:t xml:space="preserve"> </w:t>
@@ -1671,8 +1803,8 @@
             </w:pPr>
             <w:r>
               <w:rPr>
-                <w:b/>
-                <w:bCs/>
+                <w:bCs/>
+                <w:b/>
               </w:rPr>
               <w:t xml:space="preserve">2022-05</w:t>
             </w:r>
@@ -1692,7 +1824,13 @@
               <w:t xml:space="preserve"> </w:t>
             </w:r>
             <w:r>
-              <w:t xml:space="preserve">“Student-driven curriculum development for creative practice.”</w:t>
+              <w:t xml:space="preserve">“</w:t>
+            </w:r>
+            <w:r>
+              <w:t xml:space="preserve">Student-driven curriculum development for creative practice.</w:t>
+            </w:r>
+            <w:r>
+              <w:t xml:space="preserve">”</w:t>
             </w:r>
             <w:r>
               <w:t xml:space="preserve"> </w:t>
@@ -1713,8 +1851,8 @@
             </w:pPr>
             <w:r>
               <w:rPr>
-                <w:b/>
-                <w:bCs/>
+                <w:bCs/>
+                <w:b/>
               </w:rPr>
               <w:t xml:space="preserve">2021-10</w:t>
             </w:r>
@@ -1734,7 +1872,13 @@
               <w:t xml:space="preserve"> </w:t>
             </w:r>
             <w:r>
-              <w:t xml:space="preserve">“Cultivating Empathy through Robotic Performance.”</w:t>
+              <w:t xml:space="preserve">“</w:t>
+            </w:r>
+            <w:r>
+              <w:t xml:space="preserve">Cultivating Empathy through Robotic Performance.</w:t>
+            </w:r>
+            <w:r>
+              <w:t xml:space="preserve">”</w:t>
             </w:r>
             <w:r>
               <w:t xml:space="preserve"> </w:t>
@@ -1755,8 +1899,8 @@
             </w:pPr>
             <w:r>
               <w:rPr>
-                <w:b/>
-                <w:bCs/>
+                <w:bCs/>
+                <w:b/>
               </w:rPr>
               <w:t xml:space="preserve">2021-06</w:t>
             </w:r>
@@ -1776,7 +1920,13 @@
               <w:t xml:space="preserve"> </w:t>
             </w:r>
             <w:r>
-              <w:t xml:space="preserve">“Unapologetically learning together: Adapting Production and Design curriculum to a virtual stage.”</w:t>
+              <w:t xml:space="preserve">“</w:t>
+            </w:r>
+            <w:r>
+              <w:t xml:space="preserve">Unapologetically learning together: Adapting Production and Design curriculum to a virtual stage.</w:t>
+            </w:r>
+            <w:r>
+              <w:t xml:space="preserve">”</w:t>
             </w:r>
             <w:r>
               <w:t xml:space="preserve"> </w:t>
@@ -1797,8 +1947,8 @@
             </w:pPr>
             <w:r>
               <w:rPr>
-                <w:b/>
-                <w:bCs/>
+                <w:bCs/>
+                <w:b/>
               </w:rPr>
               <w:t xml:space="preserve">2021-05</w:t>
             </w:r>
@@ -1818,7 +1968,13 @@
               <w:t xml:space="preserve"> </w:t>
             </w:r>
             <w:r>
-              <w:t xml:space="preserve">“Pandemic Performance: Adapting Production and Design curriculum to a virtual stage.”</w:t>
+              <w:t xml:space="preserve">“</w:t>
+            </w:r>
+            <w:r>
+              <w:t xml:space="preserve">Pandemic Performance: Adapting Production and Design curriculum to a virtual stage.</w:t>
+            </w:r>
+            <w:r>
+              <w:t xml:space="preserve">”</w:t>
             </w:r>
             <w:r>
               <w:t xml:space="preserve"> </w:t>
@@ -1839,8 +1995,8 @@
             </w:pPr>
             <w:r>
               <w:rPr>
-                <w:b/>
-                <w:bCs/>
+                <w:bCs/>
+                <w:b/>
               </w:rPr>
               <w:t xml:space="preserve">2019-05</w:t>
             </w:r>
@@ -1860,7 +2016,13 @@
               <w:t xml:space="preserve"> </w:t>
             </w:r>
             <w:r>
-              <w:t xml:space="preserve">“Putting Up the Show: The very large group project.”</w:t>
+              <w:t xml:space="preserve">“</w:t>
+            </w:r>
+            <w:r>
+              <w:t xml:space="preserve">Putting Up the Show: The very large group project.</w:t>
+            </w:r>
+            <w:r>
+              <w:t xml:space="preserve">”</w:t>
             </w:r>
             <w:r>
               <w:t xml:space="preserve"> </w:t>
@@ -1881,8 +2043,8 @@
             </w:pPr>
             <w:r>
               <w:rPr>
-                <w:b/>
-                <w:bCs/>
+                <w:bCs/>
+                <w:b/>
               </w:rPr>
               <w:t xml:space="preserve">2019-04</w:t>
             </w:r>
@@ -1902,7 +2064,13 @@
               <w:t xml:space="preserve"> </w:t>
             </w:r>
             <w:r>
-              <w:t xml:space="preserve">“Theatre in TheatAR: Explorations of augmented reality in theatrical performance.”</w:t>
+              <w:t xml:space="preserve">“</w:t>
+            </w:r>
+            <w:r>
+              <w:t xml:space="preserve">Theatre in TheatAR: Explorations of augmented reality in theatrical performance.</w:t>
+            </w:r>
+            <w:r>
+              <w:t xml:space="preserve">”</w:t>
             </w:r>
             <w:r>
               <w:t xml:space="preserve"> </w:t>
@@ -1923,8 +2091,8 @@
             </w:pPr>
             <w:r>
               <w:rPr>
-                <w:b/>
-                <w:bCs/>
+                <w:bCs/>
+                <w:b/>
               </w:rPr>
               <w:t xml:space="preserve">2018-03</w:t>
             </w:r>
@@ -1944,7 +2112,13 @@
               <w:t xml:space="preserve"> </w:t>
             </w:r>
             <w:r>
-              <w:t xml:space="preserve">“Technology as a tool: Creating a mindset of embracing technology within a theatrical framework.”</w:t>
+              <w:t xml:space="preserve">“</w:t>
+            </w:r>
+            <w:r>
+              <w:t xml:space="preserve">Technology as a tool: Creating a mindset of embracing technology within a theatrical framework.</w:t>
+            </w:r>
+            <w:r>
+              <w:t xml:space="preserve">”</w:t>
             </w:r>
             <w:r>
               <w:t xml:space="preserve"> </w:t>
@@ -1965,8 +2139,8 @@
             </w:pPr>
             <w:r>
               <w:rPr>
-                <w:b/>
-                <w:bCs/>
+                <w:bCs/>
+                <w:b/>
               </w:rPr>
               <w:t xml:space="preserve">2024-01</w:t>
             </w:r>
@@ -1986,7 +2160,13 @@
               <w:t xml:space="preserve"> </w:t>
             </w:r>
             <w:r>
-              <w:t xml:space="preserve">“Almost Alchemy.”</w:t>
+              <w:t xml:space="preserve">“</w:t>
+            </w:r>
+            <w:r>
+              <w:t xml:space="preserve">Almost Alchemy.</w:t>
+            </w:r>
+            <w:r>
+              <w:t xml:space="preserve">”</w:t>
             </w:r>
             <w:r>
               <w:t xml:space="preserve"> </w:t>
@@ -2007,8 +2187,8 @@
             </w:pPr>
             <w:r>
               <w:rPr>
-                <w:b/>
-                <w:bCs/>
+                <w:bCs/>
+                <w:b/>
               </w:rPr>
               <w:t xml:space="preserve">2020-11</w:t>
             </w:r>
@@ -2028,7 +2208,13 @@
               <w:t xml:space="preserve"> </w:t>
             </w:r>
             <w:r>
-              <w:t xml:space="preserve">“l’automate: Robotic Controlled Apparatuses for Circus Performance.”</w:t>
+              <w:t xml:space="preserve">“</w:t>
+            </w:r>
+            <w:r>
+              <w:t xml:space="preserve">l’automate: Robotic Controlled Apparatuses for Circus Performance.</w:t>
+            </w:r>
+            <w:r>
+              <w:t xml:space="preserve">”</w:t>
             </w:r>
             <w:r>
               <w:t xml:space="preserve"> </w:t>
@@ -2049,8 +2235,8 @@
             </w:pPr>
             <w:r>
               <w:rPr>
-                <w:b/>
-                <w:bCs/>
+                <w:bCs/>
+                <w:b/>
               </w:rPr>
               <w:t xml:space="preserve">2019-11</w:t>
             </w:r>
@@ -2070,7 +2256,13 @@
               <w:t xml:space="preserve"> </w:t>
             </w:r>
             <w:r>
-              <w:t xml:space="preserve">“Human-robot Interactions in Dance.”</w:t>
+              <w:t xml:space="preserve">“</w:t>
+            </w:r>
+            <w:r>
+              <w:t xml:space="preserve">Human-robot Interactions in Dance.</w:t>
+            </w:r>
+            <w:r>
+              <w:t xml:space="preserve">”</w:t>
             </w:r>
             <w:r>
               <w:t xml:space="preserve"> </w:t>
@@ -2091,8 +2283,8 @@
             </w:pPr>
             <w:r>
               <w:rPr>
-                <w:b/>
-                <w:bCs/>
+                <w:bCs/>
+                <w:b/>
               </w:rPr>
               <w:t xml:space="preserve">2018-11</w:t>
             </w:r>
@@ -2112,7 +2304,13 @@
               <w:t xml:space="preserve"> </w:t>
             </w:r>
             <w:r>
-              <w:t xml:space="preserve">“TheatAR: A previsualization system for theatrical design.”</w:t>
+              <w:t xml:space="preserve">“</w:t>
+            </w:r>
+            <w:r>
+              <w:t xml:space="preserve">TheatAR: A previsualization system for theatrical design.</w:t>
+            </w:r>
+            <w:r>
+              <w:t xml:space="preserve">”</w:t>
             </w:r>
             <w:r>
               <w:t xml:space="preserve"> </w:t>
@@ -2133,8 +2331,8 @@
             </w:pPr>
             <w:r>
               <w:rPr>
-                <w:b/>
-                <w:bCs/>
+                <w:bCs/>
+                <w:b/>
               </w:rPr>
               <w:t xml:space="preserve">2017-10</w:t>
             </w:r>
@@ -2154,7 +2352,13 @@
               <w:t xml:space="preserve"> </w:t>
             </w:r>
             <w:r>
-              <w:t xml:space="preserve">“Shadow-selves: Projection as a medium of exploring reflections of self in Belinda McGuire’s Slaughterhouse/Requiem.”</w:t>
+              <w:t xml:space="preserve">“</w:t>
+            </w:r>
+            <w:r>
+              <w:t xml:space="preserve">Shadow-selves: Projection as a medium of exploring reflections of self in Belinda McGuire’s Slaughterhouse/Requiem.</w:t>
+            </w:r>
+            <w:r>
+              <w:t xml:space="preserve">”</w:t>
             </w:r>
             <w:r>
               <w:t xml:space="preserve"> </w:t>
@@ -2175,8 +2379,8 @@
             </w:pPr>
             <w:r>
               <w:rPr>
-                <w:b/>
-                <w:bCs/>
+                <w:bCs/>
+                <w:b/>
               </w:rPr>
               <w:t xml:space="preserve">2017-10</w:t>
             </w:r>
@@ -2196,7 +2400,13 @@
               <w:t xml:space="preserve"> </w:t>
             </w:r>
             <w:r>
-              <w:t xml:space="preserve">“Projecting on film: the surreal effect of rear projected backgrounds in the film Nuptials.”</w:t>
+              <w:t xml:space="preserve">“</w:t>
+            </w:r>
+            <w:r>
+              <w:t xml:space="preserve">Projecting on film: the surreal effect of rear projected backgrounds in the film Nuptials.</w:t>
+            </w:r>
+            <w:r>
+              <w:t xml:space="preserve">”</w:t>
             </w:r>
             <w:r>
               <w:t xml:space="preserve"> </w:t>
@@ -2208,8 +2418,8 @@
         </w:tc>
       </w:tr>
     </w:tbl>
-    <w:bookmarkEnd w:id="15"/>
-    <w:bookmarkStart w:id="16" w:name="h.-creative-and-professional-work"/>
+    <w:bookmarkEnd w:id="26"/>
+    <w:bookmarkStart w:id="27" w:name="h.-creative-and-professional-work"/>
     <w:p>
       <w:pPr>
         <w:pStyle w:val="Heading2"/>
@@ -2222,8 +2432,8 @@
       <w:tblPr>
         <w:tblStyle w:val="Table"/>
         <w:tblW w:type="pct" w:w="5000"/>
-        <w:tblLayout w:type="fixed"/>
         <w:tblLook w:firstRow="0" w:lastRow="0" w:firstColumn="0" w:lastColumn="0" w:noHBand="0" w:noVBand="0" w:val="0000"/>
+        <w:jc w:val="start"/>
       </w:tblPr>
       <w:tblGrid>
         <w:gridCol w:w="1941"/>
@@ -2239,8 +2449,8 @@
             </w:pPr>
             <w:r>
               <w:rPr>
-                <w:b/>
-                <w:bCs/>
+                <w:bCs/>
+                <w:b/>
               </w:rPr>
               <w:t xml:space="preserve">2026-04 – 2026-05</w:t>
             </w:r>
@@ -2254,7 +2464,13 @@
               <w:jc w:val="left"/>
             </w:pPr>
             <w:r>
-              <w:t xml:space="preserve">“Before I Was This.”</w:t>
+              <w:t xml:space="preserve">“</w:t>
+            </w:r>
+            <w:r>
+              <w:t xml:space="preserve">Before I Was This.</w:t>
+            </w:r>
+            <w:r>
+              <w:t xml:space="preserve">”</w:t>
             </w:r>
             <w:r>
               <w:t xml:space="preserve"> </w:t>
@@ -2275,8 +2491,8 @@
             </w:pPr>
             <w:r>
               <w:rPr>
-                <w:b/>
-                <w:bCs/>
+                <w:bCs/>
+                <w:b/>
               </w:rPr>
               <w:t xml:space="preserve">2026-02</w:t>
             </w:r>
@@ -2305,8 +2521,8 @@
             </w:pPr>
             <w:r>
               <w:rPr>
-                <w:b/>
-                <w:bCs/>
+                <w:bCs/>
+                <w:b/>
               </w:rPr>
               <w:t xml:space="preserve">2025-11</w:t>
             </w:r>
@@ -2335,8 +2551,8 @@
             </w:pPr>
             <w:r>
               <w:rPr>
-                <w:b/>
-                <w:bCs/>
+                <w:bCs/>
+                <w:b/>
               </w:rPr>
               <w:t xml:space="preserve">2025-11</w:t>
             </w:r>
@@ -2365,8 +2581,8 @@
             </w:pPr>
             <w:r>
               <w:rPr>
-                <w:b/>
-                <w:bCs/>
+                <w:bCs/>
+                <w:b/>
               </w:rPr>
               <w:t xml:space="preserve">2025-04</w:t>
             </w:r>
@@ -2380,7 +2596,13 @@
               <w:jc w:val="left"/>
             </w:pPr>
             <w:r>
-              <w:t xml:space="preserve">“To my creators…”</w:t>
+              <w:t xml:space="preserve">“</w:t>
+            </w:r>
+            <w:r>
+              <w:t xml:space="preserve">To my creators…</w:t>
+            </w:r>
+            <w:r>
+              <w:t xml:space="preserve">”</w:t>
             </w:r>
             <w:r>
               <w:t xml:space="preserve"> </w:t>
@@ -2401,8 +2623,8 @@
             </w:pPr>
             <w:r>
               <w:rPr>
-                <w:b/>
-                <w:bCs/>
+                <w:bCs/>
+                <w:b/>
               </w:rPr>
               <w:t xml:space="preserve">2024-11</w:t>
             </w:r>
@@ -2431,8 +2653,8 @@
             </w:pPr>
             <w:r>
               <w:rPr>
-                <w:b/>
-                <w:bCs/>
+                <w:bCs/>
+                <w:b/>
               </w:rPr>
               <w:t xml:space="preserve">2024-06</w:t>
             </w:r>
@@ -2452,23 +2674,29 @@
               <w:t xml:space="preserve"> </w:t>
             </w:r>
             <w:r>
-              <w:t xml:space="preserve">“To my creators…”</w:t>
-            </w:r>
-          </w:p>
-        </w:tc>
-      </w:tr>
-      <w:tr>
-        <w:tc>
-          <w:tcPr/>
-          <w:p>
-            <w:pPr>
-              <w:pStyle w:val="Compact"/>
-              <w:jc w:val="left"/>
-            </w:pPr>
-            <w:r>
-              <w:rPr>
-                <w:b/>
-                <w:bCs/>
+              <w:t xml:space="preserve">“</w:t>
+            </w:r>
+            <w:r>
+              <w:t xml:space="preserve">To my creators…</w:t>
+            </w:r>
+            <w:r>
+              <w:t xml:space="preserve">”</w:t>
+            </w:r>
+          </w:p>
+        </w:tc>
+      </w:tr>
+      <w:tr>
+        <w:tc>
+          <w:tcPr/>
+          <w:p>
+            <w:pPr>
+              <w:pStyle w:val="Compact"/>
+              <w:jc w:val="left"/>
+            </w:pPr>
+            <w:r>
+              <w:rPr>
+                <w:bCs/>
+                <w:b/>
               </w:rPr>
               <w:t xml:space="preserve">2024-04</w:t>
             </w:r>
@@ -2497,8 +2725,8 @@
             </w:pPr>
             <w:r>
               <w:rPr>
-                <w:b/>
-                <w:bCs/>
+                <w:bCs/>
+                <w:b/>
               </w:rPr>
               <w:t xml:space="preserve">2024-01</w:t>
             </w:r>
@@ -2527,8 +2755,8 @@
             </w:pPr>
             <w:r>
               <w:rPr>
-                <w:b/>
-                <w:bCs/>
+                <w:bCs/>
+                <w:b/>
               </w:rPr>
               <w:t xml:space="preserve">2023-10</w:t>
             </w:r>
@@ -2542,7 +2770,13 @@
               <w:jc w:val="left"/>
             </w:pPr>
             <w:r>
-              <w:t xml:space="preserve">“rocketmanperson.”</w:t>
+              <w:t xml:space="preserve">“</w:t>
+            </w:r>
+            <w:r>
+              <w:t xml:space="preserve">rocketmanperson.</w:t>
+            </w:r>
+            <w:r>
+              <w:t xml:space="preserve">”</w:t>
             </w:r>
             <w:r>
               <w:t xml:space="preserve"> </w:t>
@@ -2563,8 +2797,8 @@
             </w:pPr>
             <w:r>
               <w:rPr>
-                <w:b/>
-                <w:bCs/>
+                <w:bCs/>
+                <w:b/>
               </w:rPr>
               <w:t xml:space="preserve">2023-04</w:t>
             </w:r>
@@ -2578,7 +2812,13 @@
               <w:jc w:val="left"/>
             </w:pPr>
             <w:r>
-              <w:t xml:space="preserve">“Who’s There?”</w:t>
+              <w:t xml:space="preserve">“</w:t>
+            </w:r>
+            <w:r>
+              <w:t xml:space="preserve">Who’s There?</w:t>
+            </w:r>
+            <w:r>
+              <w:t xml:space="preserve">”</w:t>
             </w:r>
             <w:r>
               <w:t xml:space="preserve"> </w:t>
@@ -2599,8 +2839,8 @@
             </w:pPr>
             <w:r>
               <w:rPr>
-                <w:b/>
-                <w:bCs/>
+                <w:bCs/>
+                <w:b/>
               </w:rPr>
               <w:t xml:space="preserve">2023</w:t>
             </w:r>
@@ -2629,8 +2869,8 @@
             </w:pPr>
             <w:r>
               <w:rPr>
-                <w:b/>
-                <w:bCs/>
+                <w:bCs/>
+                <w:b/>
               </w:rPr>
               <w:t xml:space="preserve">2019-10</w:t>
             </w:r>
@@ -2644,7 +2884,13 @@
               <w:jc w:val="left"/>
             </w:pPr>
             <w:r>
-              <w:t xml:space="preserve">“The Uncanny Robots Project: Phase 1.”</w:t>
+              <w:t xml:space="preserve">“</w:t>
+            </w:r>
+            <w:r>
+              <w:t xml:space="preserve">The Uncanny Robots Project: Phase 1.</w:t>
+            </w:r>
+            <w:r>
+              <w:t xml:space="preserve">”</w:t>
             </w:r>
             <w:r>
               <w:t xml:space="preserve"> </w:t>
@@ -2656,8 +2902,8 @@
         </w:tc>
       </w:tr>
     </w:tbl>
-    <w:bookmarkEnd w:id="16"/>
-    <w:bookmarkStart w:id="17" w:name="i.-service-and-professional-activities"/>
+    <w:bookmarkEnd w:id="27"/>
+    <w:bookmarkStart w:id="28" w:name="i.-service-and-professional-activities"/>
     <w:p>
       <w:pPr>
         <w:pStyle w:val="Heading2"/>
@@ -2670,8 +2916,8 @@
       <w:tblPr>
         <w:tblStyle w:val="Table"/>
         <w:tblW w:type="pct" w:w="5000"/>
-        <w:tblLayout w:type="fixed"/>
         <w:tblLook w:firstRow="0" w:lastRow="0" w:firstColumn="0" w:lastColumn="0" w:noHBand="0" w:noVBand="0" w:val="0000"/>
+        <w:jc w:val="start"/>
       </w:tblPr>
       <w:tblGrid>
         <w:gridCol w:w="1941"/>
@@ -2687,8 +2933,8 @@
             </w:pPr>
             <w:r>
               <w:rPr>
-                <w:b/>
-                <w:bCs/>
+                <w:bCs/>
+                <w:b/>
               </w:rPr>
               <w:t xml:space="preserve">2026-06 – present</w:t>
             </w:r>
@@ -2717,8 +2963,8 @@
             </w:pPr>
             <w:r>
               <w:rPr>
-                <w:b/>
-                <w:bCs/>
+                <w:bCs/>
+                <w:b/>
               </w:rPr>
               <w:t xml:space="preserve">2026-04</w:t>
             </w:r>
@@ -2747,8 +2993,8 @@
             </w:pPr>
             <w:r>
               <w:rPr>
-                <w:b/>
-                <w:bCs/>
+                <w:bCs/>
+                <w:b/>
               </w:rPr>
               <w:t xml:space="preserve">2025-07 – present</w:t>
             </w:r>
@@ -2777,8 +3023,8 @@
             </w:pPr>
             <w:r>
               <w:rPr>
-                <w:b/>
-                <w:bCs/>
+                <w:bCs/>
+                <w:b/>
               </w:rPr>
               <w:t xml:space="preserve">2025-02 – present</w:t>
             </w:r>
@@ -2807,8 +3053,8 @@
             </w:pPr>
             <w:r>
               <w:rPr>
-                <w:b/>
-                <w:bCs/>
+                <w:bCs/>
+                <w:b/>
               </w:rPr>
               <w:t xml:space="preserve">2024-12 – present</w:t>
             </w:r>
@@ -2837,8 +3083,8 @@
             </w:pPr>
             <w:r>
               <w:rPr>
-                <w:b/>
-                <w:bCs/>
+                <w:bCs/>
+                <w:b/>
               </w:rPr>
               <w:t xml:space="preserve">2024-11 – present</w:t>
             </w:r>
@@ -2867,8 +3113,8 @@
             </w:pPr>
             <w:r>
               <w:rPr>
-                <w:b/>
-                <w:bCs/>
+                <w:bCs/>
+                <w:b/>
               </w:rPr>
               <w:t xml:space="preserve">2024-06 – present</w:t>
             </w:r>
@@ -2897,8 +3143,8 @@
             </w:pPr>
             <w:r>
               <w:rPr>
-                <w:b/>
-                <w:bCs/>
+                <w:bCs/>
+                <w:b/>
               </w:rPr>
               <w:t xml:space="preserve">2023-10 – present</w:t>
             </w:r>
@@ -2927,8 +3173,8 @@
             </w:pPr>
             <w:r>
               <w:rPr>
-                <w:b/>
-                <w:bCs/>
+                <w:bCs/>
+                <w:b/>
               </w:rPr>
               <w:t xml:space="preserve">2023 – present</w:t>
             </w:r>
@@ -2957,8 +3203,8 @@
             </w:pPr>
             <w:r>
               <w:rPr>
-                <w:b/>
-                <w:bCs/>
+                <w:bCs/>
+                <w:b/>
               </w:rPr>
               <w:t xml:space="preserve">2023 – 2024</w:t>
             </w:r>
@@ -2987,8 +3233,8 @@
             </w:pPr>
             <w:r>
               <w:rPr>
-                <w:b/>
-                <w:bCs/>
+                <w:bCs/>
+                <w:b/>
               </w:rPr>
               <w:t xml:space="preserve">2023 – 2024</w:t>
             </w:r>
@@ -3017,8 +3263,8 @@
             </w:pPr>
             <w:r>
               <w:rPr>
-                <w:b/>
-                <w:bCs/>
+                <w:bCs/>
+                <w:b/>
               </w:rPr>
               <w:t xml:space="preserve">2023</w:t>
             </w:r>
@@ -3047,8 +3293,8 @@
             </w:pPr>
             <w:r>
               <w:rPr>
-                <w:b/>
-                <w:bCs/>
+                <w:bCs/>
+                <w:b/>
               </w:rPr>
               <w:t xml:space="preserve">2022 – 2024</w:t>
             </w:r>
@@ -3077,8 +3323,8 @@
             </w:pPr>
             <w:r>
               <w:rPr>
-                <w:b/>
-                <w:bCs/>
+                <w:bCs/>
+                <w:b/>
               </w:rPr>
               <w:t xml:space="preserve">2022-03 – 2023</w:t>
             </w:r>
@@ -3107,8 +3353,8 @@
             </w:pPr>
             <w:r>
               <w:rPr>
-                <w:b/>
-                <w:bCs/>
+                <w:bCs/>
+                <w:b/>
               </w:rPr>
               <w:t xml:space="preserve">2020 – present</w:t>
             </w:r>
@@ -3137,8 +3383,8 @@
             </w:pPr>
             <w:r>
               <w:rPr>
-                <w:b/>
-                <w:bCs/>
+                <w:bCs/>
+                <w:b/>
               </w:rPr>
               <w:t xml:space="preserve">2018 – 2020</w:t>
             </w:r>
@@ -3167,8 +3413,8 @@
             </w:pPr>
             <w:r>
               <w:rPr>
-                <w:b/>
-                <w:bCs/>
+                <w:bCs/>
+                <w:b/>
               </w:rPr>
               <w:t xml:space="preserve">2016 – 2021</w:t>
             </w:r>
@@ -3197,8 +3443,8 @@
             </w:pPr>
             <w:r>
               <w:rPr>
-                <w:b/>
-                <w:bCs/>
+                <w:bCs/>
+                <w:b/>
               </w:rPr>
               <w:t xml:space="preserve">2025 – present</w:t>
             </w:r>
@@ -3227,8 +3473,8 @@
             </w:pPr>
             <w:r>
               <w:rPr>
-                <w:b/>
-                <w:bCs/>
+                <w:bCs/>
+                <w:b/>
               </w:rPr>
               <w:t xml:space="preserve">2023 – present</w:t>
             </w:r>
@@ -3257,8 +3503,8 @@
             </w:pPr>
             <w:r>
               <w:rPr>
-                <w:b/>
-                <w:bCs/>
+                <w:bCs/>
+                <w:b/>
               </w:rPr>
               <w:t xml:space="preserve">2022 – 2023</w:t>
             </w:r>
@@ -3287,8 +3533,8 @@
             </w:pPr>
             <w:r>
               <w:rPr>
-                <w:b/>
-                <w:bCs/>
+                <w:bCs/>
+                <w:b/>
               </w:rPr>
               <w:t xml:space="preserve">2021 – 2022</w:t>
             </w:r>
@@ -3317,8 +3563,8 @@
             </w:pPr>
             <w:r>
               <w:rPr>
-                <w:b/>
-                <w:bCs/>
+                <w:bCs/>
+                <w:b/>
               </w:rPr>
               <w:t xml:space="preserve">2019 – present</w:t>
             </w:r>
@@ -3347,8 +3593,8 @@
             </w:pPr>
             <w:r>
               <w:rPr>
-                <w:b/>
-                <w:bCs/>
+                <w:bCs/>
+                <w:b/>
               </w:rPr>
               <w:t xml:space="preserve">2018 – present</w:t>
             </w:r>
@@ -3377,8 +3623,8 @@
             </w:pPr>
             <w:r>
               <w:rPr>
-                <w:b/>
-                <w:bCs/>
+                <w:bCs/>
+                <w:b/>
               </w:rPr>
               <w:t xml:space="preserve">2018 – present</w:t>
             </w:r>
@@ -3398,8 +3644,8 @@
         </w:tc>
       </w:tr>
     </w:tbl>
-    <w:bookmarkEnd w:id="17"/>
-    <w:bookmarkEnd w:id="18"/>
+    <w:bookmarkEnd w:id="28"/>
+    <w:bookmarkEnd w:id="29"/>
     <w:sectPr>
       <w:footnotePr>
         <w:numRestart w:val="eachSect"/>
@@ -3435,14 +3681,14 @@
 <file path=word/numbering.xml><?xml version="1.0" encoding="utf-8"?>
 <w:numbering xmlns:w="http://schemas.openxmlformats.org/wordprocessingml/2006/main">
   <w:abstractNum w:abstractNumId="990">
-    <w:nsid w:val="0000A990"/>
+    <w:nsid w:val="A990"/>
     <w:multiLevelType w:val="multilevel"/>
     <w:lvl w:ilvl="0">
       <w:numFmt w:val="bullet"/>
       <w:lvlText w:val=" "/>
       <w:lvlJc w:val="left"/>
       <w:pPr>
-        <w:ind w:left="720" w:hanging="360"/>
+        <w:ind w:left="720" w:hanging="480"/>
       </w:pPr>
     </w:lvl>
     <w:lvl w:ilvl="1">
@@ -3450,7 +3696,7 @@
       <w:lvlText w:val=" "/>
       <w:lvlJc w:val="left"/>
       <w:pPr>
-        <w:ind w:left="1440" w:hanging="360"/>
+        <w:ind w:left="1440" w:hanging="480"/>
       </w:pPr>
     </w:lvl>
     <w:lvl w:ilvl="2">
@@ -3458,7 +3704,7 @@
       <w:lvlText w:val=" "/>
       <w:lvlJc w:val="left"/>
       <w:pPr>
-        <w:ind w:left="2160" w:hanging="360"/>
+        <w:ind w:left="2160" w:hanging="480"/>
       </w:pPr>
     </w:lvl>
     <w:lvl w:ilvl="3">
@@ -3466,7 +3712,7 @@
       <w:lvlText w:val=" "/>
       <w:lvlJc w:val="left"/>
       <w:pPr>
-        <w:ind w:left="2880" w:hanging="360"/>
+        <w:ind w:left="2880" w:hanging="480"/>
       </w:pPr>
     </w:lvl>
     <w:lvl w:ilvl="4">
@@ -3474,7 +3720,7 @@
       <w:lvlText w:val=" "/>
       <w:lvlJc w:val="left"/>
       <w:pPr>
-        <w:ind w:left="3600" w:hanging="360"/>
+        <w:ind w:left="3600" w:hanging="480"/>
       </w:pPr>
     </w:lvl>
     <w:lvl w:ilvl="5">
@@ -3482,7 +3728,7 @@
       <w:lvlText w:val=" "/>
       <w:lvlJc w:val="left"/>
       <w:pPr>
-        <w:ind w:left="4320" w:hanging="360"/>
+        <w:ind w:left="4320" w:hanging="480"/>
       </w:pPr>
     </w:lvl>
     <w:lvl w:ilvl="6">
@@ -3490,7 +3736,7 @@
       <w:lvlText w:val=" "/>
       <w:lvlJc w:val="left"/>
       <w:pPr>
-        <w:ind w:left="5040" w:hanging="360"/>
+        <w:ind w:left="5040" w:hanging="480"/>
       </w:pPr>
     </w:lvl>
     <w:lvl w:ilvl="7">
@@ -3498,7 +3744,7 @@
       <w:lvlText w:val=" "/>
       <w:lvlJc w:val="left"/>
       <w:pPr>
-        <w:ind w:left="5760" w:hanging="360"/>
+        <w:ind w:left="5760" w:hanging="480"/>
       </w:pPr>
     </w:lvl>
     <w:lvl w:ilvl="8">
@@ -3506,7 +3752,7 @@
       <w:lvlText w:val=" "/>
       <w:lvlJc w:val="left"/>
       <w:pPr>
-        <w:ind w:left="6480" w:hanging="360"/>
+        <w:ind w:left="6480" w:hanging="480"/>
       </w:pPr>
     </w:lvl>
   </w:abstractNum>
@@ -4176,8 +4422,8 @@
     <w:name w:val="KeywordTok"/>
     <w:basedOn w:val="VerbatimChar"/>
     <w:rPr>
+      <w:color w:val="007020"/>
       <w:b/>
-      <w:color w:val="007020"/>
     </w:rPr>
   </w:style>
   <w:style w:type="character" w:customStyle="1" w:styleId="DataTypeTok">
@@ -4254,42 +4500,42 @@
     <w:name w:val="ImportTok"/>
     <w:basedOn w:val="VerbatimChar"/>
     <w:rPr>
+      <w:color w:val="008000"/>
       <w:b/>
-      <w:color w:val="008000"/>
     </w:rPr>
   </w:style>
   <w:style w:type="character" w:customStyle="1" w:styleId="CommentTok">
     <w:name w:val="CommentTok"/>
     <w:basedOn w:val="VerbatimChar"/>
     <w:rPr>
+      <w:color w:val="60a0b0"/>
       <w:i/>
-      <w:color w:val="60a0b0"/>
     </w:rPr>
   </w:style>
   <w:style w:type="character" w:customStyle="1" w:styleId="DocumentationTok">
     <w:name w:val="DocumentationTok"/>
     <w:basedOn w:val="VerbatimChar"/>
     <w:rPr>
+      <w:color w:val="ba2121"/>
       <w:i/>
-      <w:color w:val="ba2121"/>
     </w:rPr>
   </w:style>
   <w:style w:type="character" w:customStyle="1" w:styleId="AnnotationTok">
     <w:name w:val="AnnotationTok"/>
     <w:basedOn w:val="VerbatimChar"/>
     <w:rPr>
+      <w:color w:val="60a0b0"/>
       <w:b/>
       <w:i/>
-      <w:color w:val="60a0b0"/>
     </w:rPr>
   </w:style>
   <w:style w:type="character" w:customStyle="1" w:styleId="CommentVarTok">
     <w:name w:val="CommentVarTok"/>
     <w:basedOn w:val="VerbatimChar"/>
     <w:rPr>
+      <w:color w:val="60a0b0"/>
       <w:b/>
       <w:i/>
-      <w:color w:val="60a0b0"/>
     </w:rPr>
   </w:style>
   <w:style w:type="character" w:customStyle="1" w:styleId="OtherTok">
@@ -4317,8 +4563,8 @@
     <w:name w:val="ControlFlowTok"/>
     <w:basedOn w:val="VerbatimChar"/>
     <w:rPr>
+      <w:color w:val="007020"/>
       <w:b/>
-      <w:color w:val="007020"/>
     </w:rPr>
   </w:style>
   <w:style w:type="character" w:customStyle="1" w:styleId="OperatorTok">
@@ -4363,34 +4609,34 @@
     <w:name w:val="InformationTok"/>
     <w:basedOn w:val="VerbatimChar"/>
     <w:rPr>
+      <w:color w:val="60a0b0"/>
       <w:b/>
       <w:i/>
-      <w:color w:val="60a0b0"/>
     </w:rPr>
   </w:style>
   <w:style w:type="character" w:customStyle="1" w:styleId="WarningTok">
     <w:name w:val="WarningTok"/>
     <w:basedOn w:val="VerbatimChar"/>
     <w:rPr>
+      <w:color w:val="60a0b0"/>
       <w:b/>
       <w:i/>
-      <w:color w:val="60a0b0"/>
     </w:rPr>
   </w:style>
   <w:style w:type="character" w:customStyle="1" w:styleId="AlertTok">
     <w:name w:val="AlertTok"/>
     <w:basedOn w:val="VerbatimChar"/>
     <w:rPr>
+      <w:color w:val="ff0000"/>
       <w:b/>
-      <w:color w:val="ff0000"/>
     </w:rPr>
   </w:style>
   <w:style w:type="character" w:customStyle="1" w:styleId="ErrorTok">
     <w:name w:val="ErrorTok"/>
     <w:basedOn w:val="VerbatimChar"/>
     <w:rPr>
+      <w:color w:val="ff0000"/>
       <w:b/>
-      <w:color w:val="ff0000"/>
     </w:rPr>
   </w:style>
   <w:style w:type="character" w:customStyle="1" w:styleId="NormalTok">

--- a/output/Bergmann-CV-OCGS.docx
+++ b/output/Bergmann-CV-OCGS.docx
@@ -25,18 +25,6 @@
         <w:t xml:space="preserve">ORCID: 0000-0002-5698-8121 · mfb@torontomu.ca · https://bergmann.ai</w:t>
       </w:r>
     </w:p>
-    <w:p>
-      <w:pPr>
-        <w:pStyle w:val="BodyText"/>
-      </w:pPr>
-      <w:r>
-        <w:rPr>
-          <w:iCs/>
-          <w:i/>
-        </w:rPr>
-        <w:t xml:space="preserve">Generated 2026-07-22 from cv.yaml — do not edit outputs directly.</w:t>
-      </w:r>
-    </w:p>
     <w:bookmarkStart w:id="20" w:name="a.-education"/>
     <w:p>
       <w:pPr>
@@ -195,36 +183,6 @@
             </w:pPr>
             <w:r>
               <w:t xml:space="preserve">Associate Professor (Tenured), Performance, The Creative School, Toronto Metropolitan University</w:t>
-            </w:r>
-          </w:p>
-        </w:tc>
-      </w:tr>
-      <w:tr>
-        <w:tc>
-          <w:tcPr/>
-          <w:p>
-            <w:pPr>
-              <w:pStyle w:val="Compact"/>
-              <w:jc w:val="left"/>
-            </w:pPr>
-            <w:r>
-              <w:rPr>
-                <w:bCs/>
-                <w:b/>
-              </w:rPr>
-              <w:t xml:space="preserve">2024-01 – TODO-END-DATE</w:t>
-            </w:r>
-          </w:p>
-        </w:tc>
-        <w:tc>
-          <w:tcPr/>
-          <w:p>
-            <w:pPr>
-              <w:pStyle w:val="Compact"/>
-              <w:jc w:val="left"/>
-            </w:pPr>
-            <w:r>
-              <w:t xml:space="preserve">Associate Director, Design + Technology Lab, Toronto Metropolitan University</w:t>
             </w:r>
           </w:p>
         </w:tc>
@@ -2250,7 +2208,7 @@
               <w:jc w:val="left"/>
             </w:pPr>
             <w:r>
-              <w:t xml:space="preserve">Bergmann, M., Zhang, ?, Laberge-Côté, ?, and McGuire, B.</w:t>
+              <w:t xml:space="preserve">Bergmann, M., Zhang, L., Laberge-Côté, L., and McGuire, B.</w:t>
             </w:r>
             <w:r>
               <w:t xml:space="preserve"> </w:t>

--- a/output/Bergmann-CV-OCGS.docx
+++ b/output/Bergmann-CV-OCGS.docx
@@ -1441,6 +1441,54 @@
           </w:p>
         </w:tc>
       </w:tr>
+      <w:tr>
+        <w:tc>
+          <w:tcPr/>
+          <w:p>
+            <w:pPr>
+              <w:pStyle w:val="Compact"/>
+              <w:jc w:val="left"/>
+            </w:pPr>
+            <w:r>
+              <w:rPr>
+                <w:bCs/>
+                <w:b/>
+              </w:rPr>
+              <w:t xml:space="preserve">2017-11</w:t>
+            </w:r>
+          </w:p>
+        </w:tc>
+        <w:tc>
+          <w:tcPr/>
+          <w:p>
+            <w:pPr>
+              <w:pStyle w:val="Compact"/>
+              <w:jc w:val="left"/>
+            </w:pPr>
+            <w:r>
+              <w:t xml:space="preserve">Bergmann, M. F. (2017).</w:t>
+            </w:r>
+            <w:r>
+              <w:t xml:space="preserve"> </w:t>
+            </w:r>
+            <w:r>
+              <w:t xml:space="preserve">“</w:t>
+            </w:r>
+            <w:r>
+              <w:t xml:space="preserve">Performance Art: New Magic.</w:t>
+            </w:r>
+            <w:r>
+              <w:t xml:space="preserve">”</w:t>
+            </w:r>
+            <w:r>
+              <w:t xml:space="preserve"> </w:t>
+            </w:r>
+            <w:r>
+              <w:t xml:space="preserve">Rough Draft, Vol. 2, No. 1, November 7, 2017.</w:t>
+            </w:r>
+          </w:p>
+        </w:tc>
+      </w:tr>
     </w:tbl>
     <w:bookmarkEnd w:id="25"/>
     <w:bookmarkStart w:id="26" w:name="g.-conference-presentations"/>
@@ -3314,6 +3362,126 @@
                 <w:bCs/>
                 <w:b/>
               </w:rPr>
+              <w:t xml:space="preserve">2021 – 2022</w:t>
+            </w:r>
+          </w:p>
+        </w:tc>
+        <w:tc>
+          <w:tcPr/>
+          <w:p>
+            <w:pPr>
+              <w:pStyle w:val="Compact"/>
+              <w:jc w:val="left"/>
+            </w:pPr>
+            <w:r>
+              <w:t xml:space="preserve">Member, Immersive Production Steering Committee, The Creative School, TMU</w:t>
+            </w:r>
+          </w:p>
+        </w:tc>
+      </w:tr>
+      <w:tr>
+        <w:tc>
+          <w:tcPr/>
+          <w:p>
+            <w:pPr>
+              <w:pStyle w:val="Compact"/>
+              <w:jc w:val="left"/>
+            </w:pPr>
+            <w:r>
+              <w:rPr>
+                <w:bCs/>
+                <w:b/>
+              </w:rPr>
+              <w:t xml:space="preserve">2021</w:t>
+            </w:r>
+          </w:p>
+        </w:tc>
+        <w:tc>
+          <w:tcPr/>
+          <w:p>
+            <w:pPr>
+              <w:pStyle w:val="Compact"/>
+              <w:jc w:val="left"/>
+            </w:pPr>
+            <w:r>
+              <w:t xml:space="preserve">Member, Name Implementation Advisory Group (FCAD renaming to The Creative School), TMU</w:t>
+            </w:r>
+          </w:p>
+        </w:tc>
+      </w:tr>
+      <w:tr>
+        <w:tc>
+          <w:tcPr/>
+          <w:p>
+            <w:pPr>
+              <w:pStyle w:val="Compact"/>
+              <w:jc w:val="left"/>
+            </w:pPr>
+            <w:r>
+              <w:rPr>
+                <w:bCs/>
+                <w:b/>
+              </w:rPr>
+              <w:t xml:space="preserve">2020 – 2023</w:t>
+            </w:r>
+          </w:p>
+        </w:tc>
+        <w:tc>
+          <w:tcPr/>
+          <w:p>
+            <w:pPr>
+              <w:pStyle w:val="Compact"/>
+              <w:jc w:val="left"/>
+            </w:pPr>
+            <w:r>
+              <w:t xml:space="preserve">Member, Gold Medal selection committee (FCAD/Creative School section), TMU</w:t>
+            </w:r>
+          </w:p>
+        </w:tc>
+      </w:tr>
+      <w:tr>
+        <w:tc>
+          <w:tcPr/>
+          <w:p>
+            <w:pPr>
+              <w:pStyle w:val="Compact"/>
+              <w:jc w:val="left"/>
+            </w:pPr>
+            <w:r>
+              <w:rPr>
+                <w:bCs/>
+                <w:b/>
+              </w:rPr>
+              <w:t xml:space="preserve">2020 – 2021</w:t>
+            </w:r>
+          </w:p>
+        </w:tc>
+        <w:tc>
+          <w:tcPr/>
+          <w:p>
+            <w:pPr>
+              <w:pStyle w:val="Compact"/>
+              <w:jc w:val="left"/>
+            </w:pPr>
+            <w:r>
+              <w:t xml:space="preserve">Member, Departmental Hiring Committee, Performance, TMU</w:t>
+            </w:r>
+          </w:p>
+        </w:tc>
+      </w:tr>
+      <w:tr>
+        <w:tc>
+          <w:tcPr/>
+          <w:p>
+            <w:pPr>
+              <w:pStyle w:val="Compact"/>
+              <w:jc w:val="left"/>
+            </w:pPr>
+            <w:r>
+              <w:rPr>
+                <w:bCs/>
+                <w:b/>
+              </w:rPr>
               <w:t xml:space="preserve">2020 – present</w:t>
             </w:r>
           </w:p>
@@ -3344,6 +3512,156 @@
                 <w:bCs/>
                 <w:b/>
               </w:rPr>
+              <w:t xml:space="preserve">2020</w:t>
+            </w:r>
+          </w:p>
+        </w:tc>
+        <w:tc>
+          <w:tcPr/>
+          <w:p>
+            <w:pPr>
+              <w:pStyle w:val="Compact"/>
+              <w:jc w:val="left"/>
+            </w:pPr>
+            <w:r>
+              <w:t xml:space="preserve">Member, FCAD Virtual Task Force, TMU</w:t>
+            </w:r>
+          </w:p>
+        </w:tc>
+      </w:tr>
+      <w:tr>
+        <w:tc>
+          <w:tcPr/>
+          <w:p>
+            <w:pPr>
+              <w:pStyle w:val="Compact"/>
+              <w:jc w:val="left"/>
+            </w:pPr>
+            <w:r>
+              <w:rPr>
+                <w:bCs/>
+                <w:b/>
+              </w:rPr>
+              <w:t xml:space="preserve">2020</w:t>
+            </w:r>
+          </w:p>
+        </w:tc>
+        <w:tc>
+          <w:tcPr/>
+          <w:p>
+            <w:pPr>
+              <w:pStyle w:val="Compact"/>
+              <w:jc w:val="left"/>
+            </w:pPr>
+            <w:r>
+              <w:t xml:space="preserve">Member, Limited Return of Human Participant &amp; Field SRC Activity Advisory Group, TMU</w:t>
+            </w:r>
+          </w:p>
+        </w:tc>
+      </w:tr>
+      <w:tr>
+        <w:tc>
+          <w:tcPr/>
+          <w:p>
+            <w:pPr>
+              <w:pStyle w:val="Compact"/>
+              <w:jc w:val="left"/>
+            </w:pPr>
+            <w:r>
+              <w:rPr>
+                <w:bCs/>
+                <w:b/>
+              </w:rPr>
+              <w:t xml:space="preserve">2019 – 2022</w:t>
+            </w:r>
+          </w:p>
+        </w:tc>
+        <w:tc>
+          <w:tcPr/>
+          <w:p>
+            <w:pPr>
+              <w:pStyle w:val="Compact"/>
+              <w:jc w:val="left"/>
+            </w:pPr>
+            <w:r>
+              <w:t xml:space="preserve">Member, Academic Integrity Committee, TMU</w:t>
+            </w:r>
+          </w:p>
+        </w:tc>
+      </w:tr>
+      <w:tr>
+        <w:tc>
+          <w:tcPr/>
+          <w:p>
+            <w:pPr>
+              <w:pStyle w:val="Compact"/>
+              <w:jc w:val="left"/>
+            </w:pPr>
+            <w:r>
+              <w:rPr>
+                <w:bCs/>
+                <w:b/>
+              </w:rPr>
+              <w:t xml:space="preserve">2018 – 2022</w:t>
+            </w:r>
+          </w:p>
+        </w:tc>
+        <w:tc>
+          <w:tcPr/>
+          <w:p>
+            <w:pPr>
+              <w:pStyle w:val="Compact"/>
+              <w:jc w:val="left"/>
+            </w:pPr>
+            <w:r>
+              <w:t xml:space="preserve">School of Performance representative, RFA (now TFA) Representative’s Council, TMU</w:t>
+            </w:r>
+          </w:p>
+        </w:tc>
+      </w:tr>
+      <w:tr>
+        <w:tc>
+          <w:tcPr/>
+          <w:p>
+            <w:pPr>
+              <w:pStyle w:val="Compact"/>
+              <w:jc w:val="left"/>
+            </w:pPr>
+            <w:r>
+              <w:rPr>
+                <w:bCs/>
+                <w:b/>
+              </w:rPr>
+              <w:t xml:space="preserve">2018 – 2023</w:t>
+            </w:r>
+          </w:p>
+        </w:tc>
+        <w:tc>
+          <w:tcPr/>
+          <w:p>
+            <w:pPr>
+              <w:pStyle w:val="Compact"/>
+              <w:jc w:val="left"/>
+            </w:pPr>
+            <w:r>
+              <w:t xml:space="preserve">Member, Creative Innovation Studio Curatorial Committee, The Creative School, TMU</w:t>
+            </w:r>
+          </w:p>
+        </w:tc>
+      </w:tr>
+      <w:tr>
+        <w:tc>
+          <w:tcPr/>
+          <w:p>
+            <w:pPr>
+              <w:pStyle w:val="Compact"/>
+              <w:jc w:val="left"/>
+            </w:pPr>
+            <w:r>
+              <w:rPr>
+                <w:bCs/>
+                <w:b/>
+              </w:rPr>
               <w:t xml:space="preserve">2018 – 2020</w:t>
             </w:r>
           </w:p>
@@ -3357,6 +3675,36 @@
             </w:pPr>
             <w:r>
               <w:t xml:space="preserve">FCAD Teaching Committee; FCAD Interdisciplinary Advisory Committee</w:t>
+            </w:r>
+          </w:p>
+        </w:tc>
+      </w:tr>
+      <w:tr>
+        <w:tc>
+          <w:tcPr/>
+          <w:p>
+            <w:pPr>
+              <w:pStyle w:val="Compact"/>
+              <w:jc w:val="left"/>
+            </w:pPr>
+            <w:r>
+              <w:rPr>
+                <w:bCs/>
+                <w:b/>
+              </w:rPr>
+              <w:t xml:space="preserve">2017 – 2022</w:t>
+            </w:r>
+          </w:p>
+        </w:tc>
+        <w:tc>
+          <w:tcPr/>
+          <w:p>
+            <w:pPr>
+              <w:pStyle w:val="Compact"/>
+              <w:jc w:val="left"/>
+            </w:pPr>
+            <w:r>
+              <w:t xml:space="preserve">Member, Curriculum Committee, School of Performance, TMU</w:t>
             </w:r>
           </w:p>
         </w:tc>

--- a/output/Bergmann-CV-OCGS.docx
+++ b/output/Bergmann-CV-OCGS.docx
@@ -1340,7 +1340,7 @@
               <w:jc w:val="left"/>
             </w:pPr>
             <w:r>
-              <w:t xml:space="preserve">Bouchard, D., Cristiá, C., Bergmann, M., and Robert, D. (2022).</w:t>
+              <w:t xml:space="preserve">Bouchard, D., Cristiá, C., Robert, D., and Bergmann, M. (2022).</w:t>
             </w:r>
             <w:r>
               <w:t xml:space="preserve"> </w:t>
@@ -1358,7 +1358,7 @@
               <w:t xml:space="preserve"> </w:t>
             </w:r>
             <w:r>
-              <w:t xml:space="preserve">Proceedings of EVA London 2022, Electronic Workshops in Computing, BCS Learning &amp; Development, London, UK, July 4–8, 2022. DOI: 10.14236/ewic/EVA2022.39.</w:t>
+              <w:t xml:space="preserve">Proceedings of EVA London 2022, Electronic Workshops in Computing, BCS Learning &amp; Development, London, UK, July 4–8, 2022, pp. 208–209. DOI: 10.14236/ewic/EVA2022.39.</w:t>
             </w:r>
           </w:p>
         </w:tc>
@@ -1484,7 +1484,7 @@
               <w:t xml:space="preserve"> </w:t>
             </w:r>
             <w:r>
-              <w:t xml:space="preserve">Rough Draft, Vol. 2, No. 1, November 7, 2017.</w:t>
+              <w:t xml:space="preserve">Rough Draft, Vol. 2, No. 1, ed. Laurence Butet-Roch, November 7, 2017.</w:t>
             </w:r>
           </w:p>
         </w:tc>
@@ -1764,6 +1764,54 @@
                 <w:bCs/>
                 <w:b/>
               </w:rPr>
+              <w:t xml:space="preserve">2022-07</w:t>
+            </w:r>
+          </w:p>
+        </w:tc>
+        <w:tc>
+          <w:tcPr/>
+          <w:p>
+            <w:pPr>
+              <w:pStyle w:val="Compact"/>
+              <w:jc w:val="left"/>
+            </w:pPr>
+            <w:r>
+              <w:t xml:space="preserve">Bergmann, M.</w:t>
+            </w:r>
+            <w:r>
+              <w:t xml:space="preserve"> </w:t>
+            </w:r>
+            <w:r>
+              <w:t xml:space="preserve">“</w:t>
+            </w:r>
+            <w:r>
+              <w:t xml:space="preserve">Augmented Symphony: An augmented reality application for immersive music listening.</w:t>
+            </w:r>
+            <w:r>
+              <w:t xml:space="preserve">”</w:t>
+            </w:r>
+            <w:r>
+              <w:t xml:space="preserve"> </w:t>
+            </w:r>
+            <w:r>
+              <w:t xml:space="preserve">Paper presented at EVA London 2022, London, UK, July 2022.</w:t>
+            </w:r>
+          </w:p>
+        </w:tc>
+      </w:tr>
+      <w:tr>
+        <w:tc>
+          <w:tcPr/>
+          <w:p>
+            <w:pPr>
+              <w:pStyle w:val="Compact"/>
+              <w:jc w:val="left"/>
+            </w:pPr>
+            <w:r>
+              <w:rPr>
+                <w:bCs/>
+                <w:b/>
+              </w:rPr>
               <w:t xml:space="preserve">2022-05</w:t>
             </w:r>
           </w:p>
@@ -2323,6 +2371,54 @@
             </w:r>
             <w:r>
               <w:t xml:space="preserve">Poster, RUBIX, TMU, November 2018.</w:t>
+            </w:r>
+          </w:p>
+        </w:tc>
+      </w:tr>
+      <w:tr>
+        <w:tc>
+          <w:tcPr/>
+          <w:p>
+            <w:pPr>
+              <w:pStyle w:val="Compact"/>
+              <w:jc w:val="left"/>
+            </w:pPr>
+            <w:r>
+              <w:rPr>
+                <w:bCs/>
+                <w:b/>
+              </w:rPr>
+              <w:t xml:space="preserve">2018-05</w:t>
+            </w:r>
+          </w:p>
+        </w:tc>
+        <w:tc>
+          <w:tcPr/>
+          <w:p>
+            <w:pPr>
+              <w:pStyle w:val="Compact"/>
+              <w:jc w:val="left"/>
+            </w:pPr>
+            <w:r>
+              <w:t xml:space="preserve">Bosyy, P., and Bergmann, M.</w:t>
+            </w:r>
+            <w:r>
+              <w:t xml:space="preserve"> </w:t>
+            </w:r>
+            <w:r>
+              <w:t xml:space="preserve">“</w:t>
+            </w:r>
+            <w:r>
+              <w:t xml:space="preserve">The Creative Laboratory Project.</w:t>
+            </w:r>
+            <w:r>
+              <w:t xml:space="preserve">”</w:t>
+            </w:r>
+            <w:r>
+              <w:t xml:space="preserve"> </w:t>
+            </w:r>
+            <w:r>
+              <w:t xml:space="preserve">Poster, Ryerson Learning &amp; Teaching Conference, May 2018.</w:t>
             </w:r>
           </w:p>
         </w:tc>
@@ -3542,7 +3638,7 @@
                 <w:bCs/>
                 <w:b/>
               </w:rPr>
-              <w:t xml:space="preserve">2020</w:t>
+              <w:t xml:space="preserve">2020-09 – 2021-09</w:t>
             </w:r>
           </w:p>
         </w:tc>
@@ -3692,7 +3788,7 @@
                 <w:bCs/>
                 <w:b/>
               </w:rPr>
-              <w:t xml:space="preserve">2017 – 2022</w:t>
+              <w:t xml:space="preserve">2017 – present</w:t>
             </w:r>
           </w:p>
         </w:tc>
@@ -3705,6 +3801,36 @@
             </w:pPr>
             <w:r>
               <w:t xml:space="preserve">Member, Curriculum Committee, School of Performance, TMU</w:t>
+            </w:r>
+          </w:p>
+        </w:tc>
+      </w:tr>
+      <w:tr>
+        <w:tc>
+          <w:tcPr/>
+          <w:p>
+            <w:pPr>
+              <w:pStyle w:val="Compact"/>
+              <w:jc w:val="left"/>
+            </w:pPr>
+            <w:r>
+              <w:rPr>
+                <w:bCs/>
+                <w:b/>
+              </w:rPr>
+              <w:t xml:space="preserve">2017 – present</w:t>
+            </w:r>
+          </w:p>
+        </w:tc>
+        <w:tc>
+          <w:tcPr/>
+          <w:p>
+            <w:pPr>
+              <w:pStyle w:val="Compact"/>
+              <w:jc w:val="left"/>
+            </w:pPr>
+            <w:r>
+              <w:t xml:space="preserve">Member, Production Department Committee, School of Performance, TMU</w:t>
             </w:r>
           </w:p>
         </w:tc>

--- a/output/Bergmann-CV-OCGS.docx
+++ b/output/Bergmann-CV-OCGS.docx
@@ -2,7 +2,7 @@
 <file path=word/document.xml><?xml version="1.0" encoding="utf-8"?>
 <w:document xmlns:w="http://schemas.openxmlformats.org/wordprocessingml/2006/main" xmlns:m="http://schemas.openxmlformats.org/officeDocument/2006/math" xmlns:r="http://schemas.openxmlformats.org/officeDocument/2006/relationships" xmlns:o="urn:schemas-microsoft-com:office:office" xmlns:v="urn:schemas-microsoft-com:vml" xmlns:w10="urn:schemas-microsoft-com:office:word" xmlns:a="http://schemas.openxmlformats.org/drawingml/2006/main" xmlns:pic="http://schemas.openxmlformats.org/drawingml/2006/picture" xmlns:wp="http://schemas.openxmlformats.org/drawingml/2006/wordprocessingDrawing">
   <w:body>
-    <w:bookmarkStart w:id="29" w:name="ocgs-curriculum-vitae-michael-f-bergmann"/>
+    <w:bookmarkStart w:id="37" w:name="ocgs-curriculum-vitae-michael-f-bergmann"/>
     <w:p>
       <w:pPr>
         <w:pStyle w:val="Heading1"/>
@@ -25,13 +25,31 @@
         <w:t xml:space="preserve">ORCID: 0000-0002-5698-8121 · mfb@torontomu.ca · https://bergmann.ai</w:t>
       </w:r>
     </w:p>
-    <w:bookmarkStart w:id="20" w:name="a.-education"/>
+    <w:bookmarkStart w:id="20" w:name="a-name"/>
     <w:p>
       <w:pPr>
         <w:pStyle w:val="Heading2"/>
       </w:pPr>
       <w:r>
-        <w:t xml:space="preserve">A. Education</w:t>
+        <w:t xml:space="preserve">a) Name</w:t>
+      </w:r>
+    </w:p>
+    <w:p>
+      <w:pPr>
+        <w:pStyle w:val="FirstParagraph"/>
+      </w:pPr>
+      <w:r>
+        <w:t xml:space="preserve">Bergmann, Michael F. — Associate Professor, Performance, The Creative School, Toronto Metropolitan University</w:t>
+      </w:r>
+    </w:p>
+    <w:bookmarkEnd w:id="20"/>
+    <w:bookmarkStart w:id="21" w:name="b-degrees"/>
+    <w:p>
+      <w:pPr>
+        <w:pStyle w:val="Heading2"/>
+      </w:pPr>
+      <w:r>
+        <w:t xml:space="preserve">b) Degrees</w:t>
       </w:r>
     </w:p>
     <w:tbl>
@@ -136,14 +154,14 @@
         </w:tc>
       </w:tr>
     </w:tbl>
-    <w:bookmarkEnd w:id="20"/>
-    <w:bookmarkStart w:id="21" w:name="b.-employment-history"/>
+    <w:bookmarkEnd w:id="21"/>
+    <w:bookmarkStart w:id="22" w:name="c-employment-history"/>
     <w:p>
       <w:pPr>
         <w:pStyle w:val="Heading2"/>
       </w:pPr>
       <w:r>
-        <w:t xml:space="preserve">B. Employment History</w:t>
+        <w:t xml:space="preserve">c) Employment History</w:t>
       </w:r>
     </w:p>
     <w:tbl>
@@ -368,14 +386,1048 @@
         </w:tc>
       </w:tr>
     </w:tbl>
-    <w:bookmarkEnd w:id="21"/>
-    <w:bookmarkStart w:id="22" w:name="c.-graduate-supervision"/>
+    <w:bookmarkEnd w:id="22"/>
+    <w:bookmarkStart w:id="23" w:name="d-honours"/>
     <w:p>
       <w:pPr>
         <w:pStyle w:val="Heading2"/>
       </w:pPr>
       <w:r>
-        <w:t xml:space="preserve">C. Graduate Supervision</w:t>
+        <w:t xml:space="preserve">d) Honours</w:t>
+      </w:r>
+    </w:p>
+    <w:tbl>
+      <w:tblPr>
+        <w:tblStyle w:val="Table"/>
+        <w:tblW w:type="pct" w:w="5000"/>
+        <w:tblLook w:firstRow="0" w:lastRow="0" w:firstColumn="0" w:lastColumn="0" w:noHBand="0" w:noVBand="0" w:val="0000"/>
+        <w:jc w:val="start"/>
+      </w:tblPr>
+      <w:tblGrid>
+        <w:gridCol w:w="1941"/>
+        <w:gridCol w:w="5978"/>
+      </w:tblGrid>
+      <w:tr>
+        <w:tc>
+          <w:tcPr/>
+          <w:p>
+            <w:pPr>
+              <w:pStyle w:val="Compact"/>
+              <w:jc w:val="left"/>
+            </w:pPr>
+            <w:r>
+              <w:rPr>
+                <w:bCs/>
+                <w:b/>
+              </w:rPr>
+              <w:t xml:space="preserve">2022</w:t>
+            </w:r>
+          </w:p>
+        </w:tc>
+        <w:tc>
+          <w:tcPr/>
+          <w:p>
+            <w:pPr>
+              <w:pStyle w:val="Compact"/>
+              <w:jc w:val="left"/>
+            </w:pPr>
+            <w:r>
+              <w:t xml:space="preserve">Best World Feature Film: Nuptials, Austin Revolution Film Festival (as producer)</w:t>
+            </w:r>
+          </w:p>
+        </w:tc>
+      </w:tr>
+      <w:tr>
+        <w:tc>
+          <w:tcPr/>
+          <w:p>
+            <w:pPr>
+              <w:pStyle w:val="Compact"/>
+              <w:jc w:val="left"/>
+            </w:pPr>
+            <w:r>
+              <w:rPr>
+                <w:bCs/>
+                <w:b/>
+              </w:rPr>
+              <w:t xml:space="preserve">2014</w:t>
+            </w:r>
+          </w:p>
+        </w:tc>
+        <w:tc>
+          <w:tcPr/>
+          <w:p>
+            <w:pPr>
+              <w:pStyle w:val="Compact"/>
+              <w:jc w:val="left"/>
+            </w:pPr>
+            <w:r>
+              <w:t xml:space="preserve">Best Production: He Left Quietly, SummerWorks Performance Festival (as designer)</w:t>
+            </w:r>
+          </w:p>
+        </w:tc>
+      </w:tr>
+      <w:tr>
+        <w:tc>
+          <w:tcPr/>
+          <w:p>
+            <w:pPr>
+              <w:pStyle w:val="Compact"/>
+              <w:jc w:val="left"/>
+            </w:pPr>
+            <w:r>
+              <w:rPr>
+                <w:bCs/>
+                <w:b/>
+              </w:rPr>
+              <w:t xml:space="preserve">2012 – 2014</w:t>
+            </w:r>
+          </w:p>
+        </w:tc>
+        <w:tc>
+          <w:tcPr/>
+          <w:p>
+            <w:pPr>
+              <w:pStyle w:val="Compact"/>
+              <w:jc w:val="left"/>
+            </w:pPr>
+            <w:r>
+              <w:t xml:space="preserve">Eldon Elder Fellowship, Yale University ($40,000 USD; held throughout the MFA)</w:t>
+            </w:r>
+          </w:p>
+        </w:tc>
+      </w:tr>
+      <w:tr>
+        <w:tc>
+          <w:tcPr/>
+          <w:p>
+            <w:pPr>
+              <w:pStyle w:val="Compact"/>
+              <w:jc w:val="left"/>
+            </w:pPr>
+            <w:r>
+              <w:rPr>
+                <w:bCs/>
+                <w:b/>
+              </w:rPr>
+              <w:t xml:space="preserve">2009</w:t>
+            </w:r>
+          </w:p>
+        </w:tc>
+        <w:tc>
+          <w:tcPr/>
+          <w:p>
+            <w:pPr>
+              <w:pStyle w:val="Compact"/>
+              <w:jc w:val="left"/>
+            </w:pPr>
+            <w:r>
+              <w:t xml:space="preserve">Spirit of the Fringe, Prague Fringe Festival</w:t>
+            </w:r>
+          </w:p>
+        </w:tc>
+      </w:tr>
+      <w:tr>
+        <w:tc>
+          <w:tcPr/>
+          <w:p>
+            <w:pPr>
+              <w:pStyle w:val="Compact"/>
+              <w:jc w:val="left"/>
+            </w:pPr>
+            <w:r>
+              <w:rPr>
+                <w:bCs/>
+                <w:b/>
+              </w:rPr>
+              <w:t xml:space="preserve">2006</w:t>
+            </w:r>
+          </w:p>
+        </w:tc>
+        <w:tc>
+          <w:tcPr/>
+          <w:p>
+            <w:pPr>
+              <w:pStyle w:val="Compact"/>
+              <w:jc w:val="left"/>
+            </w:pPr>
+            <w:r>
+              <w:t xml:space="preserve">Short-listed, Prix Molière, Theatre Glendon</w:t>
+            </w:r>
+          </w:p>
+        </w:tc>
+      </w:tr>
+    </w:tbl>
+    <w:bookmarkEnd w:id="23"/>
+    <w:bookmarkStart w:id="24" w:name="X44f417340f2cdecd9e1adfb3726b49eb7f563d9"/>
+    <w:p>
+      <w:pPr>
+        <w:pStyle w:val="Heading2"/>
+      </w:pPr>
+      <w:r>
+        <w:t xml:space="preserve">e) Scholarly and Professional Academic Activities</w:t>
+      </w:r>
+    </w:p>
+    <w:tbl>
+      <w:tblPr>
+        <w:tblStyle w:val="Table"/>
+        <w:tblW w:type="pct" w:w="5000"/>
+        <w:tblLook w:firstRow="0" w:lastRow="0" w:firstColumn="0" w:lastColumn="0" w:noHBand="0" w:noVBand="0" w:val="0000"/>
+        <w:jc w:val="start"/>
+      </w:tblPr>
+      <w:tblGrid>
+        <w:gridCol w:w="1941"/>
+        <w:gridCol w:w="5978"/>
+      </w:tblGrid>
+      <w:tr>
+        <w:tc>
+          <w:tcPr/>
+          <w:p>
+            <w:pPr>
+              <w:pStyle w:val="Compact"/>
+              <w:jc w:val="left"/>
+            </w:pPr>
+            <w:r>
+              <w:rPr>
+                <w:bCs/>
+                <w:b/>
+              </w:rPr>
+              <w:t xml:space="preserve">2026-06 – present</w:t>
+            </w:r>
+          </w:p>
+        </w:tc>
+        <w:tc>
+          <w:tcPr/>
+          <w:p>
+            <w:pPr>
+              <w:pStyle w:val="Compact"/>
+              <w:jc w:val="left"/>
+            </w:pPr>
+            <w:r>
+              <w:t xml:space="preserve">Judge, Music, Film &amp; Theatre panel, The Global Undergraduate Awards, Dublin</w:t>
+            </w:r>
+          </w:p>
+        </w:tc>
+      </w:tr>
+      <w:tr>
+        <w:tc>
+          <w:tcPr/>
+          <w:p>
+            <w:pPr>
+              <w:pStyle w:val="Compact"/>
+              <w:jc w:val="left"/>
+            </w:pPr>
+            <w:r>
+              <w:rPr>
+                <w:bCs/>
+                <w:b/>
+              </w:rPr>
+              <w:t xml:space="preserve">2026-04</w:t>
+            </w:r>
+          </w:p>
+        </w:tc>
+        <w:tc>
+          <w:tcPr/>
+          <w:p>
+            <w:pPr>
+              <w:pStyle w:val="Compact"/>
+              <w:jc w:val="left"/>
+            </w:pPr>
+            <w:r>
+              <w:t xml:space="preserve">Co-chair (with Dr. Afsoon Soudi), 3rd Annual Creative AI Symposium, Creative AI Hub, TMU</w:t>
+            </w:r>
+          </w:p>
+        </w:tc>
+      </w:tr>
+      <w:tr>
+        <w:tc>
+          <w:tcPr/>
+          <w:p>
+            <w:pPr>
+              <w:pStyle w:val="Compact"/>
+              <w:jc w:val="left"/>
+            </w:pPr>
+            <w:r>
+              <w:rPr>
+                <w:bCs/>
+                <w:b/>
+              </w:rPr>
+              <w:t xml:space="preserve">2025-07 – present</w:t>
+            </w:r>
+          </w:p>
+        </w:tc>
+        <w:tc>
+          <w:tcPr/>
+          <w:p>
+            <w:pPr>
+              <w:pStyle w:val="Compact"/>
+              <w:jc w:val="left"/>
+            </w:pPr>
+            <w:r>
+              <w:t xml:space="preserve">Member, Creative AI Hub Steering Committee, The Creative School, TMU</w:t>
+            </w:r>
+          </w:p>
+        </w:tc>
+      </w:tr>
+      <w:tr>
+        <w:tc>
+          <w:tcPr/>
+          <w:p>
+            <w:pPr>
+              <w:pStyle w:val="Compact"/>
+              <w:jc w:val="left"/>
+            </w:pPr>
+            <w:r>
+              <w:rPr>
+                <w:bCs/>
+                <w:b/>
+              </w:rPr>
+              <w:t xml:space="preserve">2025-02 – present</w:t>
+            </w:r>
+          </w:p>
+        </w:tc>
+        <w:tc>
+          <w:tcPr/>
+          <w:p>
+            <w:pPr>
+              <w:pStyle w:val="Compact"/>
+              <w:jc w:val="left"/>
+            </w:pPr>
+            <w:r>
+              <w:t xml:space="preserve">Member, USITT Research and Creative Endeavours Committee</w:t>
+            </w:r>
+          </w:p>
+        </w:tc>
+      </w:tr>
+      <w:tr>
+        <w:tc>
+          <w:tcPr/>
+          <w:p>
+            <w:pPr>
+              <w:pStyle w:val="Compact"/>
+              <w:jc w:val="left"/>
+            </w:pPr>
+            <w:r>
+              <w:rPr>
+                <w:bCs/>
+                <w:b/>
+              </w:rPr>
+              <w:t xml:space="preserve">2024-12 – present</w:t>
+            </w:r>
+          </w:p>
+        </w:tc>
+        <w:tc>
+          <w:tcPr/>
+          <w:p>
+            <w:pPr>
+              <w:pStyle w:val="Compact"/>
+              <w:jc w:val="left"/>
+            </w:pPr>
+            <w:r>
+              <w:t xml:space="preserve">Member, Faculty Tenure Committee, The Creative School, TMU</w:t>
+            </w:r>
+          </w:p>
+        </w:tc>
+      </w:tr>
+      <w:tr>
+        <w:tc>
+          <w:tcPr/>
+          <w:p>
+            <w:pPr>
+              <w:pStyle w:val="Compact"/>
+              <w:jc w:val="left"/>
+            </w:pPr>
+            <w:r>
+              <w:rPr>
+                <w:bCs/>
+                <w:b/>
+              </w:rPr>
+              <w:t xml:space="preserve">2025-04 – present</w:t>
+            </w:r>
+          </w:p>
+        </w:tc>
+        <w:tc>
+          <w:tcPr/>
+          <w:p>
+            <w:pPr>
+              <w:pStyle w:val="Compact"/>
+              <w:jc w:val="left"/>
+            </w:pPr>
+            <w:r>
+              <w:t xml:space="preserve">Board Member, UKAI Projects</w:t>
+            </w:r>
+          </w:p>
+        </w:tc>
+      </w:tr>
+      <w:tr>
+        <w:tc>
+          <w:tcPr/>
+          <w:p>
+            <w:pPr>
+              <w:pStyle w:val="Compact"/>
+              <w:jc w:val="left"/>
+            </w:pPr>
+            <w:r>
+              <w:rPr>
+                <w:bCs/>
+                <w:b/>
+              </w:rPr>
+              <w:t xml:space="preserve">2024-06 – present</w:t>
+            </w:r>
+          </w:p>
+        </w:tc>
+        <w:tc>
+          <w:tcPr/>
+          <w:p>
+            <w:pPr>
+              <w:pStyle w:val="Compact"/>
+              <w:jc w:val="left"/>
+            </w:pPr>
+            <w:r>
+              <w:t xml:space="preserve">Reviewer, International Journal of Performance Arts and Digital Media</w:t>
+            </w:r>
+          </w:p>
+        </w:tc>
+      </w:tr>
+      <w:tr>
+        <w:tc>
+          <w:tcPr/>
+          <w:p>
+            <w:pPr>
+              <w:pStyle w:val="Compact"/>
+              <w:jc w:val="left"/>
+            </w:pPr>
+            <w:r>
+              <w:rPr>
+                <w:bCs/>
+                <w:b/>
+              </w:rPr>
+              <w:t xml:space="preserve">2023-10 – present</w:t>
+            </w:r>
+          </w:p>
+        </w:tc>
+        <w:tc>
+          <w:tcPr/>
+          <w:p>
+            <w:pPr>
+              <w:pStyle w:val="Compact"/>
+              <w:jc w:val="left"/>
+            </w:pPr>
+            <w:r>
+              <w:t xml:space="preserve">Jury Member, CATR Scholarship and Grant Committee (Heather McCallum Scholarship, Robert Lawrence Scholarship, CATR Grants)</w:t>
+            </w:r>
+          </w:p>
+        </w:tc>
+      </w:tr>
+      <w:tr>
+        <w:tc>
+          <w:tcPr/>
+          <w:p>
+            <w:pPr>
+              <w:pStyle w:val="Compact"/>
+              <w:jc w:val="left"/>
+            </w:pPr>
+            <w:r>
+              <w:rPr>
+                <w:bCs/>
+                <w:b/>
+              </w:rPr>
+              <w:t xml:space="preserve">2023 – present</w:t>
+            </w:r>
+          </w:p>
+        </w:tc>
+        <w:tc>
+          <w:tcPr/>
+          <w:p>
+            <w:pPr>
+              <w:pStyle w:val="Compact"/>
+              <w:jc w:val="left"/>
+            </w:pPr>
+            <w:r>
+              <w:t xml:space="preserve">Reviewer, EVA London Conference on Electronic Visualisation and the Arts</w:t>
+            </w:r>
+          </w:p>
+        </w:tc>
+      </w:tr>
+      <w:tr>
+        <w:tc>
+          <w:tcPr/>
+          <w:p>
+            <w:pPr>
+              <w:pStyle w:val="Compact"/>
+              <w:jc w:val="left"/>
+            </w:pPr>
+            <w:r>
+              <w:rPr>
+                <w:bCs/>
+                <w:b/>
+              </w:rPr>
+              <w:t xml:space="preserve">2023 – 2024</w:t>
+            </w:r>
+          </w:p>
+        </w:tc>
+        <w:tc>
+          <w:tcPr/>
+          <w:p>
+            <w:pPr>
+              <w:pStyle w:val="Compact"/>
+              <w:jc w:val="left"/>
+            </w:pPr>
+            <w:r>
+              <w:t xml:space="preserve">Technical Advisory Board Member, UKAI Projects</w:t>
+            </w:r>
+          </w:p>
+        </w:tc>
+      </w:tr>
+      <w:tr>
+        <w:tc>
+          <w:tcPr/>
+          <w:p>
+            <w:pPr>
+              <w:pStyle w:val="Compact"/>
+              <w:jc w:val="left"/>
+            </w:pPr>
+            <w:r>
+              <w:rPr>
+                <w:bCs/>
+                <w:b/>
+              </w:rPr>
+              <w:t xml:space="preserve">2023 – 2024</w:t>
+            </w:r>
+          </w:p>
+        </w:tc>
+        <w:tc>
+          <w:tcPr/>
+          <w:p>
+            <w:pPr>
+              <w:pStyle w:val="Compact"/>
+              <w:jc w:val="left"/>
+            </w:pPr>
+            <w:r>
+              <w:t xml:space="preserve">Member, 360 Working Group, School of Performance, TMU</w:t>
+            </w:r>
+          </w:p>
+        </w:tc>
+      </w:tr>
+      <w:tr>
+        <w:tc>
+          <w:tcPr/>
+          <w:p>
+            <w:pPr>
+              <w:pStyle w:val="Compact"/>
+              <w:jc w:val="left"/>
+            </w:pPr>
+            <w:r>
+              <w:rPr>
+                <w:bCs/>
+                <w:b/>
+              </w:rPr>
+              <w:t xml:space="preserve">2023</w:t>
+            </w:r>
+          </w:p>
+        </w:tc>
+        <w:tc>
+          <w:tcPr/>
+          <w:p>
+            <w:pPr>
+              <w:pStyle w:val="Compact"/>
+              <w:jc w:val="left"/>
+            </w:pPr>
+            <w:r>
+              <w:t xml:space="preserve">Reviewer, Canada Foundation for Innovation</w:t>
+            </w:r>
+          </w:p>
+        </w:tc>
+      </w:tr>
+      <w:tr>
+        <w:tc>
+          <w:tcPr/>
+          <w:p>
+            <w:pPr>
+              <w:pStyle w:val="Compact"/>
+              <w:jc w:val="left"/>
+            </w:pPr>
+            <w:r>
+              <w:rPr>
+                <w:bCs/>
+                <w:b/>
+              </w:rPr>
+              <w:t xml:space="preserve">2022 – 2024</w:t>
+            </w:r>
+          </w:p>
+        </w:tc>
+        <w:tc>
+          <w:tcPr/>
+          <w:p>
+            <w:pPr>
+              <w:pStyle w:val="Compact"/>
+              <w:jc w:val="left"/>
+            </w:pPr>
+            <w:r>
+              <w:t xml:space="preserve">Senator (The Creative School faculty representative), TMU Senate</w:t>
+            </w:r>
+          </w:p>
+        </w:tc>
+      </w:tr>
+      <w:tr>
+        <w:tc>
+          <w:tcPr/>
+          <w:p>
+            <w:pPr>
+              <w:pStyle w:val="Compact"/>
+              <w:jc w:val="left"/>
+            </w:pPr>
+            <w:r>
+              <w:rPr>
+                <w:bCs/>
+                <w:b/>
+              </w:rPr>
+              <w:t xml:space="preserve">2022-03 – 2023</w:t>
+            </w:r>
+          </w:p>
+        </w:tc>
+        <w:tc>
+          <w:tcPr/>
+          <w:p>
+            <w:pPr>
+              <w:pStyle w:val="Compact"/>
+              <w:jc w:val="left"/>
+            </w:pPr>
+            <w:r>
+              <w:t xml:space="preserve">Secretary of the Board, Guild Festival Theatre</w:t>
+            </w:r>
+          </w:p>
+        </w:tc>
+      </w:tr>
+      <w:tr>
+        <w:tc>
+          <w:tcPr/>
+          <w:p>
+            <w:pPr>
+              <w:pStyle w:val="Compact"/>
+              <w:jc w:val="left"/>
+            </w:pPr>
+            <w:r>
+              <w:rPr>
+                <w:bCs/>
+                <w:b/>
+              </w:rPr>
+              <w:t xml:space="preserve">2021 – 2022</w:t>
+            </w:r>
+          </w:p>
+        </w:tc>
+        <w:tc>
+          <w:tcPr/>
+          <w:p>
+            <w:pPr>
+              <w:pStyle w:val="Compact"/>
+              <w:jc w:val="left"/>
+            </w:pPr>
+            <w:r>
+              <w:t xml:space="preserve">Member, Immersive Production Steering Committee, The Creative School, TMU</w:t>
+            </w:r>
+          </w:p>
+        </w:tc>
+      </w:tr>
+      <w:tr>
+        <w:tc>
+          <w:tcPr/>
+          <w:p>
+            <w:pPr>
+              <w:pStyle w:val="Compact"/>
+              <w:jc w:val="left"/>
+            </w:pPr>
+            <w:r>
+              <w:rPr>
+                <w:bCs/>
+                <w:b/>
+              </w:rPr>
+              <w:t xml:space="preserve">2021</w:t>
+            </w:r>
+          </w:p>
+        </w:tc>
+        <w:tc>
+          <w:tcPr/>
+          <w:p>
+            <w:pPr>
+              <w:pStyle w:val="Compact"/>
+              <w:jc w:val="left"/>
+            </w:pPr>
+            <w:r>
+              <w:t xml:space="preserve">Member, Name Implementation Advisory Group (FCAD renaming to The Creative School), TMU</w:t>
+            </w:r>
+          </w:p>
+        </w:tc>
+      </w:tr>
+      <w:tr>
+        <w:tc>
+          <w:tcPr/>
+          <w:p>
+            <w:pPr>
+              <w:pStyle w:val="Compact"/>
+              <w:jc w:val="left"/>
+            </w:pPr>
+            <w:r>
+              <w:rPr>
+                <w:bCs/>
+                <w:b/>
+              </w:rPr>
+              <w:t xml:space="preserve">2020 – 2023</w:t>
+            </w:r>
+          </w:p>
+        </w:tc>
+        <w:tc>
+          <w:tcPr/>
+          <w:p>
+            <w:pPr>
+              <w:pStyle w:val="Compact"/>
+              <w:jc w:val="left"/>
+            </w:pPr>
+            <w:r>
+              <w:t xml:space="preserve">Member, Gold Medal selection committee (FCAD/Creative School section), TMU</w:t>
+            </w:r>
+          </w:p>
+        </w:tc>
+      </w:tr>
+      <w:tr>
+        <w:tc>
+          <w:tcPr/>
+          <w:p>
+            <w:pPr>
+              <w:pStyle w:val="Compact"/>
+              <w:jc w:val="left"/>
+            </w:pPr>
+            <w:r>
+              <w:rPr>
+                <w:bCs/>
+                <w:b/>
+              </w:rPr>
+              <w:t xml:space="preserve">2020 – 2021</w:t>
+            </w:r>
+          </w:p>
+        </w:tc>
+        <w:tc>
+          <w:tcPr/>
+          <w:p>
+            <w:pPr>
+              <w:pStyle w:val="Compact"/>
+              <w:jc w:val="left"/>
+            </w:pPr>
+            <w:r>
+              <w:t xml:space="preserve">Member, Departmental Hiring Committee, Performance, TMU</w:t>
+            </w:r>
+          </w:p>
+        </w:tc>
+      </w:tr>
+      <w:tr>
+        <w:tc>
+          <w:tcPr/>
+          <w:p>
+            <w:pPr>
+              <w:pStyle w:val="Compact"/>
+              <w:jc w:val="left"/>
+            </w:pPr>
+            <w:r>
+              <w:rPr>
+                <w:bCs/>
+                <w:b/>
+              </w:rPr>
+              <w:t xml:space="preserve">2020 – present</w:t>
+            </w:r>
+          </w:p>
+        </w:tc>
+        <w:tc>
+          <w:tcPr/>
+          <w:p>
+            <w:pPr>
+              <w:pStyle w:val="Compact"/>
+              <w:jc w:val="left"/>
+            </w:pPr>
+            <w:r>
+              <w:t xml:space="preserve">Coordinator, Global Campus Studio course, TMU</w:t>
+            </w:r>
+          </w:p>
+        </w:tc>
+      </w:tr>
+      <w:tr>
+        <w:tc>
+          <w:tcPr/>
+          <w:p>
+            <w:pPr>
+              <w:pStyle w:val="Compact"/>
+              <w:jc w:val="left"/>
+            </w:pPr>
+            <w:r>
+              <w:rPr>
+                <w:bCs/>
+                <w:b/>
+              </w:rPr>
+              <w:t xml:space="preserve">2020</w:t>
+            </w:r>
+          </w:p>
+        </w:tc>
+        <w:tc>
+          <w:tcPr/>
+          <w:p>
+            <w:pPr>
+              <w:pStyle w:val="Compact"/>
+              <w:jc w:val="left"/>
+            </w:pPr>
+            <w:r>
+              <w:t xml:space="preserve">Member, FCAD Virtual Task Force, TMU</w:t>
+            </w:r>
+          </w:p>
+        </w:tc>
+      </w:tr>
+      <w:tr>
+        <w:tc>
+          <w:tcPr/>
+          <w:p>
+            <w:pPr>
+              <w:pStyle w:val="Compact"/>
+              <w:jc w:val="left"/>
+            </w:pPr>
+            <w:r>
+              <w:rPr>
+                <w:bCs/>
+                <w:b/>
+              </w:rPr>
+              <w:t xml:space="preserve">2020-09 – 2021-09</w:t>
+            </w:r>
+          </w:p>
+        </w:tc>
+        <w:tc>
+          <w:tcPr/>
+          <w:p>
+            <w:pPr>
+              <w:pStyle w:val="Compact"/>
+              <w:jc w:val="left"/>
+            </w:pPr>
+            <w:r>
+              <w:t xml:space="preserve">Member, Limited Return of Human Participant &amp; Field SRC Activity Advisory Group, TMU</w:t>
+            </w:r>
+          </w:p>
+        </w:tc>
+      </w:tr>
+      <w:tr>
+        <w:tc>
+          <w:tcPr/>
+          <w:p>
+            <w:pPr>
+              <w:pStyle w:val="Compact"/>
+              <w:jc w:val="left"/>
+            </w:pPr>
+            <w:r>
+              <w:rPr>
+                <w:bCs/>
+                <w:b/>
+              </w:rPr>
+              <w:t xml:space="preserve">2019 – 2022</w:t>
+            </w:r>
+          </w:p>
+        </w:tc>
+        <w:tc>
+          <w:tcPr/>
+          <w:p>
+            <w:pPr>
+              <w:pStyle w:val="Compact"/>
+              <w:jc w:val="left"/>
+            </w:pPr>
+            <w:r>
+              <w:t xml:space="preserve">Member, Academic Integrity Committee, TMU</w:t>
+            </w:r>
+          </w:p>
+        </w:tc>
+      </w:tr>
+      <w:tr>
+        <w:tc>
+          <w:tcPr/>
+          <w:p>
+            <w:pPr>
+              <w:pStyle w:val="Compact"/>
+              <w:jc w:val="left"/>
+            </w:pPr>
+            <w:r>
+              <w:rPr>
+                <w:bCs/>
+                <w:b/>
+              </w:rPr>
+              <w:t xml:space="preserve">2018 – 2022</w:t>
+            </w:r>
+          </w:p>
+        </w:tc>
+        <w:tc>
+          <w:tcPr/>
+          <w:p>
+            <w:pPr>
+              <w:pStyle w:val="Compact"/>
+              <w:jc w:val="left"/>
+            </w:pPr>
+            <w:r>
+              <w:t xml:space="preserve">School of Performance representative, RFA (now TFA) Representative’s Council, TMU</w:t>
+            </w:r>
+          </w:p>
+        </w:tc>
+      </w:tr>
+      <w:tr>
+        <w:tc>
+          <w:tcPr/>
+          <w:p>
+            <w:pPr>
+              <w:pStyle w:val="Compact"/>
+              <w:jc w:val="left"/>
+            </w:pPr>
+            <w:r>
+              <w:rPr>
+                <w:bCs/>
+                <w:b/>
+              </w:rPr>
+              <w:t xml:space="preserve">2018 – 2023</w:t>
+            </w:r>
+          </w:p>
+        </w:tc>
+        <w:tc>
+          <w:tcPr/>
+          <w:p>
+            <w:pPr>
+              <w:pStyle w:val="Compact"/>
+              <w:jc w:val="left"/>
+            </w:pPr>
+            <w:r>
+              <w:t xml:space="preserve">Member, Creative Innovation Studio Curatorial Committee, The Creative School, TMU</w:t>
+            </w:r>
+          </w:p>
+        </w:tc>
+      </w:tr>
+      <w:tr>
+        <w:tc>
+          <w:tcPr/>
+          <w:p>
+            <w:pPr>
+              <w:pStyle w:val="Compact"/>
+              <w:jc w:val="left"/>
+            </w:pPr>
+            <w:r>
+              <w:rPr>
+                <w:bCs/>
+                <w:b/>
+              </w:rPr>
+              <w:t xml:space="preserve">2018 – 2020</w:t>
+            </w:r>
+          </w:p>
+        </w:tc>
+        <w:tc>
+          <w:tcPr/>
+          <w:p>
+            <w:pPr>
+              <w:pStyle w:val="Compact"/>
+              <w:jc w:val="left"/>
+            </w:pPr>
+            <w:r>
+              <w:t xml:space="preserve">FCAD Teaching Committee; FCAD Interdisciplinary Advisory Committee</w:t>
+            </w:r>
+          </w:p>
+        </w:tc>
+      </w:tr>
+      <w:tr>
+        <w:tc>
+          <w:tcPr/>
+          <w:p>
+            <w:pPr>
+              <w:pStyle w:val="Compact"/>
+              <w:jc w:val="left"/>
+            </w:pPr>
+            <w:r>
+              <w:rPr>
+                <w:bCs/>
+                <w:b/>
+              </w:rPr>
+              <w:t xml:space="preserve">2017 – present</w:t>
+            </w:r>
+          </w:p>
+        </w:tc>
+        <w:tc>
+          <w:tcPr/>
+          <w:p>
+            <w:pPr>
+              <w:pStyle w:val="Compact"/>
+              <w:jc w:val="left"/>
+            </w:pPr>
+            <w:r>
+              <w:t xml:space="preserve">Member, Curriculum Committee, School of Performance, TMU</w:t>
+            </w:r>
+          </w:p>
+        </w:tc>
+      </w:tr>
+      <w:tr>
+        <w:tc>
+          <w:tcPr/>
+          <w:p>
+            <w:pPr>
+              <w:pStyle w:val="Compact"/>
+              <w:jc w:val="left"/>
+            </w:pPr>
+            <w:r>
+              <w:rPr>
+                <w:bCs/>
+                <w:b/>
+              </w:rPr>
+              <w:t xml:space="preserve">2017 – present</w:t>
+            </w:r>
+          </w:p>
+        </w:tc>
+        <w:tc>
+          <w:tcPr/>
+          <w:p>
+            <w:pPr>
+              <w:pStyle w:val="Compact"/>
+              <w:jc w:val="left"/>
+            </w:pPr>
+            <w:r>
+              <w:t xml:space="preserve">Member, Production Department Committee, School of Performance, TMU</w:t>
+            </w:r>
+          </w:p>
+        </w:tc>
+      </w:tr>
+      <w:tr>
+        <w:tc>
+          <w:tcPr/>
+          <w:p>
+            <w:pPr>
+              <w:pStyle w:val="Compact"/>
+              <w:jc w:val="left"/>
+            </w:pPr>
+            <w:r>
+              <w:rPr>
+                <w:bCs/>
+                <w:b/>
+              </w:rPr>
+              <w:t xml:space="preserve">2016 – 2021</w:t>
+            </w:r>
+          </w:p>
+        </w:tc>
+        <w:tc>
+          <w:tcPr/>
+          <w:p>
+            <w:pPr>
+              <w:pStyle w:val="Compact"/>
+              <w:jc w:val="left"/>
+            </w:pPr>
+            <w:r>
+              <w:t xml:space="preserve">Member, Stage Committee, Arts &amp; Letters Club of Toronto</w:t>
+            </w:r>
+          </w:p>
+        </w:tc>
+      </w:tr>
+    </w:tbl>
+    <w:bookmarkEnd w:id="24"/>
+    <w:bookmarkStart w:id="25" w:name="f-graduate-supervisions"/>
+    <w:p>
+      <w:pPr>
+        <w:pStyle w:val="Heading2"/>
+      </w:pPr>
+      <w:r>
+        <w:t xml:space="preserve">f) Graduate Supervisions</w:t>
       </w:r>
     </w:p>
     <w:p>
@@ -830,14 +1882,1364 @@
         </w:tc>
       </w:tr>
     </w:tbl>
-    <w:bookmarkEnd w:id="22"/>
-    <w:bookmarkStart w:id="23" w:name="d.-external-research-funding"/>
+    <w:bookmarkEnd w:id="25"/>
+    <w:bookmarkStart w:id="26" w:name="g-graduate-courses"/>
     <w:p>
       <w:pPr>
         <w:pStyle w:val="Heading2"/>
       </w:pPr>
       <w:r>
-        <w:t xml:space="preserve">D. External Research Funding</w:t>
+        <w:t xml:space="preserve">g) Graduate Courses</w:t>
+      </w:r>
+    </w:p>
+    <w:p>
+      <w:pPr>
+        <w:pStyle w:val="FirstParagraph"/>
+      </w:pPr>
+      <w:r>
+        <w:t xml:space="preserve">None — the School of Performance offers no graduate program; graduate work is supervised through the Master of Digital Media program (see f).</w:t>
+      </w:r>
+    </w:p>
+    <w:bookmarkEnd w:id="26"/>
+    <w:bookmarkStart w:id="29" w:name="h-research-funding"/>
+    <w:p>
+      <w:pPr>
+        <w:pStyle w:val="Heading2"/>
+      </w:pPr>
+      <w:r>
+        <w:t xml:space="preserve">h) Research Funding</w:t>
+      </w:r>
+    </w:p>
+    <w:bookmarkStart w:id="27" w:name="external-research-funding"/>
+    <w:p>
+      <w:pPr>
+        <w:pStyle w:val="Heading3"/>
+      </w:pPr>
+      <w:r>
+        <w:t xml:space="preserve">1. External Research Funding</w:t>
+      </w:r>
+    </w:p>
+    <w:tbl>
+      <w:tblPr>
+        <w:tblStyle w:val="Table"/>
+        <w:tblW w:type="pct" w:w="5000"/>
+        <w:tblLook w:firstRow="1" w:lastRow="0" w:firstColumn="0" w:lastColumn="0" w:noHBand="0" w:noVBand="0" w:val="0020"/>
+        <w:jc w:val="start"/>
+      </w:tblPr>
+      <w:tblGrid>
+        <w:gridCol w:w="766"/>
+        <w:gridCol w:w="1277"/>
+        <w:gridCol w:w="1916"/>
+        <w:gridCol w:w="510"/>
+        <w:gridCol w:w="1149"/>
+        <w:gridCol w:w="1405"/>
+        <w:gridCol w:w="894"/>
+      </w:tblGrid>
+      <w:tr>
+        <w:trPr>
+          <w:tblHeader w:val="true"/>
+        </w:trPr>
+        <w:tc>
+          <w:tcPr/>
+          <w:p>
+            <w:pPr>
+              <w:pStyle w:val="Compact"/>
+              <w:jc w:val="left"/>
+            </w:pPr>
+            <w:r>
+              <w:t xml:space="preserve">Year</w:t>
+            </w:r>
+          </w:p>
+        </w:tc>
+        <w:tc>
+          <w:tcPr/>
+          <w:p>
+            <w:pPr>
+              <w:pStyle w:val="Compact"/>
+              <w:jc w:val="left"/>
+            </w:pPr>
+            <w:r>
+              <w:t xml:space="preserve">Source</w:t>
+            </w:r>
+          </w:p>
+        </w:tc>
+        <w:tc>
+          <w:tcPr/>
+          <w:p>
+            <w:pPr>
+              <w:pStyle w:val="Compact"/>
+              <w:jc w:val="left"/>
+            </w:pPr>
+            <w:r>
+              <w:t xml:space="preserve">Program</w:t>
+            </w:r>
+          </w:p>
+        </w:tc>
+        <w:tc>
+          <w:tcPr/>
+          <w:p>
+            <w:pPr>
+              <w:pStyle w:val="Compact"/>
+              <w:jc w:val="left"/>
+            </w:pPr>
+            <w:r>
+              <w:t xml:space="preserve">Type*</w:t>
+            </w:r>
+          </w:p>
+        </w:tc>
+        <w:tc>
+          <w:tcPr/>
+          <w:p>
+            <w:pPr>
+              <w:pStyle w:val="Compact"/>
+              <w:jc w:val="left"/>
+            </w:pPr>
+            <w:r>
+              <w:t xml:space="preserve">Amount</w:t>
+            </w:r>
+          </w:p>
+        </w:tc>
+        <w:tc>
+          <w:tcPr/>
+          <w:p>
+            <w:pPr>
+              <w:pStyle w:val="Compact"/>
+              <w:jc w:val="left"/>
+            </w:pPr>
+            <w:r>
+              <w:t xml:space="preserve">PI</w:t>
+            </w:r>
+          </w:p>
+        </w:tc>
+        <w:tc>
+          <w:tcPr/>
+          <w:p>
+            <w:pPr>
+              <w:pStyle w:val="Compact"/>
+              <w:jc w:val="left"/>
+            </w:pPr>
+            <w:r>
+              <w:t xml:space="preserve">Purpose**</w:t>
+            </w:r>
+          </w:p>
+        </w:tc>
+      </w:tr>
+      <w:tr>
+        <w:tc>
+          <w:tcPr/>
+          <w:p>
+            <w:pPr>
+              <w:pStyle w:val="Compact"/>
+              <w:jc w:val="left"/>
+            </w:pPr>
+            <w:r>
+              <w:t xml:space="preserve">2024</w:t>
+            </w:r>
+          </w:p>
+        </w:tc>
+        <w:tc>
+          <w:tcPr/>
+          <w:p>
+            <w:pPr>
+              <w:pStyle w:val="Compact"/>
+              <w:jc w:val="left"/>
+            </w:pPr>
+            <w:r>
+              <w:t xml:space="preserve">European Union / OAMK</w:t>
+            </w:r>
+          </w:p>
+        </w:tc>
+        <w:tc>
+          <w:tcPr/>
+          <w:p>
+            <w:pPr>
+              <w:pStyle w:val="Compact"/>
+              <w:jc w:val="left"/>
+            </w:pPr>
+            <w:r>
+              <w:t xml:space="preserve">Erasmus+ staff mobility</w:t>
+            </w:r>
+          </w:p>
+        </w:tc>
+        <w:tc>
+          <w:tcPr/>
+          <w:p>
+            <w:pPr>
+              <w:pStyle w:val="Compact"/>
+              <w:jc w:val="left"/>
+            </w:pPr>
+            <w:r>
+              <w:t xml:space="preserve">G</w:t>
+            </w:r>
+          </w:p>
+        </w:tc>
+        <w:tc>
+          <w:tcPr/>
+          <w:p>
+            <w:pPr>
+              <w:pStyle w:val="Compact"/>
+              <w:jc w:val="left"/>
+            </w:pPr>
+            <w:r>
+              <w:t xml:space="preserve">—</w:t>
+            </w:r>
+          </w:p>
+        </w:tc>
+        <w:tc>
+          <w:tcPr/>
+          <w:p>
+            <w:pPr>
+              <w:pStyle w:val="Compact"/>
+              <w:jc w:val="left"/>
+            </w:pPr>
+            <w:r>
+              <w:t xml:space="preserve">Michael Bergmann</w:t>
+            </w:r>
+          </w:p>
+        </w:tc>
+        <w:tc>
+          <w:tcPr/>
+          <w:p>
+            <w:pPr>
+              <w:pStyle w:val="Compact"/>
+              <w:jc w:val="left"/>
+            </w:pPr>
+            <w:r>
+              <w:t xml:space="preserve">Travel</w:t>
+            </w:r>
+          </w:p>
+        </w:tc>
+      </w:tr>
+      <w:tr>
+        <w:tc>
+          <w:tcPr/>
+          <w:p>
+            <w:pPr>
+              <w:pStyle w:val="Compact"/>
+              <w:jc w:val="left"/>
+            </w:pPr>
+            <w:r>
+              <w:t xml:space="preserve">2021</w:t>
+            </w:r>
+          </w:p>
+        </w:tc>
+        <w:tc>
+          <w:tcPr/>
+          <w:p>
+            <w:pPr>
+              <w:pStyle w:val="Compact"/>
+              <w:jc w:val="left"/>
+            </w:pPr>
+            <w:r>
+              <w:t xml:space="preserve">SSHRC</w:t>
+            </w:r>
+          </w:p>
+        </w:tc>
+        <w:tc>
+          <w:tcPr/>
+          <w:p>
+            <w:pPr>
+              <w:pStyle w:val="Compact"/>
+              <w:jc w:val="left"/>
+            </w:pPr>
+            <w:r>
+              <w:t xml:space="preserve">Partnership Engage Grant, COVID-19 Special Initiative</w:t>
+            </w:r>
+          </w:p>
+        </w:tc>
+        <w:tc>
+          <w:tcPr/>
+          <w:p>
+            <w:pPr>
+              <w:pStyle w:val="Compact"/>
+              <w:jc w:val="left"/>
+            </w:pPr>
+            <w:r>
+              <w:t xml:space="preserve">C</w:t>
+            </w:r>
+          </w:p>
+        </w:tc>
+        <w:tc>
+          <w:tcPr/>
+          <w:p>
+            <w:pPr>
+              <w:pStyle w:val="Compact"/>
+              <w:jc w:val="left"/>
+            </w:pPr>
+            <w:r>
+              <w:t xml:space="preserve">$24,620</w:t>
+            </w:r>
+          </w:p>
+        </w:tc>
+        <w:tc>
+          <w:tcPr/>
+          <w:p>
+            <w:pPr>
+              <w:pStyle w:val="Compact"/>
+              <w:jc w:val="left"/>
+            </w:pPr>
+            <w:r>
+              <w:t xml:space="preserve">Cintia Cristiá</w:t>
+            </w:r>
+          </w:p>
+        </w:tc>
+        <w:tc>
+          <w:tcPr/>
+          <w:p>
+            <w:pPr>
+              <w:pStyle w:val="Compact"/>
+              <w:jc w:val="left"/>
+            </w:pPr>
+            <w:r>
+              <w:t xml:space="preserve">Research</w:t>
+            </w:r>
+          </w:p>
+        </w:tc>
+      </w:tr>
+      <w:tr>
+        <w:tc>
+          <w:tcPr/>
+          <w:p>
+            <w:pPr>
+              <w:pStyle w:val="Compact"/>
+              <w:jc w:val="left"/>
+            </w:pPr>
+            <w:r>
+              <w:t xml:space="preserve">2012</w:t>
+            </w:r>
+          </w:p>
+        </w:tc>
+        <w:tc>
+          <w:tcPr/>
+          <w:p>
+            <w:pPr>
+              <w:pStyle w:val="Compact"/>
+              <w:jc w:val="left"/>
+            </w:pPr>
+            <w:r>
+              <w:t xml:space="preserve">Yale University</w:t>
+            </w:r>
+          </w:p>
+        </w:tc>
+        <w:tc>
+          <w:tcPr/>
+          <w:p>
+            <w:pPr>
+              <w:pStyle w:val="Compact"/>
+              <w:jc w:val="left"/>
+            </w:pPr>
+            <w:r>
+              <w:t xml:space="preserve">Eldon Elder Fellowship</w:t>
+            </w:r>
+          </w:p>
+        </w:tc>
+        <w:tc>
+          <w:tcPr/>
+          <w:p>
+            <w:pPr>
+              <w:pStyle w:val="Compact"/>
+              <w:jc w:val="left"/>
+            </w:pPr>
+            <w:r>
+              <w:t xml:space="preserve">O</w:t>
+            </w:r>
+          </w:p>
+        </w:tc>
+        <w:tc>
+          <w:tcPr/>
+          <w:p>
+            <w:pPr>
+              <w:pStyle w:val="Compact"/>
+              <w:jc w:val="left"/>
+            </w:pPr>
+            <w:r>
+              <w:t xml:space="preserve">$40,000 USD</w:t>
+            </w:r>
+          </w:p>
+        </w:tc>
+        <w:tc>
+          <w:tcPr/>
+          <w:p>
+            <w:pPr>
+              <w:pStyle w:val="Compact"/>
+              <w:jc w:val="left"/>
+            </w:pPr>
+            <w:r>
+              <w:t xml:space="preserve">Michael Bergmann</w:t>
+            </w:r>
+          </w:p>
+        </w:tc>
+        <w:tc>
+          <w:tcPr/>
+          <w:p>
+            <w:pPr>
+              <w:pStyle w:val="Compact"/>
+              <w:jc w:val="left"/>
+            </w:pPr>
+            <w:r>
+              <w:t xml:space="preserve">Fellowship</w:t>
+            </w:r>
+          </w:p>
+        </w:tc>
+      </w:tr>
+    </w:tbl>
+    <w:p>
+      <w:pPr>
+        <w:pStyle w:val="BodyText"/>
+      </w:pPr>
+      <w:r>
+        <w:t xml:space="preserve">*Type: C – Granting Councils; G – Government; F – Foundations; O – Other</w:t>
+      </w:r>
+      <w:r>
+        <w:br/>
+      </w:r>
+      <w:r>
+        <w:t xml:space="preserve">**Purpose: research, travel, publication, etc.</w:t>
+      </w:r>
+    </w:p>
+    <w:bookmarkEnd w:id="27"/>
+    <w:bookmarkStart w:id="28" w:name="internal-research-funding"/>
+    <w:p>
+      <w:pPr>
+        <w:pStyle w:val="Heading3"/>
+      </w:pPr>
+      <w:r>
+        <w:t xml:space="preserve">2. Internal Research Funding</w:t>
+      </w:r>
+    </w:p>
+    <w:tbl>
+      <w:tblPr>
+        <w:tblStyle w:val="Table"/>
+        <w:tblW w:type="pct" w:w="5000"/>
+        <w:tblLook w:firstRow="1" w:lastRow="0" w:firstColumn="0" w:lastColumn="0" w:noHBand="0" w:noVBand="0" w:val="0020"/>
+        <w:jc w:val="start"/>
+      </w:tblPr>
+      <w:tblGrid>
+        <w:gridCol w:w="766"/>
+        <w:gridCol w:w="1277"/>
+        <w:gridCol w:w="1916"/>
+        <w:gridCol w:w="510"/>
+        <w:gridCol w:w="1149"/>
+        <w:gridCol w:w="1405"/>
+        <w:gridCol w:w="894"/>
+      </w:tblGrid>
+      <w:tr>
+        <w:trPr>
+          <w:tblHeader w:val="true"/>
+        </w:trPr>
+        <w:tc>
+          <w:tcPr/>
+          <w:p>
+            <w:pPr>
+              <w:pStyle w:val="Compact"/>
+              <w:jc w:val="left"/>
+            </w:pPr>
+            <w:r>
+              <w:t xml:space="preserve">Year</w:t>
+            </w:r>
+          </w:p>
+        </w:tc>
+        <w:tc>
+          <w:tcPr/>
+          <w:p>
+            <w:pPr>
+              <w:pStyle w:val="Compact"/>
+              <w:jc w:val="left"/>
+            </w:pPr>
+            <w:r>
+              <w:t xml:space="preserve">Source</w:t>
+            </w:r>
+          </w:p>
+        </w:tc>
+        <w:tc>
+          <w:tcPr/>
+          <w:p>
+            <w:pPr>
+              <w:pStyle w:val="Compact"/>
+              <w:jc w:val="left"/>
+            </w:pPr>
+            <w:r>
+              <w:t xml:space="preserve">Program</w:t>
+            </w:r>
+          </w:p>
+        </w:tc>
+        <w:tc>
+          <w:tcPr/>
+          <w:p>
+            <w:pPr>
+              <w:pStyle w:val="Compact"/>
+              <w:jc w:val="left"/>
+            </w:pPr>
+            <w:r>
+              <w:t xml:space="preserve">Type*</w:t>
+            </w:r>
+          </w:p>
+        </w:tc>
+        <w:tc>
+          <w:tcPr/>
+          <w:p>
+            <w:pPr>
+              <w:pStyle w:val="Compact"/>
+              <w:jc w:val="left"/>
+            </w:pPr>
+            <w:r>
+              <w:t xml:space="preserve">Amount</w:t>
+            </w:r>
+          </w:p>
+        </w:tc>
+        <w:tc>
+          <w:tcPr/>
+          <w:p>
+            <w:pPr>
+              <w:pStyle w:val="Compact"/>
+              <w:jc w:val="left"/>
+            </w:pPr>
+            <w:r>
+              <w:t xml:space="preserve">PI</w:t>
+            </w:r>
+          </w:p>
+        </w:tc>
+        <w:tc>
+          <w:tcPr/>
+          <w:p>
+            <w:pPr>
+              <w:pStyle w:val="Compact"/>
+              <w:jc w:val="left"/>
+            </w:pPr>
+            <w:r>
+              <w:t xml:space="preserve">Purpose**</w:t>
+            </w:r>
+          </w:p>
+        </w:tc>
+      </w:tr>
+      <w:tr>
+        <w:tc>
+          <w:tcPr/>
+          <w:p>
+            <w:pPr>
+              <w:pStyle w:val="Compact"/>
+              <w:jc w:val="left"/>
+            </w:pPr>
+            <w:r>
+              <w:t xml:space="preserve">2024</w:t>
+            </w:r>
+          </w:p>
+        </w:tc>
+        <w:tc>
+          <w:tcPr/>
+          <w:p>
+            <w:pPr>
+              <w:pStyle w:val="Compact"/>
+              <w:jc w:val="left"/>
+            </w:pPr>
+            <w:r>
+              <w:t xml:space="preserve">TMU</w:t>
+            </w:r>
+          </w:p>
+        </w:tc>
+        <w:tc>
+          <w:tcPr/>
+          <w:p>
+            <w:pPr>
+              <w:pStyle w:val="Compact"/>
+              <w:jc w:val="left"/>
+            </w:pPr>
+            <w:r>
+              <w:t xml:space="preserve">The Creative School Travel Grant</w:t>
+            </w:r>
+          </w:p>
+        </w:tc>
+        <w:tc>
+          <w:tcPr/>
+          <w:p>
+            <w:pPr>
+              <w:pStyle w:val="Compact"/>
+              <w:jc w:val="left"/>
+            </w:pPr>
+            <w:r>
+              <w:t xml:space="preserve">O</w:t>
+            </w:r>
+          </w:p>
+        </w:tc>
+        <w:tc>
+          <w:tcPr/>
+          <w:p>
+            <w:pPr>
+              <w:pStyle w:val="Compact"/>
+              <w:jc w:val="left"/>
+            </w:pPr>
+            <w:r>
+              <w:t xml:space="preserve">$1,000</w:t>
+            </w:r>
+          </w:p>
+        </w:tc>
+        <w:tc>
+          <w:tcPr/>
+          <w:p>
+            <w:pPr>
+              <w:pStyle w:val="Compact"/>
+              <w:jc w:val="left"/>
+            </w:pPr>
+            <w:r>
+              <w:t xml:space="preserve">Michael Bergmann</w:t>
+            </w:r>
+          </w:p>
+        </w:tc>
+        <w:tc>
+          <w:tcPr/>
+          <w:p>
+            <w:pPr>
+              <w:pStyle w:val="Compact"/>
+              <w:jc w:val="left"/>
+            </w:pPr>
+            <w:r>
+              <w:t xml:space="preserve">Travel</w:t>
+            </w:r>
+          </w:p>
+        </w:tc>
+      </w:tr>
+      <w:tr>
+        <w:tc>
+          <w:tcPr/>
+          <w:p>
+            <w:pPr>
+              <w:pStyle w:val="Compact"/>
+              <w:jc w:val="left"/>
+            </w:pPr>
+            <w:r>
+              <w:t xml:space="preserve">2022</w:t>
+            </w:r>
+          </w:p>
+        </w:tc>
+        <w:tc>
+          <w:tcPr/>
+          <w:p>
+            <w:pPr>
+              <w:pStyle w:val="Compact"/>
+              <w:jc w:val="left"/>
+            </w:pPr>
+            <w:r>
+              <w:t xml:space="preserve">TMU</w:t>
+            </w:r>
+          </w:p>
+        </w:tc>
+        <w:tc>
+          <w:tcPr/>
+          <w:p>
+            <w:pPr>
+              <w:pStyle w:val="Compact"/>
+              <w:jc w:val="left"/>
+            </w:pPr>
+            <w:r>
+              <w:t xml:space="preserve">Work Study RA Program</w:t>
+            </w:r>
+          </w:p>
+        </w:tc>
+        <w:tc>
+          <w:tcPr/>
+          <w:p>
+            <w:pPr>
+              <w:pStyle w:val="Compact"/>
+              <w:jc w:val="left"/>
+            </w:pPr>
+            <w:r>
+              <w:t xml:space="preserve">O</w:t>
+            </w:r>
+          </w:p>
+        </w:tc>
+        <w:tc>
+          <w:tcPr/>
+          <w:p>
+            <w:pPr>
+              <w:pStyle w:val="Compact"/>
+              <w:jc w:val="left"/>
+            </w:pPr>
+            <w:r>
+              <w:t xml:space="preserve">$3,800</w:t>
+            </w:r>
+          </w:p>
+        </w:tc>
+        <w:tc>
+          <w:tcPr/>
+          <w:p>
+            <w:pPr>
+              <w:pStyle w:val="Compact"/>
+              <w:jc w:val="left"/>
+            </w:pPr>
+            <w:r>
+              <w:t xml:space="preserve">Michael Bergmann</w:t>
+            </w:r>
+          </w:p>
+        </w:tc>
+        <w:tc>
+          <w:tcPr/>
+          <w:p>
+            <w:pPr>
+              <w:pStyle w:val="Compact"/>
+              <w:jc w:val="left"/>
+            </w:pPr>
+            <w:r>
+              <w:t xml:space="preserve">Research</w:t>
+            </w:r>
+          </w:p>
+        </w:tc>
+      </w:tr>
+      <w:tr>
+        <w:tc>
+          <w:tcPr/>
+          <w:p>
+            <w:pPr>
+              <w:pStyle w:val="Compact"/>
+              <w:jc w:val="left"/>
+            </w:pPr>
+            <w:r>
+              <w:t xml:space="preserve">2022</w:t>
+            </w:r>
+          </w:p>
+        </w:tc>
+        <w:tc>
+          <w:tcPr/>
+          <w:p>
+            <w:pPr>
+              <w:pStyle w:val="Compact"/>
+              <w:jc w:val="left"/>
+            </w:pPr>
+            <w:r>
+              <w:t xml:space="preserve">TMU</w:t>
+            </w:r>
+          </w:p>
+        </w:tc>
+        <w:tc>
+          <w:tcPr/>
+          <w:p>
+            <w:pPr>
+              <w:pStyle w:val="Compact"/>
+              <w:jc w:val="left"/>
+            </w:pPr>
+            <w:r>
+              <w:t xml:space="preserve">The Creative School Travel Grant</w:t>
+            </w:r>
+          </w:p>
+        </w:tc>
+        <w:tc>
+          <w:tcPr/>
+          <w:p>
+            <w:pPr>
+              <w:pStyle w:val="Compact"/>
+              <w:jc w:val="left"/>
+            </w:pPr>
+            <w:r>
+              <w:t xml:space="preserve">O</w:t>
+            </w:r>
+          </w:p>
+        </w:tc>
+        <w:tc>
+          <w:tcPr/>
+          <w:p>
+            <w:pPr>
+              <w:pStyle w:val="Compact"/>
+              <w:jc w:val="left"/>
+            </w:pPr>
+            <w:r>
+              <w:t xml:space="preserve">$2,000</w:t>
+            </w:r>
+          </w:p>
+        </w:tc>
+        <w:tc>
+          <w:tcPr/>
+          <w:p>
+            <w:pPr>
+              <w:pStyle w:val="Compact"/>
+              <w:jc w:val="left"/>
+            </w:pPr>
+            <w:r>
+              <w:t xml:space="preserve">Michael Bergmann</w:t>
+            </w:r>
+          </w:p>
+        </w:tc>
+        <w:tc>
+          <w:tcPr/>
+          <w:p>
+            <w:pPr>
+              <w:pStyle w:val="Compact"/>
+              <w:jc w:val="left"/>
+            </w:pPr>
+            <w:r>
+              <w:t xml:space="preserve">Travel</w:t>
+            </w:r>
+          </w:p>
+        </w:tc>
+      </w:tr>
+      <w:tr>
+        <w:tc>
+          <w:tcPr/>
+          <w:p>
+            <w:pPr>
+              <w:pStyle w:val="Compact"/>
+              <w:jc w:val="left"/>
+            </w:pPr>
+            <w:r>
+              <w:t xml:space="preserve">2019</w:t>
+            </w:r>
+          </w:p>
+        </w:tc>
+        <w:tc>
+          <w:tcPr/>
+          <w:p>
+            <w:pPr>
+              <w:pStyle w:val="Compact"/>
+              <w:jc w:val="left"/>
+            </w:pPr>
+            <w:r>
+              <w:t xml:space="preserve">Cirque du Soleil Entertainment Group / Ryerson</w:t>
+            </w:r>
+          </w:p>
+        </w:tc>
+        <w:tc>
+          <w:tcPr/>
+          <w:p>
+            <w:pPr>
+              <w:pStyle w:val="Compact"/>
+              <w:jc w:val="left"/>
+            </w:pPr>
+            <w:r>
+              <w:t xml:space="preserve">Future of Live Entertainment Lab</w:t>
+            </w:r>
+          </w:p>
+        </w:tc>
+        <w:tc>
+          <w:tcPr/>
+          <w:p>
+            <w:pPr>
+              <w:pStyle w:val="Compact"/>
+              <w:jc w:val="left"/>
+            </w:pPr>
+            <w:r>
+              <w:t xml:space="preserve">O</w:t>
+            </w:r>
+          </w:p>
+        </w:tc>
+        <w:tc>
+          <w:tcPr/>
+          <w:p>
+            <w:pPr>
+              <w:pStyle w:val="Compact"/>
+              <w:jc w:val="left"/>
+            </w:pPr>
+            <w:r>
+              <w:t xml:space="preserve">$7,500</w:t>
+            </w:r>
+          </w:p>
+        </w:tc>
+        <w:tc>
+          <w:tcPr/>
+          <w:p>
+            <w:pPr>
+              <w:pStyle w:val="Compact"/>
+              <w:jc w:val="left"/>
+            </w:pPr>
+            <w:r>
+              <w:t xml:space="preserve">Co-I with Jonathon Anderson</w:t>
+            </w:r>
+          </w:p>
+        </w:tc>
+        <w:tc>
+          <w:tcPr/>
+          <w:p>
+            <w:pPr>
+              <w:pStyle w:val="Compact"/>
+              <w:jc w:val="left"/>
+            </w:pPr>
+            <w:r>
+              <w:t xml:space="preserve">Research</w:t>
+            </w:r>
+          </w:p>
+        </w:tc>
+      </w:tr>
+      <w:tr>
+        <w:tc>
+          <w:tcPr/>
+          <w:p>
+            <w:pPr>
+              <w:pStyle w:val="Compact"/>
+              <w:jc w:val="left"/>
+            </w:pPr>
+            <w:r>
+              <w:t xml:space="preserve">2019</w:t>
+            </w:r>
+          </w:p>
+        </w:tc>
+        <w:tc>
+          <w:tcPr/>
+          <w:p>
+            <w:pPr>
+              <w:pStyle w:val="Compact"/>
+              <w:jc w:val="left"/>
+            </w:pPr>
+            <w:r>
+              <w:t xml:space="preserve">Ryerson</w:t>
+            </w:r>
+          </w:p>
+        </w:tc>
+        <w:tc>
+          <w:tcPr/>
+          <w:p>
+            <w:pPr>
+              <w:pStyle w:val="Compact"/>
+              <w:jc w:val="left"/>
+            </w:pPr>
+            <w:r>
+              <w:t xml:space="preserve">FCAD Special Seed Grant</w:t>
+            </w:r>
+          </w:p>
+        </w:tc>
+        <w:tc>
+          <w:tcPr/>
+          <w:p>
+            <w:pPr>
+              <w:pStyle w:val="Compact"/>
+              <w:jc w:val="left"/>
+            </w:pPr>
+            <w:r>
+              <w:t xml:space="preserve">O</w:t>
+            </w:r>
+          </w:p>
+        </w:tc>
+        <w:tc>
+          <w:tcPr/>
+          <w:p>
+            <w:pPr>
+              <w:pStyle w:val="Compact"/>
+              <w:jc w:val="left"/>
+            </w:pPr>
+            <w:r>
+              <w:t xml:space="preserve">$4,000</w:t>
+            </w:r>
+          </w:p>
+        </w:tc>
+        <w:tc>
+          <w:tcPr/>
+          <w:p>
+            <w:pPr>
+              <w:pStyle w:val="Compact"/>
+              <w:jc w:val="left"/>
+            </w:pPr>
+            <w:r>
+              <w:t xml:space="preserve">Michael Bergmann</w:t>
+            </w:r>
+          </w:p>
+        </w:tc>
+        <w:tc>
+          <w:tcPr/>
+          <w:p>
+            <w:pPr>
+              <w:pStyle w:val="Compact"/>
+              <w:jc w:val="left"/>
+            </w:pPr>
+            <w:r>
+              <w:t xml:space="preserve">Research</w:t>
+            </w:r>
+          </w:p>
+        </w:tc>
+      </w:tr>
+      <w:tr>
+        <w:tc>
+          <w:tcPr/>
+          <w:p>
+            <w:pPr>
+              <w:pStyle w:val="Compact"/>
+              <w:jc w:val="left"/>
+            </w:pPr>
+            <w:r>
+              <w:t xml:space="preserve">2019</w:t>
+            </w:r>
+          </w:p>
+        </w:tc>
+        <w:tc>
+          <w:tcPr/>
+          <w:p>
+            <w:pPr>
+              <w:pStyle w:val="Compact"/>
+              <w:jc w:val="left"/>
+            </w:pPr>
+            <w:r>
+              <w:t xml:space="preserve">Ryerson</w:t>
+            </w:r>
+          </w:p>
+        </w:tc>
+        <w:tc>
+          <w:tcPr/>
+          <w:p>
+            <w:pPr>
+              <w:pStyle w:val="Compact"/>
+              <w:jc w:val="left"/>
+            </w:pPr>
+            <w:r>
+              <w:t xml:space="preserve">The Creative School Travel Grant</w:t>
+            </w:r>
+          </w:p>
+        </w:tc>
+        <w:tc>
+          <w:tcPr/>
+          <w:p>
+            <w:pPr>
+              <w:pStyle w:val="Compact"/>
+              <w:jc w:val="left"/>
+            </w:pPr>
+            <w:r>
+              <w:t xml:space="preserve">O</w:t>
+            </w:r>
+          </w:p>
+        </w:tc>
+        <w:tc>
+          <w:tcPr/>
+          <w:p>
+            <w:pPr>
+              <w:pStyle w:val="Compact"/>
+              <w:jc w:val="left"/>
+            </w:pPr>
+            <w:r>
+              <w:t xml:space="preserve">$2,000</w:t>
+            </w:r>
+          </w:p>
+        </w:tc>
+        <w:tc>
+          <w:tcPr/>
+          <w:p>
+            <w:pPr>
+              <w:pStyle w:val="Compact"/>
+              <w:jc w:val="left"/>
+            </w:pPr>
+            <w:r>
+              <w:t xml:space="preserve">Michael Bergmann</w:t>
+            </w:r>
+          </w:p>
+        </w:tc>
+        <w:tc>
+          <w:tcPr/>
+          <w:p>
+            <w:pPr>
+              <w:pStyle w:val="Compact"/>
+              <w:jc w:val="left"/>
+            </w:pPr>
+            <w:r>
+              <w:t xml:space="preserve">Travel</w:t>
+            </w:r>
+          </w:p>
+        </w:tc>
+      </w:tr>
+      <w:tr>
+        <w:tc>
+          <w:tcPr/>
+          <w:p>
+            <w:pPr>
+              <w:pStyle w:val="Compact"/>
+              <w:jc w:val="left"/>
+            </w:pPr>
+            <w:r>
+              <w:t xml:space="preserve">2018</w:t>
+            </w:r>
+          </w:p>
+        </w:tc>
+        <w:tc>
+          <w:tcPr/>
+          <w:p>
+            <w:pPr>
+              <w:pStyle w:val="Compact"/>
+              <w:jc w:val="left"/>
+            </w:pPr>
+            <w:r>
+              <w:t xml:space="preserve">Ryerson</w:t>
+            </w:r>
+          </w:p>
+        </w:tc>
+        <w:tc>
+          <w:tcPr/>
+          <w:p>
+            <w:pPr>
+              <w:pStyle w:val="Compact"/>
+              <w:jc w:val="left"/>
+            </w:pPr>
+            <w:r>
+              <w:t xml:space="preserve">Undergraduate Research Opportunity, OVPRI</w:t>
+            </w:r>
+          </w:p>
+        </w:tc>
+        <w:tc>
+          <w:tcPr/>
+          <w:p>
+            <w:pPr>
+              <w:pStyle w:val="Compact"/>
+              <w:jc w:val="left"/>
+            </w:pPr>
+            <w:r>
+              <w:t xml:space="preserve">O</w:t>
+            </w:r>
+          </w:p>
+        </w:tc>
+        <w:tc>
+          <w:tcPr/>
+          <w:p>
+            <w:pPr>
+              <w:pStyle w:val="Compact"/>
+              <w:jc w:val="left"/>
+            </w:pPr>
+            <w:r>
+              <w:t xml:space="preserve">$9,888</w:t>
+            </w:r>
+          </w:p>
+        </w:tc>
+        <w:tc>
+          <w:tcPr/>
+          <w:p>
+            <w:pPr>
+              <w:pStyle w:val="Compact"/>
+              <w:jc w:val="left"/>
+            </w:pPr>
+            <w:r>
+              <w:t xml:space="preserve">Michael Bergmann</w:t>
+            </w:r>
+          </w:p>
+        </w:tc>
+        <w:tc>
+          <w:tcPr/>
+          <w:p>
+            <w:pPr>
+              <w:pStyle w:val="Compact"/>
+              <w:jc w:val="left"/>
+            </w:pPr>
+            <w:r>
+              <w:t xml:space="preserve">Research</w:t>
+            </w:r>
+          </w:p>
+        </w:tc>
+      </w:tr>
+      <w:tr>
+        <w:tc>
+          <w:tcPr/>
+          <w:p>
+            <w:pPr>
+              <w:pStyle w:val="Compact"/>
+              <w:jc w:val="left"/>
+            </w:pPr>
+            <w:r>
+              <w:t xml:space="preserve">2018</w:t>
+            </w:r>
+          </w:p>
+        </w:tc>
+        <w:tc>
+          <w:tcPr/>
+          <w:p>
+            <w:pPr>
+              <w:pStyle w:val="Compact"/>
+              <w:jc w:val="left"/>
+            </w:pPr>
+            <w:r>
+              <w:t xml:space="preserve">Ryerson</w:t>
+            </w:r>
+          </w:p>
+        </w:tc>
+        <w:tc>
+          <w:tcPr/>
+          <w:p>
+            <w:pPr>
+              <w:pStyle w:val="Compact"/>
+              <w:jc w:val="left"/>
+            </w:pPr>
+            <w:r>
+              <w:t xml:space="preserve">Learning and Teaching Enhancement Fund</w:t>
+            </w:r>
+          </w:p>
+        </w:tc>
+        <w:tc>
+          <w:tcPr/>
+          <w:p>
+            <w:pPr>
+              <w:pStyle w:val="Compact"/>
+              <w:jc w:val="left"/>
+            </w:pPr>
+            <w:r>
+              <w:t xml:space="preserve">O</w:t>
+            </w:r>
+          </w:p>
+        </w:tc>
+        <w:tc>
+          <w:tcPr/>
+          <w:p>
+            <w:pPr>
+              <w:pStyle w:val="Compact"/>
+              <w:jc w:val="left"/>
+            </w:pPr>
+            <w:r>
+              <w:t xml:space="preserve">$13,000</w:t>
+            </w:r>
+          </w:p>
+        </w:tc>
+        <w:tc>
+          <w:tcPr/>
+          <w:p>
+            <w:pPr>
+              <w:pStyle w:val="Compact"/>
+              <w:jc w:val="left"/>
+            </w:pPr>
+            <w:r>
+              <w:t xml:space="preserve">Pavlo Bosyy</w:t>
+            </w:r>
+          </w:p>
+        </w:tc>
+        <w:tc>
+          <w:tcPr/>
+          <w:p>
+            <w:pPr>
+              <w:pStyle w:val="Compact"/>
+              <w:jc w:val="left"/>
+            </w:pPr>
+            <w:r>
+              <w:t xml:space="preserve">Research</w:t>
+            </w:r>
+          </w:p>
+        </w:tc>
+      </w:tr>
+    </w:tbl>
+    <w:p>
+      <w:pPr>
+        <w:pStyle w:val="BodyText"/>
+      </w:pPr>
+      <w:r>
+        <w:t xml:space="preserve">*Type: C – Granting Councils; G – Government; F – Foundations; O – Other</w:t>
+      </w:r>
+      <w:r>
+        <w:br/>
+      </w:r>
+      <w:r>
+        <w:t xml:space="preserve">**Purpose: research, travel, publication, etc.</w:t>
+      </w:r>
+    </w:p>
+    <w:bookmarkEnd w:id="28"/>
+    <w:bookmarkEnd w:id="29"/>
+    <w:bookmarkStart w:id="31" w:name="i-publications"/>
+    <w:p>
+      <w:pPr>
+        <w:pStyle w:val="Heading2"/>
+      </w:pPr>
+      <w:r>
+        <w:t xml:space="preserve">i) Publications</w:t>
+      </w:r>
+    </w:p>
+    <w:bookmarkStart w:id="30" w:name="life-time-summary"/>
+    <w:p>
+      <w:pPr>
+        <w:pStyle w:val="Heading3"/>
+      </w:pPr>
+      <w:r>
+        <w:t xml:space="preserve">Life-time summary</w:t>
+      </w:r>
+    </w:p>
+    <w:p>
+      <w:pPr>
+        <w:numPr>
+          <w:ilvl w:val="0"/>
+          <w:numId w:val="1001"/>
+        </w:numPr>
+        <w:pStyle w:val="Compact"/>
+      </w:pPr>
+      <w:r>
+        <w:t xml:space="preserve">Books authored: 0</w:t>
+      </w:r>
+    </w:p>
+    <w:p>
+      <w:pPr>
+        <w:numPr>
+          <w:ilvl w:val="0"/>
+          <w:numId w:val="1001"/>
+        </w:numPr>
+        <w:pStyle w:val="Compact"/>
+      </w:pPr>
+      <w:r>
+        <w:t xml:space="preserve">Books edited: 0</w:t>
+      </w:r>
+    </w:p>
+    <w:p>
+      <w:pPr>
+        <w:numPr>
+          <w:ilvl w:val="0"/>
+          <w:numId w:val="1001"/>
+        </w:numPr>
+        <w:pStyle w:val="Compact"/>
+      </w:pPr>
+      <w:r>
+        <w:t xml:space="preserve">Chapters in books: 0</w:t>
+      </w:r>
+    </w:p>
+    <w:p>
+      <w:pPr>
+        <w:numPr>
+          <w:ilvl w:val="0"/>
+          <w:numId w:val="1001"/>
+        </w:numPr>
+        <w:pStyle w:val="Compact"/>
+      </w:pPr>
+      <w:r>
+        <w:t xml:space="preserve">Papers in refereed journals: 0</w:t>
+      </w:r>
+    </w:p>
+    <w:p>
+      <w:pPr>
+        <w:numPr>
+          <w:ilvl w:val="0"/>
+          <w:numId w:val="1001"/>
+        </w:numPr>
+        <w:pStyle w:val="Compact"/>
+      </w:pPr>
+      <w:r>
+        <w:t xml:space="preserve">Papers in refereed conference proceedings: 1</w:t>
+      </w:r>
+    </w:p>
+    <w:p>
+      <w:pPr>
+        <w:numPr>
+          <w:ilvl w:val="0"/>
+          <w:numId w:val="1001"/>
+        </w:numPr>
+        <w:pStyle w:val="Compact"/>
+      </w:pPr>
+      <w:r>
+        <w:t xml:space="preserve">Major invited contributions and/or technical reports: 0</w:t>
+      </w:r>
+    </w:p>
+    <w:p>
+      <w:pPr>
+        <w:numPr>
+          <w:ilvl w:val="0"/>
+          <w:numId w:val="1001"/>
+        </w:numPr>
+        <w:pStyle w:val="Compact"/>
+      </w:pPr>
+      <w:r>
+        <w:t xml:space="preserve">Abstracts and/or papers read: 21</w:t>
+      </w:r>
+    </w:p>
+    <w:p>
+      <w:pPr>
+        <w:numPr>
+          <w:ilvl w:val="0"/>
+          <w:numId w:val="1001"/>
+        </w:numPr>
+        <w:pStyle w:val="Compact"/>
+      </w:pPr>
+      <w:r>
+        <w:t xml:space="preserve">Other (data sets, magazine and literary publications): 3</w:t>
+      </w:r>
+    </w:p>
+    <w:bookmarkEnd w:id="30"/>
+    <w:bookmarkEnd w:id="31"/>
+    <w:bookmarkStart w:id="32" w:name="X51288f3bb7e263bdb7b629f429ac60b2902e3cc"/>
+    <w:p>
+      <w:pPr>
+        <w:pStyle w:val="Heading2"/>
+      </w:pPr>
+      <w:r>
+        <w:t xml:space="preserve">Papers in refereed conference proceedings</w:t>
       </w:r>
     </w:p>
     <w:tbl>
@@ -864,49 +3266,19 @@
                 <w:bCs/>
                 <w:b/>
               </w:rPr>
-              <w:t xml:space="preserve">2024-05</w:t>
-            </w:r>
-          </w:p>
-        </w:tc>
-        <w:tc>
-          <w:tcPr/>
-          <w:p>
-            <w:pPr>
-              <w:pStyle w:val="Compact"/>
-              <w:jc w:val="left"/>
-            </w:pPr>
-            <w:r>
-              <w:t xml:space="preserve">Erasmus+ staff mobility funding, OAMK, Oulu, Finland</w:t>
-            </w:r>
-          </w:p>
-        </w:tc>
-      </w:tr>
-      <w:tr>
-        <w:tc>
-          <w:tcPr/>
-          <w:p>
-            <w:pPr>
-              <w:pStyle w:val="Compact"/>
-              <w:jc w:val="left"/>
-            </w:pPr>
-            <w:r>
-              <w:rPr>
-                <w:bCs/>
-                <w:b/>
-              </w:rPr>
-              <w:t xml:space="preserve">2021</w:t>
-            </w:r>
-          </w:p>
-        </w:tc>
-        <w:tc>
-          <w:tcPr/>
-          <w:p>
-            <w:pPr>
-              <w:pStyle w:val="Compact"/>
-              <w:jc w:val="left"/>
-            </w:pPr>
-            <w:r>
-              <w:t xml:space="preserve">SSHRC Partnership Engage Grant, COVID-19 Special Initiative —</w:t>
+              <w:t xml:space="preserve">2022-07</w:t>
+            </w:r>
+          </w:p>
+        </w:tc>
+        <w:tc>
+          <w:tcPr/>
+          <w:p>
+            <w:pPr>
+              <w:pStyle w:val="Compact"/>
+              <w:jc w:val="left"/>
+            </w:pPr>
+            <w:r>
+              <w:t xml:space="preserve">Bouchard, D., Cristiá, C., Robert, D., and Bergmann, M. (2022).</w:t>
             </w:r>
             <w:r>
               <w:t xml:space="preserve"> </w:t>
@@ -915,7 +3287,7 @@
               <w:t xml:space="preserve">“</w:t>
             </w:r>
             <w:r>
-              <w:t xml:space="preserve">Visual Music: Enhancing the National Arts Centre Orchestra’s remote connection with their audience during COVID-19 social restrictions through innovative digital tools.</w:t>
+              <w:t xml:space="preserve">Augmented Symphony: An augmented reality application for immersive music listening.</w:t>
             </w:r>
             <w:r>
               <w:t xml:space="preserve">”</w:t>
@@ -924,50 +3296,20 @@
               <w:t xml:space="preserve"> </w:t>
             </w:r>
             <w:r>
-              <w:t xml:space="preserve">PI: Cintia Cristiá; Co-Is: Michael Bergmann, David Bouchard. $24,620.</w:t>
-            </w:r>
-          </w:p>
-        </w:tc>
-      </w:tr>
-      <w:tr>
-        <w:tc>
-          <w:tcPr/>
-          <w:p>
-            <w:pPr>
-              <w:pStyle w:val="Compact"/>
-              <w:jc w:val="left"/>
-            </w:pPr>
-            <w:r>
-              <w:rPr>
-                <w:bCs/>
-                <w:b/>
-              </w:rPr>
-              <w:t xml:space="preserve">2012 – 2014</w:t>
-            </w:r>
-          </w:p>
-        </w:tc>
-        <w:tc>
-          <w:tcPr/>
-          <w:p>
-            <w:pPr>
-              <w:pStyle w:val="Compact"/>
-              <w:jc w:val="left"/>
-            </w:pPr>
-            <w:r>
-              <w:t xml:space="preserve">Eldon Elder Fellowship, Yale University. $40,000 USD.</w:t>
+              <w:t xml:space="preserve">Proceedings of EVA London 2022, Electronic Workshops in Computing, BCS Learning &amp; Development, London, UK, July 4–8, 2022, pp. 208–209. DOI: 10.14236/ewic/EVA2022.39.</w:t>
             </w:r>
           </w:p>
         </w:tc>
       </w:tr>
     </w:tbl>
-    <w:bookmarkEnd w:id="23"/>
-    <w:bookmarkStart w:id="24" w:name="e.-internal-research-funding"/>
+    <w:bookmarkEnd w:id="32"/>
+    <w:bookmarkStart w:id="33" w:name="abstracts-andor-papers-read"/>
     <w:p>
       <w:pPr>
         <w:pStyle w:val="Heading2"/>
       </w:pPr>
       <w:r>
-        <w:t xml:space="preserve">E. Internal Research Funding</w:t>
+        <w:t xml:space="preserve">Abstracts and/or papers read</w:t>
       </w:r>
     </w:p>
     <w:tbl>
@@ -994,49 +3336,19 @@
                 <w:bCs/>
                 <w:b/>
               </w:rPr>
-              <w:t xml:space="preserve">2024</w:t>
-            </w:r>
-          </w:p>
-        </w:tc>
-        <w:tc>
-          <w:tcPr/>
-          <w:p>
-            <w:pPr>
-              <w:pStyle w:val="Compact"/>
-              <w:jc w:val="left"/>
-            </w:pPr>
-            <w:r>
-              <w:t xml:space="preserve">The Creative School Travel Grant, TMU — Shipwreck Iceland project. $1,000.</w:t>
-            </w:r>
-          </w:p>
-        </w:tc>
-      </w:tr>
-      <w:tr>
-        <w:tc>
-          <w:tcPr/>
-          <w:p>
-            <w:pPr>
-              <w:pStyle w:val="Compact"/>
-              <w:jc w:val="left"/>
-            </w:pPr>
-            <w:r>
-              <w:rPr>
-                <w:bCs/>
-                <w:b/>
-              </w:rPr>
-              <w:t xml:space="preserve">2022</w:t>
-            </w:r>
-          </w:p>
-        </w:tc>
-        <w:tc>
-          <w:tcPr/>
-          <w:p>
-            <w:pPr>
-              <w:pStyle w:val="Compact"/>
-              <w:jc w:val="left"/>
-            </w:pPr>
-            <w:r>
-              <w:t xml:space="preserve">TMU Work Study RA Program —</w:t>
+              <w:t xml:space="preserve">2025-09</w:t>
+            </w:r>
+          </w:p>
+        </w:tc>
+        <w:tc>
+          <w:tcPr/>
+          <w:p>
+            <w:pPr>
+              <w:pStyle w:val="Compact"/>
+              <w:jc w:val="left"/>
+            </w:pPr>
+            <w:r>
+              <w:t xml:space="preserve">Bergmann, M.</w:t>
             </w:r>
             <w:r>
               <w:t xml:space="preserve"> </w:t>
@@ -1045,7 +3357,7 @@
               <w:t xml:space="preserve">“</w:t>
             </w:r>
             <w:r>
-              <w:t xml:space="preserve">Mechanical Waves: Machine Learning gesture reactive human-robot installation.</w:t>
+              <w:t xml:space="preserve">Hallucinating Children: Improvisation After the Algorithmic Shipwreck.</w:t>
             </w:r>
             <w:r>
               <w:t xml:space="preserve">”</w:t>
@@ -1054,67 +3366,37 @@
               <w:t xml:space="preserve"> </w:t>
             </w:r>
             <w:r>
-              <w:t xml:space="preserve">$3,800.</w:t>
-            </w:r>
-          </w:p>
-        </w:tc>
-      </w:tr>
-      <w:tr>
-        <w:tc>
-          <w:tcPr/>
-          <w:p>
-            <w:pPr>
-              <w:pStyle w:val="Compact"/>
-              <w:jc w:val="left"/>
-            </w:pPr>
-            <w:r>
-              <w:rPr>
-                <w:bCs/>
-                <w:b/>
-              </w:rPr>
-              <w:t xml:space="preserve">2022</w:t>
-            </w:r>
-          </w:p>
-        </w:tc>
-        <w:tc>
-          <w:tcPr/>
-          <w:p>
-            <w:pPr>
-              <w:pStyle w:val="Compact"/>
-              <w:jc w:val="left"/>
-            </w:pPr>
-            <w:r>
-              <w:t xml:space="preserve">The Creative School Travel Grant — EVA London conference presentation. $2,000.</w:t>
-            </w:r>
-          </w:p>
-        </w:tc>
-      </w:tr>
-      <w:tr>
-        <w:tc>
-          <w:tcPr/>
-          <w:p>
-            <w:pPr>
-              <w:pStyle w:val="Compact"/>
-              <w:jc w:val="left"/>
-            </w:pPr>
-            <w:r>
-              <w:rPr>
-                <w:bCs/>
-                <w:b/>
-              </w:rPr>
-              <w:t xml:space="preserve">2019</w:t>
-            </w:r>
-          </w:p>
-        </w:tc>
-        <w:tc>
-          <w:tcPr/>
-          <w:p>
-            <w:pPr>
-              <w:pStyle w:val="Compact"/>
-              <w:jc w:val="left"/>
-            </w:pPr>
-            <w:r>
-              <w:t xml:space="preserve">Cirque du Soleil Entertainment Group / Future of Live Entertainment Lab —</w:t>
+              <w:t xml:space="preserve">Hugarflug: Unstable Systems, annual conference on artistic research, Iceland University of the Arts, Reykjavík, Iceland, September 12, 2025.</w:t>
+            </w:r>
+          </w:p>
+        </w:tc>
+      </w:tr>
+      <w:tr>
+        <w:tc>
+          <w:tcPr/>
+          <w:p>
+            <w:pPr>
+              <w:pStyle w:val="Compact"/>
+              <w:jc w:val="left"/>
+            </w:pPr>
+            <w:r>
+              <w:rPr>
+                <w:bCs/>
+                <w:b/>
+              </w:rPr>
+              <w:t xml:space="preserve">2024-10</w:t>
+            </w:r>
+          </w:p>
+        </w:tc>
+        <w:tc>
+          <w:tcPr/>
+          <w:p>
+            <w:pPr>
+              <w:pStyle w:val="Compact"/>
+              <w:jc w:val="left"/>
+            </w:pPr>
+            <w:r>
+              <w:t xml:space="preserve">Bergmann, M.</w:t>
             </w:r>
             <w:r>
               <w:t xml:space="preserve"> </w:t>
@@ -1123,7 +3405,7 @@
               <w:t xml:space="preserve">“</w:t>
             </w:r>
             <w:r>
-              <w:t xml:space="preserve">l’automate: Expanding the possibility of performance through robotics.</w:t>
+              <w:t xml:space="preserve">Beyond Tools: Reimaging Technology as Co-Participants in Performance Design.</w:t>
             </w:r>
             <w:r>
               <w:t xml:space="preserve">”</w:t>
@@ -1132,97 +3414,37 @@
               <w:t xml:space="preserve"> </w:t>
             </w:r>
             <w:r>
-              <w:t xml:space="preserve">Co-I with Jonathon Anderson. $7,500.</w:t>
-            </w:r>
-          </w:p>
-        </w:tc>
-      </w:tr>
-      <w:tr>
-        <w:tc>
-          <w:tcPr/>
-          <w:p>
-            <w:pPr>
-              <w:pStyle w:val="Compact"/>
-              <w:jc w:val="left"/>
-            </w:pPr>
-            <w:r>
-              <w:rPr>
-                <w:bCs/>
-                <w:b/>
-              </w:rPr>
-              <w:t xml:space="preserve">2019</w:t>
-            </w:r>
-          </w:p>
-        </w:tc>
-        <w:tc>
-          <w:tcPr/>
-          <w:p>
-            <w:pPr>
-              <w:pStyle w:val="Compact"/>
-              <w:jc w:val="left"/>
-            </w:pPr>
-            <w:r>
-              <w:t xml:space="preserve">FCAD Special Seed Grant — The Uncanny Robots Project. $4,000.</w:t>
-            </w:r>
-          </w:p>
-        </w:tc>
-      </w:tr>
-      <w:tr>
-        <w:tc>
-          <w:tcPr/>
-          <w:p>
-            <w:pPr>
-              <w:pStyle w:val="Compact"/>
-              <w:jc w:val="left"/>
-            </w:pPr>
-            <w:r>
-              <w:rPr>
-                <w:bCs/>
-                <w:b/>
-              </w:rPr>
-              <w:t xml:space="preserve">2019</w:t>
-            </w:r>
-          </w:p>
-        </w:tc>
-        <w:tc>
-          <w:tcPr/>
-          <w:p>
-            <w:pPr>
-              <w:pStyle w:val="Compact"/>
-              <w:jc w:val="left"/>
-            </w:pPr>
-            <w:r>
-              <w:t xml:space="preserve">The Creative School Travel Grant — UCD Dublin conference presentation. $2,000.</w:t>
-            </w:r>
-          </w:p>
-        </w:tc>
-      </w:tr>
-      <w:tr>
-        <w:tc>
-          <w:tcPr/>
-          <w:p>
-            <w:pPr>
-              <w:pStyle w:val="Compact"/>
-              <w:jc w:val="left"/>
-            </w:pPr>
-            <w:r>
-              <w:rPr>
-                <w:bCs/>
-                <w:b/>
-              </w:rPr>
-              <w:t xml:space="preserve">2018</w:t>
-            </w:r>
-          </w:p>
-        </w:tc>
-        <w:tc>
-          <w:tcPr/>
-          <w:p>
-            <w:pPr>
-              <w:pStyle w:val="Compact"/>
-              <w:jc w:val="left"/>
-            </w:pPr>
-            <w:r>
-              <w:t xml:space="preserve">Undergraduate Research Opportunity, OVPRI, Ryerson —</w:t>
+              <w:t xml:space="preserve">PQ Symposium: Technologies in Theatre, Performance and Exhibition Design, Prague, Czech Republic, October 16–18, 2024.</w:t>
+            </w:r>
+          </w:p>
+        </w:tc>
+      </w:tr>
+      <w:tr>
+        <w:tc>
+          <w:tcPr/>
+          <w:p>
+            <w:pPr>
+              <w:pStyle w:val="Compact"/>
+              <w:jc w:val="left"/>
+            </w:pPr>
+            <w:r>
+              <w:rPr>
+                <w:bCs/>
+                <w:b/>
+              </w:rPr>
+              <w:t xml:space="preserve">2024-03</w:t>
+            </w:r>
+          </w:p>
+        </w:tc>
+        <w:tc>
+          <w:tcPr/>
+          <w:p>
+            <w:pPr>
+              <w:pStyle w:val="Compact"/>
+              <w:jc w:val="left"/>
+            </w:pPr>
+            <w:r>
+              <w:t xml:space="preserve">Bergmann, M., Nathan, H., and Vercosa, J.</w:t>
             </w:r>
             <w:r>
               <w:t xml:space="preserve"> </w:t>
@@ -1231,7 +3453,7 @@
               <w:t xml:space="preserve">“</w:t>
             </w:r>
             <w:r>
-              <w:t xml:space="preserve">Augmented-Reality based Pre-Visualization system for theatrical spaces.</w:t>
+              <w:t xml:space="preserve">Robotics, AI, and the Future of Theatre.</w:t>
             </w:r>
             <w:r>
               <w:t xml:space="preserve">”</w:t>
@@ -1240,37 +3462,37 @@
               <w:t xml:space="preserve"> </w:t>
             </w:r>
             <w:r>
-              <w:t xml:space="preserve">$9,888.</w:t>
-            </w:r>
-          </w:p>
-        </w:tc>
-      </w:tr>
-      <w:tr>
-        <w:tc>
-          <w:tcPr/>
-          <w:p>
-            <w:pPr>
-              <w:pStyle w:val="Compact"/>
-              <w:jc w:val="left"/>
-            </w:pPr>
-            <w:r>
-              <w:rPr>
-                <w:bCs/>
-                <w:b/>
-              </w:rPr>
-              <w:t xml:space="preserve">2018</w:t>
-            </w:r>
-          </w:p>
-        </w:tc>
-        <w:tc>
-          <w:tcPr/>
-          <w:p>
-            <w:pPr>
-              <w:pStyle w:val="Compact"/>
-              <w:jc w:val="left"/>
-            </w:pPr>
-            <w:r>
-              <w:t xml:space="preserve">Learning and Teaching Enhancement Fund, Ryerson —</w:t>
+              <w:t xml:space="preserve">USITT Conference &amp; Stage Expo, Seattle, WA, March 20, 2024.</w:t>
+            </w:r>
+          </w:p>
+        </w:tc>
+      </w:tr>
+      <w:tr>
+        <w:tc>
+          <w:tcPr/>
+          <w:p>
+            <w:pPr>
+              <w:pStyle w:val="Compact"/>
+              <w:jc w:val="left"/>
+            </w:pPr>
+            <w:r>
+              <w:rPr>
+                <w:bCs/>
+                <w:b/>
+              </w:rPr>
+              <w:t xml:space="preserve">2024-01</w:t>
+            </w:r>
+          </w:p>
+        </w:tc>
+        <w:tc>
+          <w:tcPr/>
+          <w:p>
+            <w:pPr>
+              <w:pStyle w:val="Compact"/>
+              <w:jc w:val="left"/>
+            </w:pPr>
+            <w:r>
+              <w:t xml:space="preserve">Bergmann, M., Carravetta, L., Endahl, M., Robinson, A. D., and ARIA (AI).</w:t>
             </w:r>
             <w:r>
               <w:t xml:space="preserve"> </w:t>
@@ -1279,6 +3501,678 @@
               <w:t xml:space="preserve">“</w:t>
             </w:r>
             <w:r>
+              <w:t xml:space="preserve">Almost Alchemy.</w:t>
+            </w:r>
+            <w:r>
+              <w:t xml:space="preserve">”</w:t>
+            </w:r>
+            <w:r>
+              <w:t xml:space="preserve"> </w:t>
+            </w:r>
+            <w:r>
+              <w:t xml:space="preserve">Poster, RUBIX, TMU, January 25, 2024.</w:t>
+            </w:r>
+          </w:p>
+        </w:tc>
+      </w:tr>
+      <w:tr>
+        <w:tc>
+          <w:tcPr/>
+          <w:p>
+            <w:pPr>
+              <w:pStyle w:val="Compact"/>
+              <w:jc w:val="left"/>
+            </w:pPr>
+            <w:r>
+              <w:rPr>
+                <w:bCs/>
+                <w:b/>
+              </w:rPr>
+              <w:t xml:space="preserve">2023-06</w:t>
+            </w:r>
+          </w:p>
+        </w:tc>
+        <w:tc>
+          <w:tcPr/>
+          <w:p>
+            <w:pPr>
+              <w:pStyle w:val="Compact"/>
+              <w:jc w:val="left"/>
+            </w:pPr>
+            <w:r>
+              <w:t xml:space="preserve">Bergmann, M., with ChatGPT.</w:t>
+            </w:r>
+            <w:r>
+              <w:t xml:space="preserve"> </w:t>
+            </w:r>
+            <w:r>
+              <w:t xml:space="preserve">“</w:t>
+            </w:r>
+            <w:r>
+              <w:t xml:space="preserve">Envisioning theatre with non-human collaborators: A Paramanifesto.</w:t>
+            </w:r>
+            <w:r>
+              <w:t xml:space="preserve">”</w:t>
+            </w:r>
+            <w:r>
+              <w:t xml:space="preserve"> </w:t>
+            </w:r>
+            <w:r>
+              <w:t xml:space="preserve">CATR Conference, Dalhousie University, Halifax, NS, June 2023.</w:t>
+            </w:r>
+          </w:p>
+        </w:tc>
+      </w:tr>
+      <w:tr>
+        <w:tc>
+          <w:tcPr/>
+          <w:p>
+            <w:pPr>
+              <w:pStyle w:val="Compact"/>
+              <w:jc w:val="left"/>
+            </w:pPr>
+            <w:r>
+              <w:rPr>
+                <w:bCs/>
+                <w:b/>
+              </w:rPr>
+              <w:t xml:space="preserve">2023-06</w:t>
+            </w:r>
+          </w:p>
+        </w:tc>
+        <w:tc>
+          <w:tcPr/>
+          <w:p>
+            <w:pPr>
+              <w:pStyle w:val="Compact"/>
+              <w:jc w:val="left"/>
+            </w:pPr>
+            <w:r>
+              <w:t xml:space="preserve">Bergmann, M.</w:t>
+            </w:r>
+            <w:r>
+              <w:t xml:space="preserve"> </w:t>
+            </w:r>
+            <w:r>
+              <w:t xml:space="preserve">“</w:t>
+            </w:r>
+            <w:r>
+              <w:t xml:space="preserve">AI Sentience.</w:t>
+            </w:r>
+            <w:r>
+              <w:t xml:space="preserve">”</w:t>
+            </w:r>
+            <w:r>
+              <w:t xml:space="preserve"> </w:t>
+            </w:r>
+            <w:r>
+              <w:t xml:space="preserve">Panel on the Implications of AI for Performance Theorists, CATR Conference (online), June 2023.</w:t>
+            </w:r>
+          </w:p>
+        </w:tc>
+      </w:tr>
+      <w:tr>
+        <w:tc>
+          <w:tcPr/>
+          <w:p>
+            <w:pPr>
+              <w:pStyle w:val="Compact"/>
+              <w:jc w:val="left"/>
+            </w:pPr>
+            <w:r>
+              <w:rPr>
+                <w:bCs/>
+                <w:b/>
+              </w:rPr>
+              <w:t xml:space="preserve">2022-07</w:t>
+            </w:r>
+          </w:p>
+        </w:tc>
+        <w:tc>
+          <w:tcPr/>
+          <w:p>
+            <w:pPr>
+              <w:pStyle w:val="Compact"/>
+              <w:jc w:val="left"/>
+            </w:pPr>
+            <w:r>
+              <w:t xml:space="preserve">Bergmann, M.</w:t>
+            </w:r>
+            <w:r>
+              <w:t xml:space="preserve"> </w:t>
+            </w:r>
+            <w:r>
+              <w:t xml:space="preserve">“</w:t>
+            </w:r>
+            <w:r>
+              <w:t xml:space="preserve">Augmented Symphony: An augmented reality application for immersive music listening.</w:t>
+            </w:r>
+            <w:r>
+              <w:t xml:space="preserve">”</w:t>
+            </w:r>
+            <w:r>
+              <w:t xml:space="preserve"> </w:t>
+            </w:r>
+            <w:r>
+              <w:t xml:space="preserve">Paper presented at EVA London 2022, London, UK, July 2022.</w:t>
+            </w:r>
+          </w:p>
+        </w:tc>
+      </w:tr>
+      <w:tr>
+        <w:tc>
+          <w:tcPr/>
+          <w:p>
+            <w:pPr>
+              <w:pStyle w:val="Compact"/>
+              <w:jc w:val="left"/>
+            </w:pPr>
+            <w:r>
+              <w:rPr>
+                <w:bCs/>
+                <w:b/>
+              </w:rPr>
+              <w:t xml:space="preserve">2022-05</w:t>
+            </w:r>
+          </w:p>
+        </w:tc>
+        <w:tc>
+          <w:tcPr/>
+          <w:p>
+            <w:pPr>
+              <w:pStyle w:val="Compact"/>
+              <w:jc w:val="left"/>
+            </w:pPr>
+            <w:r>
+              <w:t xml:space="preserve">Bergmann, M., and Thomson, B.</w:t>
+            </w:r>
+            <w:r>
+              <w:t xml:space="preserve"> </w:t>
+            </w:r>
+            <w:r>
+              <w:t xml:space="preserve">“</w:t>
+            </w:r>
+            <w:r>
+              <w:t xml:space="preserve">Stepping Back In: Taking the best of virtual delivery to a new in-person experience.</w:t>
+            </w:r>
+            <w:r>
+              <w:t xml:space="preserve">”</w:t>
+            </w:r>
+            <w:r>
+              <w:t xml:space="preserve"> </w:t>
+            </w:r>
+            <w:r>
+              <w:t xml:space="preserve">Learning &amp; Teaching Conference, TMU, May 2022.</w:t>
+            </w:r>
+          </w:p>
+        </w:tc>
+      </w:tr>
+      <w:tr>
+        <w:tc>
+          <w:tcPr/>
+          <w:p>
+            <w:pPr>
+              <w:pStyle w:val="Compact"/>
+              <w:jc w:val="left"/>
+            </w:pPr>
+            <w:r>
+              <w:rPr>
+                <w:bCs/>
+                <w:b/>
+              </w:rPr>
+              <w:t xml:space="preserve">2022-05</w:t>
+            </w:r>
+          </w:p>
+        </w:tc>
+        <w:tc>
+          <w:tcPr/>
+          <w:p>
+            <w:pPr>
+              <w:pStyle w:val="Compact"/>
+              <w:jc w:val="left"/>
+            </w:pPr>
+            <w:r>
+              <w:t xml:space="preserve">Bergmann, M.</w:t>
+            </w:r>
+            <w:r>
+              <w:t xml:space="preserve"> </w:t>
+            </w:r>
+            <w:r>
+              <w:t xml:space="preserve">“</w:t>
+            </w:r>
+            <w:r>
+              <w:t xml:space="preserve">Student-driven curriculum development for creative practice.</w:t>
+            </w:r>
+            <w:r>
+              <w:t xml:space="preserve">”</w:t>
+            </w:r>
+            <w:r>
+              <w:t xml:space="preserve"> </w:t>
+            </w:r>
+            <w:r>
+              <w:t xml:space="preserve">Learning &amp; Teaching Conference, TMU, May 2022.</w:t>
+            </w:r>
+          </w:p>
+        </w:tc>
+      </w:tr>
+      <w:tr>
+        <w:tc>
+          <w:tcPr/>
+          <w:p>
+            <w:pPr>
+              <w:pStyle w:val="Compact"/>
+              <w:jc w:val="left"/>
+            </w:pPr>
+            <w:r>
+              <w:rPr>
+                <w:bCs/>
+                <w:b/>
+              </w:rPr>
+              <w:t xml:space="preserve">2021-10</w:t>
+            </w:r>
+          </w:p>
+        </w:tc>
+        <w:tc>
+          <w:tcPr/>
+          <w:p>
+            <w:pPr>
+              <w:pStyle w:val="Compact"/>
+              <w:jc w:val="left"/>
+            </w:pPr>
+            <w:r>
+              <w:t xml:space="preserve">Bergmann, M.</w:t>
+            </w:r>
+            <w:r>
+              <w:t xml:space="preserve"> </w:t>
+            </w:r>
+            <w:r>
+              <w:t xml:space="preserve">“</w:t>
+            </w:r>
+            <w:r>
+              <w:t xml:space="preserve">Cultivating Empathy through Robotic Performance.</w:t>
+            </w:r>
+            <w:r>
+              <w:t xml:space="preserve">”</w:t>
+            </w:r>
+            <w:r>
+              <w:t xml:space="preserve"> </w:t>
+            </w:r>
+            <w:r>
+              <w:t xml:space="preserve">Limits of the Human, Machines Without Limits? Contemporary stage and robotics, University of Lausanne (online), October 2021.</w:t>
+            </w:r>
+          </w:p>
+        </w:tc>
+      </w:tr>
+      <w:tr>
+        <w:tc>
+          <w:tcPr/>
+          <w:p>
+            <w:pPr>
+              <w:pStyle w:val="Compact"/>
+              <w:jc w:val="left"/>
+            </w:pPr>
+            <w:r>
+              <w:rPr>
+                <w:bCs/>
+                <w:b/>
+              </w:rPr>
+              <w:t xml:space="preserve">2021-06</w:t>
+            </w:r>
+          </w:p>
+        </w:tc>
+        <w:tc>
+          <w:tcPr/>
+          <w:p>
+            <w:pPr>
+              <w:pStyle w:val="Compact"/>
+              <w:jc w:val="left"/>
+            </w:pPr>
+            <w:r>
+              <w:t xml:space="preserve">Bergmann, M., O’Brien, C., and Thomson, B.</w:t>
+            </w:r>
+            <w:r>
+              <w:t xml:space="preserve"> </w:t>
+            </w:r>
+            <w:r>
+              <w:t xml:space="preserve">“</w:t>
+            </w:r>
+            <w:r>
+              <w:t xml:space="preserve">Unapologetically learning together: Adapting Production and Design curriculum to a virtual stage.</w:t>
+            </w:r>
+            <w:r>
+              <w:t xml:space="preserve">”</w:t>
+            </w:r>
+            <w:r>
+              <w:t xml:space="preserve"> </w:t>
+            </w:r>
+            <w:r>
+              <w:t xml:space="preserve">University of the Arts London (online), June 2021.</w:t>
+            </w:r>
+          </w:p>
+        </w:tc>
+      </w:tr>
+      <w:tr>
+        <w:tc>
+          <w:tcPr/>
+          <w:p>
+            <w:pPr>
+              <w:pStyle w:val="Compact"/>
+              <w:jc w:val="left"/>
+            </w:pPr>
+            <w:r>
+              <w:rPr>
+                <w:bCs/>
+                <w:b/>
+              </w:rPr>
+              <w:t xml:space="preserve">2021-05</w:t>
+            </w:r>
+          </w:p>
+        </w:tc>
+        <w:tc>
+          <w:tcPr/>
+          <w:p>
+            <w:pPr>
+              <w:pStyle w:val="Compact"/>
+              <w:jc w:val="left"/>
+            </w:pPr>
+            <w:r>
+              <w:t xml:space="preserve">Bergmann, M., O’Brien, C., and Thomson, B.</w:t>
+            </w:r>
+            <w:r>
+              <w:t xml:space="preserve"> </w:t>
+            </w:r>
+            <w:r>
+              <w:t xml:space="preserve">“</w:t>
+            </w:r>
+            <w:r>
+              <w:t xml:space="preserve">Pandemic Performance: Adapting Production and Design curriculum to a virtual stage.</w:t>
+            </w:r>
+            <w:r>
+              <w:t xml:space="preserve">”</w:t>
+            </w:r>
+            <w:r>
+              <w:t xml:space="preserve"> </w:t>
+            </w:r>
+            <w:r>
+              <w:t xml:space="preserve">Learning &amp; Teaching Conference, Ryerson University, May 2021.</w:t>
+            </w:r>
+          </w:p>
+        </w:tc>
+      </w:tr>
+      <w:tr>
+        <w:tc>
+          <w:tcPr/>
+          <w:p>
+            <w:pPr>
+              <w:pStyle w:val="Compact"/>
+              <w:jc w:val="left"/>
+            </w:pPr>
+            <w:r>
+              <w:rPr>
+                <w:bCs/>
+                <w:b/>
+              </w:rPr>
+              <w:t xml:space="preserve">2020-11</w:t>
+            </w:r>
+          </w:p>
+        </w:tc>
+        <w:tc>
+          <w:tcPr/>
+          <w:p>
+            <w:pPr>
+              <w:pStyle w:val="Compact"/>
+              <w:jc w:val="left"/>
+            </w:pPr>
+            <w:r>
+              <w:t xml:space="preserve">Bergmann, M., and Anderson, J.</w:t>
+            </w:r>
+            <w:r>
+              <w:t xml:space="preserve"> </w:t>
+            </w:r>
+            <w:r>
+              <w:t xml:space="preserve">“</w:t>
+            </w:r>
+            <w:r>
+              <w:t xml:space="preserve">l’automate: Robotic Controlled Apparatuses for Circus Performance.</w:t>
+            </w:r>
+            <w:r>
+              <w:t xml:space="preserve">”</w:t>
+            </w:r>
+            <w:r>
+              <w:t xml:space="preserve"> </w:t>
+            </w:r>
+            <w:r>
+              <w:t xml:space="preserve">Poster, RUBIX, TMU (online), November 2020.</w:t>
+            </w:r>
+          </w:p>
+        </w:tc>
+      </w:tr>
+      <w:tr>
+        <w:tc>
+          <w:tcPr/>
+          <w:p>
+            <w:pPr>
+              <w:pStyle w:val="Compact"/>
+              <w:jc w:val="left"/>
+            </w:pPr>
+            <w:r>
+              <w:rPr>
+                <w:bCs/>
+                <w:b/>
+              </w:rPr>
+              <w:t xml:space="preserve">2019-11</w:t>
+            </w:r>
+          </w:p>
+        </w:tc>
+        <w:tc>
+          <w:tcPr/>
+          <w:p>
+            <w:pPr>
+              <w:pStyle w:val="Compact"/>
+              <w:jc w:val="left"/>
+            </w:pPr>
+            <w:r>
+              <w:t xml:space="preserve">Bergmann, M., Zhang, L., Laberge-Côté, L., and McGuire, B.</w:t>
+            </w:r>
+            <w:r>
+              <w:t xml:space="preserve"> </w:t>
+            </w:r>
+            <w:r>
+              <w:t xml:space="preserve">“</w:t>
+            </w:r>
+            <w:r>
+              <w:t xml:space="preserve">Human-robot Interactions in Dance.</w:t>
+            </w:r>
+            <w:r>
+              <w:t xml:space="preserve">”</w:t>
+            </w:r>
+            <w:r>
+              <w:t xml:space="preserve"> </w:t>
+            </w:r>
+            <w:r>
+              <w:t xml:space="preserve">Poster, RUBIX, TMU, November 2019.</w:t>
+            </w:r>
+          </w:p>
+        </w:tc>
+      </w:tr>
+      <w:tr>
+        <w:tc>
+          <w:tcPr/>
+          <w:p>
+            <w:pPr>
+              <w:pStyle w:val="Compact"/>
+              <w:jc w:val="left"/>
+            </w:pPr>
+            <w:r>
+              <w:rPr>
+                <w:bCs/>
+                <w:b/>
+              </w:rPr>
+              <w:t xml:space="preserve">2019-05</w:t>
+            </w:r>
+          </w:p>
+        </w:tc>
+        <w:tc>
+          <w:tcPr/>
+          <w:p>
+            <w:pPr>
+              <w:pStyle w:val="Compact"/>
+              <w:jc w:val="left"/>
+            </w:pPr>
+            <w:r>
+              <w:t xml:space="preserve">Bergmann, M., and Thomson, B.</w:t>
+            </w:r>
+            <w:r>
+              <w:t xml:space="preserve"> </w:t>
+            </w:r>
+            <w:r>
+              <w:t xml:space="preserve">“</w:t>
+            </w:r>
+            <w:r>
+              <w:t xml:space="preserve">Putting Up the Show: The very large group project.</w:t>
+            </w:r>
+            <w:r>
+              <w:t xml:space="preserve">”</w:t>
+            </w:r>
+            <w:r>
+              <w:t xml:space="preserve"> </w:t>
+            </w:r>
+            <w:r>
+              <w:t xml:space="preserve">Ryerson Learning &amp; Teaching Conference, May 2019.</w:t>
+            </w:r>
+          </w:p>
+        </w:tc>
+      </w:tr>
+      <w:tr>
+        <w:tc>
+          <w:tcPr/>
+          <w:p>
+            <w:pPr>
+              <w:pStyle w:val="Compact"/>
+              <w:jc w:val="left"/>
+            </w:pPr>
+            <w:r>
+              <w:rPr>
+                <w:bCs/>
+                <w:b/>
+              </w:rPr>
+              <w:t xml:space="preserve">2019-04</w:t>
+            </w:r>
+          </w:p>
+        </w:tc>
+        <w:tc>
+          <w:tcPr/>
+          <w:p>
+            <w:pPr>
+              <w:pStyle w:val="Compact"/>
+              <w:jc w:val="left"/>
+            </w:pPr>
+            <w:r>
+              <w:t xml:space="preserve">Bergmann, M.</w:t>
+            </w:r>
+            <w:r>
+              <w:t xml:space="preserve"> </w:t>
+            </w:r>
+            <w:r>
+              <w:t xml:space="preserve">“</w:t>
+            </w:r>
+            <w:r>
+              <w:t xml:space="preserve">Theatre in TheatAR: Explorations of augmented reality in theatrical performance.</w:t>
+            </w:r>
+            <w:r>
+              <w:t xml:space="preserve">”</w:t>
+            </w:r>
+            <w:r>
+              <w:t xml:space="preserve"> </w:t>
+            </w:r>
+            <w:r>
+              <w:t xml:space="preserve">TEXT/SOUND/PERFORMANCE: Making in Canadian Space, University College Dublin, April 2019.</w:t>
+            </w:r>
+          </w:p>
+        </w:tc>
+      </w:tr>
+      <w:tr>
+        <w:tc>
+          <w:tcPr/>
+          <w:p>
+            <w:pPr>
+              <w:pStyle w:val="Compact"/>
+              <w:jc w:val="left"/>
+            </w:pPr>
+            <w:r>
+              <w:rPr>
+                <w:bCs/>
+                <w:b/>
+              </w:rPr>
+              <w:t xml:space="preserve">2018-11</w:t>
+            </w:r>
+          </w:p>
+        </w:tc>
+        <w:tc>
+          <w:tcPr/>
+          <w:p>
+            <w:pPr>
+              <w:pStyle w:val="Compact"/>
+              <w:jc w:val="left"/>
+            </w:pPr>
+            <w:r>
+              <w:t xml:space="preserve">Bergmann, M.</w:t>
+            </w:r>
+            <w:r>
+              <w:t xml:space="preserve"> </w:t>
+            </w:r>
+            <w:r>
+              <w:t xml:space="preserve">“</w:t>
+            </w:r>
+            <w:r>
+              <w:t xml:space="preserve">TheatAR: A previsualization system for theatrical design.</w:t>
+            </w:r>
+            <w:r>
+              <w:t xml:space="preserve">”</w:t>
+            </w:r>
+            <w:r>
+              <w:t xml:space="preserve"> </w:t>
+            </w:r>
+            <w:r>
+              <w:t xml:space="preserve">Poster, RUBIX, TMU, November 2018.</w:t>
+            </w:r>
+          </w:p>
+        </w:tc>
+      </w:tr>
+      <w:tr>
+        <w:tc>
+          <w:tcPr/>
+          <w:p>
+            <w:pPr>
+              <w:pStyle w:val="Compact"/>
+              <w:jc w:val="left"/>
+            </w:pPr>
+            <w:r>
+              <w:rPr>
+                <w:bCs/>
+                <w:b/>
+              </w:rPr>
+              <w:t xml:space="preserve">2018-05</w:t>
+            </w:r>
+          </w:p>
+        </w:tc>
+        <w:tc>
+          <w:tcPr/>
+          <w:p>
+            <w:pPr>
+              <w:pStyle w:val="Compact"/>
+              <w:jc w:val="left"/>
+            </w:pPr>
+            <w:r>
+              <w:t xml:space="preserve">Bosyy, P., and Bergmann, M.</w:t>
+            </w:r>
+            <w:r>
+              <w:t xml:space="preserve"> </w:t>
+            </w:r>
+            <w:r>
+              <w:t xml:space="preserve">“</w:t>
+            </w:r>
+            <w:r>
               <w:t xml:space="preserve">The Creative Laboratory Project.</w:t>
             </w:r>
             <w:r>
@@ -1288,20 +4182,164 @@
               <w:t xml:space="preserve"> </w:t>
             </w:r>
             <w:r>
-              <w:t xml:space="preserve">Co-I with Pavlo Bosyy. $13,000.</w:t>
+              <w:t xml:space="preserve">Poster, Ryerson Learning &amp; Teaching Conference, May 2018.</w:t>
+            </w:r>
+          </w:p>
+        </w:tc>
+      </w:tr>
+      <w:tr>
+        <w:tc>
+          <w:tcPr/>
+          <w:p>
+            <w:pPr>
+              <w:pStyle w:val="Compact"/>
+              <w:jc w:val="left"/>
+            </w:pPr>
+            <w:r>
+              <w:rPr>
+                <w:bCs/>
+                <w:b/>
+              </w:rPr>
+              <w:t xml:space="preserve">2018-03</w:t>
+            </w:r>
+          </w:p>
+        </w:tc>
+        <w:tc>
+          <w:tcPr/>
+          <w:p>
+            <w:pPr>
+              <w:pStyle w:val="Compact"/>
+              <w:jc w:val="left"/>
+            </w:pPr>
+            <w:r>
+              <w:t xml:space="preserve">Bergmann, M.</w:t>
+            </w:r>
+            <w:r>
+              <w:t xml:space="preserve"> </w:t>
+            </w:r>
+            <w:r>
+              <w:t xml:space="preserve">“</w:t>
+            </w:r>
+            <w:r>
+              <w:t xml:space="preserve">Technology as a tool: Creating a mindset of embracing technology within a theatrical framework.</w:t>
+            </w:r>
+            <w:r>
+              <w:t xml:space="preserve">”</w:t>
+            </w:r>
+            <w:r>
+              <w:t xml:space="preserve"> </w:t>
+            </w:r>
+            <w:r>
+              <w:t xml:space="preserve">Theatre and Performance Design Pedagogy, University of the Arts London, March 2018.</w:t>
+            </w:r>
+          </w:p>
+        </w:tc>
+      </w:tr>
+      <w:tr>
+        <w:tc>
+          <w:tcPr/>
+          <w:p>
+            <w:pPr>
+              <w:pStyle w:val="Compact"/>
+              <w:jc w:val="left"/>
+            </w:pPr>
+            <w:r>
+              <w:rPr>
+                <w:bCs/>
+                <w:b/>
+              </w:rPr>
+              <w:t xml:space="preserve">2017-10</w:t>
+            </w:r>
+          </w:p>
+        </w:tc>
+        <w:tc>
+          <w:tcPr/>
+          <w:p>
+            <w:pPr>
+              <w:pStyle w:val="Compact"/>
+              <w:jc w:val="left"/>
+            </w:pPr>
+            <w:r>
+              <w:t xml:space="preserve">Bergmann, M.</w:t>
+            </w:r>
+            <w:r>
+              <w:t xml:space="preserve"> </w:t>
+            </w:r>
+            <w:r>
+              <w:t xml:space="preserve">“</w:t>
+            </w:r>
+            <w:r>
+              <w:t xml:space="preserve">Shadow-selves: Projection as a medium of exploring reflections of self in Belinda McGuire’s Slaughterhouse/Requiem.</w:t>
+            </w:r>
+            <w:r>
+              <w:t xml:space="preserve">”</w:t>
+            </w:r>
+            <w:r>
+              <w:t xml:space="preserve"> </w:t>
+            </w:r>
+            <w:r>
+              <w:t xml:space="preserve">Poster, RUBIX, TMU, October 2017.</w:t>
+            </w:r>
+          </w:p>
+        </w:tc>
+      </w:tr>
+      <w:tr>
+        <w:tc>
+          <w:tcPr/>
+          <w:p>
+            <w:pPr>
+              <w:pStyle w:val="Compact"/>
+              <w:jc w:val="left"/>
+            </w:pPr>
+            <w:r>
+              <w:rPr>
+                <w:bCs/>
+                <w:b/>
+              </w:rPr>
+              <w:t xml:space="preserve">2017-10</w:t>
+            </w:r>
+          </w:p>
+        </w:tc>
+        <w:tc>
+          <w:tcPr/>
+          <w:p>
+            <w:pPr>
+              <w:pStyle w:val="Compact"/>
+              <w:jc w:val="left"/>
+            </w:pPr>
+            <w:r>
+              <w:t xml:space="preserve">Bergmann, M.</w:t>
+            </w:r>
+            <w:r>
+              <w:t xml:space="preserve"> </w:t>
+            </w:r>
+            <w:r>
+              <w:t xml:space="preserve">“</w:t>
+            </w:r>
+            <w:r>
+              <w:t xml:space="preserve">Projecting on film: the surreal effect of rear projected backgrounds in the film Nuptials.</w:t>
+            </w:r>
+            <w:r>
+              <w:t xml:space="preserve">”</w:t>
+            </w:r>
+            <w:r>
+              <w:t xml:space="preserve"> </w:t>
+            </w:r>
+            <w:r>
+              <w:t xml:space="preserve">Poster, RUBIX, TMU, October 2017.</w:t>
             </w:r>
           </w:p>
         </w:tc>
       </w:tr>
     </w:tbl>
-    <w:bookmarkEnd w:id="24"/>
-    <w:bookmarkStart w:id="25" w:name="f.-publications"/>
+    <w:bookmarkEnd w:id="33"/>
+    <w:bookmarkStart w:id="34" w:name="Xc2ca1e6a0f342647e0e39e98012af3c434b9bfb"/>
     <w:p>
       <w:pPr>
         <w:pStyle w:val="Heading2"/>
       </w:pPr>
       <w:r>
-        <w:t xml:space="preserve">F. Publications</w:t>
+        <w:t xml:space="preserve">Other (data sets, magazine and literary publications)</w:t>
       </w:r>
     </w:p>
     <w:tbl>
@@ -1328,19 +4366,49 @@
                 <w:bCs/>
                 <w:b/>
               </w:rPr>
-              <w:t xml:space="preserve">2022-07</w:t>
-            </w:r>
-          </w:p>
-        </w:tc>
-        <w:tc>
-          <w:tcPr/>
-          <w:p>
-            <w:pPr>
-              <w:pStyle w:val="Compact"/>
-              <w:jc w:val="left"/>
-            </w:pPr>
-            <w:r>
-              <w:t xml:space="preserve">Bouchard, D., Cristiá, C., Robert, D., and Bergmann, M. (2022).</w:t>
+              <w:t xml:space="preserve">2022-05</w:t>
+            </w:r>
+          </w:p>
+        </w:tc>
+        <w:tc>
+          <w:tcPr/>
+          <w:p>
+            <w:pPr>
+              <w:pStyle w:val="Compact"/>
+              <w:jc w:val="left"/>
+            </w:pPr>
+            <w:r>
+              <w:t xml:space="preserve">Cristiá, C., Bouchard, D., Bergmann, M., et al. (2022). Orchestra Remote Delivery during COVID-19 Database. Open data set, Open Science Framework, May 5, 2022. DOI: 10.17605/OSF.IO/WCDU2.</w:t>
+            </w:r>
+          </w:p>
+        </w:tc>
+      </w:tr>
+      <w:tr>
+        <w:tc>
+          <w:tcPr/>
+          <w:p>
+            <w:pPr>
+              <w:pStyle w:val="Compact"/>
+              <w:jc w:val="left"/>
+            </w:pPr>
+            <w:r>
+              <w:rPr>
+                <w:bCs/>
+                <w:b/>
+              </w:rPr>
+              <w:t xml:space="preserve">2021</w:t>
+            </w:r>
+          </w:p>
+        </w:tc>
+        <w:tc>
+          <w:tcPr/>
+          <w:p>
+            <w:pPr>
+              <w:pStyle w:val="Compact"/>
+              <w:jc w:val="left"/>
+            </w:pPr>
+            <w:r>
+              <w:t xml:space="preserve">Bergmann, M. F., and McGuire, B. (2021).</w:t>
             </w:r>
             <w:r>
               <w:t xml:space="preserve"> </w:t>
@@ -1349,7 +4417,7 @@
               <w:t xml:space="preserve">“</w:t>
             </w:r>
             <w:r>
-              <w:t xml:space="preserve">Augmented Symphony: An augmented reality application for immersive music listening.</w:t>
+              <w:t xml:space="preserve">Uncanny Text.</w:t>
             </w:r>
             <w:r>
               <w:t xml:space="preserve">”</w:t>
@@ -1358,67 +4426,37 @@
               <w:t xml:space="preserve"> </w:t>
             </w:r>
             <w:r>
-              <w:t xml:space="preserve">Proceedings of EVA London 2022, Electronic Workshops in Computing, BCS Learning &amp; Development, London, UK, July 4–8, 2022, pp. 208–209. DOI: 10.14236/ewic/EVA2022.39.</w:t>
-            </w:r>
-          </w:p>
-        </w:tc>
-      </w:tr>
-      <w:tr>
-        <w:tc>
-          <w:tcPr/>
-          <w:p>
-            <w:pPr>
-              <w:pStyle w:val="Compact"/>
-              <w:jc w:val="left"/>
-            </w:pPr>
-            <w:r>
-              <w:rPr>
-                <w:bCs/>
-                <w:b/>
-              </w:rPr>
-              <w:t xml:space="preserve">2022-05</w:t>
-            </w:r>
-          </w:p>
-        </w:tc>
-        <w:tc>
-          <w:tcPr/>
-          <w:p>
-            <w:pPr>
-              <w:pStyle w:val="Compact"/>
-              <w:jc w:val="left"/>
-            </w:pPr>
-            <w:r>
-              <w:t xml:space="preserve">Cristiá, C., Bouchard, D., Bergmann, M., et al. (2022). Orchestra Remote Delivery during COVID-19 Database. Open data set, Open Science Framework, May 5, 2022. DOI: 10.17605/OSF.IO/WCDU2.</w:t>
-            </w:r>
-          </w:p>
-        </w:tc>
-      </w:tr>
-      <w:tr>
-        <w:tc>
-          <w:tcPr/>
-          <w:p>
-            <w:pPr>
-              <w:pStyle w:val="Compact"/>
-              <w:jc w:val="left"/>
-            </w:pPr>
-            <w:r>
-              <w:rPr>
-                <w:bCs/>
-                <w:b/>
-              </w:rPr>
-              <w:t xml:space="preserve">2021</w:t>
-            </w:r>
-          </w:p>
-        </w:tc>
-        <w:tc>
-          <w:tcPr/>
-          <w:p>
-            <w:pPr>
-              <w:pStyle w:val="Compact"/>
-              <w:jc w:val="left"/>
-            </w:pPr>
-            <w:r>
-              <w:t xml:space="preserve">Bergmann, M. F., and McGuire, B. (2021).</w:t>
+              <w:t xml:space="preserve">Belfield Literary Review: New TransAtlantic Dialogues, ed. Gregory Betts and Lucy Collins, Spring 2021, pp. 96–99.</w:t>
+            </w:r>
+          </w:p>
+        </w:tc>
+      </w:tr>
+      <w:tr>
+        <w:tc>
+          <w:tcPr/>
+          <w:p>
+            <w:pPr>
+              <w:pStyle w:val="Compact"/>
+              <w:jc w:val="left"/>
+            </w:pPr>
+            <w:r>
+              <w:rPr>
+                <w:bCs/>
+                <w:b/>
+              </w:rPr>
+              <w:t xml:space="preserve">2017-11</w:t>
+            </w:r>
+          </w:p>
+        </w:tc>
+        <w:tc>
+          <w:tcPr/>
+          <w:p>
+            <w:pPr>
+              <w:pStyle w:val="Compact"/>
+              <w:jc w:val="left"/>
+            </w:pPr>
+            <w:r>
+              <w:t xml:space="preserve">Bergmann, M. F. (2017).</w:t>
             </w:r>
             <w:r>
               <w:t xml:space="preserve"> </w:t>
@@ -1427,7 +4465,7 @@
               <w:t xml:space="preserve">“</w:t>
             </w:r>
             <w:r>
-              <w:t xml:space="preserve">Uncanny Text.</w:t>
+              <w:t xml:space="preserve">Performance Art: New Magic.</w:t>
             </w:r>
             <w:r>
               <w:t xml:space="preserve">”</w:t>
@@ -1436,68 +4474,20 @@
               <w:t xml:space="preserve"> </w:t>
             </w:r>
             <w:r>
-              <w:t xml:space="preserve">Belfield Literary Review: New TransAtlantic Dialogues, ed. Gregory Betts and Lucy Collins, Spring 2021, pp. 96–99.</w:t>
-            </w:r>
-          </w:p>
-        </w:tc>
-      </w:tr>
-      <w:tr>
-        <w:tc>
-          <w:tcPr/>
-          <w:p>
-            <w:pPr>
-              <w:pStyle w:val="Compact"/>
-              <w:jc w:val="left"/>
-            </w:pPr>
-            <w:r>
-              <w:rPr>
-                <w:bCs/>
-                <w:b/>
-              </w:rPr>
-              <w:t xml:space="preserve">2017-11</w:t>
-            </w:r>
-          </w:p>
-        </w:tc>
-        <w:tc>
-          <w:tcPr/>
-          <w:p>
-            <w:pPr>
-              <w:pStyle w:val="Compact"/>
-              <w:jc w:val="left"/>
-            </w:pPr>
-            <w:r>
-              <w:t xml:space="preserve">Bergmann, M. F. (2017).</w:t>
-            </w:r>
-            <w:r>
-              <w:t xml:space="preserve"> </w:t>
-            </w:r>
-            <w:r>
-              <w:t xml:space="preserve">“</w:t>
-            </w:r>
-            <w:r>
-              <w:t xml:space="preserve">Performance Art: New Magic.</w:t>
-            </w:r>
-            <w:r>
-              <w:t xml:space="preserve">”</w:t>
-            </w:r>
-            <w:r>
-              <w:t xml:space="preserve"> </w:t>
-            </w:r>
-            <w:r>
               <w:t xml:space="preserve">Rough Draft, Vol. 2, No. 1, ed. Laurence Butet-Roch, November 7, 2017.</w:t>
             </w:r>
           </w:p>
         </w:tc>
       </w:tr>
     </w:tbl>
-    <w:bookmarkEnd w:id="25"/>
-    <w:bookmarkStart w:id="26" w:name="g.-conference-presentations"/>
+    <w:bookmarkEnd w:id="34"/>
+    <w:bookmarkStart w:id="35" w:name="Xe4e459f6e3716858bf0f8156e23d7f22a59a5ec"/>
     <w:p>
       <w:pPr>
         <w:pStyle w:val="Heading2"/>
       </w:pPr>
       <w:r>
-        <w:t xml:space="preserve">G. Conference Presentations</w:t>
+        <w:t xml:space="preserve">Submitted and in-press (listed separately per OCGS instructions)</w:t>
       </w:r>
     </w:p>
     <w:tbl>
@@ -1524,7 +4514,7 @@
                 <w:bCs/>
                 <w:b/>
               </w:rPr>
-              <w:t xml:space="preserve">2025-09</w:t>
+              <w:t xml:space="preserve">2026</w:t>
             </w:r>
           </w:p>
         </w:tc>
@@ -1545,7 +4535,7 @@
               <w:t xml:space="preserve">“</w:t>
             </w:r>
             <w:r>
-              <w:t xml:space="preserve">Hallucinating Children: Improvisation After the Algorithmic Shipwreck.</w:t>
+              <w:t xml:space="preserve">Cultivating Empathy through Robotic Performance.</w:t>
             </w:r>
             <w:r>
               <w:t xml:space="preserve">”</w:t>
@@ -1554,37 +4544,37 @@
               <w:t xml:space="preserve"> </w:t>
             </w:r>
             <w:r>
-              <w:t xml:space="preserve">Hugarflug: Unstable Systems, annual conference on artistic research, Iceland University of the Arts, Reykjavík, Iceland, September 12, 2025.</w:t>
-            </w:r>
-          </w:p>
-        </w:tc>
-      </w:tr>
-      <w:tr>
-        <w:tc>
-          <w:tcPr/>
-          <w:p>
-            <w:pPr>
-              <w:pStyle w:val="Compact"/>
-              <w:jc w:val="left"/>
-            </w:pPr>
-            <w:r>
-              <w:rPr>
-                <w:bCs/>
-                <w:b/>
-              </w:rPr>
-              <w:t xml:space="preserve">2024-10</w:t>
-            </w:r>
-          </w:p>
-        </w:tc>
-        <w:tc>
-          <w:tcPr/>
-          <w:p>
-            <w:pPr>
-              <w:pStyle w:val="Compact"/>
-              <w:jc w:val="left"/>
-            </w:pPr>
-            <w:r>
-              <w:t xml:space="preserve">Bergmann, M.</w:t>
+              <w:t xml:space="preserve">Chapter in Robots and Other Artificial Agents on Stage: Theoretical Concepts and Artistic Practices, edited by Erica Magris and Izabella Pluta, transcript Verlag (Theatre Studies series). [in press]</w:t>
+            </w:r>
+          </w:p>
+        </w:tc>
+      </w:tr>
+      <w:tr>
+        <w:tc>
+          <w:tcPr/>
+          <w:p>
+            <w:pPr>
+              <w:pStyle w:val="Compact"/>
+              <w:jc w:val="left"/>
+            </w:pPr>
+            <w:r>
+              <w:rPr>
+                <w:bCs/>
+                <w:b/>
+              </w:rPr>
+              <w:t xml:space="preserve">2026</w:t>
+            </w:r>
+          </w:p>
+        </w:tc>
+        <w:tc>
+          <w:tcPr/>
+          <w:p>
+            <w:pPr>
+              <w:pStyle w:val="Compact"/>
+              <w:jc w:val="left"/>
+            </w:pPr>
+            <w:r>
+              <w:t xml:space="preserve">Bergmann, M., and McLeod, K.</w:t>
             </w:r>
             <w:r>
               <w:t xml:space="preserve"> </w:t>
@@ -1593,7 +4583,7 @@
               <w:t xml:space="preserve">“</w:t>
             </w:r>
             <w:r>
-              <w:t xml:space="preserve">Beyond Tools: Reimaging Technology as Co-Participants in Performance Design.</w:t>
+              <w:t xml:space="preserve">Improvising with Commercial AI: Questions of Care and Ethics.</w:t>
             </w:r>
             <w:r>
               <w:t xml:space="preserve">”</w:t>
@@ -1602,932 +4592,20 @@
               <w:t xml:space="preserve"> </w:t>
             </w:r>
             <w:r>
-              <w:t xml:space="preserve">PQ Symposium: Technologies in Theatre, Performance and Exhibition Design, Prague, Czech Republic, October 16–18, 2024.</w:t>
-            </w:r>
-          </w:p>
-        </w:tc>
-      </w:tr>
-      <w:tr>
-        <w:tc>
-          <w:tcPr/>
-          <w:p>
-            <w:pPr>
-              <w:pStyle w:val="Compact"/>
-              <w:jc w:val="left"/>
-            </w:pPr>
-            <w:r>
-              <w:rPr>
-                <w:bCs/>
-                <w:b/>
-              </w:rPr>
-              <w:t xml:space="preserve">2024-03</w:t>
-            </w:r>
-          </w:p>
-        </w:tc>
-        <w:tc>
-          <w:tcPr/>
-          <w:p>
-            <w:pPr>
-              <w:pStyle w:val="Compact"/>
-              <w:jc w:val="left"/>
-            </w:pPr>
-            <w:r>
-              <w:t xml:space="preserve">Bergmann, M., Nathan, H., and Vercosa, J.</w:t>
-            </w:r>
-            <w:r>
-              <w:t xml:space="preserve"> </w:t>
-            </w:r>
-            <w:r>
-              <w:t xml:space="preserve">“</w:t>
-            </w:r>
-            <w:r>
-              <w:t xml:space="preserve">Robotics, AI, and the Future of Theatre.</w:t>
-            </w:r>
-            <w:r>
-              <w:t xml:space="preserve">”</w:t>
-            </w:r>
-            <w:r>
-              <w:t xml:space="preserve"> </w:t>
-            </w:r>
-            <w:r>
-              <w:t xml:space="preserve">USITT Conference &amp; Stage Expo, Seattle, WA, March 20, 2024.</w:t>
-            </w:r>
-          </w:p>
-        </w:tc>
-      </w:tr>
-      <w:tr>
-        <w:tc>
-          <w:tcPr/>
-          <w:p>
-            <w:pPr>
-              <w:pStyle w:val="Compact"/>
-              <w:jc w:val="left"/>
-            </w:pPr>
-            <w:r>
-              <w:rPr>
-                <w:bCs/>
-                <w:b/>
-              </w:rPr>
-              <w:t xml:space="preserve">2023-06</w:t>
-            </w:r>
-          </w:p>
-        </w:tc>
-        <w:tc>
-          <w:tcPr/>
-          <w:p>
-            <w:pPr>
-              <w:pStyle w:val="Compact"/>
-              <w:jc w:val="left"/>
-            </w:pPr>
-            <w:r>
-              <w:t xml:space="preserve">Bergmann, M., with ChatGPT.</w:t>
-            </w:r>
-            <w:r>
-              <w:t xml:space="preserve"> </w:t>
-            </w:r>
-            <w:r>
-              <w:t xml:space="preserve">“</w:t>
-            </w:r>
-            <w:r>
-              <w:t xml:space="preserve">Envisioning theatre with non-human collaborators: A Paramanifesto.</w:t>
-            </w:r>
-            <w:r>
-              <w:t xml:space="preserve">”</w:t>
-            </w:r>
-            <w:r>
-              <w:t xml:space="preserve"> </w:t>
-            </w:r>
-            <w:r>
-              <w:t xml:space="preserve">CATR Conference, Dalhousie University, Halifax, NS, June 2023.</w:t>
-            </w:r>
-          </w:p>
-        </w:tc>
-      </w:tr>
-      <w:tr>
-        <w:tc>
-          <w:tcPr/>
-          <w:p>
-            <w:pPr>
-              <w:pStyle w:val="Compact"/>
-              <w:jc w:val="left"/>
-            </w:pPr>
-            <w:r>
-              <w:rPr>
-                <w:bCs/>
-                <w:b/>
-              </w:rPr>
-              <w:t xml:space="preserve">2023-06</w:t>
-            </w:r>
-          </w:p>
-        </w:tc>
-        <w:tc>
-          <w:tcPr/>
-          <w:p>
-            <w:pPr>
-              <w:pStyle w:val="Compact"/>
-              <w:jc w:val="left"/>
-            </w:pPr>
-            <w:r>
-              <w:t xml:space="preserve">Bergmann, M.</w:t>
-            </w:r>
-            <w:r>
-              <w:t xml:space="preserve"> </w:t>
-            </w:r>
-            <w:r>
-              <w:t xml:space="preserve">“</w:t>
-            </w:r>
-            <w:r>
-              <w:t xml:space="preserve">AI Sentience.</w:t>
-            </w:r>
-            <w:r>
-              <w:t xml:space="preserve">”</w:t>
-            </w:r>
-            <w:r>
-              <w:t xml:space="preserve"> </w:t>
-            </w:r>
-            <w:r>
-              <w:t xml:space="preserve">Panel on the Implications of AI for Performance Theorists, CATR Conference (online), June 2023.</w:t>
-            </w:r>
-          </w:p>
-        </w:tc>
-      </w:tr>
-      <w:tr>
-        <w:tc>
-          <w:tcPr/>
-          <w:p>
-            <w:pPr>
-              <w:pStyle w:val="Compact"/>
-              <w:jc w:val="left"/>
-            </w:pPr>
-            <w:r>
-              <w:rPr>
-                <w:bCs/>
-                <w:b/>
-              </w:rPr>
-              <w:t xml:space="preserve">2022-07</w:t>
-            </w:r>
-          </w:p>
-        </w:tc>
-        <w:tc>
-          <w:tcPr/>
-          <w:p>
-            <w:pPr>
-              <w:pStyle w:val="Compact"/>
-              <w:jc w:val="left"/>
-            </w:pPr>
-            <w:r>
-              <w:t xml:space="preserve">Bergmann, M.</w:t>
-            </w:r>
-            <w:r>
-              <w:t xml:space="preserve"> </w:t>
-            </w:r>
-            <w:r>
-              <w:t xml:space="preserve">“</w:t>
-            </w:r>
-            <w:r>
-              <w:t xml:space="preserve">Augmented Symphony: An augmented reality application for immersive music listening.</w:t>
-            </w:r>
-            <w:r>
-              <w:t xml:space="preserve">”</w:t>
-            </w:r>
-            <w:r>
-              <w:t xml:space="preserve"> </w:t>
-            </w:r>
-            <w:r>
-              <w:t xml:space="preserve">Paper presented at EVA London 2022, London, UK, July 2022.</w:t>
-            </w:r>
-          </w:p>
-        </w:tc>
-      </w:tr>
-      <w:tr>
-        <w:tc>
-          <w:tcPr/>
-          <w:p>
-            <w:pPr>
-              <w:pStyle w:val="Compact"/>
-              <w:jc w:val="left"/>
-            </w:pPr>
-            <w:r>
-              <w:rPr>
-                <w:bCs/>
-                <w:b/>
-              </w:rPr>
-              <w:t xml:space="preserve">2022-05</w:t>
-            </w:r>
-          </w:p>
-        </w:tc>
-        <w:tc>
-          <w:tcPr/>
-          <w:p>
-            <w:pPr>
-              <w:pStyle w:val="Compact"/>
-              <w:jc w:val="left"/>
-            </w:pPr>
-            <w:r>
-              <w:t xml:space="preserve">Bergmann, M., and Thomson, B.</w:t>
-            </w:r>
-            <w:r>
-              <w:t xml:space="preserve"> </w:t>
-            </w:r>
-            <w:r>
-              <w:t xml:space="preserve">“</w:t>
-            </w:r>
-            <w:r>
-              <w:t xml:space="preserve">Stepping Back In: Taking the best of virtual delivery to a new in-person experience.</w:t>
-            </w:r>
-            <w:r>
-              <w:t xml:space="preserve">”</w:t>
-            </w:r>
-            <w:r>
-              <w:t xml:space="preserve"> </w:t>
-            </w:r>
-            <w:r>
-              <w:t xml:space="preserve">Learning &amp; Teaching Conference, TMU, May 2022.</w:t>
-            </w:r>
-          </w:p>
-        </w:tc>
-      </w:tr>
-      <w:tr>
-        <w:tc>
-          <w:tcPr/>
-          <w:p>
-            <w:pPr>
-              <w:pStyle w:val="Compact"/>
-              <w:jc w:val="left"/>
-            </w:pPr>
-            <w:r>
-              <w:rPr>
-                <w:bCs/>
-                <w:b/>
-              </w:rPr>
-              <w:t xml:space="preserve">2022-05</w:t>
-            </w:r>
-          </w:p>
-        </w:tc>
-        <w:tc>
-          <w:tcPr/>
-          <w:p>
-            <w:pPr>
-              <w:pStyle w:val="Compact"/>
-              <w:jc w:val="left"/>
-            </w:pPr>
-            <w:r>
-              <w:t xml:space="preserve">Bergmann, M.</w:t>
-            </w:r>
-            <w:r>
-              <w:t xml:space="preserve"> </w:t>
-            </w:r>
-            <w:r>
-              <w:t xml:space="preserve">“</w:t>
-            </w:r>
-            <w:r>
-              <w:t xml:space="preserve">Student-driven curriculum development for creative practice.</w:t>
-            </w:r>
-            <w:r>
-              <w:t xml:space="preserve">”</w:t>
-            </w:r>
-            <w:r>
-              <w:t xml:space="preserve"> </w:t>
-            </w:r>
-            <w:r>
-              <w:t xml:space="preserve">Learning &amp; Teaching Conference, TMU, May 2022.</w:t>
-            </w:r>
-          </w:p>
-        </w:tc>
-      </w:tr>
-      <w:tr>
-        <w:tc>
-          <w:tcPr/>
-          <w:p>
-            <w:pPr>
-              <w:pStyle w:val="Compact"/>
-              <w:jc w:val="left"/>
-            </w:pPr>
-            <w:r>
-              <w:rPr>
-                <w:bCs/>
-                <w:b/>
-              </w:rPr>
-              <w:t xml:space="preserve">2021-10</w:t>
-            </w:r>
-          </w:p>
-        </w:tc>
-        <w:tc>
-          <w:tcPr/>
-          <w:p>
-            <w:pPr>
-              <w:pStyle w:val="Compact"/>
-              <w:jc w:val="left"/>
-            </w:pPr>
-            <w:r>
-              <w:t xml:space="preserve">Bergmann, M.</w:t>
-            </w:r>
-            <w:r>
-              <w:t xml:space="preserve"> </w:t>
-            </w:r>
-            <w:r>
-              <w:t xml:space="preserve">“</w:t>
-            </w:r>
-            <w:r>
-              <w:t xml:space="preserve">Cultivating Empathy through Robotic Performance.</w:t>
-            </w:r>
-            <w:r>
-              <w:t xml:space="preserve">”</w:t>
-            </w:r>
-            <w:r>
-              <w:t xml:space="preserve"> </w:t>
-            </w:r>
-            <w:r>
-              <w:t xml:space="preserve">Limits of the Human, Machines Without Limits? Contemporary stage and robotics, University of Lausanne (online), October 2021.</w:t>
-            </w:r>
-          </w:p>
-        </w:tc>
-      </w:tr>
-      <w:tr>
-        <w:tc>
-          <w:tcPr/>
-          <w:p>
-            <w:pPr>
-              <w:pStyle w:val="Compact"/>
-              <w:jc w:val="left"/>
-            </w:pPr>
-            <w:r>
-              <w:rPr>
-                <w:bCs/>
-                <w:b/>
-              </w:rPr>
-              <w:t xml:space="preserve">2021-06</w:t>
-            </w:r>
-          </w:p>
-        </w:tc>
-        <w:tc>
-          <w:tcPr/>
-          <w:p>
-            <w:pPr>
-              <w:pStyle w:val="Compact"/>
-              <w:jc w:val="left"/>
-            </w:pPr>
-            <w:r>
-              <w:t xml:space="preserve">Bergmann, M., O’Brien, C., and Thomson, B.</w:t>
-            </w:r>
-            <w:r>
-              <w:t xml:space="preserve"> </w:t>
-            </w:r>
-            <w:r>
-              <w:t xml:space="preserve">“</w:t>
-            </w:r>
-            <w:r>
-              <w:t xml:space="preserve">Unapologetically learning together: Adapting Production and Design curriculum to a virtual stage.</w:t>
-            </w:r>
-            <w:r>
-              <w:t xml:space="preserve">”</w:t>
-            </w:r>
-            <w:r>
-              <w:t xml:space="preserve"> </w:t>
-            </w:r>
-            <w:r>
-              <w:t xml:space="preserve">University of the Arts London (online), June 2021.</w:t>
-            </w:r>
-          </w:p>
-        </w:tc>
-      </w:tr>
-      <w:tr>
-        <w:tc>
-          <w:tcPr/>
-          <w:p>
-            <w:pPr>
-              <w:pStyle w:val="Compact"/>
-              <w:jc w:val="left"/>
-            </w:pPr>
-            <w:r>
-              <w:rPr>
-                <w:bCs/>
-                <w:b/>
-              </w:rPr>
-              <w:t xml:space="preserve">2021-05</w:t>
-            </w:r>
-          </w:p>
-        </w:tc>
-        <w:tc>
-          <w:tcPr/>
-          <w:p>
-            <w:pPr>
-              <w:pStyle w:val="Compact"/>
-              <w:jc w:val="left"/>
-            </w:pPr>
-            <w:r>
-              <w:t xml:space="preserve">Bergmann, M., O’Brien, C., and Thomson, B.</w:t>
-            </w:r>
-            <w:r>
-              <w:t xml:space="preserve"> </w:t>
-            </w:r>
-            <w:r>
-              <w:t xml:space="preserve">“</w:t>
-            </w:r>
-            <w:r>
-              <w:t xml:space="preserve">Pandemic Performance: Adapting Production and Design curriculum to a virtual stage.</w:t>
-            </w:r>
-            <w:r>
-              <w:t xml:space="preserve">”</w:t>
-            </w:r>
-            <w:r>
-              <w:t xml:space="preserve"> </w:t>
-            </w:r>
-            <w:r>
-              <w:t xml:space="preserve">Learning &amp; Teaching Conference, Ryerson University, May 2021.</w:t>
-            </w:r>
-          </w:p>
-        </w:tc>
-      </w:tr>
-      <w:tr>
-        <w:tc>
-          <w:tcPr/>
-          <w:p>
-            <w:pPr>
-              <w:pStyle w:val="Compact"/>
-              <w:jc w:val="left"/>
-            </w:pPr>
-            <w:r>
-              <w:rPr>
-                <w:bCs/>
-                <w:b/>
-              </w:rPr>
-              <w:t xml:space="preserve">2019-05</w:t>
-            </w:r>
-          </w:p>
-        </w:tc>
-        <w:tc>
-          <w:tcPr/>
-          <w:p>
-            <w:pPr>
-              <w:pStyle w:val="Compact"/>
-              <w:jc w:val="left"/>
-            </w:pPr>
-            <w:r>
-              <w:t xml:space="preserve">Bergmann, M., and Thomson, B.</w:t>
-            </w:r>
-            <w:r>
-              <w:t xml:space="preserve"> </w:t>
-            </w:r>
-            <w:r>
-              <w:t xml:space="preserve">“</w:t>
-            </w:r>
-            <w:r>
-              <w:t xml:space="preserve">Putting Up the Show: The very large group project.</w:t>
-            </w:r>
-            <w:r>
-              <w:t xml:space="preserve">”</w:t>
-            </w:r>
-            <w:r>
-              <w:t xml:space="preserve"> </w:t>
-            </w:r>
-            <w:r>
-              <w:t xml:space="preserve">Ryerson Learning &amp; Teaching Conference, May 2019.</w:t>
-            </w:r>
-          </w:p>
-        </w:tc>
-      </w:tr>
-      <w:tr>
-        <w:tc>
-          <w:tcPr/>
-          <w:p>
-            <w:pPr>
-              <w:pStyle w:val="Compact"/>
-              <w:jc w:val="left"/>
-            </w:pPr>
-            <w:r>
-              <w:rPr>
-                <w:bCs/>
-                <w:b/>
-              </w:rPr>
-              <w:t xml:space="preserve">2019-04</w:t>
-            </w:r>
-          </w:p>
-        </w:tc>
-        <w:tc>
-          <w:tcPr/>
-          <w:p>
-            <w:pPr>
-              <w:pStyle w:val="Compact"/>
-              <w:jc w:val="left"/>
-            </w:pPr>
-            <w:r>
-              <w:t xml:space="preserve">Bergmann, M.</w:t>
-            </w:r>
-            <w:r>
-              <w:t xml:space="preserve"> </w:t>
-            </w:r>
-            <w:r>
-              <w:t xml:space="preserve">“</w:t>
-            </w:r>
-            <w:r>
-              <w:t xml:space="preserve">Theatre in TheatAR: Explorations of augmented reality in theatrical performance.</w:t>
-            </w:r>
-            <w:r>
-              <w:t xml:space="preserve">”</w:t>
-            </w:r>
-            <w:r>
-              <w:t xml:space="preserve"> </w:t>
-            </w:r>
-            <w:r>
-              <w:t xml:space="preserve">TEXT/SOUND/PERFORMANCE: Making in Canadian Space, University College Dublin, April 2019.</w:t>
-            </w:r>
-          </w:p>
-        </w:tc>
-      </w:tr>
-      <w:tr>
-        <w:tc>
-          <w:tcPr/>
-          <w:p>
-            <w:pPr>
-              <w:pStyle w:val="Compact"/>
-              <w:jc w:val="left"/>
-            </w:pPr>
-            <w:r>
-              <w:rPr>
-                <w:bCs/>
-                <w:b/>
-              </w:rPr>
-              <w:t xml:space="preserve">2018-03</w:t>
-            </w:r>
-          </w:p>
-        </w:tc>
-        <w:tc>
-          <w:tcPr/>
-          <w:p>
-            <w:pPr>
-              <w:pStyle w:val="Compact"/>
-              <w:jc w:val="left"/>
-            </w:pPr>
-            <w:r>
-              <w:t xml:space="preserve">Bergmann, M.</w:t>
-            </w:r>
-            <w:r>
-              <w:t xml:space="preserve"> </w:t>
-            </w:r>
-            <w:r>
-              <w:t xml:space="preserve">“</w:t>
-            </w:r>
-            <w:r>
-              <w:t xml:space="preserve">Technology as a tool: Creating a mindset of embracing technology within a theatrical framework.</w:t>
-            </w:r>
-            <w:r>
-              <w:t xml:space="preserve">”</w:t>
-            </w:r>
-            <w:r>
-              <w:t xml:space="preserve"> </w:t>
-            </w:r>
-            <w:r>
-              <w:t xml:space="preserve">Theatre and Performance Design Pedagogy, University of the Arts London, March 2018.</w:t>
-            </w:r>
-          </w:p>
-        </w:tc>
-      </w:tr>
-      <w:tr>
-        <w:tc>
-          <w:tcPr/>
-          <w:p>
-            <w:pPr>
-              <w:pStyle w:val="Compact"/>
-              <w:jc w:val="left"/>
-            </w:pPr>
-            <w:r>
-              <w:rPr>
-                <w:bCs/>
-                <w:b/>
-              </w:rPr>
-              <w:t xml:space="preserve">2024-01</w:t>
-            </w:r>
-          </w:p>
-        </w:tc>
-        <w:tc>
-          <w:tcPr/>
-          <w:p>
-            <w:pPr>
-              <w:pStyle w:val="Compact"/>
-              <w:jc w:val="left"/>
-            </w:pPr>
-            <w:r>
-              <w:t xml:space="preserve">Bergmann, M., Carravetta, L., Endahl, M., Robinson, A. D., and ARIA (AI).</w:t>
-            </w:r>
-            <w:r>
-              <w:t xml:space="preserve"> </w:t>
-            </w:r>
-            <w:r>
-              <w:t xml:space="preserve">“</w:t>
-            </w:r>
-            <w:r>
-              <w:t xml:space="preserve">Almost Alchemy.</w:t>
-            </w:r>
-            <w:r>
-              <w:t xml:space="preserve">”</w:t>
-            </w:r>
-            <w:r>
-              <w:t xml:space="preserve"> </w:t>
-            </w:r>
-            <w:r>
-              <w:t xml:space="preserve">Poster, RUBIX, TMU, January 25, 2024.</w:t>
-            </w:r>
-          </w:p>
-        </w:tc>
-      </w:tr>
-      <w:tr>
-        <w:tc>
-          <w:tcPr/>
-          <w:p>
-            <w:pPr>
-              <w:pStyle w:val="Compact"/>
-              <w:jc w:val="left"/>
-            </w:pPr>
-            <w:r>
-              <w:rPr>
-                <w:bCs/>
-                <w:b/>
-              </w:rPr>
-              <w:t xml:space="preserve">2020-11</w:t>
-            </w:r>
-          </w:p>
-        </w:tc>
-        <w:tc>
-          <w:tcPr/>
-          <w:p>
-            <w:pPr>
-              <w:pStyle w:val="Compact"/>
-              <w:jc w:val="left"/>
-            </w:pPr>
-            <w:r>
-              <w:t xml:space="preserve">Bergmann, M., and Anderson, J.</w:t>
-            </w:r>
-            <w:r>
-              <w:t xml:space="preserve"> </w:t>
-            </w:r>
-            <w:r>
-              <w:t xml:space="preserve">“</w:t>
-            </w:r>
-            <w:r>
-              <w:t xml:space="preserve">l’automate: Robotic Controlled Apparatuses for Circus Performance.</w:t>
-            </w:r>
-            <w:r>
-              <w:t xml:space="preserve">”</w:t>
-            </w:r>
-            <w:r>
-              <w:t xml:space="preserve"> </w:t>
-            </w:r>
-            <w:r>
-              <w:t xml:space="preserve">Poster, RUBIX, TMU (online), November 2020.</w:t>
-            </w:r>
-          </w:p>
-        </w:tc>
-      </w:tr>
-      <w:tr>
-        <w:tc>
-          <w:tcPr/>
-          <w:p>
-            <w:pPr>
-              <w:pStyle w:val="Compact"/>
-              <w:jc w:val="left"/>
-            </w:pPr>
-            <w:r>
-              <w:rPr>
-                <w:bCs/>
-                <w:b/>
-              </w:rPr>
-              <w:t xml:space="preserve">2019-11</w:t>
-            </w:r>
-          </w:p>
-        </w:tc>
-        <w:tc>
-          <w:tcPr/>
-          <w:p>
-            <w:pPr>
-              <w:pStyle w:val="Compact"/>
-              <w:jc w:val="left"/>
-            </w:pPr>
-            <w:r>
-              <w:t xml:space="preserve">Bergmann, M., Zhang, L., Laberge-Côté, L., and McGuire, B.</w:t>
-            </w:r>
-            <w:r>
-              <w:t xml:space="preserve"> </w:t>
-            </w:r>
-            <w:r>
-              <w:t xml:space="preserve">“</w:t>
-            </w:r>
-            <w:r>
-              <w:t xml:space="preserve">Human-robot Interactions in Dance.</w:t>
-            </w:r>
-            <w:r>
-              <w:t xml:space="preserve">”</w:t>
-            </w:r>
-            <w:r>
-              <w:t xml:space="preserve"> </w:t>
-            </w:r>
-            <w:r>
-              <w:t xml:space="preserve">Poster, RUBIX, TMU, November 2019.</w:t>
-            </w:r>
-          </w:p>
-        </w:tc>
-      </w:tr>
-      <w:tr>
-        <w:tc>
-          <w:tcPr/>
-          <w:p>
-            <w:pPr>
-              <w:pStyle w:val="Compact"/>
-              <w:jc w:val="left"/>
-            </w:pPr>
-            <w:r>
-              <w:rPr>
-                <w:bCs/>
-                <w:b/>
-              </w:rPr>
-              <w:t xml:space="preserve">2018-11</w:t>
-            </w:r>
-          </w:p>
-        </w:tc>
-        <w:tc>
-          <w:tcPr/>
-          <w:p>
-            <w:pPr>
-              <w:pStyle w:val="Compact"/>
-              <w:jc w:val="left"/>
-            </w:pPr>
-            <w:r>
-              <w:t xml:space="preserve">Bergmann, M.</w:t>
-            </w:r>
-            <w:r>
-              <w:t xml:space="preserve"> </w:t>
-            </w:r>
-            <w:r>
-              <w:t xml:space="preserve">“</w:t>
-            </w:r>
-            <w:r>
-              <w:t xml:space="preserve">TheatAR: A previsualization system for theatrical design.</w:t>
-            </w:r>
-            <w:r>
-              <w:t xml:space="preserve">”</w:t>
-            </w:r>
-            <w:r>
-              <w:t xml:space="preserve"> </w:t>
-            </w:r>
-            <w:r>
-              <w:t xml:space="preserve">Poster, RUBIX, TMU, November 2018.</w:t>
-            </w:r>
-          </w:p>
-        </w:tc>
-      </w:tr>
-      <w:tr>
-        <w:tc>
-          <w:tcPr/>
-          <w:p>
-            <w:pPr>
-              <w:pStyle w:val="Compact"/>
-              <w:jc w:val="left"/>
-            </w:pPr>
-            <w:r>
-              <w:rPr>
-                <w:bCs/>
-                <w:b/>
-              </w:rPr>
-              <w:t xml:space="preserve">2018-05</w:t>
-            </w:r>
-          </w:p>
-        </w:tc>
-        <w:tc>
-          <w:tcPr/>
-          <w:p>
-            <w:pPr>
-              <w:pStyle w:val="Compact"/>
-              <w:jc w:val="left"/>
-            </w:pPr>
-            <w:r>
-              <w:t xml:space="preserve">Bosyy, P., and Bergmann, M.</w:t>
-            </w:r>
-            <w:r>
-              <w:t xml:space="preserve"> </w:t>
-            </w:r>
-            <w:r>
-              <w:t xml:space="preserve">“</w:t>
-            </w:r>
-            <w:r>
-              <w:t xml:space="preserve">The Creative Laboratory Project.</w:t>
-            </w:r>
-            <w:r>
-              <w:t xml:space="preserve">”</w:t>
-            </w:r>
-            <w:r>
-              <w:t xml:space="preserve"> </w:t>
-            </w:r>
-            <w:r>
-              <w:t xml:space="preserve">Poster, Ryerson Learning &amp; Teaching Conference, May 2018.</w:t>
-            </w:r>
-          </w:p>
-        </w:tc>
-      </w:tr>
-      <w:tr>
-        <w:tc>
-          <w:tcPr/>
-          <w:p>
-            <w:pPr>
-              <w:pStyle w:val="Compact"/>
-              <w:jc w:val="left"/>
-            </w:pPr>
-            <w:r>
-              <w:rPr>
-                <w:bCs/>
-                <w:b/>
-              </w:rPr>
-              <w:t xml:space="preserve">2017-10</w:t>
-            </w:r>
-          </w:p>
-        </w:tc>
-        <w:tc>
-          <w:tcPr/>
-          <w:p>
-            <w:pPr>
-              <w:pStyle w:val="Compact"/>
-              <w:jc w:val="left"/>
-            </w:pPr>
-            <w:r>
-              <w:t xml:space="preserve">Bergmann, M.</w:t>
-            </w:r>
-            <w:r>
-              <w:t xml:space="preserve"> </w:t>
-            </w:r>
-            <w:r>
-              <w:t xml:space="preserve">“</w:t>
-            </w:r>
-            <w:r>
-              <w:t xml:space="preserve">Shadow-selves: Projection as a medium of exploring reflections of self in Belinda McGuire’s Slaughterhouse/Requiem.</w:t>
-            </w:r>
-            <w:r>
-              <w:t xml:space="preserve">”</w:t>
-            </w:r>
-            <w:r>
-              <w:t xml:space="preserve"> </w:t>
-            </w:r>
-            <w:r>
-              <w:t xml:space="preserve">Poster, RUBIX, TMU, October 2017.</w:t>
-            </w:r>
-          </w:p>
-        </w:tc>
-      </w:tr>
-      <w:tr>
-        <w:tc>
-          <w:tcPr/>
-          <w:p>
-            <w:pPr>
-              <w:pStyle w:val="Compact"/>
-              <w:jc w:val="left"/>
-            </w:pPr>
-            <w:r>
-              <w:rPr>
-                <w:bCs/>
-                <w:b/>
-              </w:rPr>
-              <w:t xml:space="preserve">2017-10</w:t>
-            </w:r>
-          </w:p>
-        </w:tc>
-        <w:tc>
-          <w:tcPr/>
-          <w:p>
-            <w:pPr>
-              <w:pStyle w:val="Compact"/>
-              <w:jc w:val="left"/>
-            </w:pPr>
-            <w:r>
-              <w:t xml:space="preserve">Bergmann, M.</w:t>
-            </w:r>
-            <w:r>
-              <w:t xml:space="preserve"> </w:t>
-            </w:r>
-            <w:r>
-              <w:t xml:space="preserve">“</w:t>
-            </w:r>
-            <w:r>
-              <w:t xml:space="preserve">Projecting on film: the surreal effect of rear projected backgrounds in the film Nuptials.</w:t>
-            </w:r>
-            <w:r>
-              <w:t xml:space="preserve">”</w:t>
-            </w:r>
-            <w:r>
-              <w:t xml:space="preserve"> </w:t>
-            </w:r>
-            <w:r>
-              <w:t xml:space="preserve">Poster, RUBIX, TMU, October 2017.</w:t>
+              <w:t xml:space="preserve">[in draft]</w:t>
             </w:r>
           </w:p>
         </w:tc>
       </w:tr>
     </w:tbl>
-    <w:bookmarkEnd w:id="26"/>
-    <w:bookmarkStart w:id="27" w:name="h.-creative-and-professional-work"/>
+    <w:bookmarkEnd w:id="35"/>
+    <w:bookmarkStart w:id="36" w:name="creative-and-professional-work"/>
     <w:p>
       <w:pPr>
         <w:pStyle w:val="Heading2"/>
       </w:pPr>
       <w:r>
-        <w:t xml:space="preserve">H. Creative and Professional Work</w:t>
+        <w:t xml:space="preserve">Creative and Professional Work</w:t>
       </w:r>
     </w:p>
     <w:tbl>
@@ -3004,1080 +5082,8 @@
         </w:tc>
       </w:tr>
     </w:tbl>
-    <w:bookmarkEnd w:id="27"/>
-    <w:bookmarkStart w:id="28" w:name="i.-service-and-professional-activities"/>
-    <w:p>
-      <w:pPr>
-        <w:pStyle w:val="Heading2"/>
-      </w:pPr>
-      <w:r>
-        <w:t xml:space="preserve">I. Service and Professional Activities</w:t>
-      </w:r>
-    </w:p>
-    <w:tbl>
-      <w:tblPr>
-        <w:tblStyle w:val="Table"/>
-        <w:tblW w:type="pct" w:w="5000"/>
-        <w:tblLook w:firstRow="0" w:lastRow="0" w:firstColumn="0" w:lastColumn="0" w:noHBand="0" w:noVBand="0" w:val="0000"/>
-        <w:jc w:val="start"/>
-      </w:tblPr>
-      <w:tblGrid>
-        <w:gridCol w:w="1941"/>
-        <w:gridCol w:w="5978"/>
-      </w:tblGrid>
-      <w:tr>
-        <w:tc>
-          <w:tcPr/>
-          <w:p>
-            <w:pPr>
-              <w:pStyle w:val="Compact"/>
-              <w:jc w:val="left"/>
-            </w:pPr>
-            <w:r>
-              <w:rPr>
-                <w:bCs/>
-                <w:b/>
-              </w:rPr>
-              <w:t xml:space="preserve">2026-06 – present</w:t>
-            </w:r>
-          </w:p>
-        </w:tc>
-        <w:tc>
-          <w:tcPr/>
-          <w:p>
-            <w:pPr>
-              <w:pStyle w:val="Compact"/>
-              <w:jc w:val="left"/>
-            </w:pPr>
-            <w:r>
-              <w:t xml:space="preserve">Judge, Music, Film &amp; Theatre panel, The Global Undergraduate Awards, Dublin</w:t>
-            </w:r>
-          </w:p>
-        </w:tc>
-      </w:tr>
-      <w:tr>
-        <w:tc>
-          <w:tcPr/>
-          <w:p>
-            <w:pPr>
-              <w:pStyle w:val="Compact"/>
-              <w:jc w:val="left"/>
-            </w:pPr>
-            <w:r>
-              <w:rPr>
-                <w:bCs/>
-                <w:b/>
-              </w:rPr>
-              <w:t xml:space="preserve">2026-04</w:t>
-            </w:r>
-          </w:p>
-        </w:tc>
-        <w:tc>
-          <w:tcPr/>
-          <w:p>
-            <w:pPr>
-              <w:pStyle w:val="Compact"/>
-              <w:jc w:val="left"/>
-            </w:pPr>
-            <w:r>
-              <w:t xml:space="preserve">Co-chair (with Dr. Afsoon Soudi), 3rd Annual Creative AI Symposium, Creative AI Hub, TMU</w:t>
-            </w:r>
-          </w:p>
-        </w:tc>
-      </w:tr>
-      <w:tr>
-        <w:tc>
-          <w:tcPr/>
-          <w:p>
-            <w:pPr>
-              <w:pStyle w:val="Compact"/>
-              <w:jc w:val="left"/>
-            </w:pPr>
-            <w:r>
-              <w:rPr>
-                <w:bCs/>
-                <w:b/>
-              </w:rPr>
-              <w:t xml:space="preserve">2025-07 – present</w:t>
-            </w:r>
-          </w:p>
-        </w:tc>
-        <w:tc>
-          <w:tcPr/>
-          <w:p>
-            <w:pPr>
-              <w:pStyle w:val="Compact"/>
-              <w:jc w:val="left"/>
-            </w:pPr>
-            <w:r>
-              <w:t xml:space="preserve">Member, Creative AI Hub Steering Committee, The Creative School, TMU</w:t>
-            </w:r>
-          </w:p>
-        </w:tc>
-      </w:tr>
-      <w:tr>
-        <w:tc>
-          <w:tcPr/>
-          <w:p>
-            <w:pPr>
-              <w:pStyle w:val="Compact"/>
-              <w:jc w:val="left"/>
-            </w:pPr>
-            <w:r>
-              <w:rPr>
-                <w:bCs/>
-                <w:b/>
-              </w:rPr>
-              <w:t xml:space="preserve">2025-02 – present</w:t>
-            </w:r>
-          </w:p>
-        </w:tc>
-        <w:tc>
-          <w:tcPr/>
-          <w:p>
-            <w:pPr>
-              <w:pStyle w:val="Compact"/>
-              <w:jc w:val="left"/>
-            </w:pPr>
-            <w:r>
-              <w:t xml:space="preserve">Member, USITT Research and Creative Endeavours Committee</w:t>
-            </w:r>
-          </w:p>
-        </w:tc>
-      </w:tr>
-      <w:tr>
-        <w:tc>
-          <w:tcPr/>
-          <w:p>
-            <w:pPr>
-              <w:pStyle w:val="Compact"/>
-              <w:jc w:val="left"/>
-            </w:pPr>
-            <w:r>
-              <w:rPr>
-                <w:bCs/>
-                <w:b/>
-              </w:rPr>
-              <w:t xml:space="preserve">2024-12 – present</w:t>
-            </w:r>
-          </w:p>
-        </w:tc>
-        <w:tc>
-          <w:tcPr/>
-          <w:p>
-            <w:pPr>
-              <w:pStyle w:val="Compact"/>
-              <w:jc w:val="left"/>
-            </w:pPr>
-            <w:r>
-              <w:t xml:space="preserve">Member, Faculty Tenure Committee, The Creative School, TMU</w:t>
-            </w:r>
-          </w:p>
-        </w:tc>
-      </w:tr>
-      <w:tr>
-        <w:tc>
-          <w:tcPr/>
-          <w:p>
-            <w:pPr>
-              <w:pStyle w:val="Compact"/>
-              <w:jc w:val="left"/>
-            </w:pPr>
-            <w:r>
-              <w:rPr>
-                <w:bCs/>
-                <w:b/>
-              </w:rPr>
-              <w:t xml:space="preserve">2024-11 – present</w:t>
-            </w:r>
-          </w:p>
-        </w:tc>
-        <w:tc>
-          <w:tcPr/>
-          <w:p>
-            <w:pPr>
-              <w:pStyle w:val="Compact"/>
-              <w:jc w:val="left"/>
-            </w:pPr>
-            <w:r>
-              <w:t xml:space="preserve">Board Member, UKAI Projects</w:t>
-            </w:r>
-          </w:p>
-        </w:tc>
-      </w:tr>
-      <w:tr>
-        <w:tc>
-          <w:tcPr/>
-          <w:p>
-            <w:pPr>
-              <w:pStyle w:val="Compact"/>
-              <w:jc w:val="left"/>
-            </w:pPr>
-            <w:r>
-              <w:rPr>
-                <w:bCs/>
-                <w:b/>
-              </w:rPr>
-              <w:t xml:space="preserve">2024-06 – present</w:t>
-            </w:r>
-          </w:p>
-        </w:tc>
-        <w:tc>
-          <w:tcPr/>
-          <w:p>
-            <w:pPr>
-              <w:pStyle w:val="Compact"/>
-              <w:jc w:val="left"/>
-            </w:pPr>
-            <w:r>
-              <w:t xml:space="preserve">Reviewer, International Journal of Performance Arts and Digital Media</w:t>
-            </w:r>
-          </w:p>
-        </w:tc>
-      </w:tr>
-      <w:tr>
-        <w:tc>
-          <w:tcPr/>
-          <w:p>
-            <w:pPr>
-              <w:pStyle w:val="Compact"/>
-              <w:jc w:val="left"/>
-            </w:pPr>
-            <w:r>
-              <w:rPr>
-                <w:bCs/>
-                <w:b/>
-              </w:rPr>
-              <w:t xml:space="preserve">2023-10 – present</w:t>
-            </w:r>
-          </w:p>
-        </w:tc>
-        <w:tc>
-          <w:tcPr/>
-          <w:p>
-            <w:pPr>
-              <w:pStyle w:val="Compact"/>
-              <w:jc w:val="left"/>
-            </w:pPr>
-            <w:r>
-              <w:t xml:space="preserve">Jury Member, CATR Scholarship and Grant Committee (Heather McCallum Scholarship, Robert Lawrence Scholarship, CATR Grants)</w:t>
-            </w:r>
-          </w:p>
-        </w:tc>
-      </w:tr>
-      <w:tr>
-        <w:tc>
-          <w:tcPr/>
-          <w:p>
-            <w:pPr>
-              <w:pStyle w:val="Compact"/>
-              <w:jc w:val="left"/>
-            </w:pPr>
-            <w:r>
-              <w:rPr>
-                <w:bCs/>
-                <w:b/>
-              </w:rPr>
-              <w:t xml:space="preserve">2023 – present</w:t>
-            </w:r>
-          </w:p>
-        </w:tc>
-        <w:tc>
-          <w:tcPr/>
-          <w:p>
-            <w:pPr>
-              <w:pStyle w:val="Compact"/>
-              <w:jc w:val="left"/>
-            </w:pPr>
-            <w:r>
-              <w:t xml:space="preserve">Reviewer, EVA London Conference on Electronic Visualisation and the Arts</w:t>
-            </w:r>
-          </w:p>
-        </w:tc>
-      </w:tr>
-      <w:tr>
-        <w:tc>
-          <w:tcPr/>
-          <w:p>
-            <w:pPr>
-              <w:pStyle w:val="Compact"/>
-              <w:jc w:val="left"/>
-            </w:pPr>
-            <w:r>
-              <w:rPr>
-                <w:bCs/>
-                <w:b/>
-              </w:rPr>
-              <w:t xml:space="preserve">2023 – 2024</w:t>
-            </w:r>
-          </w:p>
-        </w:tc>
-        <w:tc>
-          <w:tcPr/>
-          <w:p>
-            <w:pPr>
-              <w:pStyle w:val="Compact"/>
-              <w:jc w:val="left"/>
-            </w:pPr>
-            <w:r>
-              <w:t xml:space="preserve">Technical Advisory Board Member, UKAI Projects</w:t>
-            </w:r>
-          </w:p>
-        </w:tc>
-      </w:tr>
-      <w:tr>
-        <w:tc>
-          <w:tcPr/>
-          <w:p>
-            <w:pPr>
-              <w:pStyle w:val="Compact"/>
-              <w:jc w:val="left"/>
-            </w:pPr>
-            <w:r>
-              <w:rPr>
-                <w:bCs/>
-                <w:b/>
-              </w:rPr>
-              <w:t xml:space="preserve">2023 – 2024</w:t>
-            </w:r>
-          </w:p>
-        </w:tc>
-        <w:tc>
-          <w:tcPr/>
-          <w:p>
-            <w:pPr>
-              <w:pStyle w:val="Compact"/>
-              <w:jc w:val="left"/>
-            </w:pPr>
-            <w:r>
-              <w:t xml:space="preserve">Member, 360 Working Group, School of Performance, TMU</w:t>
-            </w:r>
-          </w:p>
-        </w:tc>
-      </w:tr>
-      <w:tr>
-        <w:tc>
-          <w:tcPr/>
-          <w:p>
-            <w:pPr>
-              <w:pStyle w:val="Compact"/>
-              <w:jc w:val="left"/>
-            </w:pPr>
-            <w:r>
-              <w:rPr>
-                <w:bCs/>
-                <w:b/>
-              </w:rPr>
-              <w:t xml:space="preserve">2023</w:t>
-            </w:r>
-          </w:p>
-        </w:tc>
-        <w:tc>
-          <w:tcPr/>
-          <w:p>
-            <w:pPr>
-              <w:pStyle w:val="Compact"/>
-              <w:jc w:val="left"/>
-            </w:pPr>
-            <w:r>
-              <w:t xml:space="preserve">Reviewer, Canada Foundation for Innovation</w:t>
-            </w:r>
-          </w:p>
-        </w:tc>
-      </w:tr>
-      <w:tr>
-        <w:tc>
-          <w:tcPr/>
-          <w:p>
-            <w:pPr>
-              <w:pStyle w:val="Compact"/>
-              <w:jc w:val="left"/>
-            </w:pPr>
-            <w:r>
-              <w:rPr>
-                <w:bCs/>
-                <w:b/>
-              </w:rPr>
-              <w:t xml:space="preserve">2022 – 2024</w:t>
-            </w:r>
-          </w:p>
-        </w:tc>
-        <w:tc>
-          <w:tcPr/>
-          <w:p>
-            <w:pPr>
-              <w:pStyle w:val="Compact"/>
-              <w:jc w:val="left"/>
-            </w:pPr>
-            <w:r>
-              <w:t xml:space="preserve">Senator (The Creative School faculty representative), TMU Senate</w:t>
-            </w:r>
-          </w:p>
-        </w:tc>
-      </w:tr>
-      <w:tr>
-        <w:tc>
-          <w:tcPr/>
-          <w:p>
-            <w:pPr>
-              <w:pStyle w:val="Compact"/>
-              <w:jc w:val="left"/>
-            </w:pPr>
-            <w:r>
-              <w:rPr>
-                <w:bCs/>
-                <w:b/>
-              </w:rPr>
-              <w:t xml:space="preserve">2022-03 – 2023</w:t>
-            </w:r>
-          </w:p>
-        </w:tc>
-        <w:tc>
-          <w:tcPr/>
-          <w:p>
-            <w:pPr>
-              <w:pStyle w:val="Compact"/>
-              <w:jc w:val="left"/>
-            </w:pPr>
-            <w:r>
-              <w:t xml:space="preserve">Secretary of the Board, Guild Festival Theatre</w:t>
-            </w:r>
-          </w:p>
-        </w:tc>
-      </w:tr>
-      <w:tr>
-        <w:tc>
-          <w:tcPr/>
-          <w:p>
-            <w:pPr>
-              <w:pStyle w:val="Compact"/>
-              <w:jc w:val="left"/>
-            </w:pPr>
-            <w:r>
-              <w:rPr>
-                <w:bCs/>
-                <w:b/>
-              </w:rPr>
-              <w:t xml:space="preserve">2021 – 2022</w:t>
-            </w:r>
-          </w:p>
-        </w:tc>
-        <w:tc>
-          <w:tcPr/>
-          <w:p>
-            <w:pPr>
-              <w:pStyle w:val="Compact"/>
-              <w:jc w:val="left"/>
-            </w:pPr>
-            <w:r>
-              <w:t xml:space="preserve">Member, Immersive Production Steering Committee, The Creative School, TMU</w:t>
-            </w:r>
-          </w:p>
-        </w:tc>
-      </w:tr>
-      <w:tr>
-        <w:tc>
-          <w:tcPr/>
-          <w:p>
-            <w:pPr>
-              <w:pStyle w:val="Compact"/>
-              <w:jc w:val="left"/>
-            </w:pPr>
-            <w:r>
-              <w:rPr>
-                <w:bCs/>
-                <w:b/>
-              </w:rPr>
-              <w:t xml:space="preserve">2021</w:t>
-            </w:r>
-          </w:p>
-        </w:tc>
-        <w:tc>
-          <w:tcPr/>
-          <w:p>
-            <w:pPr>
-              <w:pStyle w:val="Compact"/>
-              <w:jc w:val="left"/>
-            </w:pPr>
-            <w:r>
-              <w:t xml:space="preserve">Member, Name Implementation Advisory Group (FCAD renaming to The Creative School), TMU</w:t>
-            </w:r>
-          </w:p>
-        </w:tc>
-      </w:tr>
-      <w:tr>
-        <w:tc>
-          <w:tcPr/>
-          <w:p>
-            <w:pPr>
-              <w:pStyle w:val="Compact"/>
-              <w:jc w:val="left"/>
-            </w:pPr>
-            <w:r>
-              <w:rPr>
-                <w:bCs/>
-                <w:b/>
-              </w:rPr>
-              <w:t xml:space="preserve">2020 – 2023</w:t>
-            </w:r>
-          </w:p>
-        </w:tc>
-        <w:tc>
-          <w:tcPr/>
-          <w:p>
-            <w:pPr>
-              <w:pStyle w:val="Compact"/>
-              <w:jc w:val="left"/>
-            </w:pPr>
-            <w:r>
-              <w:t xml:space="preserve">Member, Gold Medal selection committee (FCAD/Creative School section), TMU</w:t>
-            </w:r>
-          </w:p>
-        </w:tc>
-      </w:tr>
-      <w:tr>
-        <w:tc>
-          <w:tcPr/>
-          <w:p>
-            <w:pPr>
-              <w:pStyle w:val="Compact"/>
-              <w:jc w:val="left"/>
-            </w:pPr>
-            <w:r>
-              <w:rPr>
-                <w:bCs/>
-                <w:b/>
-              </w:rPr>
-              <w:t xml:space="preserve">2020 – 2021</w:t>
-            </w:r>
-          </w:p>
-        </w:tc>
-        <w:tc>
-          <w:tcPr/>
-          <w:p>
-            <w:pPr>
-              <w:pStyle w:val="Compact"/>
-              <w:jc w:val="left"/>
-            </w:pPr>
-            <w:r>
-              <w:t xml:space="preserve">Member, Departmental Hiring Committee, Performance, TMU</w:t>
-            </w:r>
-          </w:p>
-        </w:tc>
-      </w:tr>
-      <w:tr>
-        <w:tc>
-          <w:tcPr/>
-          <w:p>
-            <w:pPr>
-              <w:pStyle w:val="Compact"/>
-              <w:jc w:val="left"/>
-            </w:pPr>
-            <w:r>
-              <w:rPr>
-                <w:bCs/>
-                <w:b/>
-              </w:rPr>
-              <w:t xml:space="preserve">2020 – present</w:t>
-            </w:r>
-          </w:p>
-        </w:tc>
-        <w:tc>
-          <w:tcPr/>
-          <w:p>
-            <w:pPr>
-              <w:pStyle w:val="Compact"/>
-              <w:jc w:val="left"/>
-            </w:pPr>
-            <w:r>
-              <w:t xml:space="preserve">Coordinator, Global Campus Studio course, TMU</w:t>
-            </w:r>
-          </w:p>
-        </w:tc>
-      </w:tr>
-      <w:tr>
-        <w:tc>
-          <w:tcPr/>
-          <w:p>
-            <w:pPr>
-              <w:pStyle w:val="Compact"/>
-              <w:jc w:val="left"/>
-            </w:pPr>
-            <w:r>
-              <w:rPr>
-                <w:bCs/>
-                <w:b/>
-              </w:rPr>
-              <w:t xml:space="preserve">2020</w:t>
-            </w:r>
-          </w:p>
-        </w:tc>
-        <w:tc>
-          <w:tcPr/>
-          <w:p>
-            <w:pPr>
-              <w:pStyle w:val="Compact"/>
-              <w:jc w:val="left"/>
-            </w:pPr>
-            <w:r>
-              <w:t xml:space="preserve">Member, FCAD Virtual Task Force, TMU</w:t>
-            </w:r>
-          </w:p>
-        </w:tc>
-      </w:tr>
-      <w:tr>
-        <w:tc>
-          <w:tcPr/>
-          <w:p>
-            <w:pPr>
-              <w:pStyle w:val="Compact"/>
-              <w:jc w:val="left"/>
-            </w:pPr>
-            <w:r>
-              <w:rPr>
-                <w:bCs/>
-                <w:b/>
-              </w:rPr>
-              <w:t xml:space="preserve">2020-09 – 2021-09</w:t>
-            </w:r>
-          </w:p>
-        </w:tc>
-        <w:tc>
-          <w:tcPr/>
-          <w:p>
-            <w:pPr>
-              <w:pStyle w:val="Compact"/>
-              <w:jc w:val="left"/>
-            </w:pPr>
-            <w:r>
-              <w:t xml:space="preserve">Member, Limited Return of Human Participant &amp; Field SRC Activity Advisory Group, TMU</w:t>
-            </w:r>
-          </w:p>
-        </w:tc>
-      </w:tr>
-      <w:tr>
-        <w:tc>
-          <w:tcPr/>
-          <w:p>
-            <w:pPr>
-              <w:pStyle w:val="Compact"/>
-              <w:jc w:val="left"/>
-            </w:pPr>
-            <w:r>
-              <w:rPr>
-                <w:bCs/>
-                <w:b/>
-              </w:rPr>
-              <w:t xml:space="preserve">2019 – 2022</w:t>
-            </w:r>
-          </w:p>
-        </w:tc>
-        <w:tc>
-          <w:tcPr/>
-          <w:p>
-            <w:pPr>
-              <w:pStyle w:val="Compact"/>
-              <w:jc w:val="left"/>
-            </w:pPr>
-            <w:r>
-              <w:t xml:space="preserve">Member, Academic Integrity Committee, TMU</w:t>
-            </w:r>
-          </w:p>
-        </w:tc>
-      </w:tr>
-      <w:tr>
-        <w:tc>
-          <w:tcPr/>
-          <w:p>
-            <w:pPr>
-              <w:pStyle w:val="Compact"/>
-              <w:jc w:val="left"/>
-            </w:pPr>
-            <w:r>
-              <w:rPr>
-                <w:bCs/>
-                <w:b/>
-              </w:rPr>
-              <w:t xml:space="preserve">2018 – 2022</w:t>
-            </w:r>
-          </w:p>
-        </w:tc>
-        <w:tc>
-          <w:tcPr/>
-          <w:p>
-            <w:pPr>
-              <w:pStyle w:val="Compact"/>
-              <w:jc w:val="left"/>
-            </w:pPr>
-            <w:r>
-              <w:t xml:space="preserve">School of Performance representative, RFA (now TFA) Representative’s Council, TMU</w:t>
-            </w:r>
-          </w:p>
-        </w:tc>
-      </w:tr>
-      <w:tr>
-        <w:tc>
-          <w:tcPr/>
-          <w:p>
-            <w:pPr>
-              <w:pStyle w:val="Compact"/>
-              <w:jc w:val="left"/>
-            </w:pPr>
-            <w:r>
-              <w:rPr>
-                <w:bCs/>
-                <w:b/>
-              </w:rPr>
-              <w:t xml:space="preserve">2018 – 2023</w:t>
-            </w:r>
-          </w:p>
-        </w:tc>
-        <w:tc>
-          <w:tcPr/>
-          <w:p>
-            <w:pPr>
-              <w:pStyle w:val="Compact"/>
-              <w:jc w:val="left"/>
-            </w:pPr>
-            <w:r>
-              <w:t xml:space="preserve">Member, Creative Innovation Studio Curatorial Committee, The Creative School, TMU</w:t>
-            </w:r>
-          </w:p>
-        </w:tc>
-      </w:tr>
-      <w:tr>
-        <w:tc>
-          <w:tcPr/>
-          <w:p>
-            <w:pPr>
-              <w:pStyle w:val="Compact"/>
-              <w:jc w:val="left"/>
-            </w:pPr>
-            <w:r>
-              <w:rPr>
-                <w:bCs/>
-                <w:b/>
-              </w:rPr>
-              <w:t xml:space="preserve">2018 – 2020</w:t>
-            </w:r>
-          </w:p>
-        </w:tc>
-        <w:tc>
-          <w:tcPr/>
-          <w:p>
-            <w:pPr>
-              <w:pStyle w:val="Compact"/>
-              <w:jc w:val="left"/>
-            </w:pPr>
-            <w:r>
-              <w:t xml:space="preserve">FCAD Teaching Committee; FCAD Interdisciplinary Advisory Committee</w:t>
-            </w:r>
-          </w:p>
-        </w:tc>
-      </w:tr>
-      <w:tr>
-        <w:tc>
-          <w:tcPr/>
-          <w:p>
-            <w:pPr>
-              <w:pStyle w:val="Compact"/>
-              <w:jc w:val="left"/>
-            </w:pPr>
-            <w:r>
-              <w:rPr>
-                <w:bCs/>
-                <w:b/>
-              </w:rPr>
-              <w:t xml:space="preserve">2017 – present</w:t>
-            </w:r>
-          </w:p>
-        </w:tc>
-        <w:tc>
-          <w:tcPr/>
-          <w:p>
-            <w:pPr>
-              <w:pStyle w:val="Compact"/>
-              <w:jc w:val="left"/>
-            </w:pPr>
-            <w:r>
-              <w:t xml:space="preserve">Member, Curriculum Committee, School of Performance, TMU</w:t>
-            </w:r>
-          </w:p>
-        </w:tc>
-      </w:tr>
-      <w:tr>
-        <w:tc>
-          <w:tcPr/>
-          <w:p>
-            <w:pPr>
-              <w:pStyle w:val="Compact"/>
-              <w:jc w:val="left"/>
-            </w:pPr>
-            <w:r>
-              <w:rPr>
-                <w:bCs/>
-                <w:b/>
-              </w:rPr>
-              <w:t xml:space="preserve">2017 – present</w:t>
-            </w:r>
-          </w:p>
-        </w:tc>
-        <w:tc>
-          <w:tcPr/>
-          <w:p>
-            <w:pPr>
-              <w:pStyle w:val="Compact"/>
-              <w:jc w:val="left"/>
-            </w:pPr>
-            <w:r>
-              <w:t xml:space="preserve">Member, Production Department Committee, School of Performance, TMU</w:t>
-            </w:r>
-          </w:p>
-        </w:tc>
-      </w:tr>
-      <w:tr>
-        <w:tc>
-          <w:tcPr/>
-          <w:p>
-            <w:pPr>
-              <w:pStyle w:val="Compact"/>
-              <w:jc w:val="left"/>
-            </w:pPr>
-            <w:r>
-              <w:rPr>
-                <w:bCs/>
-                <w:b/>
-              </w:rPr>
-              <w:t xml:space="preserve">2016 – 2021</w:t>
-            </w:r>
-          </w:p>
-        </w:tc>
-        <w:tc>
-          <w:tcPr/>
-          <w:p>
-            <w:pPr>
-              <w:pStyle w:val="Compact"/>
-              <w:jc w:val="left"/>
-            </w:pPr>
-            <w:r>
-              <w:t xml:space="preserve">Member, Stage Committee, Arts &amp; Letters Club of Toronto</w:t>
-            </w:r>
-          </w:p>
-        </w:tc>
-      </w:tr>
-      <w:tr>
-        <w:tc>
-          <w:tcPr/>
-          <w:p>
-            <w:pPr>
-              <w:pStyle w:val="Compact"/>
-              <w:jc w:val="left"/>
-            </w:pPr>
-            <w:r>
-              <w:rPr>
-                <w:bCs/>
-                <w:b/>
-              </w:rPr>
-              <w:t xml:space="preserve">2025 – present</w:t>
-            </w:r>
-          </w:p>
-        </w:tc>
-        <w:tc>
-          <w:tcPr/>
-          <w:p>
-            <w:pPr>
-              <w:pStyle w:val="Compact"/>
-              <w:jc w:val="left"/>
-            </w:pPr>
-            <w:r>
-              <w:t xml:space="preserve">Canadian Artificial Intelligence Association</w:t>
-            </w:r>
-          </w:p>
-        </w:tc>
-      </w:tr>
-      <w:tr>
-        <w:tc>
-          <w:tcPr/>
-          <w:p>
-            <w:pPr>
-              <w:pStyle w:val="Compact"/>
-              <w:jc w:val="left"/>
-            </w:pPr>
-            <w:r>
-              <w:rPr>
-                <w:bCs/>
-                <w:b/>
-              </w:rPr>
-              <w:t xml:space="preserve">2023 – present</w:t>
-            </w:r>
-          </w:p>
-        </w:tc>
-        <w:tc>
-          <w:tcPr/>
-          <w:p>
-            <w:pPr>
-              <w:pStyle w:val="Compact"/>
-              <w:jc w:val="left"/>
-            </w:pPr>
-            <w:r>
-              <w:t xml:space="preserve">Almost Alchemy — improvised, multi-disciplinary performance collective (founding member)</w:t>
-            </w:r>
-          </w:p>
-        </w:tc>
-      </w:tr>
-      <w:tr>
-        <w:tc>
-          <w:tcPr/>
-          <w:p>
-            <w:pPr>
-              <w:pStyle w:val="Compact"/>
-              <w:jc w:val="left"/>
-            </w:pPr>
-            <w:r>
-              <w:rPr>
-                <w:bCs/>
-                <w:b/>
-              </w:rPr>
-              <w:t xml:space="preserve">2022 – 2023</w:t>
-            </w:r>
-          </w:p>
-        </w:tc>
-        <w:tc>
-          <w:tcPr/>
-          <w:p>
-            <w:pPr>
-              <w:pStyle w:val="Compact"/>
-              <w:jc w:val="left"/>
-            </w:pPr>
-            <w:r>
-              <w:t xml:space="preserve">Synectic Assembly — AI-driven art collective (founding member)</w:t>
-            </w:r>
-          </w:p>
-        </w:tc>
-      </w:tr>
-      <w:tr>
-        <w:tc>
-          <w:tcPr/>
-          <w:p>
-            <w:pPr>
-              <w:pStyle w:val="Compact"/>
-              <w:jc w:val="left"/>
-            </w:pPr>
-            <w:r>
-              <w:rPr>
-                <w:bCs/>
-                <w:b/>
-              </w:rPr>
-              <w:t xml:space="preserve">2021 – 2022</w:t>
-            </w:r>
-          </w:p>
-        </w:tc>
-        <w:tc>
-          <w:tcPr/>
-          <w:p>
-            <w:pPr>
-              <w:pStyle w:val="Compact"/>
-              <w:jc w:val="left"/>
-            </w:pPr>
-            <w:r>
-              <w:t xml:space="preserve">Diagonal — speaker series and reading group, BMO Lab, University of Toronto</w:t>
-            </w:r>
-          </w:p>
-        </w:tc>
-      </w:tr>
-      <w:tr>
-        <w:tc>
-          <w:tcPr/>
-          <w:p>
-            <w:pPr>
-              <w:pStyle w:val="Compact"/>
-              <w:jc w:val="left"/>
-            </w:pPr>
-            <w:r>
-              <w:rPr>
-                <w:bCs/>
-                <w:b/>
-              </w:rPr>
-              <w:t xml:space="preserve">2019 – present</w:t>
-            </w:r>
-          </w:p>
-        </w:tc>
-        <w:tc>
-          <w:tcPr/>
-          <w:p>
-            <w:pPr>
-              <w:pStyle w:val="Compact"/>
-              <w:jc w:val="left"/>
-            </w:pPr>
-            <w:r>
-              <w:t xml:space="preserve">United States Institute for Theatre Technology (USITT)</w:t>
-            </w:r>
-          </w:p>
-        </w:tc>
-      </w:tr>
-      <w:tr>
-        <w:tc>
-          <w:tcPr/>
-          <w:p>
-            <w:pPr>
-              <w:pStyle w:val="Compact"/>
-              <w:jc w:val="left"/>
-            </w:pPr>
-            <w:r>
-              <w:rPr>
-                <w:bCs/>
-                <w:b/>
-              </w:rPr>
-              <w:t xml:space="preserve">2018 – present</w:t>
-            </w:r>
-          </w:p>
-        </w:tc>
-        <w:tc>
-          <w:tcPr/>
-          <w:p>
-            <w:pPr>
-              <w:pStyle w:val="Compact"/>
-              <w:jc w:val="left"/>
-            </w:pPr>
-            <w:r>
-              <w:t xml:space="preserve">Associated Designers of Canada / IATSE Local ADC 659</w:t>
-            </w:r>
-          </w:p>
-        </w:tc>
-      </w:tr>
-      <w:tr>
-        <w:tc>
-          <w:tcPr/>
-          <w:p>
-            <w:pPr>
-              <w:pStyle w:val="Compact"/>
-              <w:jc w:val="left"/>
-            </w:pPr>
-            <w:r>
-              <w:rPr>
-                <w:bCs/>
-                <w:b/>
-              </w:rPr>
-              <w:t xml:space="preserve">2018 – present</w:t>
-            </w:r>
-          </w:p>
-        </w:tc>
-        <w:tc>
-          <w:tcPr/>
-          <w:p>
-            <w:pPr>
-              <w:pStyle w:val="Compact"/>
-              <w:jc w:val="left"/>
-            </w:pPr>
-            <w:r>
-              <w:t xml:space="preserve">Canadian Institute for Theatre Technology (CITT)</w:t>
-            </w:r>
-          </w:p>
-        </w:tc>
-      </w:tr>
-    </w:tbl>
-    <w:bookmarkEnd w:id="28"/>
-    <w:bookmarkEnd w:id="29"/>
+    <w:bookmarkEnd w:id="36"/>
+    <w:bookmarkEnd w:id="37"/>
     <w:sectPr>
       <w:footnotePr>
         <w:numRestart w:val="eachSect"/>
@@ -4188,8 +5194,87 @@
       </w:pPr>
     </w:lvl>
   </w:abstractNum>
+  <w:abstractNum w:abstractNumId="991">
+    <w:nsid w:val="A991"/>
+    <w:multiLevelType w:val="multilevel"/>
+    <w:lvl w:ilvl="0">
+      <w:numFmt w:val="bullet"/>
+      <w:lvlText w:val="•"/>
+      <w:lvlJc w:val="left"/>
+      <w:pPr>
+        <w:ind w:left="720" w:hanging="480"/>
+      </w:pPr>
+    </w:lvl>
+    <w:lvl w:ilvl="1">
+      <w:numFmt w:val="bullet"/>
+      <w:lvlText w:val="–"/>
+      <w:lvlJc w:val="left"/>
+      <w:pPr>
+        <w:ind w:left="1440" w:hanging="480"/>
+      </w:pPr>
+    </w:lvl>
+    <w:lvl w:ilvl="2">
+      <w:numFmt w:val="bullet"/>
+      <w:lvlText w:val="•"/>
+      <w:lvlJc w:val="left"/>
+      <w:pPr>
+        <w:ind w:left="2160" w:hanging="480"/>
+      </w:pPr>
+    </w:lvl>
+    <w:lvl w:ilvl="3">
+      <w:numFmt w:val="bullet"/>
+      <w:lvlText w:val="–"/>
+      <w:lvlJc w:val="left"/>
+      <w:pPr>
+        <w:ind w:left="2880" w:hanging="480"/>
+      </w:pPr>
+    </w:lvl>
+    <w:lvl w:ilvl="4">
+      <w:numFmt w:val="bullet"/>
+      <w:lvlText w:val="•"/>
+      <w:lvlJc w:val="left"/>
+      <w:pPr>
+        <w:ind w:left="3600" w:hanging="480"/>
+      </w:pPr>
+    </w:lvl>
+    <w:lvl w:ilvl="5">
+      <w:numFmt w:val="bullet"/>
+      <w:lvlText w:val="–"/>
+      <w:lvlJc w:val="left"/>
+      <w:pPr>
+        <w:ind w:left="4320" w:hanging="480"/>
+      </w:pPr>
+    </w:lvl>
+    <w:lvl w:ilvl="6">
+      <w:numFmt w:val="bullet"/>
+      <w:lvlText w:val="•"/>
+      <w:lvlJc w:val="left"/>
+      <w:pPr>
+        <w:ind w:left="5040" w:hanging="480"/>
+      </w:pPr>
+    </w:lvl>
+    <w:lvl w:ilvl="7">
+      <w:numFmt w:val="bullet"/>
+      <w:lvlText w:val="–"/>
+      <w:lvlJc w:val="left"/>
+      <w:pPr>
+        <w:ind w:left="5760" w:hanging="480"/>
+      </w:pPr>
+    </w:lvl>
+    <w:lvl w:ilvl="8">
+      <w:numFmt w:val="bullet"/>
+      <w:lvlText w:val="•"/>
+      <w:lvlJc w:val="left"/>
+      <w:pPr>
+        <w:ind w:left="6480" w:hanging="480"/>
+      </w:pPr>
+    </w:lvl>
+  </w:abstractNum>
   <w:num w:numId="1000">
     <w:abstractNumId w:val="990"/>
+  </w:num>
+  <w:num w:numId="1001">
+    <w:abstractNumId w:val="991"/>
   </w:num>
 </w:numbering>
 </file>

--- a/output/Bergmann-CV-OCGS.docx
+++ b/output/Bergmann-CV-OCGS.docx
@@ -2,7 +2,7 @@
 <file path=word/document.xml><?xml version="1.0" encoding="utf-8"?>
 <w:document xmlns:w="http://schemas.openxmlformats.org/wordprocessingml/2006/main" xmlns:m="http://schemas.openxmlformats.org/officeDocument/2006/math" xmlns:r="http://schemas.openxmlformats.org/officeDocument/2006/relationships" xmlns:o="urn:schemas-microsoft-com:office:office" xmlns:v="urn:schemas-microsoft-com:vml" xmlns:w10="urn:schemas-microsoft-com:office:word" xmlns:a="http://schemas.openxmlformats.org/drawingml/2006/main" xmlns:pic="http://schemas.openxmlformats.org/drawingml/2006/picture" xmlns:wp="http://schemas.openxmlformats.org/drawingml/2006/wordprocessingDrawing">
   <w:body>
-    <w:bookmarkStart w:id="37" w:name="ocgs-curriculum-vitae-michael-f-bergmann"/>
+    <w:bookmarkStart w:id="26" w:name="ocgs-curriculum-vitae-michael-f-bergmann"/>
     <w:p>
       <w:pPr>
         <w:pStyle w:val="Heading1"/>
@@ -25,7 +25,7 @@
         <w:t xml:space="preserve">ORCID: 0000-0002-5698-8121 · mfb@torontomu.ca · https://bergmann.ai</w:t>
       </w:r>
     </w:p>
-    <w:bookmarkStart w:id="20" w:name="a-name"/>
+    <w:bookmarkStart w:id="9" w:name="a-name"/>
     <w:p>
       <w:pPr>
         <w:pStyle w:val="Heading2"/>
@@ -42,8 +42,8 @@
         <w:t xml:space="preserve">Bergmann, Michael F. — Associate Professor, Performance, The Creative School, Toronto Metropolitan University</w:t>
       </w:r>
     </w:p>
-    <w:bookmarkEnd w:id="20"/>
-    <w:bookmarkStart w:id="21" w:name="b-degrees"/>
+    <w:bookmarkEnd w:id="9"/>
+    <w:bookmarkStart w:id="10" w:name="b-degrees"/>
     <w:p>
       <w:pPr>
         <w:pStyle w:val="Heading2"/>
@@ -56,8 +56,8 @@
       <w:tblPr>
         <w:tblStyle w:val="Table"/>
         <w:tblW w:type="pct" w:w="5000"/>
+        <w:tblLayout w:type="fixed"/>
         <w:tblLook w:firstRow="0" w:lastRow="0" w:firstColumn="0" w:lastColumn="0" w:noHBand="0" w:noVBand="0" w:val="0000"/>
-        <w:jc w:val="start"/>
       </w:tblPr>
       <w:tblGrid>
         <w:gridCol w:w="1941"/>
@@ -73,8 +73,8 @@
             </w:pPr>
             <w:r>
               <w:rPr>
-                <w:bCs/>
-                <w:b/>
+                <w:b/>
+                <w:bCs/>
               </w:rPr>
               <w:t xml:space="preserve">2022-09 – present</w:t>
             </w:r>
@@ -103,8 +103,8 @@
             </w:pPr>
             <w:r>
               <w:rPr>
-                <w:bCs/>
-                <w:b/>
+                <w:b/>
+                <w:bCs/>
               </w:rPr>
               <w:t xml:space="preserve">2011 – 2014</w:t>
             </w:r>
@@ -133,8 +133,8 @@
             </w:pPr>
             <w:r>
               <w:rPr>
-                <w:bCs/>
-                <w:b/>
+                <w:b/>
+                <w:bCs/>
               </w:rPr>
               <w:t xml:space="preserve">2006 – 2011</w:t>
             </w:r>
@@ -154,8 +154,8 @@
         </w:tc>
       </w:tr>
     </w:tbl>
-    <w:bookmarkEnd w:id="21"/>
-    <w:bookmarkStart w:id="22" w:name="c-employment-history"/>
+    <w:bookmarkEnd w:id="10"/>
+    <w:bookmarkStart w:id="11" w:name="c-employment-history"/>
     <w:p>
       <w:pPr>
         <w:pStyle w:val="Heading2"/>
@@ -168,8 +168,8 @@
       <w:tblPr>
         <w:tblStyle w:val="Table"/>
         <w:tblW w:type="pct" w:w="5000"/>
+        <w:tblLayout w:type="fixed"/>
         <w:tblLook w:firstRow="0" w:lastRow="0" w:firstColumn="0" w:lastColumn="0" w:noHBand="0" w:noVBand="0" w:val="0000"/>
-        <w:jc w:val="start"/>
       </w:tblPr>
       <w:tblGrid>
         <w:gridCol w:w="1941"/>
@@ -185,8 +185,8 @@
             </w:pPr>
             <w:r>
               <w:rPr>
-                <w:bCs/>
-                <w:b/>
+                <w:b/>
+                <w:bCs/>
               </w:rPr>
               <w:t xml:space="preserve">2024-01 – present</w:t>
             </w:r>
@@ -215,8 +215,8 @@
             </w:pPr>
             <w:r>
               <w:rPr>
-                <w:bCs/>
-                <w:b/>
+                <w:b/>
+                <w:bCs/>
               </w:rPr>
               <w:t xml:space="preserve">2022-07 – 2023-07</w:t>
             </w:r>
@@ -245,8 +245,8 @@
             </w:pPr>
             <w:r>
               <w:rPr>
-                <w:bCs/>
-                <w:b/>
+                <w:b/>
+                <w:bCs/>
               </w:rPr>
               <w:t xml:space="preserve">2019-08 – 2024-01</w:t>
             </w:r>
@@ -275,8 +275,8 @@
             </w:pPr>
             <w:r>
               <w:rPr>
-                <w:bCs/>
-                <w:b/>
+                <w:b/>
+                <w:bCs/>
               </w:rPr>
               <w:t xml:space="preserve">2017 – present</w:t>
             </w:r>
@@ -305,8 +305,8 @@
             </w:pPr>
             <w:r>
               <w:rPr>
-                <w:bCs/>
-                <w:b/>
+                <w:b/>
+                <w:bCs/>
               </w:rPr>
               <w:t xml:space="preserve">2016-08 – 2019-08</w:t>
             </w:r>
@@ -335,8 +335,8 @@
             </w:pPr>
             <w:r>
               <w:rPr>
-                <w:bCs/>
-                <w:b/>
+                <w:b/>
+                <w:bCs/>
               </w:rPr>
               <w:t xml:space="preserve">2014 – 2016</w:t>
             </w:r>
@@ -365,8 +365,8 @@
             </w:pPr>
             <w:r>
               <w:rPr>
-                <w:bCs/>
-                <w:b/>
+                <w:b/>
+                <w:bCs/>
               </w:rPr>
               <w:t xml:space="preserve">2007 – 2010</w:t>
             </w:r>
@@ -386,8 +386,8 @@
         </w:tc>
       </w:tr>
     </w:tbl>
-    <w:bookmarkEnd w:id="22"/>
-    <w:bookmarkStart w:id="23" w:name="d-honours"/>
+    <w:bookmarkEnd w:id="11"/>
+    <w:bookmarkStart w:id="12" w:name="d-honours"/>
     <w:p>
       <w:pPr>
         <w:pStyle w:val="Heading2"/>
@@ -400,8 +400,8 @@
       <w:tblPr>
         <w:tblStyle w:val="Table"/>
         <w:tblW w:type="pct" w:w="5000"/>
+        <w:tblLayout w:type="fixed"/>
         <w:tblLook w:firstRow="0" w:lastRow="0" w:firstColumn="0" w:lastColumn="0" w:noHBand="0" w:noVBand="0" w:val="0000"/>
-        <w:jc w:val="start"/>
       </w:tblPr>
       <w:tblGrid>
         <w:gridCol w:w="1941"/>
@@ -417,8 +417,8 @@
             </w:pPr>
             <w:r>
               <w:rPr>
-                <w:bCs/>
-                <w:b/>
+                <w:b/>
+                <w:bCs/>
               </w:rPr>
               <w:t xml:space="preserve">2022</w:t>
             </w:r>
@@ -447,8 +447,8 @@
             </w:pPr>
             <w:r>
               <w:rPr>
-                <w:bCs/>
-                <w:b/>
+                <w:b/>
+                <w:bCs/>
               </w:rPr>
               <w:t xml:space="preserve">2014</w:t>
             </w:r>
@@ -477,8 +477,8 @@
             </w:pPr>
             <w:r>
               <w:rPr>
-                <w:bCs/>
-                <w:b/>
+                <w:b/>
+                <w:bCs/>
               </w:rPr>
               <w:t xml:space="preserve">2012 – 2014</w:t>
             </w:r>
@@ -507,8 +507,8 @@
             </w:pPr>
             <w:r>
               <w:rPr>
-                <w:bCs/>
-                <w:b/>
+                <w:b/>
+                <w:bCs/>
               </w:rPr>
               <w:t xml:space="preserve">2009</w:t>
             </w:r>
@@ -537,8 +537,8 @@
             </w:pPr>
             <w:r>
               <w:rPr>
-                <w:bCs/>
-                <w:b/>
+                <w:b/>
+                <w:bCs/>
               </w:rPr>
               <w:t xml:space="preserve">2006</w:t>
             </w:r>
@@ -558,8 +558,8 @@
         </w:tc>
       </w:tr>
     </w:tbl>
-    <w:bookmarkEnd w:id="23"/>
-    <w:bookmarkStart w:id="24" w:name="X44f417340f2cdecd9e1adfb3726b49eb7f563d9"/>
+    <w:bookmarkEnd w:id="12"/>
+    <w:bookmarkStart w:id="13" w:name="X44f417340f2cdecd9e1adfb3726b49eb7f563d9"/>
     <w:p>
       <w:pPr>
         <w:pStyle w:val="Heading2"/>
@@ -572,8 +572,8 @@
       <w:tblPr>
         <w:tblStyle w:val="Table"/>
         <w:tblW w:type="pct" w:w="5000"/>
+        <w:tblLayout w:type="fixed"/>
         <w:tblLook w:firstRow="0" w:lastRow="0" w:firstColumn="0" w:lastColumn="0" w:noHBand="0" w:noVBand="0" w:val="0000"/>
-        <w:jc w:val="start"/>
       </w:tblPr>
       <w:tblGrid>
         <w:gridCol w:w="1941"/>
@@ -589,8 +589,8 @@
             </w:pPr>
             <w:r>
               <w:rPr>
-                <w:bCs/>
-                <w:b/>
+                <w:b/>
+                <w:bCs/>
               </w:rPr>
               <w:t xml:space="preserve">2026-06 – present</w:t>
             </w:r>
@@ -619,8 +619,8 @@
             </w:pPr>
             <w:r>
               <w:rPr>
-                <w:bCs/>
-                <w:b/>
+                <w:b/>
+                <w:bCs/>
               </w:rPr>
               <w:t xml:space="preserve">2026-04</w:t>
             </w:r>
@@ -649,8 +649,8 @@
             </w:pPr>
             <w:r>
               <w:rPr>
-                <w:bCs/>
-                <w:b/>
+                <w:b/>
+                <w:bCs/>
               </w:rPr>
               <w:t xml:space="preserve">2025-07 – present</w:t>
             </w:r>
@@ -679,8 +679,8 @@
             </w:pPr>
             <w:r>
               <w:rPr>
-                <w:bCs/>
-                <w:b/>
+                <w:b/>
+                <w:bCs/>
               </w:rPr>
               <w:t xml:space="preserve">2025-02 – present</w:t>
             </w:r>
@@ -709,8 +709,8 @@
             </w:pPr>
             <w:r>
               <w:rPr>
-                <w:bCs/>
-                <w:b/>
+                <w:b/>
+                <w:bCs/>
               </w:rPr>
               <w:t xml:space="preserve">2024-12 – present</w:t>
             </w:r>
@@ -739,8 +739,8 @@
             </w:pPr>
             <w:r>
               <w:rPr>
-                <w:bCs/>
-                <w:b/>
+                <w:b/>
+                <w:bCs/>
               </w:rPr>
               <w:t xml:space="preserve">2025-04 – present</w:t>
             </w:r>
@@ -769,8 +769,8 @@
             </w:pPr>
             <w:r>
               <w:rPr>
-                <w:bCs/>
-                <w:b/>
+                <w:b/>
+                <w:bCs/>
               </w:rPr>
               <w:t xml:space="preserve">2024-06 – present</w:t>
             </w:r>
@@ -799,8 +799,8 @@
             </w:pPr>
             <w:r>
               <w:rPr>
-                <w:bCs/>
-                <w:b/>
+                <w:b/>
+                <w:bCs/>
               </w:rPr>
               <w:t xml:space="preserve">2023-10 – present</w:t>
             </w:r>
@@ -829,8 +829,8 @@
             </w:pPr>
             <w:r>
               <w:rPr>
-                <w:bCs/>
-                <w:b/>
+                <w:b/>
+                <w:bCs/>
               </w:rPr>
               <w:t xml:space="preserve">2023 – present</w:t>
             </w:r>
@@ -859,8 +859,8 @@
             </w:pPr>
             <w:r>
               <w:rPr>
-                <w:bCs/>
-                <w:b/>
+                <w:b/>
+                <w:bCs/>
               </w:rPr>
               <w:t xml:space="preserve">2023 – 2024</w:t>
             </w:r>
@@ -889,8 +889,8 @@
             </w:pPr>
             <w:r>
               <w:rPr>
-                <w:bCs/>
-                <w:b/>
+                <w:b/>
+                <w:bCs/>
               </w:rPr>
               <w:t xml:space="preserve">2023 – 2024</w:t>
             </w:r>
@@ -919,8 +919,8 @@
             </w:pPr>
             <w:r>
               <w:rPr>
-                <w:bCs/>
-                <w:b/>
+                <w:b/>
+                <w:bCs/>
               </w:rPr>
               <w:t xml:space="preserve">2023</w:t>
             </w:r>
@@ -949,8 +949,8 @@
             </w:pPr>
             <w:r>
               <w:rPr>
-                <w:bCs/>
-                <w:b/>
+                <w:b/>
+                <w:bCs/>
               </w:rPr>
               <w:t xml:space="preserve">2022 – 2024</w:t>
             </w:r>
@@ -979,8 +979,8 @@
             </w:pPr>
             <w:r>
               <w:rPr>
-                <w:bCs/>
-                <w:b/>
+                <w:b/>
+                <w:bCs/>
               </w:rPr>
               <w:t xml:space="preserve">2022-03 – 2023</w:t>
             </w:r>
@@ -1009,8 +1009,8 @@
             </w:pPr>
             <w:r>
               <w:rPr>
-                <w:bCs/>
-                <w:b/>
+                <w:b/>
+                <w:bCs/>
               </w:rPr>
               <w:t xml:space="preserve">2021 – 2022</w:t>
             </w:r>
@@ -1039,8 +1039,8 @@
             </w:pPr>
             <w:r>
               <w:rPr>
-                <w:bCs/>
-                <w:b/>
+                <w:b/>
+                <w:bCs/>
               </w:rPr>
               <w:t xml:space="preserve">2021</w:t>
             </w:r>
@@ -1069,8 +1069,8 @@
             </w:pPr>
             <w:r>
               <w:rPr>
-                <w:bCs/>
-                <w:b/>
+                <w:b/>
+                <w:bCs/>
               </w:rPr>
               <w:t xml:space="preserve">2020 – 2023</w:t>
             </w:r>
@@ -1099,8 +1099,8 @@
             </w:pPr>
             <w:r>
               <w:rPr>
-                <w:bCs/>
-                <w:b/>
+                <w:b/>
+                <w:bCs/>
               </w:rPr>
               <w:t xml:space="preserve">2020 – 2021</w:t>
             </w:r>
@@ -1129,8 +1129,8 @@
             </w:pPr>
             <w:r>
               <w:rPr>
-                <w:bCs/>
-                <w:b/>
+                <w:b/>
+                <w:bCs/>
               </w:rPr>
               <w:t xml:space="preserve">2020 – present</w:t>
             </w:r>
@@ -1159,8 +1159,8 @@
             </w:pPr>
             <w:r>
               <w:rPr>
-                <w:bCs/>
-                <w:b/>
+                <w:b/>
+                <w:bCs/>
               </w:rPr>
               <w:t xml:space="preserve">2020</w:t>
             </w:r>
@@ -1189,8 +1189,8 @@
             </w:pPr>
             <w:r>
               <w:rPr>
-                <w:bCs/>
-                <w:b/>
+                <w:b/>
+                <w:bCs/>
               </w:rPr>
               <w:t xml:space="preserve">2020-09 – 2021-09</w:t>
             </w:r>
@@ -1219,8 +1219,8 @@
             </w:pPr>
             <w:r>
               <w:rPr>
-                <w:bCs/>
-                <w:b/>
+                <w:b/>
+                <w:bCs/>
               </w:rPr>
               <w:t xml:space="preserve">2019 – 2022</w:t>
             </w:r>
@@ -1249,8 +1249,8 @@
             </w:pPr>
             <w:r>
               <w:rPr>
-                <w:bCs/>
-                <w:b/>
+                <w:b/>
+                <w:bCs/>
               </w:rPr>
               <w:t xml:space="preserve">2018 – 2022</w:t>
             </w:r>
@@ -1279,8 +1279,8 @@
             </w:pPr>
             <w:r>
               <w:rPr>
-                <w:bCs/>
-                <w:b/>
+                <w:b/>
+                <w:bCs/>
               </w:rPr>
               <w:t xml:space="preserve">2018 – 2023</w:t>
             </w:r>
@@ -1309,8 +1309,8 @@
             </w:pPr>
             <w:r>
               <w:rPr>
-                <w:bCs/>
-                <w:b/>
+                <w:b/>
+                <w:bCs/>
               </w:rPr>
               <w:t xml:space="preserve">2018 – 2020</w:t>
             </w:r>
@@ -1339,8 +1339,8 @@
             </w:pPr>
             <w:r>
               <w:rPr>
-                <w:bCs/>
-                <w:b/>
+                <w:b/>
+                <w:bCs/>
               </w:rPr>
               <w:t xml:space="preserve">2017 – present</w:t>
             </w:r>
@@ -1369,8 +1369,8 @@
             </w:pPr>
             <w:r>
               <w:rPr>
-                <w:bCs/>
-                <w:b/>
+                <w:b/>
+                <w:bCs/>
               </w:rPr>
               <w:t xml:space="preserve">2017 – present</w:t>
             </w:r>
@@ -1399,8 +1399,8 @@
             </w:pPr>
             <w:r>
               <w:rPr>
-                <w:bCs/>
-                <w:b/>
+                <w:b/>
+                <w:bCs/>
               </w:rPr>
               <w:t xml:space="preserve">2016 – 2021</w:t>
             </w:r>
@@ -1420,8 +1420,8 @@
         </w:tc>
       </w:tr>
     </w:tbl>
-    <w:bookmarkEnd w:id="24"/>
-    <w:bookmarkStart w:id="25" w:name="f-graduate-supervisions"/>
+    <w:bookmarkEnd w:id="13"/>
+    <w:bookmarkStart w:id="14" w:name="f-graduate-supervisions"/>
     <w:p>
       <w:pPr>
         <w:pStyle w:val="Heading2"/>
@@ -1442,8 +1442,8 @@
       <w:tblPr>
         <w:tblStyle w:val="Table"/>
         <w:tblW w:type="pct" w:w="5000"/>
+        <w:tblLayout w:type="fixed"/>
         <w:tblLook w:firstRow="0" w:lastRow="0" w:firstColumn="0" w:lastColumn="0" w:noHBand="0" w:noVBand="0" w:val="0000"/>
-        <w:jc w:val="start"/>
       </w:tblPr>
       <w:tblGrid>
         <w:gridCol w:w="1941"/>
@@ -1459,8 +1459,8 @@
             </w:pPr>
             <w:r>
               <w:rPr>
-                <w:bCs/>
-                <w:b/>
+                <w:b/>
+                <w:bCs/>
               </w:rPr>
               <w:t xml:space="preserve">2022</w:t>
             </w:r>
@@ -1480,13 +1480,7 @@
               <w:t xml:space="preserve"> </w:t>
             </w:r>
             <w:r>
-              <w:t xml:space="preserve">“</w:t>
-            </w:r>
-            <w:r>
-              <w:t xml:space="preserve">Bridging Chasms: An Interactive Projection Mapping Installation for Cross-Cultural Exchange of Information.</w:t>
-            </w:r>
-            <w:r>
-              <w:t xml:space="preserve">”</w:t>
+              <w:t xml:space="preserve">“Bridging Chasms: An Interactive Projection Mapping Installation for Cross-Cultural Exchange of Information.”</w:t>
             </w:r>
             <w:r>
               <w:t xml:space="preserve"> </w:t>
@@ -1507,8 +1501,8 @@
             </w:pPr>
             <w:r>
               <w:rPr>
-                <w:bCs/>
-                <w:b/>
+                <w:b/>
+                <w:bCs/>
               </w:rPr>
               <w:t xml:space="preserve">2021</w:t>
             </w:r>
@@ -1528,13 +1522,7 @@
               <w:t xml:space="preserve"> </w:t>
             </w:r>
             <w:r>
-              <w:t xml:space="preserve">“</w:t>
-            </w:r>
-            <w:r>
-              <w:t xml:space="preserve">AR-based Theatrical Design Pre-Visualization using Unreal.</w:t>
-            </w:r>
-            <w:r>
-              <w:t xml:space="preserve">”</w:t>
+              <w:t xml:space="preserve">“AR-based Theatrical Design Pre-Visualization using Unreal.”</w:t>
             </w:r>
             <w:r>
               <w:t xml:space="preserve"> </w:t>
@@ -1555,8 +1543,8 @@
             </w:pPr>
             <w:r>
               <w:rPr>
-                <w:bCs/>
-                <w:b/>
+                <w:b/>
+                <w:bCs/>
               </w:rPr>
               <w:t xml:space="preserve">2021</w:t>
             </w:r>
@@ -1576,13 +1564,7 @@
               <w:t xml:space="preserve"> </w:t>
             </w:r>
             <w:r>
-              <w:t xml:space="preserve">“</w:t>
-            </w:r>
-            <w:r>
-              <w:t xml:space="preserve">Casting and Technology: Revamping the Audition Process.</w:t>
-            </w:r>
-            <w:r>
-              <w:t xml:space="preserve">”</w:t>
+              <w:t xml:space="preserve">“Casting and Technology: Revamping the Audition Process.”</w:t>
             </w:r>
             <w:r>
               <w:t xml:space="preserve"> </w:t>
@@ -1603,8 +1585,8 @@
             </w:pPr>
             <w:r>
               <w:rPr>
-                <w:bCs/>
-                <w:b/>
+                <w:b/>
+                <w:bCs/>
               </w:rPr>
               <w:t xml:space="preserve">2021</w:t>
             </w:r>
@@ -1624,13 +1606,7 @@
               <w:t xml:space="preserve"> </w:t>
             </w:r>
             <w:r>
-              <w:t xml:space="preserve">“</w:t>
-            </w:r>
-            <w:r>
-              <w:t xml:space="preserve">Collider: Using Virtual Reality for Immersive Theatre and the Performing Arts.</w:t>
-            </w:r>
-            <w:r>
-              <w:t xml:space="preserve">”</w:t>
+              <w:t xml:space="preserve">“Collider: Using Virtual Reality for Immersive Theatre and the Performing Arts.”</w:t>
             </w:r>
             <w:r>
               <w:t xml:space="preserve"> </w:t>
@@ -1651,8 +1627,8 @@
             </w:pPr>
             <w:r>
               <w:rPr>
-                <w:bCs/>
-                <w:b/>
+                <w:b/>
+                <w:bCs/>
               </w:rPr>
               <w:t xml:space="preserve">2020</w:t>
             </w:r>
@@ -1672,13 +1648,7 @@
               <w:t xml:space="preserve"> </w:t>
             </w:r>
             <w:r>
-              <w:t xml:space="preserve">“</w:t>
-            </w:r>
-            <w:r>
-              <w:t xml:space="preserve">Happiness In Your Hand: The power of compact Bright Light Therapy.</w:t>
-            </w:r>
-            <w:r>
-              <w:t xml:space="preserve">”</w:t>
+              <w:t xml:space="preserve">“Happiness In Your Hand: The power of compact Bright Light Therapy.”</w:t>
             </w:r>
             <w:r>
               <w:t xml:space="preserve"> </w:t>
@@ -1699,8 +1669,8 @@
             </w:pPr>
             <w:r>
               <w:rPr>
-                <w:bCs/>
-                <w:b/>
+                <w:b/>
+                <w:bCs/>
               </w:rPr>
               <w:t xml:space="preserve">2020</w:t>
             </w:r>
@@ -1720,13 +1690,7 @@
               <w:t xml:space="preserve"> </w:t>
             </w:r>
             <w:r>
-              <w:t xml:space="preserve">“</w:t>
-            </w:r>
-            <w:r>
-              <w:t xml:space="preserve">The Scoop: How to Protect Your Digital Privacy in the Age of Surveillance Capitalism.</w:t>
-            </w:r>
-            <w:r>
-              <w:t xml:space="preserve">”</w:t>
+              <w:t xml:space="preserve">“The Scoop: How to Protect Your Digital Privacy in the Age of Surveillance Capitalism.”</w:t>
             </w:r>
             <w:r>
               <w:t xml:space="preserve"> </w:t>
@@ -1747,8 +1711,8 @@
             </w:pPr>
             <w:r>
               <w:rPr>
-                <w:bCs/>
-                <w:b/>
+                <w:b/>
+                <w:bCs/>
               </w:rPr>
               <w:t xml:space="preserve">2020</w:t>
             </w:r>
@@ -1768,13 +1732,7 @@
               <w:t xml:space="preserve"> </w:t>
             </w:r>
             <w:r>
-              <w:t xml:space="preserve">“</w:t>
-            </w:r>
-            <w:r>
-              <w:t xml:space="preserve">Live Video in Theatrical Productions.</w:t>
-            </w:r>
-            <w:r>
-              <w:t xml:space="preserve">”</w:t>
+              <w:t xml:space="preserve">“Live Video in Theatrical Productions.”</w:t>
             </w:r>
             <w:r>
               <w:t xml:space="preserve"> </w:t>
@@ -1795,8 +1753,8 @@
             </w:pPr>
             <w:r>
               <w:rPr>
-                <w:bCs/>
-                <w:b/>
+                <w:b/>
+                <w:bCs/>
               </w:rPr>
               <w:t xml:space="preserve">2018</w:t>
             </w:r>
@@ -1816,13 +1774,7 @@
               <w:t xml:space="preserve"> </w:t>
             </w:r>
             <w:r>
-              <w:t xml:space="preserve">“</w:t>
-            </w:r>
-            <w:r>
-              <w:t xml:space="preserve">Extending the human umwelt: Reframing our understanding of an environment via mixed reality and digital soundscapes/visualizations.</w:t>
-            </w:r>
-            <w:r>
-              <w:t xml:space="preserve">”</w:t>
+              <w:t xml:space="preserve">“Extending the human umwelt: Reframing our understanding of an environment via mixed reality and digital soundscapes/visualizations.”</w:t>
             </w:r>
             <w:r>
               <w:t xml:space="preserve"> </w:t>
@@ -1843,8 +1795,8 @@
             </w:pPr>
             <w:r>
               <w:rPr>
-                <w:bCs/>
-                <w:b/>
+                <w:b/>
+                <w:bCs/>
               </w:rPr>
               <w:t xml:space="preserve">2017</w:t>
             </w:r>
@@ -1864,13 +1816,7 @@
               <w:t xml:space="preserve"> </w:t>
             </w:r>
             <w:r>
-              <w:t xml:space="preserve">“</w:t>
-            </w:r>
-            <w:r>
-              <w:t xml:space="preserve">The A.I. Storyteller: Perpetuating Orality Using Developments in Machine Learning.</w:t>
-            </w:r>
-            <w:r>
-              <w:t xml:space="preserve">”</w:t>
+              <w:t xml:space="preserve">“The A.I. Storyteller: Perpetuating Orality Using Developments in Machine Learning.”</w:t>
             </w:r>
             <w:r>
               <w:t xml:space="preserve"> </w:t>
@@ -1882,8 +1828,8 @@
         </w:tc>
       </w:tr>
     </w:tbl>
-    <w:bookmarkEnd w:id="25"/>
-    <w:bookmarkStart w:id="26" w:name="g-graduate-courses"/>
+    <w:bookmarkEnd w:id="14"/>
+    <w:bookmarkStart w:id="15" w:name="g-graduate-courses"/>
     <w:p>
       <w:pPr>
         <w:pStyle w:val="Heading2"/>
@@ -1900,8 +1846,8 @@
         <w:t xml:space="preserve">None — the School of Performance offers no graduate program; graduate work is supervised through the Master of Digital Media program (see f).</w:t>
       </w:r>
     </w:p>
-    <w:bookmarkEnd w:id="26"/>
-    <w:bookmarkStart w:id="29" w:name="h-research-funding"/>
+    <w:bookmarkEnd w:id="15"/>
+    <w:bookmarkStart w:id="18" w:name="h-research-funding"/>
     <w:p>
       <w:pPr>
         <w:pStyle w:val="Heading2"/>
@@ -1910,7 +1856,7 @@
         <w:t xml:space="preserve">h) Research Funding</w:t>
       </w:r>
     </w:p>
-    <w:bookmarkStart w:id="27" w:name="external-research-funding"/>
+    <w:bookmarkStart w:id="16" w:name="external-research-funding"/>
     <w:p>
       <w:pPr>
         <w:pStyle w:val="Heading3"/>
@@ -1923,8 +1869,8 @@
       <w:tblPr>
         <w:tblStyle w:val="Table"/>
         <w:tblW w:type="pct" w:w="5000"/>
+        <w:tblLayout w:type="fixed"/>
         <w:tblLook w:firstRow="1" w:lastRow="0" w:firstColumn="0" w:lastColumn="0" w:noHBand="0" w:noVBand="0" w:val="0020"/>
-        <w:jc w:val="start"/>
       </w:tblPr>
       <w:tblGrid>
         <w:gridCol w:w="766"/>
@@ -1937,7 +1883,7 @@
       </w:tblGrid>
       <w:tr>
         <w:trPr>
-          <w:tblHeader w:val="true"/>
+          <w:tblHeader w:val="on"/>
         </w:trPr>
         <w:tc>
           <w:tcPr/>
@@ -2297,8 +2243,8 @@
         <w:t xml:space="preserve">**Purpose: research, travel, publication, etc.</w:t>
       </w:r>
     </w:p>
-    <w:bookmarkEnd w:id="27"/>
-    <w:bookmarkStart w:id="28" w:name="internal-research-funding"/>
+    <w:bookmarkEnd w:id="16"/>
+    <w:bookmarkStart w:id="17" w:name="internal-research-funding"/>
     <w:p>
       <w:pPr>
         <w:pStyle w:val="Heading3"/>
@@ -2311,8 +2257,8 @@
       <w:tblPr>
         <w:tblStyle w:val="Table"/>
         <w:tblW w:type="pct" w:w="5000"/>
+        <w:tblLayout w:type="fixed"/>
         <w:tblLook w:firstRow="1" w:lastRow="0" w:firstColumn="0" w:lastColumn="0" w:noHBand="0" w:noVBand="0" w:val="0020"/>
-        <w:jc w:val="start"/>
       </w:tblPr>
       <w:tblGrid>
         <w:gridCol w:w="766"/>
@@ -2325,7 +2271,7 @@
       </w:tblGrid>
       <w:tr>
         <w:trPr>
-          <w:tblHeader w:val="true"/>
+          <w:tblHeader w:val="on"/>
         </w:trPr>
         <w:tc>
           <w:tcPr/>
@@ -3115,9 +3061,9 @@
         <w:t xml:space="preserve">**Purpose: research, travel, publication, etc.</w:t>
       </w:r>
     </w:p>
-    <w:bookmarkEnd w:id="28"/>
-    <w:bookmarkEnd w:id="29"/>
-    <w:bookmarkStart w:id="31" w:name="i-publications"/>
+    <w:bookmarkEnd w:id="17"/>
+    <w:bookmarkEnd w:id="18"/>
+    <w:bookmarkStart w:id="20" w:name="i-publications"/>
     <w:p>
       <w:pPr>
         <w:pStyle w:val="Heading2"/>
@@ -3126,7 +3072,7 @@
         <w:t xml:space="preserve">i) Publications</w:t>
       </w:r>
     </w:p>
-    <w:bookmarkStart w:id="30" w:name="life-time-summary"/>
+    <w:bookmarkStart w:id="19" w:name="life-time-summary"/>
     <w:p>
       <w:pPr>
         <w:pStyle w:val="Heading3"/>
@@ -3137,11 +3083,11 @@
     </w:p>
     <w:p>
       <w:pPr>
+        <w:pStyle w:val="Compact"/>
         <w:numPr>
           <w:ilvl w:val="0"/>
           <w:numId w:val="1001"/>
         </w:numPr>
-        <w:pStyle w:val="Compact"/>
       </w:pPr>
       <w:r>
         <w:t xml:space="preserve">Books authored: 0</w:t>
@@ -3149,11 +3095,11 @@
     </w:p>
     <w:p>
       <w:pPr>
+        <w:pStyle w:val="Compact"/>
         <w:numPr>
           <w:ilvl w:val="0"/>
           <w:numId w:val="1001"/>
         </w:numPr>
-        <w:pStyle w:val="Compact"/>
       </w:pPr>
       <w:r>
         <w:t xml:space="preserve">Books edited: 0</w:t>
@@ -3161,11 +3107,11 @@
     </w:p>
     <w:p>
       <w:pPr>
+        <w:pStyle w:val="Compact"/>
         <w:numPr>
           <w:ilvl w:val="0"/>
           <w:numId w:val="1001"/>
         </w:numPr>
-        <w:pStyle w:val="Compact"/>
       </w:pPr>
       <w:r>
         <w:t xml:space="preserve">Chapters in books: 0</w:t>
@@ -3173,11 +3119,11 @@
     </w:p>
     <w:p>
       <w:pPr>
+        <w:pStyle w:val="Compact"/>
         <w:numPr>
           <w:ilvl w:val="0"/>
           <w:numId w:val="1001"/>
         </w:numPr>
-        <w:pStyle w:val="Compact"/>
       </w:pPr>
       <w:r>
         <w:t xml:space="preserve">Papers in refereed journals: 0</w:t>
@@ -3185,11 +3131,11 @@
     </w:p>
     <w:p>
       <w:pPr>
+        <w:pStyle w:val="Compact"/>
         <w:numPr>
           <w:ilvl w:val="0"/>
           <w:numId w:val="1001"/>
         </w:numPr>
-        <w:pStyle w:val="Compact"/>
       </w:pPr>
       <w:r>
         <w:t xml:space="preserve">Papers in refereed conference proceedings: 1</w:t>
@@ -3197,11 +3143,11 @@
     </w:p>
     <w:p>
       <w:pPr>
+        <w:pStyle w:val="Compact"/>
         <w:numPr>
           <w:ilvl w:val="0"/>
           <w:numId w:val="1001"/>
         </w:numPr>
-        <w:pStyle w:val="Compact"/>
       </w:pPr>
       <w:r>
         <w:t xml:space="preserve">Major invited contributions and/or technical reports: 0</w:t>
@@ -3209,11 +3155,11 @@
     </w:p>
     <w:p>
       <w:pPr>
+        <w:pStyle w:val="Compact"/>
         <w:numPr>
           <w:ilvl w:val="0"/>
           <w:numId w:val="1001"/>
         </w:numPr>
-        <w:pStyle w:val="Compact"/>
       </w:pPr>
       <w:r>
         <w:t xml:space="preserve">Abstracts and/or papers read: 21</w:t>
@@ -3221,19 +3167,19 @@
     </w:p>
     <w:p>
       <w:pPr>
+        <w:pStyle w:val="Compact"/>
         <w:numPr>
           <w:ilvl w:val="0"/>
           <w:numId w:val="1001"/>
         </w:numPr>
-        <w:pStyle w:val="Compact"/>
       </w:pPr>
       <w:r>
         <w:t xml:space="preserve">Other (data sets, magazine and literary publications): 3</w:t>
       </w:r>
     </w:p>
-    <w:bookmarkEnd w:id="30"/>
-    <w:bookmarkEnd w:id="31"/>
-    <w:bookmarkStart w:id="32" w:name="X51288f3bb7e263bdb7b629f429ac60b2902e3cc"/>
+    <w:bookmarkEnd w:id="19"/>
+    <w:bookmarkEnd w:id="20"/>
+    <w:bookmarkStart w:id="21" w:name="X51288f3bb7e263bdb7b629f429ac60b2902e3cc"/>
     <w:p>
       <w:pPr>
         <w:pStyle w:val="Heading2"/>
@@ -3246,8 +3192,8 @@
       <w:tblPr>
         <w:tblStyle w:val="Table"/>
         <w:tblW w:type="pct" w:w="5000"/>
+        <w:tblLayout w:type="fixed"/>
         <w:tblLook w:firstRow="0" w:lastRow="0" w:firstColumn="0" w:lastColumn="0" w:noHBand="0" w:noVBand="0" w:val="0000"/>
-        <w:jc w:val="start"/>
       </w:tblPr>
       <w:tblGrid>
         <w:gridCol w:w="1941"/>
@@ -3263,8 +3209,8 @@
             </w:pPr>
             <w:r>
               <w:rPr>
-                <w:bCs/>
-                <w:b/>
+                <w:b/>
+                <w:bCs/>
               </w:rPr>
               <w:t xml:space="preserve">2022-07</w:t>
             </w:r>
@@ -3284,13 +3230,7 @@
               <w:t xml:space="preserve"> </w:t>
             </w:r>
             <w:r>
-              <w:t xml:space="preserve">“</w:t>
-            </w:r>
-            <w:r>
-              <w:t xml:space="preserve">Augmented Symphony: An augmented reality application for immersive music listening.</w:t>
-            </w:r>
-            <w:r>
-              <w:t xml:space="preserve">”</w:t>
+              <w:t xml:space="preserve">“Augmented Symphony: An augmented reality application for immersive music listening.”</w:t>
             </w:r>
             <w:r>
               <w:t xml:space="preserve"> </w:t>
@@ -3302,8 +3242,8 @@
         </w:tc>
       </w:tr>
     </w:tbl>
-    <w:bookmarkEnd w:id="32"/>
-    <w:bookmarkStart w:id="33" w:name="abstracts-andor-papers-read"/>
+    <w:bookmarkEnd w:id="21"/>
+    <w:bookmarkStart w:id="22" w:name="abstracts-andor-papers-read"/>
     <w:p>
       <w:pPr>
         <w:pStyle w:val="Heading2"/>
@@ -3316,8 +3256,8 @@
       <w:tblPr>
         <w:tblStyle w:val="Table"/>
         <w:tblW w:type="pct" w:w="5000"/>
+        <w:tblLayout w:type="fixed"/>
         <w:tblLook w:firstRow="0" w:lastRow="0" w:firstColumn="0" w:lastColumn="0" w:noHBand="0" w:noVBand="0" w:val="0000"/>
-        <w:jc w:val="start"/>
       </w:tblPr>
       <w:tblGrid>
         <w:gridCol w:w="1941"/>
@@ -3333,8 +3273,8 @@
             </w:pPr>
             <w:r>
               <w:rPr>
-                <w:bCs/>
-                <w:b/>
+                <w:b/>
+                <w:bCs/>
               </w:rPr>
               <w:t xml:space="preserve">2025-09</w:t>
             </w:r>
@@ -3354,13 +3294,7 @@
               <w:t xml:space="preserve"> </w:t>
             </w:r>
             <w:r>
-              <w:t xml:space="preserve">“</w:t>
-            </w:r>
-            <w:r>
-              <w:t xml:space="preserve">Hallucinating Children: Improvisation After the Algorithmic Shipwreck.</w:t>
-            </w:r>
-            <w:r>
-              <w:t xml:space="preserve">”</w:t>
+              <w:t xml:space="preserve">“Hallucinating Children: Improvisation After the Algorithmic Shipwreck.”</w:t>
             </w:r>
             <w:r>
               <w:t xml:space="preserve"> </w:t>
@@ -3381,8 +3315,8 @@
             </w:pPr>
             <w:r>
               <w:rPr>
-                <w:bCs/>
-                <w:b/>
+                <w:b/>
+                <w:bCs/>
               </w:rPr>
               <w:t xml:space="preserve">2024-10</w:t>
             </w:r>
@@ -3402,13 +3336,7 @@
               <w:t xml:space="preserve"> </w:t>
             </w:r>
             <w:r>
-              <w:t xml:space="preserve">“</w:t>
-            </w:r>
-            <w:r>
-              <w:t xml:space="preserve">Beyond Tools: Reimaging Technology as Co-Participants in Performance Design.</w:t>
-            </w:r>
-            <w:r>
-              <w:t xml:space="preserve">”</w:t>
+              <w:t xml:space="preserve">“Beyond Tools: Reimaging Technology as Co-Participants in Performance Design.”</w:t>
             </w:r>
             <w:r>
               <w:t xml:space="preserve"> </w:t>
@@ -3429,8 +3357,8 @@
             </w:pPr>
             <w:r>
               <w:rPr>
-                <w:bCs/>
-                <w:b/>
+                <w:b/>
+                <w:bCs/>
               </w:rPr>
               <w:t xml:space="preserve">2024-03</w:t>
             </w:r>
@@ -3450,13 +3378,7 @@
               <w:t xml:space="preserve"> </w:t>
             </w:r>
             <w:r>
-              <w:t xml:space="preserve">“</w:t>
-            </w:r>
-            <w:r>
-              <w:t xml:space="preserve">Robotics, AI, and the Future of Theatre.</w:t>
-            </w:r>
-            <w:r>
-              <w:t xml:space="preserve">”</w:t>
+              <w:t xml:space="preserve">“Robotics, AI, and the Future of Theatre.”</w:t>
             </w:r>
             <w:r>
               <w:t xml:space="preserve"> </w:t>
@@ -3477,8 +3399,8 @@
             </w:pPr>
             <w:r>
               <w:rPr>
-                <w:bCs/>
-                <w:b/>
+                <w:b/>
+                <w:bCs/>
               </w:rPr>
               <w:t xml:space="preserve">2024-01</w:t>
             </w:r>
@@ -3498,13 +3420,7 @@
               <w:t xml:space="preserve"> </w:t>
             </w:r>
             <w:r>
-              <w:t xml:space="preserve">“</w:t>
-            </w:r>
-            <w:r>
-              <w:t xml:space="preserve">Almost Alchemy.</w:t>
-            </w:r>
-            <w:r>
-              <w:t xml:space="preserve">”</w:t>
+              <w:t xml:space="preserve">“Almost Alchemy.”</w:t>
             </w:r>
             <w:r>
               <w:t xml:space="preserve"> </w:t>
@@ -3525,8 +3441,8 @@
             </w:pPr>
             <w:r>
               <w:rPr>
-                <w:bCs/>
-                <w:b/>
+                <w:b/>
+                <w:bCs/>
               </w:rPr>
               <w:t xml:space="preserve">2023-06</w:t>
             </w:r>
@@ -3546,13 +3462,7 @@
               <w:t xml:space="preserve"> </w:t>
             </w:r>
             <w:r>
-              <w:t xml:space="preserve">“</w:t>
-            </w:r>
-            <w:r>
-              <w:t xml:space="preserve">Envisioning theatre with non-human collaborators: A Paramanifesto.</w:t>
-            </w:r>
-            <w:r>
-              <w:t xml:space="preserve">”</w:t>
+              <w:t xml:space="preserve">“Envisioning theatre with non-human collaborators: A Paramanifesto.”</w:t>
             </w:r>
             <w:r>
               <w:t xml:space="preserve"> </w:t>
@@ -3573,8 +3483,8 @@
             </w:pPr>
             <w:r>
               <w:rPr>
-                <w:bCs/>
-                <w:b/>
+                <w:b/>
+                <w:bCs/>
               </w:rPr>
               <w:t xml:space="preserve">2023-06</w:t>
             </w:r>
@@ -3594,13 +3504,7 @@
               <w:t xml:space="preserve"> </w:t>
             </w:r>
             <w:r>
-              <w:t xml:space="preserve">“</w:t>
-            </w:r>
-            <w:r>
-              <w:t xml:space="preserve">AI Sentience.</w:t>
-            </w:r>
-            <w:r>
-              <w:t xml:space="preserve">”</w:t>
+              <w:t xml:space="preserve">“AI Sentience.”</w:t>
             </w:r>
             <w:r>
               <w:t xml:space="preserve"> </w:t>
@@ -3621,8 +3525,8 @@
             </w:pPr>
             <w:r>
               <w:rPr>
-                <w:bCs/>
-                <w:b/>
+                <w:b/>
+                <w:bCs/>
               </w:rPr>
               <w:t xml:space="preserve">2022-07</w:t>
             </w:r>
@@ -3642,13 +3546,7 @@
               <w:t xml:space="preserve"> </w:t>
             </w:r>
             <w:r>
-              <w:t xml:space="preserve">“</w:t>
-            </w:r>
-            <w:r>
-              <w:t xml:space="preserve">Augmented Symphony: An augmented reality application for immersive music listening.</w:t>
-            </w:r>
-            <w:r>
-              <w:t xml:space="preserve">”</w:t>
+              <w:t xml:space="preserve">“Augmented Symphony: An augmented reality application for immersive music listening.”</w:t>
             </w:r>
             <w:r>
               <w:t xml:space="preserve"> </w:t>
@@ -3669,8 +3567,8 @@
             </w:pPr>
             <w:r>
               <w:rPr>
-                <w:bCs/>
-                <w:b/>
+                <w:b/>
+                <w:bCs/>
               </w:rPr>
               <w:t xml:space="preserve">2022-05</w:t>
             </w:r>
@@ -3690,13 +3588,7 @@
               <w:t xml:space="preserve"> </w:t>
             </w:r>
             <w:r>
-              <w:t xml:space="preserve">“</w:t>
-            </w:r>
-            <w:r>
-              <w:t xml:space="preserve">Stepping Back In: Taking the best of virtual delivery to a new in-person experience.</w:t>
-            </w:r>
-            <w:r>
-              <w:t xml:space="preserve">”</w:t>
+              <w:t xml:space="preserve">“Stepping Back In: Taking the best of virtual delivery to a new in-person experience.”</w:t>
             </w:r>
             <w:r>
               <w:t xml:space="preserve"> </w:t>
@@ -3717,8 +3609,8 @@
             </w:pPr>
             <w:r>
               <w:rPr>
-                <w:bCs/>
-                <w:b/>
+                <w:b/>
+                <w:bCs/>
               </w:rPr>
               <w:t xml:space="preserve">2022-05</w:t>
             </w:r>
@@ -3738,13 +3630,7 @@
               <w:t xml:space="preserve"> </w:t>
             </w:r>
             <w:r>
-              <w:t xml:space="preserve">“</w:t>
-            </w:r>
-            <w:r>
-              <w:t xml:space="preserve">Student-driven curriculum development for creative practice.</w:t>
-            </w:r>
-            <w:r>
-              <w:t xml:space="preserve">”</w:t>
+              <w:t xml:space="preserve">“Student-driven curriculum development for creative practice.”</w:t>
             </w:r>
             <w:r>
               <w:t xml:space="preserve"> </w:t>
@@ -3765,8 +3651,8 @@
             </w:pPr>
             <w:r>
               <w:rPr>
-                <w:bCs/>
-                <w:b/>
+                <w:b/>
+                <w:bCs/>
               </w:rPr>
               <w:t xml:space="preserve">2021-10</w:t>
             </w:r>
@@ -3786,13 +3672,7 @@
               <w:t xml:space="preserve"> </w:t>
             </w:r>
             <w:r>
-              <w:t xml:space="preserve">“</w:t>
-            </w:r>
-            <w:r>
-              <w:t xml:space="preserve">Cultivating Empathy through Robotic Performance.</w:t>
-            </w:r>
-            <w:r>
-              <w:t xml:space="preserve">”</w:t>
+              <w:t xml:space="preserve">“Cultivating Empathy through Robotic Performance.”</w:t>
             </w:r>
             <w:r>
               <w:t xml:space="preserve"> </w:t>
@@ -3813,8 +3693,8 @@
             </w:pPr>
             <w:r>
               <w:rPr>
-                <w:bCs/>
-                <w:b/>
+                <w:b/>
+                <w:bCs/>
               </w:rPr>
               <w:t xml:space="preserve">2021-06</w:t>
             </w:r>
@@ -3834,13 +3714,7 @@
               <w:t xml:space="preserve"> </w:t>
             </w:r>
             <w:r>
-              <w:t xml:space="preserve">“</w:t>
-            </w:r>
-            <w:r>
-              <w:t xml:space="preserve">Unapologetically learning together: Adapting Production and Design curriculum to a virtual stage.</w:t>
-            </w:r>
-            <w:r>
-              <w:t xml:space="preserve">”</w:t>
+              <w:t xml:space="preserve">“Unapologetically learning together: Adapting Production and Design curriculum to a virtual stage.”</w:t>
             </w:r>
             <w:r>
               <w:t xml:space="preserve"> </w:t>
@@ -3861,8 +3735,8 @@
             </w:pPr>
             <w:r>
               <w:rPr>
-                <w:bCs/>
-                <w:b/>
+                <w:b/>
+                <w:bCs/>
               </w:rPr>
               <w:t xml:space="preserve">2021-05</w:t>
             </w:r>
@@ -3882,13 +3756,7 @@
               <w:t xml:space="preserve"> </w:t>
             </w:r>
             <w:r>
-              <w:t xml:space="preserve">“</w:t>
-            </w:r>
-            <w:r>
-              <w:t xml:space="preserve">Pandemic Performance: Adapting Production and Design curriculum to a virtual stage.</w:t>
-            </w:r>
-            <w:r>
-              <w:t xml:space="preserve">”</w:t>
+              <w:t xml:space="preserve">“Pandemic Performance: Adapting Production and Design curriculum to a virtual stage.”</w:t>
             </w:r>
             <w:r>
               <w:t xml:space="preserve"> </w:t>
@@ -3909,8 +3777,8 @@
             </w:pPr>
             <w:r>
               <w:rPr>
-                <w:bCs/>
-                <w:b/>
+                <w:b/>
+                <w:bCs/>
               </w:rPr>
               <w:t xml:space="preserve">2020-11</w:t>
             </w:r>
@@ -3930,13 +3798,7 @@
               <w:t xml:space="preserve"> </w:t>
             </w:r>
             <w:r>
-              <w:t xml:space="preserve">“</w:t>
-            </w:r>
-            <w:r>
-              <w:t xml:space="preserve">l’automate: Robotic Controlled Apparatuses for Circus Performance.</w:t>
-            </w:r>
-            <w:r>
-              <w:t xml:space="preserve">”</w:t>
+              <w:t xml:space="preserve">“l’automate: Robotic Controlled Apparatuses for Circus Performance.”</w:t>
             </w:r>
             <w:r>
               <w:t xml:space="preserve"> </w:t>
@@ -3957,8 +3819,8 @@
             </w:pPr>
             <w:r>
               <w:rPr>
-                <w:bCs/>
-                <w:b/>
+                <w:b/>
+                <w:bCs/>
               </w:rPr>
               <w:t xml:space="preserve">2019-11</w:t>
             </w:r>
@@ -3978,13 +3840,7 @@
               <w:t xml:space="preserve"> </w:t>
             </w:r>
             <w:r>
-              <w:t xml:space="preserve">“</w:t>
-            </w:r>
-            <w:r>
-              <w:t xml:space="preserve">Human-robot Interactions in Dance.</w:t>
-            </w:r>
-            <w:r>
-              <w:t xml:space="preserve">”</w:t>
+              <w:t xml:space="preserve">“Human-robot Interactions in Dance.”</w:t>
             </w:r>
             <w:r>
               <w:t xml:space="preserve"> </w:t>
@@ -4005,8 +3861,8 @@
             </w:pPr>
             <w:r>
               <w:rPr>
-                <w:bCs/>
-                <w:b/>
+                <w:b/>
+                <w:bCs/>
               </w:rPr>
               <w:t xml:space="preserve">2019-05</w:t>
             </w:r>
@@ -4026,13 +3882,7 @@
               <w:t xml:space="preserve"> </w:t>
             </w:r>
             <w:r>
-              <w:t xml:space="preserve">“</w:t>
-            </w:r>
-            <w:r>
-              <w:t xml:space="preserve">Putting Up the Show: The very large group project.</w:t>
-            </w:r>
-            <w:r>
-              <w:t xml:space="preserve">”</w:t>
+              <w:t xml:space="preserve">“Putting Up the Show: The very large group project.”</w:t>
             </w:r>
             <w:r>
               <w:t xml:space="preserve"> </w:t>
@@ -4053,8 +3903,8 @@
             </w:pPr>
             <w:r>
               <w:rPr>
-                <w:bCs/>
-                <w:b/>
+                <w:b/>
+                <w:bCs/>
               </w:rPr>
               <w:t xml:space="preserve">2019-04</w:t>
             </w:r>
@@ -4074,13 +3924,7 @@
               <w:t xml:space="preserve"> </w:t>
             </w:r>
             <w:r>
-              <w:t xml:space="preserve">“</w:t>
-            </w:r>
-            <w:r>
-              <w:t xml:space="preserve">Theatre in TheatAR: Explorations of augmented reality in theatrical performance.</w:t>
-            </w:r>
-            <w:r>
-              <w:t xml:space="preserve">”</w:t>
+              <w:t xml:space="preserve">“Theatre in TheatAR: Explorations of augmented reality in theatrical performance.”</w:t>
             </w:r>
             <w:r>
               <w:t xml:space="preserve"> </w:t>
@@ -4101,8 +3945,8 @@
             </w:pPr>
             <w:r>
               <w:rPr>
-                <w:bCs/>
-                <w:b/>
+                <w:b/>
+                <w:bCs/>
               </w:rPr>
               <w:t xml:space="preserve">2018-11</w:t>
             </w:r>
@@ -4122,13 +3966,7 @@
               <w:t xml:space="preserve"> </w:t>
             </w:r>
             <w:r>
-              <w:t xml:space="preserve">“</w:t>
-            </w:r>
-            <w:r>
-              <w:t xml:space="preserve">TheatAR: A previsualization system for theatrical design.</w:t>
-            </w:r>
-            <w:r>
-              <w:t xml:space="preserve">”</w:t>
+              <w:t xml:space="preserve">“TheatAR: A previsualization system for theatrical design.”</w:t>
             </w:r>
             <w:r>
               <w:t xml:space="preserve"> </w:t>
@@ -4149,8 +3987,8 @@
             </w:pPr>
             <w:r>
               <w:rPr>
-                <w:bCs/>
-                <w:b/>
+                <w:b/>
+                <w:bCs/>
               </w:rPr>
               <w:t xml:space="preserve">2018-05</w:t>
             </w:r>
@@ -4170,13 +4008,7 @@
               <w:t xml:space="preserve"> </w:t>
             </w:r>
             <w:r>
-              <w:t xml:space="preserve">“</w:t>
-            </w:r>
-            <w:r>
-              <w:t xml:space="preserve">The Creative Laboratory Project.</w:t>
-            </w:r>
-            <w:r>
-              <w:t xml:space="preserve">”</w:t>
+              <w:t xml:space="preserve">“The Creative Laboratory Project.”</w:t>
             </w:r>
             <w:r>
               <w:t xml:space="preserve"> </w:t>
@@ -4197,8 +4029,8 @@
             </w:pPr>
             <w:r>
               <w:rPr>
-                <w:bCs/>
-                <w:b/>
+                <w:b/>
+                <w:bCs/>
               </w:rPr>
               <w:t xml:space="preserve">2018-03</w:t>
             </w:r>
@@ -4218,13 +4050,7 @@
               <w:t xml:space="preserve"> </w:t>
             </w:r>
             <w:r>
-              <w:t xml:space="preserve">“</w:t>
-            </w:r>
-            <w:r>
-              <w:t xml:space="preserve">Technology as a tool: Creating a mindset of embracing technology within a theatrical framework.</w:t>
-            </w:r>
-            <w:r>
-              <w:t xml:space="preserve">”</w:t>
+              <w:t xml:space="preserve">“Technology as a tool: Creating a mindset of embracing technology within a theatrical framework.”</w:t>
             </w:r>
             <w:r>
               <w:t xml:space="preserve"> </w:t>
@@ -4245,8 +4071,8 @@
             </w:pPr>
             <w:r>
               <w:rPr>
-                <w:bCs/>
-                <w:b/>
+                <w:b/>
+                <w:bCs/>
               </w:rPr>
               <w:t xml:space="preserve">2017-10</w:t>
             </w:r>
@@ -4266,13 +4092,7 @@
               <w:t xml:space="preserve"> </w:t>
             </w:r>
             <w:r>
-              <w:t xml:space="preserve">“</w:t>
-            </w:r>
-            <w:r>
-              <w:t xml:space="preserve">Shadow-selves: Projection as a medium of exploring reflections of self in Belinda McGuire’s Slaughterhouse/Requiem.</w:t>
-            </w:r>
-            <w:r>
-              <w:t xml:space="preserve">”</w:t>
+              <w:t xml:space="preserve">“Shadow-selves: Projection as a medium of exploring reflections of self in Belinda McGuire’s Slaughterhouse/Requiem.”</w:t>
             </w:r>
             <w:r>
               <w:t xml:space="preserve"> </w:t>
@@ -4293,8 +4113,8 @@
             </w:pPr>
             <w:r>
               <w:rPr>
-                <w:bCs/>
-                <w:b/>
+                <w:b/>
+                <w:bCs/>
               </w:rPr>
               <w:t xml:space="preserve">2017-10</w:t>
             </w:r>
@@ -4314,13 +4134,7 @@
               <w:t xml:space="preserve"> </w:t>
             </w:r>
             <w:r>
-              <w:t xml:space="preserve">“</w:t>
-            </w:r>
-            <w:r>
-              <w:t xml:space="preserve">Projecting on film: the surreal effect of rear projected backgrounds in the film Nuptials.</w:t>
-            </w:r>
-            <w:r>
-              <w:t xml:space="preserve">”</w:t>
+              <w:t xml:space="preserve">“Projecting on film: the surreal effect of rear projected backgrounds in the film Nuptials.”</w:t>
             </w:r>
             <w:r>
               <w:t xml:space="preserve"> </w:t>
@@ -4332,8 +4146,8 @@
         </w:tc>
       </w:tr>
     </w:tbl>
-    <w:bookmarkEnd w:id="33"/>
-    <w:bookmarkStart w:id="34" w:name="Xc2ca1e6a0f342647e0e39e98012af3c434b9bfb"/>
+    <w:bookmarkEnd w:id="22"/>
+    <w:bookmarkStart w:id="23" w:name="Xc2ca1e6a0f342647e0e39e98012af3c434b9bfb"/>
     <w:p>
       <w:pPr>
         <w:pStyle w:val="Heading2"/>
@@ -4346,8 +4160,8 @@
       <w:tblPr>
         <w:tblStyle w:val="Table"/>
         <w:tblW w:type="pct" w:w="5000"/>
+        <w:tblLayout w:type="fixed"/>
         <w:tblLook w:firstRow="0" w:lastRow="0" w:firstColumn="0" w:lastColumn="0" w:noHBand="0" w:noVBand="0" w:val="0000"/>
-        <w:jc w:val="start"/>
       </w:tblPr>
       <w:tblGrid>
         <w:gridCol w:w="1941"/>
@@ -4363,8 +4177,8 @@
             </w:pPr>
             <w:r>
               <w:rPr>
-                <w:bCs/>
-                <w:b/>
+                <w:b/>
+                <w:bCs/>
               </w:rPr>
               <w:t xml:space="preserve">2022-05</w:t>
             </w:r>
@@ -4393,8 +4207,8 @@
             </w:pPr>
             <w:r>
               <w:rPr>
-                <w:bCs/>
-                <w:b/>
+                <w:b/>
+                <w:bCs/>
               </w:rPr>
               <w:t xml:space="preserve">2021</w:t>
             </w:r>
@@ -4414,13 +4228,7 @@
               <w:t xml:space="preserve"> </w:t>
             </w:r>
             <w:r>
-              <w:t xml:space="preserve">“</w:t>
-            </w:r>
-            <w:r>
-              <w:t xml:space="preserve">Uncanny Text.</w:t>
-            </w:r>
-            <w:r>
-              <w:t xml:space="preserve">”</w:t>
+              <w:t xml:space="preserve">“Uncanny Text.”</w:t>
             </w:r>
             <w:r>
               <w:t xml:space="preserve"> </w:t>
@@ -4441,8 +4249,8 @@
             </w:pPr>
             <w:r>
               <w:rPr>
-                <w:bCs/>
-                <w:b/>
+                <w:b/>
+                <w:bCs/>
               </w:rPr>
               <w:t xml:space="preserve">2017-11</w:t>
             </w:r>
@@ -4462,13 +4270,7 @@
               <w:t xml:space="preserve"> </w:t>
             </w:r>
             <w:r>
-              <w:t xml:space="preserve">“</w:t>
-            </w:r>
-            <w:r>
-              <w:t xml:space="preserve">Performance Art: New Magic.</w:t>
-            </w:r>
-            <w:r>
-              <w:t xml:space="preserve">”</w:t>
+              <w:t xml:space="preserve">“Performance Art: New Magic.”</w:t>
             </w:r>
             <w:r>
               <w:t xml:space="preserve"> </w:t>
@@ -4480,8 +4282,8 @@
         </w:tc>
       </w:tr>
     </w:tbl>
-    <w:bookmarkEnd w:id="34"/>
-    <w:bookmarkStart w:id="35" w:name="Xe4e459f6e3716858bf0f8156e23d7f22a59a5ec"/>
+    <w:bookmarkEnd w:id="23"/>
+    <w:bookmarkStart w:id="24" w:name="Xe4e459f6e3716858bf0f8156e23d7f22a59a5ec"/>
     <w:p>
       <w:pPr>
         <w:pStyle w:val="Heading2"/>
@@ -4494,8 +4296,8 @@
       <w:tblPr>
         <w:tblStyle w:val="Table"/>
         <w:tblW w:type="pct" w:w="5000"/>
+        <w:tblLayout w:type="fixed"/>
         <w:tblLook w:firstRow="0" w:lastRow="0" w:firstColumn="0" w:lastColumn="0" w:noHBand="0" w:noVBand="0" w:val="0000"/>
-        <w:jc w:val="start"/>
       </w:tblPr>
       <w:tblGrid>
         <w:gridCol w:w="1941"/>
@@ -4511,8 +4313,8 @@
             </w:pPr>
             <w:r>
               <w:rPr>
-                <w:bCs/>
-                <w:b/>
+                <w:b/>
+                <w:bCs/>
               </w:rPr>
               <w:t xml:space="preserve">2026</w:t>
             </w:r>
@@ -4532,13 +4334,7 @@
               <w:t xml:space="preserve"> </w:t>
             </w:r>
             <w:r>
-              <w:t xml:space="preserve">“</w:t>
-            </w:r>
-            <w:r>
-              <w:t xml:space="preserve">Cultivating Empathy through Robotic Performance.</w:t>
-            </w:r>
-            <w:r>
-              <w:t xml:space="preserve">”</w:t>
+              <w:t xml:space="preserve">“Cultivating Empathy through Robotic Performance.”</w:t>
             </w:r>
             <w:r>
               <w:t xml:space="preserve"> </w:t>
@@ -4559,8 +4355,8 @@
             </w:pPr>
             <w:r>
               <w:rPr>
-                <w:bCs/>
-                <w:b/>
+                <w:b/>
+                <w:bCs/>
               </w:rPr>
               <w:t xml:space="preserve">2026</w:t>
             </w:r>
@@ -4580,13 +4376,7 @@
               <w:t xml:space="preserve"> </w:t>
             </w:r>
             <w:r>
-              <w:t xml:space="preserve">“</w:t>
-            </w:r>
-            <w:r>
-              <w:t xml:space="preserve">Improvising with Commercial AI: Questions of Care and Ethics.</w:t>
-            </w:r>
-            <w:r>
-              <w:t xml:space="preserve">”</w:t>
+              <w:t xml:space="preserve">“Improvising with Commercial AI: Questions of Care and Ethics.”</w:t>
             </w:r>
             <w:r>
               <w:t xml:space="preserve"> </w:t>
@@ -4598,8 +4388,8 @@
         </w:tc>
       </w:tr>
     </w:tbl>
-    <w:bookmarkEnd w:id="35"/>
-    <w:bookmarkStart w:id="36" w:name="creative-and-professional-work"/>
+    <w:bookmarkEnd w:id="24"/>
+    <w:bookmarkStart w:id="25" w:name="creative-and-professional-work"/>
     <w:p>
       <w:pPr>
         <w:pStyle w:val="Heading2"/>
@@ -4612,8 +4402,8 @@
       <w:tblPr>
         <w:tblStyle w:val="Table"/>
         <w:tblW w:type="pct" w:w="5000"/>
+        <w:tblLayout w:type="fixed"/>
         <w:tblLook w:firstRow="0" w:lastRow="0" w:firstColumn="0" w:lastColumn="0" w:noHBand="0" w:noVBand="0" w:val="0000"/>
-        <w:jc w:val="start"/>
       </w:tblPr>
       <w:tblGrid>
         <w:gridCol w:w="1941"/>
@@ -4629,8 +4419,8 @@
             </w:pPr>
             <w:r>
               <w:rPr>
-                <w:bCs/>
-                <w:b/>
+                <w:b/>
+                <w:bCs/>
               </w:rPr>
               <w:t xml:space="preserve">2026-04 – 2026-05</w:t>
             </w:r>
@@ -4644,13 +4434,7 @@
               <w:jc w:val="left"/>
             </w:pPr>
             <w:r>
-              <w:t xml:space="preserve">“</w:t>
-            </w:r>
-            <w:r>
-              <w:t xml:space="preserve">Before I Was This.</w:t>
-            </w:r>
-            <w:r>
-              <w:t xml:space="preserve">”</w:t>
+              <w:t xml:space="preserve">“Before I Was This.”</w:t>
             </w:r>
             <w:r>
               <w:t xml:space="preserve"> </w:t>
@@ -4671,8 +4455,8 @@
             </w:pPr>
             <w:r>
               <w:rPr>
-                <w:bCs/>
-                <w:b/>
+                <w:b/>
+                <w:bCs/>
               </w:rPr>
               <w:t xml:space="preserve">2026-02</w:t>
             </w:r>
@@ -4701,8 +4485,8 @@
             </w:pPr>
             <w:r>
               <w:rPr>
-                <w:bCs/>
-                <w:b/>
+                <w:b/>
+                <w:bCs/>
               </w:rPr>
               <w:t xml:space="preserve">2025-11</w:t>
             </w:r>
@@ -4731,8 +4515,8 @@
             </w:pPr>
             <w:r>
               <w:rPr>
-                <w:bCs/>
-                <w:b/>
+                <w:b/>
+                <w:bCs/>
               </w:rPr>
               <w:t xml:space="preserve">2025-11</w:t>
             </w:r>
@@ -4761,8 +4545,8 @@
             </w:pPr>
             <w:r>
               <w:rPr>
-                <w:bCs/>
-                <w:b/>
+                <w:b/>
+                <w:bCs/>
               </w:rPr>
               <w:t xml:space="preserve">2025-04</w:t>
             </w:r>
@@ -4776,13 +4560,7 @@
               <w:jc w:val="left"/>
             </w:pPr>
             <w:r>
-              <w:t xml:space="preserve">“</w:t>
-            </w:r>
-            <w:r>
-              <w:t xml:space="preserve">To my creators…</w:t>
-            </w:r>
-            <w:r>
-              <w:t xml:space="preserve">”</w:t>
+              <w:t xml:space="preserve">“To my creators…”</w:t>
             </w:r>
             <w:r>
               <w:t xml:space="preserve"> </w:t>
@@ -4803,8 +4581,8 @@
             </w:pPr>
             <w:r>
               <w:rPr>
-                <w:bCs/>
-                <w:b/>
+                <w:b/>
+                <w:bCs/>
               </w:rPr>
               <w:t xml:space="preserve">2024-11</w:t>
             </w:r>
@@ -4833,8 +4611,8 @@
             </w:pPr>
             <w:r>
               <w:rPr>
-                <w:bCs/>
-                <w:b/>
+                <w:b/>
+                <w:bCs/>
               </w:rPr>
               <w:t xml:space="preserve">2024-06</w:t>
             </w:r>
@@ -4854,29 +4632,23 @@
               <w:t xml:space="preserve"> </w:t>
             </w:r>
             <w:r>
-              <w:t xml:space="preserve">“</w:t>
-            </w:r>
-            <w:r>
-              <w:t xml:space="preserve">To my creators…</w:t>
-            </w:r>
-            <w:r>
-              <w:t xml:space="preserve">”</w:t>
-            </w:r>
-          </w:p>
-        </w:tc>
-      </w:tr>
-      <w:tr>
-        <w:tc>
-          <w:tcPr/>
-          <w:p>
-            <w:pPr>
-              <w:pStyle w:val="Compact"/>
-              <w:jc w:val="left"/>
-            </w:pPr>
-            <w:r>
-              <w:rPr>
-                <w:bCs/>
-                <w:b/>
+              <w:t xml:space="preserve">“To my creators…”</w:t>
+            </w:r>
+          </w:p>
+        </w:tc>
+      </w:tr>
+      <w:tr>
+        <w:tc>
+          <w:tcPr/>
+          <w:p>
+            <w:pPr>
+              <w:pStyle w:val="Compact"/>
+              <w:jc w:val="left"/>
+            </w:pPr>
+            <w:r>
+              <w:rPr>
+                <w:b/>
+                <w:bCs/>
               </w:rPr>
               <w:t xml:space="preserve">2024-04</w:t>
             </w:r>
@@ -4905,8 +4677,8 @@
             </w:pPr>
             <w:r>
               <w:rPr>
-                <w:bCs/>
-                <w:b/>
+                <w:b/>
+                <w:bCs/>
               </w:rPr>
               <w:t xml:space="preserve">2024-01</w:t>
             </w:r>
@@ -4935,8 +4707,8 @@
             </w:pPr>
             <w:r>
               <w:rPr>
-                <w:bCs/>
-                <w:b/>
+                <w:b/>
+                <w:bCs/>
               </w:rPr>
               <w:t xml:space="preserve">2023-10</w:t>
             </w:r>
@@ -4950,13 +4722,7 @@
               <w:jc w:val="left"/>
             </w:pPr>
             <w:r>
-              <w:t xml:space="preserve">“</w:t>
-            </w:r>
-            <w:r>
-              <w:t xml:space="preserve">rocketmanperson.</w:t>
-            </w:r>
-            <w:r>
-              <w:t xml:space="preserve">”</w:t>
+              <w:t xml:space="preserve">“rocketmanperson.”</w:t>
             </w:r>
             <w:r>
               <w:t xml:space="preserve"> </w:t>
@@ -4977,8 +4743,8 @@
             </w:pPr>
             <w:r>
               <w:rPr>
-                <w:bCs/>
-                <w:b/>
+                <w:b/>
+                <w:bCs/>
               </w:rPr>
               <w:t xml:space="preserve">2023-04</w:t>
             </w:r>
@@ -4992,13 +4758,7 @@
               <w:jc w:val="left"/>
             </w:pPr>
             <w:r>
-              <w:t xml:space="preserve">“</w:t>
-            </w:r>
-            <w:r>
-              <w:t xml:space="preserve">Who’s There?</w:t>
-            </w:r>
-            <w:r>
-              <w:t xml:space="preserve">”</w:t>
+              <w:t xml:space="preserve">“Who’s There?”</w:t>
             </w:r>
             <w:r>
               <w:t xml:space="preserve"> </w:t>
@@ -5019,8 +4779,8 @@
             </w:pPr>
             <w:r>
               <w:rPr>
-                <w:bCs/>
-                <w:b/>
+                <w:b/>
+                <w:bCs/>
               </w:rPr>
               <w:t xml:space="preserve">2023</w:t>
             </w:r>
@@ -5049,8 +4809,8 @@
             </w:pPr>
             <w:r>
               <w:rPr>
-                <w:bCs/>
-                <w:b/>
+                <w:b/>
+                <w:bCs/>
               </w:rPr>
               <w:t xml:space="preserve">2019-10</w:t>
             </w:r>
@@ -5064,13 +4824,7 @@
               <w:jc w:val="left"/>
             </w:pPr>
             <w:r>
-              <w:t xml:space="preserve">“</w:t>
-            </w:r>
-            <w:r>
-              <w:t xml:space="preserve">The Uncanny Robots Project: Phase 1.</w:t>
-            </w:r>
-            <w:r>
-              <w:t xml:space="preserve">”</w:t>
+              <w:t xml:space="preserve">“The Uncanny Robots Project: Phase 1.”</w:t>
             </w:r>
             <w:r>
               <w:t xml:space="preserve"> </w:t>
@@ -5082,8 +4836,8 @@
         </w:tc>
       </w:tr>
     </w:tbl>
-    <w:bookmarkEnd w:id="36"/>
-    <w:bookmarkEnd w:id="37"/>
+    <w:bookmarkEnd w:id="25"/>
+    <w:bookmarkEnd w:id="26"/>
     <w:sectPr>
       <w:footnotePr>
         <w:numRestart w:val="eachSect"/>
@@ -5119,14 +4873,14 @@
 <file path=word/numbering.xml><?xml version="1.0" encoding="utf-8"?>
 <w:numbering xmlns:w="http://schemas.openxmlformats.org/wordprocessingml/2006/main">
   <w:abstractNum w:abstractNumId="990">
-    <w:nsid w:val="A990"/>
+    <w:nsid w:val="0000A990"/>
     <w:multiLevelType w:val="multilevel"/>
     <w:lvl w:ilvl="0">
       <w:numFmt w:val="bullet"/>
       <w:lvlText w:val=" "/>
       <w:lvlJc w:val="left"/>
       <w:pPr>
-        <w:ind w:left="720" w:hanging="480"/>
+        <w:ind w:left="720" w:hanging="360"/>
       </w:pPr>
     </w:lvl>
     <w:lvl w:ilvl="1">
@@ -5134,7 +4888,7 @@
       <w:lvlText w:val=" "/>
       <w:lvlJc w:val="left"/>
       <w:pPr>
-        <w:ind w:left="1440" w:hanging="480"/>
+        <w:ind w:left="1440" w:hanging="360"/>
       </w:pPr>
     </w:lvl>
     <w:lvl w:ilvl="2">
@@ -5142,7 +4896,7 @@
       <w:lvlText w:val=" "/>
       <w:lvlJc w:val="left"/>
       <w:pPr>
-        <w:ind w:left="2160" w:hanging="480"/>
+        <w:ind w:left="2160" w:hanging="360"/>
       </w:pPr>
     </w:lvl>
     <w:lvl w:ilvl="3">
@@ -5150,7 +4904,7 @@
       <w:lvlText w:val=" "/>
       <w:lvlJc w:val="left"/>
       <w:pPr>
-        <w:ind w:left="2880" w:hanging="480"/>
+        <w:ind w:left="2880" w:hanging="360"/>
       </w:pPr>
     </w:lvl>
     <w:lvl w:ilvl="4">
@@ -5158,7 +4912,7 @@
       <w:lvlText w:val=" "/>
       <w:lvlJc w:val="left"/>
       <w:pPr>
-        <w:ind w:left="3600" w:hanging="480"/>
+        <w:ind w:left="3600" w:hanging="360"/>
       </w:pPr>
     </w:lvl>
     <w:lvl w:ilvl="5">
@@ -5166,7 +4920,7 @@
       <w:lvlText w:val=" "/>
       <w:lvlJc w:val="left"/>
       <w:pPr>
-        <w:ind w:left="4320" w:hanging="480"/>
+        <w:ind w:left="4320" w:hanging="360"/>
       </w:pPr>
     </w:lvl>
     <w:lvl w:ilvl="6">
@@ -5174,7 +4928,7 @@
       <w:lvlText w:val=" "/>
       <w:lvlJc w:val="left"/>
       <w:pPr>
-        <w:ind w:left="5040" w:hanging="480"/>
+        <w:ind w:left="5040" w:hanging="360"/>
       </w:pPr>
     </w:lvl>
     <w:lvl w:ilvl="7">
@@ -5182,7 +4936,7 @@
       <w:lvlText w:val=" "/>
       <w:lvlJc w:val="left"/>
       <w:pPr>
-        <w:ind w:left="5760" w:hanging="480"/>
+        <w:ind w:left="5760" w:hanging="360"/>
       </w:pPr>
     </w:lvl>
     <w:lvl w:ilvl="8">
@@ -5190,84 +4944,111 @@
       <w:lvlText w:val=" "/>
       <w:lvlJc w:val="left"/>
       <w:pPr>
-        <w:ind w:left="6480" w:hanging="480"/>
+        <w:ind w:left="6480" w:hanging="360"/>
       </w:pPr>
     </w:lvl>
   </w:abstractNum>
   <w:abstractNum w:abstractNumId="991">
-    <w:nsid w:val="A991"/>
+    <w:nsid w:val="0000A991"/>
     <w:multiLevelType w:val="multilevel"/>
     <w:lvl w:ilvl="0">
       <w:numFmt w:val="bullet"/>
-      <w:lvlText w:val="•"/>
+      <w:lvlText w:val=""/>
       <w:lvlJc w:val="left"/>
       <w:pPr>
-        <w:ind w:left="720" w:hanging="480"/>
+        <w:ind w:left="720" w:hanging="360"/>
       </w:pPr>
+      <w:rPr>
+        <w:rFonts w:ascii="Symbol" w:hAnsi="Symbol" w:cs="Symbol" w:hint="default"/>
+      </w:rPr>
     </w:lvl>
     <w:lvl w:ilvl="1">
       <w:numFmt w:val="bullet"/>
-      <w:lvlText w:val="–"/>
+      <w:lvlText w:val="o"/>
       <w:lvlJc w:val="left"/>
       <w:pPr>
-        <w:ind w:left="1440" w:hanging="480"/>
+        <w:ind w:left="1440" w:hanging="360"/>
       </w:pPr>
+      <w:rPr>
+        <w:rFonts w:ascii="Courier New" w:hAnsi="Courier New" w:cs="Courier New" w:hint="default"/>
+      </w:rPr>
     </w:lvl>
     <w:lvl w:ilvl="2">
       <w:numFmt w:val="bullet"/>
-      <w:lvlText w:val="•"/>
+      <w:lvlText w:val=""/>
       <w:lvlJc w:val="left"/>
       <w:pPr>
-        <w:ind w:left="2160" w:hanging="480"/>
+        <w:ind w:left="2160" w:hanging="360"/>
       </w:pPr>
+      <w:rPr>
+        <w:rFonts w:ascii="Wingdings" w:hAnsi="Wingdings" w:cs="Wingdings" w:hint="default"/>
+      </w:rPr>
     </w:lvl>
     <w:lvl w:ilvl="3">
       <w:numFmt w:val="bullet"/>
-      <w:lvlText w:val="–"/>
+      <w:lvlText w:val=""/>
       <w:lvlJc w:val="left"/>
       <w:pPr>
-        <w:ind w:left="2880" w:hanging="480"/>
+        <w:ind w:left="2880" w:hanging="360"/>
       </w:pPr>
+      <w:rPr>
+        <w:rFonts w:ascii="Symbol" w:hAnsi="Symbol" w:cs="Symbol" w:hint="default"/>
+      </w:rPr>
     </w:lvl>
     <w:lvl w:ilvl="4">
       <w:numFmt w:val="bullet"/>
-      <w:lvlText w:val="•"/>
+      <w:lvlText w:val="o"/>
       <w:lvlJc w:val="left"/>
       <w:pPr>
-        <w:ind w:left="3600" w:hanging="480"/>
+        <w:ind w:left="3600" w:hanging="360"/>
       </w:pPr>
+      <w:rPr>
+        <w:rFonts w:ascii="Courier New" w:hAnsi="Courier New" w:cs="Courier New" w:hint="default"/>
+      </w:rPr>
     </w:lvl>
     <w:lvl w:ilvl="5">
       <w:numFmt w:val="bullet"/>
-      <w:lvlText w:val="–"/>
+      <w:lvlText w:val=""/>
       <w:lvlJc w:val="left"/>
       <w:pPr>
-        <w:ind w:left="4320" w:hanging="480"/>
+        <w:ind w:left="4320" w:hanging="360"/>
       </w:pPr>
+      <w:rPr>
+        <w:rFonts w:ascii="Wingdings" w:hAnsi="Wingdings" w:cs="Wingdings" w:hint="default"/>
+      </w:rPr>
     </w:lvl>
     <w:lvl w:ilvl="6">
       <w:numFmt w:val="bullet"/>
-      <w:lvlText w:val="•"/>
+      <w:lvlText w:val=""/>
       <w:lvlJc w:val="left"/>
       <w:pPr>
-        <w:ind w:left="5040" w:hanging="480"/>
+        <w:ind w:left="5040" w:hanging="360"/>
       </w:pPr>
+      <w:rPr>
+        <w:rFonts w:ascii="Symbol" w:hAnsi="Symbol" w:cs="Symbol" w:hint="default"/>
+      </w:rPr>
     </w:lvl>
     <w:lvl w:ilvl="7">
       <w:numFmt w:val="bullet"/>
-      <w:lvlText w:val="–"/>
+      <w:lvlText w:val="o"/>
       <w:lvlJc w:val="left"/>
       <w:pPr>
-        <w:ind w:left="5760" w:hanging="480"/>
+        <w:ind w:left="5760" w:hanging="360"/>
       </w:pPr>
+      <w:rPr>
+        <w:rFonts w:ascii="Courier New" w:hAnsi="Courier New" w:cs="Courier New" w:hint="default"/>
+      </w:rPr>
     </w:lvl>
     <w:lvl w:ilvl="8">
       <w:numFmt w:val="bullet"/>
-      <w:lvlText w:val="•"/>
+      <w:lvlText w:val=""/>
       <w:lvlJc w:val="left"/>
       <w:pPr>
-        <w:ind w:left="6480" w:hanging="480"/>
+        <w:ind w:left="6480" w:hanging="360"/>
       </w:pPr>
+      <w:rPr>
+        <w:rFonts w:ascii="Wingdings" w:hAnsi="Wingdings" w:cs="Wingdings" w:hint="default"/>
+      </w:rPr>
     </w:lvl>
   </w:abstractNum>
   <w:num w:numId="1000">
@@ -5939,8 +5720,8 @@
     <w:name w:val="KeywordTok"/>
     <w:basedOn w:val="VerbatimChar"/>
     <w:rPr>
+      <w:b/>
       <w:color w:val="007020"/>
-      <w:b/>
     </w:rPr>
   </w:style>
   <w:style w:type="character" w:customStyle="1" w:styleId="DataTypeTok">
@@ -6017,42 +5798,42 @@
     <w:name w:val="ImportTok"/>
     <w:basedOn w:val="VerbatimChar"/>
     <w:rPr>
+      <w:b/>
       <w:color w:val="008000"/>
-      <w:b/>
     </w:rPr>
   </w:style>
   <w:style w:type="character" w:customStyle="1" w:styleId="CommentTok">
     <w:name w:val="CommentTok"/>
     <w:basedOn w:val="VerbatimChar"/>
     <w:rPr>
+      <w:i/>
       <w:color w:val="60a0b0"/>
-      <w:i/>
     </w:rPr>
   </w:style>
   <w:style w:type="character" w:customStyle="1" w:styleId="DocumentationTok">
     <w:name w:val="DocumentationTok"/>
     <w:basedOn w:val="VerbatimChar"/>
     <w:rPr>
+      <w:i/>
       <w:color w:val="ba2121"/>
-      <w:i/>
     </w:rPr>
   </w:style>
   <w:style w:type="character" w:customStyle="1" w:styleId="AnnotationTok">
     <w:name w:val="AnnotationTok"/>
     <w:basedOn w:val="VerbatimChar"/>
     <w:rPr>
-      <w:color w:val="60a0b0"/>
       <w:b/>
       <w:i/>
+      <w:color w:val="60a0b0"/>
     </w:rPr>
   </w:style>
   <w:style w:type="character" w:customStyle="1" w:styleId="CommentVarTok">
     <w:name w:val="CommentVarTok"/>
     <w:basedOn w:val="VerbatimChar"/>
     <w:rPr>
-      <w:color w:val="60a0b0"/>
       <w:b/>
       <w:i/>
+      <w:color w:val="60a0b0"/>
     </w:rPr>
   </w:style>
   <w:style w:type="character" w:customStyle="1" w:styleId="OtherTok">
@@ -6080,8 +5861,8 @@
     <w:name w:val="ControlFlowTok"/>
     <w:basedOn w:val="VerbatimChar"/>
     <w:rPr>
+      <w:b/>
       <w:color w:val="007020"/>
-      <w:b/>
     </w:rPr>
   </w:style>
   <w:style w:type="character" w:customStyle="1" w:styleId="OperatorTok">
@@ -6126,34 +5907,34 @@
     <w:name w:val="InformationTok"/>
     <w:basedOn w:val="VerbatimChar"/>
     <w:rPr>
-      <w:color w:val="60a0b0"/>
       <w:b/>
       <w:i/>
+      <w:color w:val="60a0b0"/>
     </w:rPr>
   </w:style>
   <w:style w:type="character" w:customStyle="1" w:styleId="WarningTok">
     <w:name w:val="WarningTok"/>
     <w:basedOn w:val="VerbatimChar"/>
     <w:rPr>
-      <w:color w:val="60a0b0"/>
       <w:b/>
       <w:i/>
+      <w:color w:val="60a0b0"/>
     </w:rPr>
   </w:style>
   <w:style w:type="character" w:customStyle="1" w:styleId="AlertTok">
     <w:name w:val="AlertTok"/>
     <w:basedOn w:val="VerbatimChar"/>
     <w:rPr>
+      <w:b/>
       <w:color w:val="ff0000"/>
-      <w:b/>
     </w:rPr>
   </w:style>
   <w:style w:type="character" w:customStyle="1" w:styleId="ErrorTok">
     <w:name w:val="ErrorTok"/>
     <w:basedOn w:val="VerbatimChar"/>
     <w:rPr>
+      <w:b/>
       <w:color w:val="ff0000"/>
-      <w:b/>
     </w:rPr>
   </w:style>
   <w:style w:type="character" w:customStyle="1" w:styleId="NormalTok">

--- a/output/Bergmann-CV-OCGS.docx
+++ b/output/Bergmann-CV-OCGS.docx
@@ -2,7 +2,7 @@
 <file path=word/document.xml><?xml version="1.0" encoding="utf-8"?>
 <w:document xmlns:w="http://schemas.openxmlformats.org/wordprocessingml/2006/main" xmlns:m="http://schemas.openxmlformats.org/officeDocument/2006/math" xmlns:r="http://schemas.openxmlformats.org/officeDocument/2006/relationships" xmlns:o="urn:schemas-microsoft-com:office:office" xmlns:v="urn:schemas-microsoft-com:vml" xmlns:w10="urn:schemas-microsoft-com:office:word" xmlns:a="http://schemas.openxmlformats.org/drawingml/2006/main" xmlns:pic="http://schemas.openxmlformats.org/drawingml/2006/picture" xmlns:wp="http://schemas.openxmlformats.org/drawingml/2006/wordprocessingDrawing">
   <w:body>
-    <w:bookmarkStart w:id="26" w:name="ocgs-curriculum-vitae-michael-f-bergmann"/>
+    <w:bookmarkStart w:id="37" w:name="ocgs-curriculum-vitae-michael-f-bergmann"/>
     <w:p>
       <w:pPr>
         <w:pStyle w:val="Heading1"/>
@@ -25,7 +25,7 @@
         <w:t xml:space="preserve">ORCID: 0000-0002-5698-8121 · mfb@torontomu.ca · https://bergmann.ai</w:t>
       </w:r>
     </w:p>
-    <w:bookmarkStart w:id="9" w:name="a-name"/>
+    <w:bookmarkStart w:id="20" w:name="a-name"/>
     <w:p>
       <w:pPr>
         <w:pStyle w:val="Heading2"/>
@@ -42,8 +42,8 @@
         <w:t xml:space="preserve">Bergmann, Michael F. — Associate Professor, Performance, The Creative School, Toronto Metropolitan University</w:t>
       </w:r>
     </w:p>
-    <w:bookmarkEnd w:id="9"/>
-    <w:bookmarkStart w:id="10" w:name="b-degrees"/>
+    <w:bookmarkEnd w:id="20"/>
+    <w:bookmarkStart w:id="21" w:name="b-degrees"/>
     <w:p>
       <w:pPr>
         <w:pStyle w:val="Heading2"/>
@@ -56,8 +56,8 @@
       <w:tblPr>
         <w:tblStyle w:val="Table"/>
         <w:tblW w:type="pct" w:w="5000"/>
-        <w:tblLayout w:type="fixed"/>
         <w:tblLook w:firstRow="0" w:lastRow="0" w:firstColumn="0" w:lastColumn="0" w:noHBand="0" w:noVBand="0" w:val="0000"/>
+        <w:jc w:val="start"/>
       </w:tblPr>
       <w:tblGrid>
         <w:gridCol w:w="1941"/>
@@ -73,8 +73,8 @@
             </w:pPr>
             <w:r>
               <w:rPr>
-                <w:b/>
-                <w:bCs/>
+                <w:bCs/>
+                <w:b/>
               </w:rPr>
               <w:t xml:space="preserve">2022-09 – present</w:t>
             </w:r>
@@ -103,8 +103,8 @@
             </w:pPr>
             <w:r>
               <w:rPr>
-                <w:b/>
-                <w:bCs/>
+                <w:bCs/>
+                <w:b/>
               </w:rPr>
               <w:t xml:space="preserve">2011 – 2014</w:t>
             </w:r>
@@ -133,8 +133,8 @@
             </w:pPr>
             <w:r>
               <w:rPr>
-                <w:b/>
-                <w:bCs/>
+                <w:bCs/>
+                <w:b/>
               </w:rPr>
               <w:t xml:space="preserve">2006 – 2011</w:t>
             </w:r>
@@ -154,8 +154,8 @@
         </w:tc>
       </w:tr>
     </w:tbl>
-    <w:bookmarkEnd w:id="10"/>
-    <w:bookmarkStart w:id="11" w:name="c-employment-history"/>
+    <w:bookmarkEnd w:id="21"/>
+    <w:bookmarkStart w:id="22" w:name="c-employment-history"/>
     <w:p>
       <w:pPr>
         <w:pStyle w:val="Heading2"/>
@@ -168,8 +168,8 @@
       <w:tblPr>
         <w:tblStyle w:val="Table"/>
         <w:tblW w:type="pct" w:w="5000"/>
-        <w:tblLayout w:type="fixed"/>
         <w:tblLook w:firstRow="0" w:lastRow="0" w:firstColumn="0" w:lastColumn="0" w:noHBand="0" w:noVBand="0" w:val="0000"/>
+        <w:jc w:val="start"/>
       </w:tblPr>
       <w:tblGrid>
         <w:gridCol w:w="1941"/>
@@ -185,8 +185,8 @@
             </w:pPr>
             <w:r>
               <w:rPr>
-                <w:b/>
-                <w:bCs/>
+                <w:bCs/>
+                <w:b/>
               </w:rPr>
               <w:t xml:space="preserve">2024-01 – present</w:t>
             </w:r>
@@ -215,8 +215,8 @@
             </w:pPr>
             <w:r>
               <w:rPr>
-                <w:b/>
-                <w:bCs/>
+                <w:bCs/>
+                <w:b/>
               </w:rPr>
               <w:t xml:space="preserve">2022-07 – 2023-07</w:t>
             </w:r>
@@ -245,8 +245,8 @@
             </w:pPr>
             <w:r>
               <w:rPr>
-                <w:b/>
-                <w:bCs/>
+                <w:bCs/>
+                <w:b/>
               </w:rPr>
               <w:t xml:space="preserve">2019-08 – 2024-01</w:t>
             </w:r>
@@ -275,8 +275,8 @@
             </w:pPr>
             <w:r>
               <w:rPr>
-                <w:b/>
-                <w:bCs/>
+                <w:bCs/>
+                <w:b/>
               </w:rPr>
               <w:t xml:space="preserve">2017 – present</w:t>
             </w:r>
@@ -305,8 +305,8 @@
             </w:pPr>
             <w:r>
               <w:rPr>
-                <w:b/>
-                <w:bCs/>
+                <w:bCs/>
+                <w:b/>
               </w:rPr>
               <w:t xml:space="preserve">2016-08 – 2019-08</w:t>
             </w:r>
@@ -335,8 +335,8 @@
             </w:pPr>
             <w:r>
               <w:rPr>
-                <w:b/>
-                <w:bCs/>
+                <w:bCs/>
+                <w:b/>
               </w:rPr>
               <w:t xml:space="preserve">2014 – 2016</w:t>
             </w:r>
@@ -365,8 +365,8 @@
             </w:pPr>
             <w:r>
               <w:rPr>
-                <w:b/>
-                <w:bCs/>
+                <w:bCs/>
+                <w:b/>
               </w:rPr>
               <w:t xml:space="preserve">2007 – 2010</w:t>
             </w:r>
@@ -386,8 +386,8 @@
         </w:tc>
       </w:tr>
     </w:tbl>
-    <w:bookmarkEnd w:id="11"/>
-    <w:bookmarkStart w:id="12" w:name="d-honours"/>
+    <w:bookmarkEnd w:id="22"/>
+    <w:bookmarkStart w:id="23" w:name="d-honours"/>
     <w:p>
       <w:pPr>
         <w:pStyle w:val="Heading2"/>
@@ -400,8 +400,8 @@
       <w:tblPr>
         <w:tblStyle w:val="Table"/>
         <w:tblW w:type="pct" w:w="5000"/>
-        <w:tblLayout w:type="fixed"/>
         <w:tblLook w:firstRow="0" w:lastRow="0" w:firstColumn="0" w:lastColumn="0" w:noHBand="0" w:noVBand="0" w:val="0000"/>
+        <w:jc w:val="start"/>
       </w:tblPr>
       <w:tblGrid>
         <w:gridCol w:w="1941"/>
@@ -417,8 +417,8 @@
             </w:pPr>
             <w:r>
               <w:rPr>
-                <w:b/>
-                <w:bCs/>
+                <w:bCs/>
+                <w:b/>
               </w:rPr>
               <w:t xml:space="preserve">2022</w:t>
             </w:r>
@@ -447,8 +447,8 @@
             </w:pPr>
             <w:r>
               <w:rPr>
-                <w:b/>
-                <w:bCs/>
+                <w:bCs/>
+                <w:b/>
               </w:rPr>
               <w:t xml:space="preserve">2014</w:t>
             </w:r>
@@ -477,8 +477,8 @@
             </w:pPr>
             <w:r>
               <w:rPr>
-                <w:b/>
-                <w:bCs/>
+                <w:bCs/>
+                <w:b/>
               </w:rPr>
               <w:t xml:space="preserve">2012 – 2014</w:t>
             </w:r>
@@ -507,8 +507,8 @@
             </w:pPr>
             <w:r>
               <w:rPr>
-                <w:b/>
-                <w:bCs/>
+                <w:bCs/>
+                <w:b/>
               </w:rPr>
               <w:t xml:space="preserve">2009</w:t>
             </w:r>
@@ -537,8 +537,8 @@
             </w:pPr>
             <w:r>
               <w:rPr>
-                <w:b/>
-                <w:bCs/>
+                <w:bCs/>
+                <w:b/>
               </w:rPr>
               <w:t xml:space="preserve">2006</w:t>
             </w:r>
@@ -558,8 +558,8 @@
         </w:tc>
       </w:tr>
     </w:tbl>
-    <w:bookmarkEnd w:id="12"/>
-    <w:bookmarkStart w:id="13" w:name="X44f417340f2cdecd9e1adfb3726b49eb7f563d9"/>
+    <w:bookmarkEnd w:id="23"/>
+    <w:bookmarkStart w:id="24" w:name="X44f417340f2cdecd9e1adfb3726b49eb7f563d9"/>
     <w:p>
       <w:pPr>
         <w:pStyle w:val="Heading2"/>
@@ -572,8 +572,8 @@
       <w:tblPr>
         <w:tblStyle w:val="Table"/>
         <w:tblW w:type="pct" w:w="5000"/>
-        <w:tblLayout w:type="fixed"/>
         <w:tblLook w:firstRow="0" w:lastRow="0" w:firstColumn="0" w:lastColumn="0" w:noHBand="0" w:noVBand="0" w:val="0000"/>
+        <w:jc w:val="start"/>
       </w:tblPr>
       <w:tblGrid>
         <w:gridCol w:w="1941"/>
@@ -589,8 +589,8 @@
             </w:pPr>
             <w:r>
               <w:rPr>
-                <w:b/>
-                <w:bCs/>
+                <w:bCs/>
+                <w:b/>
               </w:rPr>
               <w:t xml:space="preserve">2026-06 – present</w:t>
             </w:r>
@@ -619,8 +619,8 @@
             </w:pPr>
             <w:r>
               <w:rPr>
-                <w:b/>
-                <w:bCs/>
+                <w:bCs/>
+                <w:b/>
               </w:rPr>
               <w:t xml:space="preserve">2026-04</w:t>
             </w:r>
@@ -649,8 +649,8 @@
             </w:pPr>
             <w:r>
               <w:rPr>
-                <w:b/>
-                <w:bCs/>
+                <w:bCs/>
+                <w:b/>
               </w:rPr>
               <w:t xml:space="preserve">2025-07 – present</w:t>
             </w:r>
@@ -679,8 +679,8 @@
             </w:pPr>
             <w:r>
               <w:rPr>
-                <w:b/>
-                <w:bCs/>
+                <w:bCs/>
+                <w:b/>
               </w:rPr>
               <w:t xml:space="preserve">2025-02 – present</w:t>
             </w:r>
@@ -709,8 +709,8 @@
             </w:pPr>
             <w:r>
               <w:rPr>
-                <w:b/>
-                <w:bCs/>
+                <w:bCs/>
+                <w:b/>
               </w:rPr>
               <w:t xml:space="preserve">2024-12 – present</w:t>
             </w:r>
@@ -739,8 +739,8 @@
             </w:pPr>
             <w:r>
               <w:rPr>
-                <w:b/>
-                <w:bCs/>
+                <w:bCs/>
+                <w:b/>
               </w:rPr>
               <w:t xml:space="preserve">2025-04 – present</w:t>
             </w:r>
@@ -769,8 +769,8 @@
             </w:pPr>
             <w:r>
               <w:rPr>
-                <w:b/>
-                <w:bCs/>
+                <w:bCs/>
+                <w:b/>
               </w:rPr>
               <w:t xml:space="preserve">2024-06 – present</w:t>
             </w:r>
@@ -799,8 +799,8 @@
             </w:pPr>
             <w:r>
               <w:rPr>
-                <w:b/>
-                <w:bCs/>
+                <w:bCs/>
+                <w:b/>
               </w:rPr>
               <w:t xml:space="preserve">2023-10 – present</w:t>
             </w:r>
@@ -829,8 +829,8 @@
             </w:pPr>
             <w:r>
               <w:rPr>
-                <w:b/>
-                <w:bCs/>
+                <w:bCs/>
+                <w:b/>
               </w:rPr>
               <w:t xml:space="preserve">2023 – present</w:t>
             </w:r>
@@ -859,8 +859,8 @@
             </w:pPr>
             <w:r>
               <w:rPr>
-                <w:b/>
-                <w:bCs/>
+                <w:bCs/>
+                <w:b/>
               </w:rPr>
               <w:t xml:space="preserve">2023 – 2024</w:t>
             </w:r>
@@ -889,8 +889,8 @@
             </w:pPr>
             <w:r>
               <w:rPr>
-                <w:b/>
-                <w:bCs/>
+                <w:bCs/>
+                <w:b/>
               </w:rPr>
               <w:t xml:space="preserve">2023 – 2024</w:t>
             </w:r>
@@ -919,8 +919,8 @@
             </w:pPr>
             <w:r>
               <w:rPr>
-                <w:b/>
-                <w:bCs/>
+                <w:bCs/>
+                <w:b/>
               </w:rPr>
               <w:t xml:space="preserve">2023</w:t>
             </w:r>
@@ -949,8 +949,8 @@
             </w:pPr>
             <w:r>
               <w:rPr>
-                <w:b/>
-                <w:bCs/>
+                <w:bCs/>
+                <w:b/>
               </w:rPr>
               <w:t xml:space="preserve">2022 – 2024</w:t>
             </w:r>
@@ -979,8 +979,8 @@
             </w:pPr>
             <w:r>
               <w:rPr>
-                <w:b/>
-                <w:bCs/>
+                <w:bCs/>
+                <w:b/>
               </w:rPr>
               <w:t xml:space="preserve">2022-03 – 2023</w:t>
             </w:r>
@@ -1009,8 +1009,8 @@
             </w:pPr>
             <w:r>
               <w:rPr>
-                <w:b/>
-                <w:bCs/>
+                <w:bCs/>
+                <w:b/>
               </w:rPr>
               <w:t xml:space="preserve">2021 – 2022</w:t>
             </w:r>
@@ -1039,8 +1039,8 @@
             </w:pPr>
             <w:r>
               <w:rPr>
-                <w:b/>
-                <w:bCs/>
+                <w:bCs/>
+                <w:b/>
               </w:rPr>
               <w:t xml:space="preserve">2021</w:t>
             </w:r>
@@ -1069,8 +1069,8 @@
             </w:pPr>
             <w:r>
               <w:rPr>
-                <w:b/>
-                <w:bCs/>
+                <w:bCs/>
+                <w:b/>
               </w:rPr>
               <w:t xml:space="preserve">2020 – 2023</w:t>
             </w:r>
@@ -1099,8 +1099,8 @@
             </w:pPr>
             <w:r>
               <w:rPr>
-                <w:b/>
-                <w:bCs/>
+                <w:bCs/>
+                <w:b/>
               </w:rPr>
               <w:t xml:space="preserve">2020 – 2021</w:t>
             </w:r>
@@ -1129,8 +1129,8 @@
             </w:pPr>
             <w:r>
               <w:rPr>
-                <w:b/>
-                <w:bCs/>
+                <w:bCs/>
+                <w:b/>
               </w:rPr>
               <w:t xml:space="preserve">2020 – present</w:t>
             </w:r>
@@ -1159,8 +1159,8 @@
             </w:pPr>
             <w:r>
               <w:rPr>
-                <w:b/>
-                <w:bCs/>
+                <w:bCs/>
+                <w:b/>
               </w:rPr>
               <w:t xml:space="preserve">2020</w:t>
             </w:r>
@@ -1189,8 +1189,8 @@
             </w:pPr>
             <w:r>
               <w:rPr>
-                <w:b/>
-                <w:bCs/>
+                <w:bCs/>
+                <w:b/>
               </w:rPr>
               <w:t xml:space="preserve">2020-09 – 2021-09</w:t>
             </w:r>
@@ -1219,8 +1219,8 @@
             </w:pPr>
             <w:r>
               <w:rPr>
-                <w:b/>
-                <w:bCs/>
+                <w:bCs/>
+                <w:b/>
               </w:rPr>
               <w:t xml:space="preserve">2019 – 2022</w:t>
             </w:r>
@@ -1249,8 +1249,8 @@
             </w:pPr>
             <w:r>
               <w:rPr>
-                <w:b/>
-                <w:bCs/>
+                <w:bCs/>
+                <w:b/>
               </w:rPr>
               <w:t xml:space="preserve">2018 – 2022</w:t>
             </w:r>
@@ -1279,8 +1279,8 @@
             </w:pPr>
             <w:r>
               <w:rPr>
-                <w:b/>
-                <w:bCs/>
+                <w:bCs/>
+                <w:b/>
               </w:rPr>
               <w:t xml:space="preserve">2018 – 2023</w:t>
             </w:r>
@@ -1309,8 +1309,8 @@
             </w:pPr>
             <w:r>
               <w:rPr>
-                <w:b/>
-                <w:bCs/>
+                <w:bCs/>
+                <w:b/>
               </w:rPr>
               <w:t xml:space="preserve">2018 – 2020</w:t>
             </w:r>
@@ -1339,8 +1339,8 @@
             </w:pPr>
             <w:r>
               <w:rPr>
-                <w:b/>
-                <w:bCs/>
+                <w:bCs/>
+                <w:b/>
               </w:rPr>
               <w:t xml:space="preserve">2017 – present</w:t>
             </w:r>
@@ -1369,8 +1369,8 @@
             </w:pPr>
             <w:r>
               <w:rPr>
-                <w:b/>
-                <w:bCs/>
+                <w:bCs/>
+                <w:b/>
               </w:rPr>
               <w:t xml:space="preserve">2017 – present</w:t>
             </w:r>
@@ -1399,8 +1399,8 @@
             </w:pPr>
             <w:r>
               <w:rPr>
-                <w:b/>
-                <w:bCs/>
+                <w:bCs/>
+                <w:b/>
               </w:rPr>
               <w:t xml:space="preserve">2016 – 2021</w:t>
             </w:r>
@@ -1420,8 +1420,8 @@
         </w:tc>
       </w:tr>
     </w:tbl>
-    <w:bookmarkEnd w:id="13"/>
-    <w:bookmarkStart w:id="14" w:name="f-graduate-supervisions"/>
+    <w:bookmarkEnd w:id="24"/>
+    <w:bookmarkStart w:id="25" w:name="f-graduate-supervisions"/>
     <w:p>
       <w:pPr>
         <w:pStyle w:val="Heading2"/>
@@ -1442,8 +1442,8 @@
       <w:tblPr>
         <w:tblStyle w:val="Table"/>
         <w:tblW w:type="pct" w:w="5000"/>
-        <w:tblLayout w:type="fixed"/>
         <w:tblLook w:firstRow="0" w:lastRow="0" w:firstColumn="0" w:lastColumn="0" w:noHBand="0" w:noVBand="0" w:val="0000"/>
+        <w:jc w:val="start"/>
       </w:tblPr>
       <w:tblGrid>
         <w:gridCol w:w="1941"/>
@@ -1459,8 +1459,8 @@
             </w:pPr>
             <w:r>
               <w:rPr>
-                <w:b/>
-                <w:bCs/>
+                <w:bCs/>
+                <w:b/>
               </w:rPr>
               <w:t xml:space="preserve">2022</w:t>
             </w:r>
@@ -1480,7 +1480,13 @@
               <w:t xml:space="preserve"> </w:t>
             </w:r>
             <w:r>
-              <w:t xml:space="preserve">“Bridging Chasms: An Interactive Projection Mapping Installation for Cross-Cultural Exchange of Information.”</w:t>
+              <w:t xml:space="preserve">“</w:t>
+            </w:r>
+            <w:r>
+              <w:t xml:space="preserve">Bridging Chasms: An Interactive Projection Mapping Installation for Cross-Cultural Exchange of Information.</w:t>
+            </w:r>
+            <w:r>
+              <w:t xml:space="preserve">”</w:t>
             </w:r>
             <w:r>
               <w:t xml:space="preserve"> </w:t>
@@ -1501,8 +1507,8 @@
             </w:pPr>
             <w:r>
               <w:rPr>
-                <w:b/>
-                <w:bCs/>
+                <w:bCs/>
+                <w:b/>
               </w:rPr>
               <w:t xml:space="preserve">2021</w:t>
             </w:r>
@@ -1522,7 +1528,13 @@
               <w:t xml:space="preserve"> </w:t>
             </w:r>
             <w:r>
-              <w:t xml:space="preserve">“AR-based Theatrical Design Pre-Visualization using Unreal.”</w:t>
+              <w:t xml:space="preserve">“</w:t>
+            </w:r>
+            <w:r>
+              <w:t xml:space="preserve">AR-based Theatrical Design Pre-Visualization using Unreal.</w:t>
+            </w:r>
+            <w:r>
+              <w:t xml:space="preserve">”</w:t>
             </w:r>
             <w:r>
               <w:t xml:space="preserve"> </w:t>
@@ -1543,8 +1555,8 @@
             </w:pPr>
             <w:r>
               <w:rPr>
-                <w:b/>
-                <w:bCs/>
+                <w:bCs/>
+                <w:b/>
               </w:rPr>
               <w:t xml:space="preserve">2021</w:t>
             </w:r>
@@ -1564,7 +1576,13 @@
               <w:t xml:space="preserve"> </w:t>
             </w:r>
             <w:r>
-              <w:t xml:space="preserve">“Casting and Technology: Revamping the Audition Process.”</w:t>
+              <w:t xml:space="preserve">“</w:t>
+            </w:r>
+            <w:r>
+              <w:t xml:space="preserve">Casting and Technology: Revamping the Audition Process.</w:t>
+            </w:r>
+            <w:r>
+              <w:t xml:space="preserve">”</w:t>
             </w:r>
             <w:r>
               <w:t xml:space="preserve"> </w:t>
@@ -1585,8 +1603,8 @@
             </w:pPr>
             <w:r>
               <w:rPr>
-                <w:b/>
-                <w:bCs/>
+                <w:bCs/>
+                <w:b/>
               </w:rPr>
               <w:t xml:space="preserve">2021</w:t>
             </w:r>
@@ -1606,7 +1624,13 @@
               <w:t xml:space="preserve"> </w:t>
             </w:r>
             <w:r>
-              <w:t xml:space="preserve">“Collider: Using Virtual Reality for Immersive Theatre and the Performing Arts.”</w:t>
+              <w:t xml:space="preserve">“</w:t>
+            </w:r>
+            <w:r>
+              <w:t xml:space="preserve">Collider: Using Virtual Reality for Immersive Theatre and the Performing Arts.</w:t>
+            </w:r>
+            <w:r>
+              <w:t xml:space="preserve">”</w:t>
             </w:r>
             <w:r>
               <w:t xml:space="preserve"> </w:t>
@@ -1627,8 +1651,8 @@
             </w:pPr>
             <w:r>
               <w:rPr>
-                <w:b/>
-                <w:bCs/>
+                <w:bCs/>
+                <w:b/>
               </w:rPr>
               <w:t xml:space="preserve">2020</w:t>
             </w:r>
@@ -1648,7 +1672,13 @@
               <w:t xml:space="preserve"> </w:t>
             </w:r>
             <w:r>
-              <w:t xml:space="preserve">“Happiness In Your Hand: The power of compact Bright Light Therapy.”</w:t>
+              <w:t xml:space="preserve">“</w:t>
+            </w:r>
+            <w:r>
+              <w:t xml:space="preserve">Happiness In Your Hand: The power of compact Bright Light Therapy.</w:t>
+            </w:r>
+            <w:r>
+              <w:t xml:space="preserve">”</w:t>
             </w:r>
             <w:r>
               <w:t xml:space="preserve"> </w:t>
@@ -1669,8 +1699,8 @@
             </w:pPr>
             <w:r>
               <w:rPr>
-                <w:b/>
-                <w:bCs/>
+                <w:bCs/>
+                <w:b/>
               </w:rPr>
               <w:t xml:space="preserve">2020</w:t>
             </w:r>
@@ -1690,7 +1720,13 @@
               <w:t xml:space="preserve"> </w:t>
             </w:r>
             <w:r>
-              <w:t xml:space="preserve">“The Scoop: How to Protect Your Digital Privacy in the Age of Surveillance Capitalism.”</w:t>
+              <w:t xml:space="preserve">“</w:t>
+            </w:r>
+            <w:r>
+              <w:t xml:space="preserve">The Scoop: How to Protect Your Digital Privacy in the Age of Surveillance Capitalism.</w:t>
+            </w:r>
+            <w:r>
+              <w:t xml:space="preserve">”</w:t>
             </w:r>
             <w:r>
               <w:t xml:space="preserve"> </w:t>
@@ -1711,8 +1747,8 @@
             </w:pPr>
             <w:r>
               <w:rPr>
-                <w:b/>
-                <w:bCs/>
+                <w:bCs/>
+                <w:b/>
               </w:rPr>
               <w:t xml:space="preserve">2020</w:t>
             </w:r>
@@ -1732,7 +1768,13 @@
               <w:t xml:space="preserve"> </w:t>
             </w:r>
             <w:r>
-              <w:t xml:space="preserve">“Live Video in Theatrical Productions.”</w:t>
+              <w:t xml:space="preserve">“</w:t>
+            </w:r>
+            <w:r>
+              <w:t xml:space="preserve">Live Video in Theatrical Productions.</w:t>
+            </w:r>
+            <w:r>
+              <w:t xml:space="preserve">”</w:t>
             </w:r>
             <w:r>
               <w:t xml:space="preserve"> </w:t>
@@ -1753,8 +1795,8 @@
             </w:pPr>
             <w:r>
               <w:rPr>
-                <w:b/>
-                <w:bCs/>
+                <w:bCs/>
+                <w:b/>
               </w:rPr>
               <w:t xml:space="preserve">2018</w:t>
             </w:r>
@@ -1774,7 +1816,13 @@
               <w:t xml:space="preserve"> </w:t>
             </w:r>
             <w:r>
-              <w:t xml:space="preserve">“Extending the human umwelt: Reframing our understanding of an environment via mixed reality and digital soundscapes/visualizations.”</w:t>
+              <w:t xml:space="preserve">“</w:t>
+            </w:r>
+            <w:r>
+              <w:t xml:space="preserve">Extending the human umwelt: Reframing our understanding of an environment via mixed reality and digital soundscapes/visualizations.</w:t>
+            </w:r>
+            <w:r>
+              <w:t xml:space="preserve">”</w:t>
             </w:r>
             <w:r>
               <w:t xml:space="preserve"> </w:t>
@@ -1795,8 +1843,8 @@
             </w:pPr>
             <w:r>
               <w:rPr>
-                <w:b/>
-                <w:bCs/>
+                <w:bCs/>
+                <w:b/>
               </w:rPr>
               <w:t xml:space="preserve">2017</w:t>
             </w:r>
@@ -1816,7 +1864,13 @@
               <w:t xml:space="preserve"> </w:t>
             </w:r>
             <w:r>
-              <w:t xml:space="preserve">“The A.I. Storyteller: Perpetuating Orality Using Developments in Machine Learning.”</w:t>
+              <w:t xml:space="preserve">“</w:t>
+            </w:r>
+            <w:r>
+              <w:t xml:space="preserve">The A.I. Storyteller: Perpetuating Orality Using Developments in Machine Learning.</w:t>
+            </w:r>
+            <w:r>
+              <w:t xml:space="preserve">”</w:t>
             </w:r>
             <w:r>
               <w:t xml:space="preserve"> </w:t>
@@ -1828,8 +1882,8 @@
         </w:tc>
       </w:tr>
     </w:tbl>
-    <w:bookmarkEnd w:id="14"/>
-    <w:bookmarkStart w:id="15" w:name="g-graduate-courses"/>
+    <w:bookmarkEnd w:id="25"/>
+    <w:bookmarkStart w:id="26" w:name="g-graduate-courses"/>
     <w:p>
       <w:pPr>
         <w:pStyle w:val="Heading2"/>
@@ -1846,8 +1900,8 @@
         <w:t xml:space="preserve">None — the School of Performance offers no graduate program; graduate work is supervised through the Master of Digital Media program (see f).</w:t>
       </w:r>
     </w:p>
-    <w:bookmarkEnd w:id="15"/>
-    <w:bookmarkStart w:id="18" w:name="h-research-funding"/>
+    <w:bookmarkEnd w:id="26"/>
+    <w:bookmarkStart w:id="29" w:name="h-research-funding"/>
     <w:p>
       <w:pPr>
         <w:pStyle w:val="Heading2"/>
@@ -1856,7 +1910,7 @@
         <w:t xml:space="preserve">h) Research Funding</w:t>
       </w:r>
     </w:p>
-    <w:bookmarkStart w:id="16" w:name="external-research-funding"/>
+    <w:bookmarkStart w:id="27" w:name="external-research-funding"/>
     <w:p>
       <w:pPr>
         <w:pStyle w:val="Heading3"/>
@@ -1869,8 +1923,8 @@
       <w:tblPr>
         <w:tblStyle w:val="Table"/>
         <w:tblW w:type="pct" w:w="5000"/>
-        <w:tblLayout w:type="fixed"/>
         <w:tblLook w:firstRow="1" w:lastRow="0" w:firstColumn="0" w:lastColumn="0" w:noHBand="0" w:noVBand="0" w:val="0020"/>
+        <w:jc w:val="start"/>
       </w:tblPr>
       <w:tblGrid>
         <w:gridCol w:w="766"/>
@@ -1883,7 +1937,7 @@
       </w:tblGrid>
       <w:tr>
         <w:trPr>
-          <w:tblHeader w:val="on"/>
+          <w:tblHeader w:val="true"/>
         </w:trPr>
         <w:tc>
           <w:tcPr/>
@@ -2243,8 +2297,8 @@
         <w:t xml:space="preserve">**Purpose: research, travel, publication, etc.</w:t>
       </w:r>
     </w:p>
-    <w:bookmarkEnd w:id="16"/>
-    <w:bookmarkStart w:id="17" w:name="internal-research-funding"/>
+    <w:bookmarkEnd w:id="27"/>
+    <w:bookmarkStart w:id="28" w:name="internal-research-funding"/>
     <w:p>
       <w:pPr>
         <w:pStyle w:val="Heading3"/>
@@ -2257,8 +2311,8 @@
       <w:tblPr>
         <w:tblStyle w:val="Table"/>
         <w:tblW w:type="pct" w:w="5000"/>
-        <w:tblLayout w:type="fixed"/>
         <w:tblLook w:firstRow="1" w:lastRow="0" w:firstColumn="0" w:lastColumn="0" w:noHBand="0" w:noVBand="0" w:val="0020"/>
+        <w:jc w:val="start"/>
       </w:tblPr>
       <w:tblGrid>
         <w:gridCol w:w="766"/>
@@ -2271,7 +2325,7 @@
       </w:tblGrid>
       <w:tr>
         <w:trPr>
-          <w:tblHeader w:val="on"/>
+          <w:tblHeader w:val="true"/>
         </w:trPr>
         <w:tc>
           <w:tcPr/>
@@ -3061,9 +3115,9 @@
         <w:t xml:space="preserve">**Purpose: research, travel, publication, etc.</w:t>
       </w:r>
     </w:p>
-    <w:bookmarkEnd w:id="17"/>
-    <w:bookmarkEnd w:id="18"/>
-    <w:bookmarkStart w:id="20" w:name="i-publications"/>
+    <w:bookmarkEnd w:id="28"/>
+    <w:bookmarkEnd w:id="29"/>
+    <w:bookmarkStart w:id="31" w:name="i-publications"/>
     <w:p>
       <w:pPr>
         <w:pStyle w:val="Heading2"/>
@@ -3072,7 +3126,7 @@
         <w:t xml:space="preserve">i) Publications</w:t>
       </w:r>
     </w:p>
-    <w:bookmarkStart w:id="19" w:name="life-time-summary"/>
+    <w:bookmarkStart w:id="30" w:name="life-time-summary"/>
     <w:p>
       <w:pPr>
         <w:pStyle w:val="Heading3"/>
@@ -3083,11 +3137,11 @@
     </w:p>
     <w:p>
       <w:pPr>
-        <w:pStyle w:val="Compact"/>
         <w:numPr>
           <w:ilvl w:val="0"/>
           <w:numId w:val="1001"/>
         </w:numPr>
+        <w:pStyle w:val="Compact"/>
       </w:pPr>
       <w:r>
         <w:t xml:space="preserve">Books authored: 0</w:t>
@@ -3095,11 +3149,11 @@
     </w:p>
     <w:p>
       <w:pPr>
-        <w:pStyle w:val="Compact"/>
         <w:numPr>
           <w:ilvl w:val="0"/>
           <w:numId w:val="1001"/>
         </w:numPr>
+        <w:pStyle w:val="Compact"/>
       </w:pPr>
       <w:r>
         <w:t xml:space="preserve">Books edited: 0</w:t>
@@ -3107,11 +3161,11 @@
     </w:p>
     <w:p>
       <w:pPr>
-        <w:pStyle w:val="Compact"/>
         <w:numPr>
           <w:ilvl w:val="0"/>
           <w:numId w:val="1001"/>
         </w:numPr>
+        <w:pStyle w:val="Compact"/>
       </w:pPr>
       <w:r>
         <w:t xml:space="preserve">Chapters in books: 0</w:t>
@@ -3119,11 +3173,11 @@
     </w:p>
     <w:p>
       <w:pPr>
-        <w:pStyle w:val="Compact"/>
         <w:numPr>
           <w:ilvl w:val="0"/>
           <w:numId w:val="1001"/>
         </w:numPr>
+        <w:pStyle w:val="Compact"/>
       </w:pPr>
       <w:r>
         <w:t xml:space="preserve">Papers in refereed journals: 0</w:t>
@@ -3131,11 +3185,11 @@
     </w:p>
     <w:p>
       <w:pPr>
-        <w:pStyle w:val="Compact"/>
         <w:numPr>
           <w:ilvl w:val="0"/>
           <w:numId w:val="1001"/>
         </w:numPr>
+        <w:pStyle w:val="Compact"/>
       </w:pPr>
       <w:r>
         <w:t xml:space="preserve">Papers in refereed conference proceedings: 1</w:t>
@@ -3143,11 +3197,11 @@
     </w:p>
     <w:p>
       <w:pPr>
-        <w:pStyle w:val="Compact"/>
         <w:numPr>
           <w:ilvl w:val="0"/>
           <w:numId w:val="1001"/>
         </w:numPr>
+        <w:pStyle w:val="Compact"/>
       </w:pPr>
       <w:r>
         <w:t xml:space="preserve">Major invited contributions and/or technical reports: 0</w:t>
@@ -3155,11 +3209,11 @@
     </w:p>
     <w:p>
       <w:pPr>
-        <w:pStyle w:val="Compact"/>
         <w:numPr>
           <w:ilvl w:val="0"/>
           <w:numId w:val="1001"/>
         </w:numPr>
+        <w:pStyle w:val="Compact"/>
       </w:pPr>
       <w:r>
         <w:t xml:space="preserve">Abstracts and/or papers read: 21</w:t>
@@ -3167,19 +3221,19 @@
     </w:p>
     <w:p>
       <w:pPr>
-        <w:pStyle w:val="Compact"/>
         <w:numPr>
           <w:ilvl w:val="0"/>
           <w:numId w:val="1001"/>
         </w:numPr>
+        <w:pStyle w:val="Compact"/>
       </w:pPr>
       <w:r>
         <w:t xml:space="preserve">Other (data sets, magazine and literary publications): 3</w:t>
       </w:r>
     </w:p>
-    <w:bookmarkEnd w:id="19"/>
-    <w:bookmarkEnd w:id="20"/>
-    <w:bookmarkStart w:id="21" w:name="X51288f3bb7e263bdb7b629f429ac60b2902e3cc"/>
+    <w:bookmarkEnd w:id="30"/>
+    <w:bookmarkEnd w:id="31"/>
+    <w:bookmarkStart w:id="32" w:name="X51288f3bb7e263bdb7b629f429ac60b2902e3cc"/>
     <w:p>
       <w:pPr>
         <w:pStyle w:val="Heading2"/>
@@ -3192,8 +3246,8 @@
       <w:tblPr>
         <w:tblStyle w:val="Table"/>
         <w:tblW w:type="pct" w:w="5000"/>
-        <w:tblLayout w:type="fixed"/>
         <w:tblLook w:firstRow="0" w:lastRow="0" w:firstColumn="0" w:lastColumn="0" w:noHBand="0" w:noVBand="0" w:val="0000"/>
+        <w:jc w:val="start"/>
       </w:tblPr>
       <w:tblGrid>
         <w:gridCol w:w="1941"/>
@@ -3209,8 +3263,8 @@
             </w:pPr>
             <w:r>
               <w:rPr>
-                <w:b/>
-                <w:bCs/>
+                <w:bCs/>
+                <w:b/>
               </w:rPr>
               <w:t xml:space="preserve">2022-07</w:t>
             </w:r>
@@ -3230,7 +3284,13 @@
               <w:t xml:space="preserve"> </w:t>
             </w:r>
             <w:r>
-              <w:t xml:space="preserve">“Augmented Symphony: An augmented reality application for immersive music listening.”</w:t>
+              <w:t xml:space="preserve">“</w:t>
+            </w:r>
+            <w:r>
+              <w:t xml:space="preserve">Augmented Symphony: An augmented reality application for immersive music listening.</w:t>
+            </w:r>
+            <w:r>
+              <w:t xml:space="preserve">”</w:t>
             </w:r>
             <w:r>
               <w:t xml:space="preserve"> </w:t>
@@ -3242,8 +3302,8 @@
         </w:tc>
       </w:tr>
     </w:tbl>
-    <w:bookmarkEnd w:id="21"/>
-    <w:bookmarkStart w:id="22" w:name="abstracts-andor-papers-read"/>
+    <w:bookmarkEnd w:id="32"/>
+    <w:bookmarkStart w:id="33" w:name="abstracts-andor-papers-read"/>
     <w:p>
       <w:pPr>
         <w:pStyle w:val="Heading2"/>
@@ -3256,8 +3316,8 @@
       <w:tblPr>
         <w:tblStyle w:val="Table"/>
         <w:tblW w:type="pct" w:w="5000"/>
-        <w:tblLayout w:type="fixed"/>
         <w:tblLook w:firstRow="0" w:lastRow="0" w:firstColumn="0" w:lastColumn="0" w:noHBand="0" w:noVBand="0" w:val="0000"/>
+        <w:jc w:val="start"/>
       </w:tblPr>
       <w:tblGrid>
         <w:gridCol w:w="1941"/>
@@ -3273,8 +3333,8 @@
             </w:pPr>
             <w:r>
               <w:rPr>
-                <w:b/>
-                <w:bCs/>
+                <w:bCs/>
+                <w:b/>
               </w:rPr>
               <w:t xml:space="preserve">2025-09</w:t>
             </w:r>
@@ -3294,7 +3354,13 @@
               <w:t xml:space="preserve"> </w:t>
             </w:r>
             <w:r>
-              <w:t xml:space="preserve">“Hallucinating Children: Improvisation After the Algorithmic Shipwreck.”</w:t>
+              <w:t xml:space="preserve">“</w:t>
+            </w:r>
+            <w:r>
+              <w:t xml:space="preserve">Hallucinating Children: Improvisation After the Algorithmic Shipwreck.</w:t>
+            </w:r>
+            <w:r>
+              <w:t xml:space="preserve">”</w:t>
             </w:r>
             <w:r>
               <w:t xml:space="preserve"> </w:t>
@@ -3315,8 +3381,8 @@
             </w:pPr>
             <w:r>
               <w:rPr>
-                <w:b/>
-                <w:bCs/>
+                <w:bCs/>
+                <w:b/>
               </w:rPr>
               <w:t xml:space="preserve">2024-10</w:t>
             </w:r>
@@ -3336,7 +3402,13 @@
               <w:t xml:space="preserve"> </w:t>
             </w:r>
             <w:r>
-              <w:t xml:space="preserve">“Beyond Tools: Reimaging Technology as Co-Participants in Performance Design.”</w:t>
+              <w:t xml:space="preserve">“</w:t>
+            </w:r>
+            <w:r>
+              <w:t xml:space="preserve">Beyond Tools: Reimaging Technology as Co-Participants in Performance Design.</w:t>
+            </w:r>
+            <w:r>
+              <w:t xml:space="preserve">”</w:t>
             </w:r>
             <w:r>
               <w:t xml:space="preserve"> </w:t>
@@ -3357,8 +3429,8 @@
             </w:pPr>
             <w:r>
               <w:rPr>
-                <w:b/>
-                <w:bCs/>
+                <w:bCs/>
+                <w:b/>
               </w:rPr>
               <w:t xml:space="preserve">2024-03</w:t>
             </w:r>
@@ -3378,7 +3450,13 @@
               <w:t xml:space="preserve"> </w:t>
             </w:r>
             <w:r>
-              <w:t xml:space="preserve">“Robotics, AI, and the Future of Theatre.”</w:t>
+              <w:t xml:space="preserve">“</w:t>
+            </w:r>
+            <w:r>
+              <w:t xml:space="preserve">Robotics, AI, and the Future of Theatre.</w:t>
+            </w:r>
+            <w:r>
+              <w:t xml:space="preserve">”</w:t>
             </w:r>
             <w:r>
               <w:t xml:space="preserve"> </w:t>
@@ -3399,8 +3477,8 @@
             </w:pPr>
             <w:r>
               <w:rPr>
-                <w:b/>
-                <w:bCs/>
+                <w:bCs/>
+                <w:b/>
               </w:rPr>
               <w:t xml:space="preserve">2024-01</w:t>
             </w:r>
@@ -3420,7 +3498,13 @@
               <w:t xml:space="preserve"> </w:t>
             </w:r>
             <w:r>
-              <w:t xml:space="preserve">“Almost Alchemy.”</w:t>
+              <w:t xml:space="preserve">“</w:t>
+            </w:r>
+            <w:r>
+              <w:t xml:space="preserve">Almost Alchemy.</w:t>
+            </w:r>
+            <w:r>
+              <w:t xml:space="preserve">”</w:t>
             </w:r>
             <w:r>
               <w:t xml:space="preserve"> </w:t>
@@ -3441,8 +3525,8 @@
             </w:pPr>
             <w:r>
               <w:rPr>
-                <w:b/>
-                <w:bCs/>
+                <w:bCs/>
+                <w:b/>
               </w:rPr>
               <w:t xml:space="preserve">2023-06</w:t>
             </w:r>
@@ -3462,7 +3546,13 @@
               <w:t xml:space="preserve"> </w:t>
             </w:r>
             <w:r>
-              <w:t xml:space="preserve">“Envisioning theatre with non-human collaborators: A Paramanifesto.”</w:t>
+              <w:t xml:space="preserve">“</w:t>
+            </w:r>
+            <w:r>
+              <w:t xml:space="preserve">Envisioning theatre with non-human collaborators: A Paramanifesto.</w:t>
+            </w:r>
+            <w:r>
+              <w:t xml:space="preserve">”</w:t>
             </w:r>
             <w:r>
               <w:t xml:space="preserve"> </w:t>
@@ -3483,8 +3573,8 @@
             </w:pPr>
             <w:r>
               <w:rPr>
-                <w:b/>
-                <w:bCs/>
+                <w:bCs/>
+                <w:b/>
               </w:rPr>
               <w:t xml:space="preserve">2023-06</w:t>
             </w:r>
@@ -3504,7 +3594,13 @@
               <w:t xml:space="preserve"> </w:t>
             </w:r>
             <w:r>
-              <w:t xml:space="preserve">“AI Sentience.”</w:t>
+              <w:t xml:space="preserve">“</w:t>
+            </w:r>
+            <w:r>
+              <w:t xml:space="preserve">AI Sentience.</w:t>
+            </w:r>
+            <w:r>
+              <w:t xml:space="preserve">”</w:t>
             </w:r>
             <w:r>
               <w:t xml:space="preserve"> </w:t>
@@ -3525,8 +3621,8 @@
             </w:pPr>
             <w:r>
               <w:rPr>
-                <w:b/>
-                <w:bCs/>
+                <w:bCs/>
+                <w:b/>
               </w:rPr>
               <w:t xml:space="preserve">2022-07</w:t>
             </w:r>
@@ -3546,7 +3642,13 @@
               <w:t xml:space="preserve"> </w:t>
             </w:r>
             <w:r>
-              <w:t xml:space="preserve">“Augmented Symphony: An augmented reality application for immersive music listening.”</w:t>
+              <w:t xml:space="preserve">“</w:t>
+            </w:r>
+            <w:r>
+              <w:t xml:space="preserve">Augmented Symphony: An augmented reality application for immersive music listening.</w:t>
+            </w:r>
+            <w:r>
+              <w:t xml:space="preserve">”</w:t>
             </w:r>
             <w:r>
               <w:t xml:space="preserve"> </w:t>
@@ -3567,8 +3669,8 @@
             </w:pPr>
             <w:r>
               <w:rPr>
-                <w:b/>
-                <w:bCs/>
+                <w:bCs/>
+                <w:b/>
               </w:rPr>
               <w:t xml:space="preserve">2022-05</w:t>
             </w:r>
@@ -3588,7 +3690,13 @@
               <w:t xml:space="preserve"> </w:t>
             </w:r>
             <w:r>
-              <w:t xml:space="preserve">“Stepping Back In: Taking the best of virtual delivery to a new in-person experience.”</w:t>
+              <w:t xml:space="preserve">“</w:t>
+            </w:r>
+            <w:r>
+              <w:t xml:space="preserve">Stepping Back In: Taking the best of virtual delivery to a new in-person experience.</w:t>
+            </w:r>
+            <w:r>
+              <w:t xml:space="preserve">”</w:t>
             </w:r>
             <w:r>
               <w:t xml:space="preserve"> </w:t>
@@ -3609,8 +3717,8 @@
             </w:pPr>
             <w:r>
               <w:rPr>
-                <w:b/>
-                <w:bCs/>
+                <w:bCs/>
+                <w:b/>
               </w:rPr>
               <w:t xml:space="preserve">2022-05</w:t>
             </w:r>
@@ -3630,7 +3738,13 @@
               <w:t xml:space="preserve"> </w:t>
             </w:r>
             <w:r>
-              <w:t xml:space="preserve">“Student-driven curriculum development for creative practice.”</w:t>
+              <w:t xml:space="preserve">“</w:t>
+            </w:r>
+            <w:r>
+              <w:t xml:space="preserve">Student-driven curriculum development for creative practice.</w:t>
+            </w:r>
+            <w:r>
+              <w:t xml:space="preserve">”</w:t>
             </w:r>
             <w:r>
               <w:t xml:space="preserve"> </w:t>
@@ -3651,8 +3765,8 @@
             </w:pPr>
             <w:r>
               <w:rPr>
-                <w:b/>
-                <w:bCs/>
+                <w:bCs/>
+                <w:b/>
               </w:rPr>
               <w:t xml:space="preserve">2021-10</w:t>
             </w:r>
@@ -3672,7 +3786,13 @@
               <w:t xml:space="preserve"> </w:t>
             </w:r>
             <w:r>
-              <w:t xml:space="preserve">“Cultivating Empathy through Robotic Performance.”</w:t>
+              <w:t xml:space="preserve">“</w:t>
+            </w:r>
+            <w:r>
+              <w:t xml:space="preserve">Cultivating Empathy through Robotic Performance.</w:t>
+            </w:r>
+            <w:r>
+              <w:t xml:space="preserve">”</w:t>
             </w:r>
             <w:r>
               <w:t xml:space="preserve"> </w:t>
@@ -3693,8 +3813,8 @@
             </w:pPr>
             <w:r>
               <w:rPr>
-                <w:b/>
-                <w:bCs/>
+                <w:bCs/>
+                <w:b/>
               </w:rPr>
               <w:t xml:space="preserve">2021-06</w:t>
             </w:r>
@@ -3714,7 +3834,13 @@
               <w:t xml:space="preserve"> </w:t>
             </w:r>
             <w:r>
-              <w:t xml:space="preserve">“Unapologetically learning together: Adapting Production and Design curriculum to a virtual stage.”</w:t>
+              <w:t xml:space="preserve">“</w:t>
+            </w:r>
+            <w:r>
+              <w:t xml:space="preserve">Unapologetically learning together: Adapting Production and Design curriculum to a virtual stage.</w:t>
+            </w:r>
+            <w:r>
+              <w:t xml:space="preserve">”</w:t>
             </w:r>
             <w:r>
               <w:t xml:space="preserve"> </w:t>
@@ -3735,8 +3861,8 @@
             </w:pPr>
             <w:r>
               <w:rPr>
-                <w:b/>
-                <w:bCs/>
+                <w:bCs/>
+                <w:b/>
               </w:rPr>
               <w:t xml:space="preserve">2021-05</w:t>
             </w:r>
@@ -3756,7 +3882,13 @@
               <w:t xml:space="preserve"> </w:t>
             </w:r>
             <w:r>
-              <w:t xml:space="preserve">“Pandemic Performance: Adapting Production and Design curriculum to a virtual stage.”</w:t>
+              <w:t xml:space="preserve">“</w:t>
+            </w:r>
+            <w:r>
+              <w:t xml:space="preserve">Pandemic Performance: Adapting Production and Design curriculum to a virtual stage.</w:t>
+            </w:r>
+            <w:r>
+              <w:t xml:space="preserve">”</w:t>
             </w:r>
             <w:r>
               <w:t xml:space="preserve"> </w:t>
@@ -3777,8 +3909,8 @@
             </w:pPr>
             <w:r>
               <w:rPr>
-                <w:b/>
-                <w:bCs/>
+                <w:bCs/>
+                <w:b/>
               </w:rPr>
               <w:t xml:space="preserve">2020-11</w:t>
             </w:r>
@@ -3798,7 +3930,13 @@
               <w:t xml:space="preserve"> </w:t>
             </w:r>
             <w:r>
-              <w:t xml:space="preserve">“l’automate: Robotic Controlled Apparatuses for Circus Performance.”</w:t>
+              <w:t xml:space="preserve">“</w:t>
+            </w:r>
+            <w:r>
+              <w:t xml:space="preserve">l’automate: Robotic Controlled Apparatuses for Circus Performance.</w:t>
+            </w:r>
+            <w:r>
+              <w:t xml:space="preserve">”</w:t>
             </w:r>
             <w:r>
               <w:t xml:space="preserve"> </w:t>
@@ -3819,8 +3957,8 @@
             </w:pPr>
             <w:r>
               <w:rPr>
-                <w:b/>
-                <w:bCs/>
+                <w:bCs/>
+                <w:b/>
               </w:rPr>
               <w:t xml:space="preserve">2019-11</w:t>
             </w:r>
@@ -3840,7 +3978,13 @@
               <w:t xml:space="preserve"> </w:t>
             </w:r>
             <w:r>
-              <w:t xml:space="preserve">“Human-robot Interactions in Dance.”</w:t>
+              <w:t xml:space="preserve">“</w:t>
+            </w:r>
+            <w:r>
+              <w:t xml:space="preserve">Human-robot Interactions in Dance.</w:t>
+            </w:r>
+            <w:r>
+              <w:t xml:space="preserve">”</w:t>
             </w:r>
             <w:r>
               <w:t xml:space="preserve"> </w:t>
@@ -3861,8 +4005,8 @@
             </w:pPr>
             <w:r>
               <w:rPr>
-                <w:b/>
-                <w:bCs/>
+                <w:bCs/>
+                <w:b/>
               </w:rPr>
               <w:t xml:space="preserve">2019-05</w:t>
             </w:r>
@@ -3882,7 +4026,13 @@
               <w:t xml:space="preserve"> </w:t>
             </w:r>
             <w:r>
-              <w:t xml:space="preserve">“Putting Up the Show: The very large group project.”</w:t>
+              <w:t xml:space="preserve">“</w:t>
+            </w:r>
+            <w:r>
+              <w:t xml:space="preserve">Putting Up the Show: The very large group project.</w:t>
+            </w:r>
+            <w:r>
+              <w:t xml:space="preserve">”</w:t>
             </w:r>
             <w:r>
               <w:t xml:space="preserve"> </w:t>
@@ -3903,8 +4053,8 @@
             </w:pPr>
             <w:r>
               <w:rPr>
-                <w:b/>
-                <w:bCs/>
+                <w:bCs/>
+                <w:b/>
               </w:rPr>
               <w:t xml:space="preserve">2019-04</w:t>
             </w:r>
@@ -3924,7 +4074,13 @@
               <w:t xml:space="preserve"> </w:t>
             </w:r>
             <w:r>
-              <w:t xml:space="preserve">“Theatre in TheatAR: Explorations of augmented reality in theatrical performance.”</w:t>
+              <w:t xml:space="preserve">“</w:t>
+            </w:r>
+            <w:r>
+              <w:t xml:space="preserve">Theatre in TheatAR: Explorations of augmented reality in theatrical performance.</w:t>
+            </w:r>
+            <w:r>
+              <w:t xml:space="preserve">”</w:t>
             </w:r>
             <w:r>
               <w:t xml:space="preserve"> </w:t>
@@ -3945,8 +4101,8 @@
             </w:pPr>
             <w:r>
               <w:rPr>
-                <w:b/>
-                <w:bCs/>
+                <w:bCs/>
+                <w:b/>
               </w:rPr>
               <w:t xml:space="preserve">2018-11</w:t>
             </w:r>
@@ -3966,7 +4122,13 @@
               <w:t xml:space="preserve"> </w:t>
             </w:r>
             <w:r>
-              <w:t xml:space="preserve">“TheatAR: A previsualization system for theatrical design.”</w:t>
+              <w:t xml:space="preserve">“</w:t>
+            </w:r>
+            <w:r>
+              <w:t xml:space="preserve">TheatAR: A previsualization system for theatrical design.</w:t>
+            </w:r>
+            <w:r>
+              <w:t xml:space="preserve">”</w:t>
             </w:r>
             <w:r>
               <w:t xml:space="preserve"> </w:t>
@@ -3987,8 +4149,8 @@
             </w:pPr>
             <w:r>
               <w:rPr>
-                <w:b/>
-                <w:bCs/>
+                <w:bCs/>
+                <w:b/>
               </w:rPr>
               <w:t xml:space="preserve">2018-05</w:t>
             </w:r>
@@ -4008,7 +4170,13 @@
               <w:t xml:space="preserve"> </w:t>
             </w:r>
             <w:r>
-              <w:t xml:space="preserve">“The Creative Laboratory Project.”</w:t>
+              <w:t xml:space="preserve">“</w:t>
+            </w:r>
+            <w:r>
+              <w:t xml:space="preserve">The Creative Laboratory Project.</w:t>
+            </w:r>
+            <w:r>
+              <w:t xml:space="preserve">”</w:t>
             </w:r>
             <w:r>
               <w:t xml:space="preserve"> </w:t>
@@ -4029,8 +4197,8 @@
             </w:pPr>
             <w:r>
               <w:rPr>
-                <w:b/>
-                <w:bCs/>
+                <w:bCs/>
+                <w:b/>
               </w:rPr>
               <w:t xml:space="preserve">2018-03</w:t>
             </w:r>
@@ -4050,7 +4218,13 @@
               <w:t xml:space="preserve"> </w:t>
             </w:r>
             <w:r>
-              <w:t xml:space="preserve">“Technology as a tool: Creating a mindset of embracing technology within a theatrical framework.”</w:t>
+              <w:t xml:space="preserve">“</w:t>
+            </w:r>
+            <w:r>
+              <w:t xml:space="preserve">Technology as a tool: Creating a mindset of embracing technology within a theatrical framework.</w:t>
+            </w:r>
+            <w:r>
+              <w:t xml:space="preserve">”</w:t>
             </w:r>
             <w:r>
               <w:t xml:space="preserve"> </w:t>
@@ -4071,8 +4245,8 @@
             </w:pPr>
             <w:r>
               <w:rPr>
-                <w:b/>
-                <w:bCs/>
+                <w:bCs/>
+                <w:b/>
               </w:rPr>
               <w:t xml:space="preserve">2017-10</w:t>
             </w:r>
@@ -4092,7 +4266,13 @@
               <w:t xml:space="preserve"> </w:t>
             </w:r>
             <w:r>
-              <w:t xml:space="preserve">“Shadow-selves: Projection as a medium of exploring reflections of self in Belinda McGuire’s Slaughterhouse/Requiem.”</w:t>
+              <w:t xml:space="preserve">“</w:t>
+            </w:r>
+            <w:r>
+              <w:t xml:space="preserve">Shadow-selves: Projection as a medium of exploring reflections of self in Belinda McGuire’s Slaughterhouse/Requiem.</w:t>
+            </w:r>
+            <w:r>
+              <w:t xml:space="preserve">”</w:t>
             </w:r>
             <w:r>
               <w:t xml:space="preserve"> </w:t>
@@ -4113,8 +4293,8 @@
             </w:pPr>
             <w:r>
               <w:rPr>
-                <w:b/>
-                <w:bCs/>
+                <w:bCs/>
+                <w:b/>
               </w:rPr>
               <w:t xml:space="preserve">2017-10</w:t>
             </w:r>
@@ -4134,7 +4314,13 @@
               <w:t xml:space="preserve"> </w:t>
             </w:r>
             <w:r>
-              <w:t xml:space="preserve">“Projecting on film: the surreal effect of rear projected backgrounds in the film Nuptials.”</w:t>
+              <w:t xml:space="preserve">“</w:t>
+            </w:r>
+            <w:r>
+              <w:t xml:space="preserve">Projecting on film: the surreal effect of rear projected backgrounds in the film Nuptials.</w:t>
+            </w:r>
+            <w:r>
+              <w:t xml:space="preserve">”</w:t>
             </w:r>
             <w:r>
               <w:t xml:space="preserve"> </w:t>
@@ -4146,8 +4332,8 @@
         </w:tc>
       </w:tr>
     </w:tbl>
-    <w:bookmarkEnd w:id="22"/>
-    <w:bookmarkStart w:id="23" w:name="Xc2ca1e6a0f342647e0e39e98012af3c434b9bfb"/>
+    <w:bookmarkEnd w:id="33"/>
+    <w:bookmarkStart w:id="34" w:name="Xc2ca1e6a0f342647e0e39e98012af3c434b9bfb"/>
     <w:p>
       <w:pPr>
         <w:pStyle w:val="Heading2"/>
@@ -4160,8 +4346,8 @@
       <w:tblPr>
         <w:tblStyle w:val="Table"/>
         <w:tblW w:type="pct" w:w="5000"/>
-        <w:tblLayout w:type="fixed"/>
         <w:tblLook w:firstRow="0" w:lastRow="0" w:firstColumn="0" w:lastColumn="0" w:noHBand="0" w:noVBand="0" w:val="0000"/>
+        <w:jc w:val="start"/>
       </w:tblPr>
       <w:tblGrid>
         <w:gridCol w:w="1941"/>
@@ -4177,8 +4363,8 @@
             </w:pPr>
             <w:r>
               <w:rPr>
-                <w:b/>
-                <w:bCs/>
+                <w:bCs/>
+                <w:b/>
               </w:rPr>
               <w:t xml:space="preserve">2022-05</w:t>
             </w:r>
@@ -4207,8 +4393,8 @@
             </w:pPr>
             <w:r>
               <w:rPr>
-                <w:b/>
-                <w:bCs/>
+                <w:bCs/>
+                <w:b/>
               </w:rPr>
               <w:t xml:space="preserve">2021</w:t>
             </w:r>
@@ -4228,7 +4414,13 @@
               <w:t xml:space="preserve"> </w:t>
             </w:r>
             <w:r>
-              <w:t xml:space="preserve">“Uncanny Text.”</w:t>
+              <w:t xml:space="preserve">“</w:t>
+            </w:r>
+            <w:r>
+              <w:t xml:space="preserve">Uncanny Text.</w:t>
+            </w:r>
+            <w:r>
+              <w:t xml:space="preserve">”</w:t>
             </w:r>
             <w:r>
               <w:t xml:space="preserve"> </w:t>
@@ -4249,8 +4441,8 @@
             </w:pPr>
             <w:r>
               <w:rPr>
-                <w:b/>
-                <w:bCs/>
+                <w:bCs/>
+                <w:b/>
               </w:rPr>
               <w:t xml:space="preserve">2017-11</w:t>
             </w:r>
@@ -4270,7 +4462,13 @@
               <w:t xml:space="preserve"> </w:t>
             </w:r>
             <w:r>
-              <w:t xml:space="preserve">“Performance Art: New Magic.”</w:t>
+              <w:t xml:space="preserve">“</w:t>
+            </w:r>
+            <w:r>
+              <w:t xml:space="preserve">Performance Art: New Magic.</w:t>
+            </w:r>
+            <w:r>
+              <w:t xml:space="preserve">”</w:t>
             </w:r>
             <w:r>
               <w:t xml:space="preserve"> </w:t>
@@ -4282,8 +4480,8 @@
         </w:tc>
       </w:tr>
     </w:tbl>
-    <w:bookmarkEnd w:id="23"/>
-    <w:bookmarkStart w:id="24" w:name="Xe4e459f6e3716858bf0f8156e23d7f22a59a5ec"/>
+    <w:bookmarkEnd w:id="34"/>
+    <w:bookmarkStart w:id="35" w:name="Xe4e459f6e3716858bf0f8156e23d7f22a59a5ec"/>
     <w:p>
       <w:pPr>
         <w:pStyle w:val="Heading2"/>
@@ -4296,8 +4494,8 @@
       <w:tblPr>
         <w:tblStyle w:val="Table"/>
         <w:tblW w:type="pct" w:w="5000"/>
-        <w:tblLayout w:type="fixed"/>
         <w:tblLook w:firstRow="0" w:lastRow="0" w:firstColumn="0" w:lastColumn="0" w:noHBand="0" w:noVBand="0" w:val="0000"/>
+        <w:jc w:val="start"/>
       </w:tblPr>
       <w:tblGrid>
         <w:gridCol w:w="1941"/>
@@ -4313,8 +4511,8 @@
             </w:pPr>
             <w:r>
               <w:rPr>
-                <w:b/>
-                <w:bCs/>
+                <w:bCs/>
+                <w:b/>
               </w:rPr>
               <w:t xml:space="preserve">2026</w:t>
             </w:r>
@@ -4334,7 +4532,13 @@
               <w:t xml:space="preserve"> </w:t>
             </w:r>
             <w:r>
-              <w:t xml:space="preserve">“Cultivating Empathy through Robotic Performance.”</w:t>
+              <w:t xml:space="preserve">“</w:t>
+            </w:r>
+            <w:r>
+              <w:t xml:space="preserve">Cultivating Empathy through Robotic Performance.</w:t>
+            </w:r>
+            <w:r>
+              <w:t xml:space="preserve">”</w:t>
             </w:r>
             <w:r>
               <w:t xml:space="preserve"> </w:t>
@@ -4355,8 +4559,8 @@
             </w:pPr>
             <w:r>
               <w:rPr>
-                <w:b/>
-                <w:bCs/>
+                <w:bCs/>
+                <w:b/>
               </w:rPr>
               <w:t xml:space="preserve">2026</w:t>
             </w:r>
@@ -4376,7 +4580,13 @@
               <w:t xml:space="preserve"> </w:t>
             </w:r>
             <w:r>
-              <w:t xml:space="preserve">“Improvising with Commercial AI: Questions of Care and Ethics.”</w:t>
+              <w:t xml:space="preserve">“</w:t>
+            </w:r>
+            <w:r>
+              <w:t xml:space="preserve">Improvising with Commercial AI: Questions of Care and Ethics.</w:t>
+            </w:r>
+            <w:r>
+              <w:t xml:space="preserve">”</w:t>
             </w:r>
             <w:r>
               <w:t xml:space="preserve"> </w:t>
@@ -4388,8 +4598,8 @@
         </w:tc>
       </w:tr>
     </w:tbl>
-    <w:bookmarkEnd w:id="24"/>
-    <w:bookmarkStart w:id="25" w:name="creative-and-professional-work"/>
+    <w:bookmarkEnd w:id="35"/>
+    <w:bookmarkStart w:id="36" w:name="creative-and-professional-work"/>
     <w:p>
       <w:pPr>
         <w:pStyle w:val="Heading2"/>
@@ -4402,8 +4612,8 @@
       <w:tblPr>
         <w:tblStyle w:val="Table"/>
         <w:tblW w:type="pct" w:w="5000"/>
-        <w:tblLayout w:type="fixed"/>
         <w:tblLook w:firstRow="0" w:lastRow="0" w:firstColumn="0" w:lastColumn="0" w:noHBand="0" w:noVBand="0" w:val="0000"/>
+        <w:jc w:val="start"/>
       </w:tblPr>
       <w:tblGrid>
         <w:gridCol w:w="1941"/>
@@ -4419,8 +4629,8 @@
             </w:pPr>
             <w:r>
               <w:rPr>
-                <w:b/>
-                <w:bCs/>
+                <w:bCs/>
+                <w:b/>
               </w:rPr>
               <w:t xml:space="preserve">2026-04 – 2026-05</w:t>
             </w:r>
@@ -4434,7 +4644,13 @@
               <w:jc w:val="left"/>
             </w:pPr>
             <w:r>
-              <w:t xml:space="preserve">“Before I Was This.”</w:t>
+              <w:t xml:space="preserve">“</w:t>
+            </w:r>
+            <w:r>
+              <w:t xml:space="preserve">Before I Was This.</w:t>
+            </w:r>
+            <w:r>
+              <w:t xml:space="preserve">”</w:t>
             </w:r>
             <w:r>
               <w:t xml:space="preserve"> </w:t>
@@ -4455,8 +4671,8 @@
             </w:pPr>
             <w:r>
               <w:rPr>
-                <w:b/>
-                <w:bCs/>
+                <w:bCs/>
+                <w:b/>
               </w:rPr>
               <w:t xml:space="preserve">2026-02</w:t>
             </w:r>
@@ -4485,8 +4701,8 @@
             </w:pPr>
             <w:r>
               <w:rPr>
-                <w:b/>
-                <w:bCs/>
+                <w:bCs/>
+                <w:b/>
               </w:rPr>
               <w:t xml:space="preserve">2025-11</w:t>
             </w:r>
@@ -4515,8 +4731,8 @@
             </w:pPr>
             <w:r>
               <w:rPr>
-                <w:b/>
-                <w:bCs/>
+                <w:bCs/>
+                <w:b/>
               </w:rPr>
               <w:t xml:space="preserve">2025-11</w:t>
             </w:r>
@@ -4545,8 +4761,8 @@
             </w:pPr>
             <w:r>
               <w:rPr>
-                <w:b/>
-                <w:bCs/>
+                <w:bCs/>
+                <w:b/>
               </w:rPr>
               <w:t xml:space="preserve">2025-04</w:t>
             </w:r>
@@ -4560,7 +4776,13 @@
               <w:jc w:val="left"/>
             </w:pPr>
             <w:r>
-              <w:t xml:space="preserve">“To my creators…”</w:t>
+              <w:t xml:space="preserve">“</w:t>
+            </w:r>
+            <w:r>
+              <w:t xml:space="preserve">To my creators…</w:t>
+            </w:r>
+            <w:r>
+              <w:t xml:space="preserve">”</w:t>
             </w:r>
             <w:r>
               <w:t xml:space="preserve"> </w:t>
@@ -4581,8 +4803,8 @@
             </w:pPr>
             <w:r>
               <w:rPr>
-                <w:b/>
-                <w:bCs/>
+                <w:bCs/>
+                <w:b/>
               </w:rPr>
               <w:t xml:space="preserve">2024-11</w:t>
             </w:r>
@@ -4611,8 +4833,8 @@
             </w:pPr>
             <w:r>
               <w:rPr>
-                <w:b/>
-                <w:bCs/>
+                <w:bCs/>
+                <w:b/>
               </w:rPr>
               <w:t xml:space="preserve">2024-06</w:t>
             </w:r>
@@ -4632,23 +4854,29 @@
               <w:t xml:space="preserve"> </w:t>
             </w:r>
             <w:r>
-              <w:t xml:space="preserve">“To my creators…”</w:t>
-            </w:r>
-          </w:p>
-        </w:tc>
-      </w:tr>
-      <w:tr>
-        <w:tc>
-          <w:tcPr/>
-          <w:p>
-            <w:pPr>
-              <w:pStyle w:val="Compact"/>
-              <w:jc w:val="left"/>
-            </w:pPr>
-            <w:r>
-              <w:rPr>
-                <w:b/>
-                <w:bCs/>
+              <w:t xml:space="preserve">“</w:t>
+            </w:r>
+            <w:r>
+              <w:t xml:space="preserve">To my creators…</w:t>
+            </w:r>
+            <w:r>
+              <w:t xml:space="preserve">”</w:t>
+            </w:r>
+          </w:p>
+        </w:tc>
+      </w:tr>
+      <w:tr>
+        <w:tc>
+          <w:tcPr/>
+          <w:p>
+            <w:pPr>
+              <w:pStyle w:val="Compact"/>
+              <w:jc w:val="left"/>
+            </w:pPr>
+            <w:r>
+              <w:rPr>
+                <w:bCs/>
+                <w:b/>
               </w:rPr>
               <w:t xml:space="preserve">2024-04</w:t>
             </w:r>
@@ -4677,8 +4905,8 @@
             </w:pPr>
             <w:r>
               <w:rPr>
-                <w:b/>
-                <w:bCs/>
+                <w:bCs/>
+                <w:b/>
               </w:rPr>
               <w:t xml:space="preserve">2024-01</w:t>
             </w:r>
@@ -4707,8 +4935,8 @@
             </w:pPr>
             <w:r>
               <w:rPr>
-                <w:b/>
-                <w:bCs/>
+                <w:bCs/>
+                <w:b/>
               </w:rPr>
               <w:t xml:space="preserve">2023-10</w:t>
             </w:r>
@@ -4722,7 +4950,13 @@
               <w:jc w:val="left"/>
             </w:pPr>
             <w:r>
-              <w:t xml:space="preserve">“rocketmanperson.”</w:t>
+              <w:t xml:space="preserve">“</w:t>
+            </w:r>
+            <w:r>
+              <w:t xml:space="preserve">rocketmanperson.</w:t>
+            </w:r>
+            <w:r>
+              <w:t xml:space="preserve">”</w:t>
             </w:r>
             <w:r>
               <w:t xml:space="preserve"> </w:t>
@@ -4743,8 +4977,8 @@
             </w:pPr>
             <w:r>
               <w:rPr>
-                <w:b/>
-                <w:bCs/>
+                <w:bCs/>
+                <w:b/>
               </w:rPr>
               <w:t xml:space="preserve">2023-04</w:t>
             </w:r>
@@ -4758,7 +4992,13 @@
               <w:jc w:val="left"/>
             </w:pPr>
             <w:r>
-              <w:t xml:space="preserve">“Who’s There?”</w:t>
+              <w:t xml:space="preserve">“</w:t>
+            </w:r>
+            <w:r>
+              <w:t xml:space="preserve">Who’s There?</w:t>
+            </w:r>
+            <w:r>
+              <w:t xml:space="preserve">”</w:t>
             </w:r>
             <w:r>
               <w:t xml:space="preserve"> </w:t>
@@ -4779,8 +5019,8 @@
             </w:pPr>
             <w:r>
               <w:rPr>
-                <w:b/>
-                <w:bCs/>
+                <w:bCs/>
+                <w:b/>
               </w:rPr>
               <w:t xml:space="preserve">2023</w:t>
             </w:r>
@@ -4809,8 +5049,8 @@
             </w:pPr>
             <w:r>
               <w:rPr>
-                <w:b/>
-                <w:bCs/>
+                <w:bCs/>
+                <w:b/>
               </w:rPr>
               <w:t xml:space="preserve">2019-10</w:t>
             </w:r>
@@ -4824,7 +5064,13 @@
               <w:jc w:val="left"/>
             </w:pPr>
             <w:r>
-              <w:t xml:space="preserve">“The Uncanny Robots Project: Phase 1.”</w:t>
+              <w:t xml:space="preserve">“</w:t>
+            </w:r>
+            <w:r>
+              <w:t xml:space="preserve">The Uncanny Robots Project: Phase 1.</w:t>
+            </w:r>
+            <w:r>
+              <w:t xml:space="preserve">”</w:t>
             </w:r>
             <w:r>
               <w:t xml:space="preserve"> </w:t>
@@ -4836,8 +5082,8 @@
         </w:tc>
       </w:tr>
     </w:tbl>
-    <w:bookmarkEnd w:id="25"/>
-    <w:bookmarkEnd w:id="26"/>
+    <w:bookmarkEnd w:id="36"/>
+    <w:bookmarkEnd w:id="37"/>
     <w:sectPr>
       <w:footnotePr>
         <w:numRestart w:val="eachSect"/>
@@ -4873,14 +5119,14 @@
 <file path=word/numbering.xml><?xml version="1.0" encoding="utf-8"?>
 <w:numbering xmlns:w="http://schemas.openxmlformats.org/wordprocessingml/2006/main">
   <w:abstractNum w:abstractNumId="990">
-    <w:nsid w:val="0000A990"/>
+    <w:nsid w:val="A990"/>
     <w:multiLevelType w:val="multilevel"/>
     <w:lvl w:ilvl="0">
       <w:numFmt w:val="bullet"/>
       <w:lvlText w:val=" "/>
       <w:lvlJc w:val="left"/>
       <w:pPr>
-        <w:ind w:left="720" w:hanging="360"/>
+        <w:ind w:left="720" w:hanging="480"/>
       </w:pPr>
     </w:lvl>
     <w:lvl w:ilvl="1">
@@ -4888,7 +5134,7 @@
       <w:lvlText w:val=" "/>
       <w:lvlJc w:val="left"/>
       <w:pPr>
-        <w:ind w:left="1440" w:hanging="360"/>
+        <w:ind w:left="1440" w:hanging="480"/>
       </w:pPr>
     </w:lvl>
     <w:lvl w:ilvl="2">
@@ -4896,7 +5142,7 @@
       <w:lvlText w:val=" "/>
       <w:lvlJc w:val="left"/>
       <w:pPr>
-        <w:ind w:left="2160" w:hanging="360"/>
+        <w:ind w:left="2160" w:hanging="480"/>
       </w:pPr>
     </w:lvl>
     <w:lvl w:ilvl="3">
@@ -4904,7 +5150,7 @@
       <w:lvlText w:val=" "/>
       <w:lvlJc w:val="left"/>
       <w:pPr>
-        <w:ind w:left="2880" w:hanging="360"/>
+        <w:ind w:left="2880" w:hanging="480"/>
       </w:pPr>
     </w:lvl>
     <w:lvl w:ilvl="4">
@@ -4912,7 +5158,7 @@
       <w:lvlText w:val=" "/>
       <w:lvlJc w:val="left"/>
       <w:pPr>
-        <w:ind w:left="3600" w:hanging="360"/>
+        <w:ind w:left="3600" w:hanging="480"/>
       </w:pPr>
     </w:lvl>
     <w:lvl w:ilvl="5">
@@ -4920,7 +5166,7 @@
       <w:lvlText w:val=" "/>
       <w:lvlJc w:val="left"/>
       <w:pPr>
-        <w:ind w:left="4320" w:hanging="360"/>
+        <w:ind w:left="4320" w:hanging="480"/>
       </w:pPr>
     </w:lvl>
     <w:lvl w:ilvl="6">
@@ -4928,7 +5174,7 @@
       <w:lvlText w:val=" "/>
       <w:lvlJc w:val="left"/>
       <w:pPr>
-        <w:ind w:left="5040" w:hanging="360"/>
+        <w:ind w:left="5040" w:hanging="480"/>
       </w:pPr>
     </w:lvl>
     <w:lvl w:ilvl="7">
@@ -4936,7 +5182,7 @@
       <w:lvlText w:val=" "/>
       <w:lvlJc w:val="left"/>
       <w:pPr>
-        <w:ind w:left="5760" w:hanging="360"/>
+        <w:ind w:left="5760" w:hanging="480"/>
       </w:pPr>
     </w:lvl>
     <w:lvl w:ilvl="8">
@@ -4944,111 +5190,84 @@
       <w:lvlText w:val=" "/>
       <w:lvlJc w:val="left"/>
       <w:pPr>
-        <w:ind w:left="6480" w:hanging="360"/>
+        <w:ind w:left="6480" w:hanging="480"/>
       </w:pPr>
     </w:lvl>
   </w:abstractNum>
   <w:abstractNum w:abstractNumId="991">
-    <w:nsid w:val="0000A991"/>
+    <w:nsid w:val="A991"/>
     <w:multiLevelType w:val="multilevel"/>
     <w:lvl w:ilvl="0">
       <w:numFmt w:val="bullet"/>
-      <w:lvlText w:val=""/>
+      <w:lvlText w:val="•"/>
       <w:lvlJc w:val="left"/>
       <w:pPr>
-        <w:ind w:left="720" w:hanging="360"/>
+        <w:ind w:left="720" w:hanging="480"/>
       </w:pPr>
-      <w:rPr>
-        <w:rFonts w:ascii="Symbol" w:hAnsi="Symbol" w:cs="Symbol" w:hint="default"/>
-      </w:rPr>
     </w:lvl>
     <w:lvl w:ilvl="1">
       <w:numFmt w:val="bullet"/>
-      <w:lvlText w:val="o"/>
+      <w:lvlText w:val="–"/>
       <w:lvlJc w:val="left"/>
       <w:pPr>
-        <w:ind w:left="1440" w:hanging="360"/>
+        <w:ind w:left="1440" w:hanging="480"/>
       </w:pPr>
-      <w:rPr>
-        <w:rFonts w:ascii="Courier New" w:hAnsi="Courier New" w:cs="Courier New" w:hint="default"/>
-      </w:rPr>
     </w:lvl>
     <w:lvl w:ilvl="2">
       <w:numFmt w:val="bullet"/>
-      <w:lvlText w:val=""/>
+      <w:lvlText w:val="•"/>
       <w:lvlJc w:val="left"/>
       <w:pPr>
-        <w:ind w:left="2160" w:hanging="360"/>
+        <w:ind w:left="2160" w:hanging="480"/>
       </w:pPr>
-      <w:rPr>
-        <w:rFonts w:ascii="Wingdings" w:hAnsi="Wingdings" w:cs="Wingdings" w:hint="default"/>
-      </w:rPr>
     </w:lvl>
     <w:lvl w:ilvl="3">
       <w:numFmt w:val="bullet"/>
-      <w:lvlText w:val=""/>
+      <w:lvlText w:val="–"/>
       <w:lvlJc w:val="left"/>
       <w:pPr>
-        <w:ind w:left="2880" w:hanging="360"/>
+        <w:ind w:left="2880" w:hanging="480"/>
       </w:pPr>
-      <w:rPr>
-        <w:rFonts w:ascii="Symbol" w:hAnsi="Symbol" w:cs="Symbol" w:hint="default"/>
-      </w:rPr>
     </w:lvl>
     <w:lvl w:ilvl="4">
       <w:numFmt w:val="bullet"/>
-      <w:lvlText w:val="o"/>
+      <w:lvlText w:val="•"/>
       <w:lvlJc w:val="left"/>
       <w:pPr>
-        <w:ind w:left="3600" w:hanging="360"/>
+        <w:ind w:left="3600" w:hanging="480"/>
       </w:pPr>
-      <w:rPr>
-        <w:rFonts w:ascii="Courier New" w:hAnsi="Courier New" w:cs="Courier New" w:hint="default"/>
-      </w:rPr>
     </w:lvl>
     <w:lvl w:ilvl="5">
       <w:numFmt w:val="bullet"/>
-      <w:lvlText w:val=""/>
+      <w:lvlText w:val="–"/>
       <w:lvlJc w:val="left"/>
       <w:pPr>
-        <w:ind w:left="4320" w:hanging="360"/>
+        <w:ind w:left="4320" w:hanging="480"/>
       </w:pPr>
-      <w:rPr>
-        <w:rFonts w:ascii="Wingdings" w:hAnsi="Wingdings" w:cs="Wingdings" w:hint="default"/>
-      </w:rPr>
     </w:lvl>
     <w:lvl w:ilvl="6">
       <w:numFmt w:val="bullet"/>
-      <w:lvlText w:val=""/>
+      <w:lvlText w:val="•"/>
       <w:lvlJc w:val="left"/>
       <w:pPr>
-        <w:ind w:left="5040" w:hanging="360"/>
+        <w:ind w:left="5040" w:hanging="480"/>
       </w:pPr>
-      <w:rPr>
-        <w:rFonts w:ascii="Symbol" w:hAnsi="Symbol" w:cs="Symbol" w:hint="default"/>
-      </w:rPr>
     </w:lvl>
     <w:lvl w:ilvl="7">
       <w:numFmt w:val="bullet"/>
-      <w:lvlText w:val="o"/>
+      <w:lvlText w:val="–"/>
       <w:lvlJc w:val="left"/>
       <w:pPr>
-        <w:ind w:left="5760" w:hanging="360"/>
+        <w:ind w:left="5760" w:hanging="480"/>
       </w:pPr>
-      <w:rPr>
-        <w:rFonts w:ascii="Courier New" w:hAnsi="Courier New" w:cs="Courier New" w:hint="default"/>
-      </w:rPr>
     </w:lvl>
     <w:lvl w:ilvl="8">
       <w:numFmt w:val="bullet"/>
-      <w:lvlText w:val=""/>
+      <w:lvlText w:val="•"/>
       <w:lvlJc w:val="left"/>
       <w:pPr>
-        <w:ind w:left="6480" w:hanging="360"/>
+        <w:ind w:left="6480" w:hanging="480"/>
       </w:pPr>
-      <w:rPr>
-        <w:rFonts w:ascii="Wingdings" w:hAnsi="Wingdings" w:cs="Wingdings" w:hint="default"/>
-      </w:rPr>
     </w:lvl>
   </w:abstractNum>
   <w:num w:numId="1000">
@@ -5720,8 +5939,8 @@
     <w:name w:val="KeywordTok"/>
     <w:basedOn w:val="VerbatimChar"/>
     <w:rPr>
+      <w:color w:val="007020"/>
       <w:b/>
-      <w:color w:val="007020"/>
     </w:rPr>
   </w:style>
   <w:style w:type="character" w:customStyle="1" w:styleId="DataTypeTok">
@@ -5798,42 +6017,42 @@
     <w:name w:val="ImportTok"/>
     <w:basedOn w:val="VerbatimChar"/>
     <w:rPr>
+      <w:color w:val="008000"/>
       <w:b/>
-      <w:color w:val="008000"/>
     </w:rPr>
   </w:style>
   <w:style w:type="character" w:customStyle="1" w:styleId="CommentTok">
     <w:name w:val="CommentTok"/>
     <w:basedOn w:val="VerbatimChar"/>
     <w:rPr>
+      <w:color w:val="60a0b0"/>
       <w:i/>
-      <w:color w:val="60a0b0"/>
     </w:rPr>
   </w:style>
   <w:style w:type="character" w:customStyle="1" w:styleId="DocumentationTok">
     <w:name w:val="DocumentationTok"/>
     <w:basedOn w:val="VerbatimChar"/>
     <w:rPr>
+      <w:color w:val="ba2121"/>
       <w:i/>
-      <w:color w:val="ba2121"/>
     </w:rPr>
   </w:style>
   <w:style w:type="character" w:customStyle="1" w:styleId="AnnotationTok">
     <w:name w:val="AnnotationTok"/>
     <w:basedOn w:val="VerbatimChar"/>
     <w:rPr>
+      <w:color w:val="60a0b0"/>
       <w:b/>
       <w:i/>
-      <w:color w:val="60a0b0"/>
     </w:rPr>
   </w:style>
   <w:style w:type="character" w:customStyle="1" w:styleId="CommentVarTok">
     <w:name w:val="CommentVarTok"/>
     <w:basedOn w:val="VerbatimChar"/>
     <w:rPr>
+      <w:color w:val="60a0b0"/>
       <w:b/>
       <w:i/>
-      <w:color w:val="60a0b0"/>
     </w:rPr>
   </w:style>
   <w:style w:type="character" w:customStyle="1" w:styleId="OtherTok">
@@ -5861,8 +6080,8 @@
     <w:name w:val="ControlFlowTok"/>
     <w:basedOn w:val="VerbatimChar"/>
     <w:rPr>
+      <w:color w:val="007020"/>
       <w:b/>
-      <w:color w:val="007020"/>
     </w:rPr>
   </w:style>
   <w:style w:type="character" w:customStyle="1" w:styleId="OperatorTok">
@@ -5907,34 +6126,34 @@
     <w:name w:val="InformationTok"/>
     <w:basedOn w:val="VerbatimChar"/>
     <w:rPr>
+      <w:color w:val="60a0b0"/>
       <w:b/>
       <w:i/>
-      <w:color w:val="60a0b0"/>
     </w:rPr>
   </w:style>
   <w:style w:type="character" w:customStyle="1" w:styleId="WarningTok">
     <w:name w:val="WarningTok"/>
     <w:basedOn w:val="VerbatimChar"/>
     <w:rPr>
+      <w:color w:val="60a0b0"/>
       <w:b/>
       <w:i/>
-      <w:color w:val="60a0b0"/>
     </w:rPr>
   </w:style>
   <w:style w:type="character" w:customStyle="1" w:styleId="AlertTok">
     <w:name w:val="AlertTok"/>
     <w:basedOn w:val="VerbatimChar"/>
     <w:rPr>
+      <w:color w:val="ff0000"/>
       <w:b/>
-      <w:color w:val="ff0000"/>
     </w:rPr>
   </w:style>
   <w:style w:type="character" w:customStyle="1" w:styleId="ErrorTok">
     <w:name w:val="ErrorTok"/>
     <w:basedOn w:val="VerbatimChar"/>
     <w:rPr>
+      <w:color w:val="ff0000"/>
       <w:b/>
-      <w:color w:val="ff0000"/>
     </w:rPr>
   </w:style>
   <w:style w:type="character" w:customStyle="1" w:styleId="NormalTok">

--- a/output/Bergmann-CV-OCGS.docx
+++ b/output/Bergmann-CV-OCGS.docx
@@ -579,6 +579,36 @@
         <w:gridCol w:w="1941"/>
         <w:gridCol w:w="5978"/>
       </w:tblGrid>
+      <w:tr>
+        <w:tc>
+          <w:tcPr/>
+          <w:p>
+            <w:pPr>
+              <w:pStyle w:val="Compact"/>
+              <w:jc w:val="left"/>
+            </w:pPr>
+            <w:r>
+              <w:rPr>
+                <w:bCs/>
+                <w:b/>
+              </w:rPr>
+              <w:t xml:space="preserve">2026</w:t>
+            </w:r>
+          </w:p>
+        </w:tc>
+        <w:tc>
+          <w:tcPr/>
+          <w:p>
+            <w:pPr>
+              <w:pStyle w:val="Compact"/>
+              <w:jc w:val="left"/>
+            </w:pPr>
+            <w:r>
+              <w:t xml:space="preserve">Reviewer, NeurIPS Creative AI Track 2026: Agency, Thirty-Ninth Conference on Neural Information Processing Systems</w:t>
+            </w:r>
+          </w:p>
+        </w:tc>
+      </w:tr>
       <w:tr>
         <w:tc>
           <w:tcPr/>
